--- a/Manuscript/Prog_in_Neurobiology_Revision/COMMENTS_PROG_NEUROBIOL.docx
+++ b/Manuscript/Prog_in_Neurobiology_Revision/COMMENTS_PROG_NEUROBIOL.docx
@@ -1,6 +1,6 @@
 
 <file path=word/document.xml><?xml version="1.0" encoding="utf-8"?>
-<w:document xmlns:wpc="http://schemas.microsoft.com/office/word/2010/wordprocessingCanvas" xmlns:cx="http://schemas.microsoft.com/office/drawing/2014/chartex" xmlns:cx1="http://schemas.microsoft.com/office/drawing/2015/9/8/chartex" xmlns:cx2="http://schemas.microsoft.com/office/drawing/2015/10/21/chartex" xmlns:cx3="http://schemas.microsoft.com/office/drawing/2016/5/9/chartex" xmlns:cx4="http://schemas.microsoft.com/office/drawing/2016/5/10/chartex" xmlns:cx5="http://schemas.microsoft.com/office/drawing/2016/5/11/chartex" xmlns:cx6="http://schemas.microsoft.com/office/drawing/2016/5/12/chartex" xmlns:cx7="http://schemas.microsoft.com/office/drawing/2016/5/13/chartex" xmlns:cx8="http://schemas.microsoft.com/office/drawing/2016/5/14/chartex" xmlns:mc="http://schemas.openxmlformats.org/markup-compatibility/2006" xmlns:m="http://schemas.openxmlformats.org/officeDocument/2006/math" xmlns:aink="http://schemas.microsoft.com/office/drawing/2016/ink" xmlns:am3d="http://schemas.microsoft.com/office/drawing/2017/model3d" xmlns:oel="http://schemas.microsoft.com/office/2019/extlst" xmlns:r="http://schemas.openxmlformats.org/officeDocument/2006/relationships" xmlns:wp14="http://schemas.microsoft.com/office/word/2010/wordprocessingDrawing" xmlns:wp="http://schemas.openxmlformats.org/drawingml/2006/wordprocessingDrawing" xmlns:wpg="http://schemas.microsoft.com/office/word/2010/wordprocessingGroup" xmlns:wpi="http://schemas.microsoft.com/office/word/2010/wordprocessingInk" xmlns:wps="http://schemas.microsoft.com/office/word/2010/wordprocessingShape" xmlns:o="urn:schemas-microsoft-com:office:office" xmlns:v="urn:schemas-microsoft-com:vml" xmlns:w10="urn:schemas-microsoft-com:office:word" xmlns:w="http://schemas.openxmlformats.org/wordprocessingml/2006/main" xmlns:w14="http://schemas.microsoft.com/office/word/2010/wordml" xmlns:w15="http://schemas.microsoft.com/office/word/2012/wordml" xmlns:w16cei="http://schemas.microsoft.com/office/word/2026/wordml/cei" xmlns:w16cex="http://schemas.microsoft.com/office/word/2018/wordml/cex" xmlns:w16cid="http://schemas.microsoft.com/office/word/2016/wordml/cid" xmlns:w16="http://schemas.microsoft.com/office/word/2018/wordml" xmlns:w16sdtdh="http://schemas.microsoft.com/office/word/2020/wordml/sdtdatahash" xmlns:w16sdtfl="http://schemas.microsoft.com/office/word/2024/wordml/sdtformatlock" xmlns:w16se="http://schemas.microsoft.com/office/word/2015/wordml/symex" xmlns:w16du="http://schemas.microsoft.com/office/word/2023/wordml/word16du" xmlns:wne="http://schemas.microsoft.com/office/word/2006/wordml" mc:Ignorable="w14 w15 w16se w16cid w16 w16cex w16sdtdh w16sdtfl w16du wp14">
+<w:document xmlns:wpc="http://schemas.microsoft.com/office/word/2010/wordprocessingCanvas" xmlns:cx="http://schemas.microsoft.com/office/drawing/2014/chartex" xmlns:cx1="http://schemas.microsoft.com/office/drawing/2015/9/8/chartex" xmlns:cx2="http://schemas.microsoft.com/office/drawing/2015/10/21/chartex" xmlns:cx3="http://schemas.microsoft.com/office/drawing/2016/5/9/chartex" xmlns:cx4="http://schemas.microsoft.com/office/drawing/2016/5/10/chartex" xmlns:cx5="http://schemas.microsoft.com/office/drawing/2016/5/11/chartex" xmlns:cx6="http://schemas.microsoft.com/office/drawing/2016/5/12/chartex" xmlns:cx7="http://schemas.microsoft.com/office/drawing/2016/5/13/chartex" xmlns:cx8="http://schemas.microsoft.com/office/drawing/2016/5/14/chartex" xmlns:mc="http://schemas.openxmlformats.org/markup-compatibility/2006" xmlns:aink="http://schemas.microsoft.com/office/drawing/2016/ink" xmlns:am3d="http://schemas.microsoft.com/office/drawing/2017/model3d" xmlns:o="urn:schemas-microsoft-com:office:office" xmlns:oel="http://schemas.microsoft.com/office/2019/extlst" xmlns:r="http://schemas.openxmlformats.org/officeDocument/2006/relationships" xmlns:m="http://schemas.openxmlformats.org/officeDocument/2006/math" xmlns:v="urn:schemas-microsoft-com:vml" xmlns:wp14="http://schemas.microsoft.com/office/word/2010/wordprocessingDrawing" xmlns:wp="http://schemas.openxmlformats.org/drawingml/2006/wordprocessingDrawing" xmlns:w10="urn:schemas-microsoft-com:office:word" xmlns:w="http://schemas.openxmlformats.org/wordprocessingml/2006/main" xmlns:w14="http://schemas.microsoft.com/office/word/2010/wordml" xmlns:w15="http://schemas.microsoft.com/office/word/2012/wordml" xmlns:w16cex="http://schemas.microsoft.com/office/word/2018/wordml/cex" xmlns:w16cid="http://schemas.microsoft.com/office/word/2016/wordml/cid" xmlns:w16="http://schemas.microsoft.com/office/word/2018/wordml" xmlns:w16du="http://schemas.microsoft.com/office/word/2023/wordml/word16du" xmlns:w16sdtdh="http://schemas.microsoft.com/office/word/2020/wordml/sdtdatahash" xmlns:w16sdtfl="http://schemas.microsoft.com/office/word/2024/wordml/sdtformatlock" xmlns:w16se="http://schemas.microsoft.com/office/word/2015/wordml/symex" xmlns:wpg="http://schemas.microsoft.com/office/word/2010/wordprocessingGroup" xmlns:wpi="http://schemas.microsoft.com/office/word/2010/wordprocessingInk" xmlns:wne="http://schemas.microsoft.com/office/word/2006/wordml" xmlns:wps="http://schemas.microsoft.com/office/word/2010/wordprocessingShape" mc:Ignorable="w14 w15 w16se w16cid w16 w16cex w16sdtdh w16sdtfl w16du wp14">
   <w:body>
     <w:p>
       <w:pPr>
@@ -682,6 +682,7 @@
         </w:rPr>
       </w:pPr>
       <w:commentRangeStart w:id="0"/>
+      <w:commentRangeStart w:id="1"/>
       <w:r>
         <w:rPr>
           <w:rFonts w:ascii="Times New Roman" w:eastAsia="Times New Roman" w:hAnsi="Times New Roman" w:cs="Times New Roman"/>
@@ -705,6 +706,18 @@
         </w:rPr>
         <w:commentReference w:id="0"/>
       </w:r>
+      <w:commentRangeEnd w:id="1"/>
+      <w:r>
+        <w:rPr>
+          <w:rStyle w:val="CommentReference"/>
+          <w:i/>
+          <w:iCs/>
+          <w:color w:val="FF0000"/>
+          <w:sz w:val="22"/>
+          <w:szCs w:val="22"/>
+        </w:rPr>
+        <w:commentReference w:id="1"/>
+      </w:r>
     </w:p>
     <w:p>
       <w:pPr>
@@ -794,13 +807,7 @@
         <w:rPr>
           <w:color w:val="0070C0"/>
         </w:rPr>
-        <w:t>We tha</w:t>
-      </w:r>
-      <w:r>
-        <w:rPr>
-          <w:color w:val="0070C0"/>
-        </w:rPr>
-        <w:t>nk the reviewer for carefully reviewing our manuscript.</w:t>
+        <w:t>We thank the reviewer for carefully reviewing our manuscript.</w:t>
       </w:r>
       <w:r>
         <w:rPr>
@@ -830,13 +837,7 @@
         <w:rPr>
           <w:color w:val="0070C0"/>
         </w:rPr>
-        <w:t xml:space="preserve">We thank the reviewer for carefully </w:t>
-      </w:r>
-      <w:r>
-        <w:rPr>
-          <w:color w:val="0070C0"/>
-        </w:rPr>
-        <w:t xml:space="preserve">assessing our behavioral models. We have unified the notations across models to minimize confusion. </w:t>
+        <w:t xml:space="preserve">We thank the reviewer for carefully assessing our behavioral models. We have unified the notations across models to minimize confusion. </w:t>
       </w:r>
       <w:r>
         <w:rPr>
@@ -1457,14 +1458,7 @@
             <w:rFonts w:ascii="Cambria Math" w:eastAsia="Cambria Math" w:hAnsi="Cambria Math" w:cs="Cambria Math"/>
             <w:color w:val="0070C0"/>
           </w:rPr>
-          <m:t>D</m:t>
-        </m:r>
-        <m:r>
-          <w:rPr>
-            <w:rFonts w:ascii="Cambria Math" w:eastAsia="Cambria Math" w:hAnsi="Cambria Math" w:cs="Cambria Math"/>
-            <w:color w:val="0070C0"/>
-          </w:rPr>
-          <m:t>V</m:t>
+          <m:t>DV</m:t>
         </m:r>
         <m:d>
           <m:dPr>
@@ -1481,21 +1475,7 @@
                 <w:rFonts w:ascii="Cambria Math" w:eastAsia="Cambria Math" w:hAnsi="Cambria Math" w:cs="Cambria Math"/>
                 <w:color w:val="0070C0"/>
               </w:rPr>
-              <m:t>R</m:t>
-            </m:r>
-            <m:r>
-              <w:rPr>
-                <w:rFonts w:ascii="Cambria Math" w:eastAsia="Cambria Math" w:hAnsi="Cambria Math" w:cs="Cambria Math"/>
-                <w:color w:val="0070C0"/>
-              </w:rPr>
-              <m:t>,</m:t>
-            </m:r>
-            <m:r>
-              <w:rPr>
-                <w:rFonts w:ascii="Cambria Math" w:eastAsia="Cambria Math" w:hAnsi="Cambria Math" w:cs="Cambria Math"/>
-                <w:color w:val="0070C0"/>
-              </w:rPr>
-              <m:t>D</m:t>
+              <m:t>R,D</m:t>
             </m:r>
           </m:e>
         </m:d>
@@ -1516,14 +1496,7 @@
               <w:rFonts w:ascii="Cambria Math" w:eastAsia="Cambria Math" w:hAnsi="Cambria Math" w:cs="Cambria Math"/>
               <w:color w:val="0070C0"/>
             </w:rPr>
-            <m:t>D</m:t>
-          </m:r>
-          <m:r>
-            <w:rPr>
-              <w:rFonts w:ascii="Cambria Math" w:eastAsia="Cambria Math" w:hAnsi="Cambria Math" w:cs="Cambria Math"/>
-              <w:color w:val="0070C0"/>
-            </w:rPr>
-            <m:t>V</m:t>
+            <m:t>DV</m:t>
           </m:r>
           <m:d>
             <m:dPr>
@@ -1575,14 +1548,7 @@
                   <w:rFonts w:ascii="Cambria Math" w:eastAsia="Cambria Math" w:hAnsi="Cambria Math" w:cs="Cambria Math"/>
                   <w:color w:val="0070C0"/>
                 </w:rPr>
-                <m:t>1+k⋅</m:t>
-              </m:r>
-              <m:r>
-                <w:rPr>
-                  <w:rFonts w:ascii="Cambria Math" w:eastAsia="Cambria Math" w:hAnsi="Cambria Math" w:cs="Cambria Math"/>
-                  <w:color w:val="0070C0"/>
-                </w:rPr>
-                <m:t>D</m:t>
+                <m:t>1+k⋅D</m:t>
               </m:r>
             </m:den>
           </m:f>
@@ -1629,25 +1595,7 @@
           <w:sz w:val="24"/>
           <w:szCs w:val="24"/>
         </w:rPr>
-        <w:t xml:space="preserve"> is the hyperbolic discounting </w:t>
-      </w:r>
-      <w:r>
-        <w:rPr>
-          <w:rFonts w:ascii="Times New Roman" w:eastAsia="Times New Roman" w:hAnsi="Times New Roman" w:cs="Times New Roman"/>
-          <w:color w:val="0070C0"/>
-          <w:sz w:val="24"/>
-          <w:szCs w:val="24"/>
-        </w:rPr>
-        <w:t>parameter</w:t>
-      </w:r>
-      <w:r>
-        <w:rPr>
-          <w:rFonts w:ascii="Times New Roman" w:eastAsia="Times New Roman" w:hAnsi="Times New Roman" w:cs="Times New Roman"/>
-          <w:color w:val="0070C0"/>
-          <w:sz w:val="24"/>
-          <w:szCs w:val="24"/>
-        </w:rPr>
-        <w:t>.</w:t>
+        <w:t xml:space="preserve"> is the hyperbolic discounting parameter.</w:t>
       </w:r>
       <w:r>
         <w:rPr>
@@ -1684,13 +1632,7 @@
         <w:rPr>
           <w:color w:val="0070C0"/>
         </w:rPr>
-        <w:t xml:space="preserve">We thank the reviewer for carefully examining our behavioral models. </w:t>
-      </w:r>
-      <w:r>
-        <w:rPr>
-          <w:color w:val="0070C0"/>
-        </w:rPr>
-        <w:t xml:space="preserve">The reviewer is correct that the “baseline model” in Figure 2 is equivalent to “Model 1” in Figure 4. The reviewer is also correct that this is not a reinforcement learning model, but rather a </w:t>
+        <w:t xml:space="preserve">We thank the reviewer for carefully examining our behavioral models. The reviewer is correct that the “baseline model” in Figure 2 is equivalent to “Model 1” in Figure 4. The reviewer is also correct that this is not a reinforcement learning model, but rather a </w:t>
       </w:r>
       <w:r>
         <w:rPr>
@@ -1998,52 +1940,7 @@
           <w:sz w:val="24"/>
           <w:szCs w:val="24"/>
         </w:rPr>
-        <w:t xml:space="preserve">Animals will be more likely to accept </w:t>
-      </w:r>
-      <w:r>
-        <w:rPr>
-          <w:rFonts w:ascii="Times New Roman" w:eastAsia="Times New Roman" w:hAnsi="Times New Roman" w:cs="Times New Roman"/>
-          <w:color w:val="0070C0"/>
-          <w:sz w:val="24"/>
-          <w:szCs w:val="24"/>
-        </w:rPr>
-        <w:t xml:space="preserve">an offer </w:t>
-      </w:r>
-      <w:r>
-        <w:rPr>
-          <w:rFonts w:ascii="Times New Roman" w:eastAsia="Times New Roman" w:hAnsi="Times New Roman" w:cs="Times New Roman"/>
-          <w:color w:val="0070C0"/>
-          <w:sz w:val="24"/>
-          <w:szCs w:val="24"/>
-        </w:rPr>
-        <w:t>when DV is above</w:t>
-      </w:r>
-      <w:r>
-        <w:rPr>
-          <w:rFonts w:ascii="Times New Roman" w:eastAsia="Times New Roman" w:hAnsi="Times New Roman" w:cs="Times New Roman"/>
-          <w:color w:val="0070C0"/>
-          <w:sz w:val="24"/>
-          <w:szCs w:val="24"/>
-        </w:rPr>
-        <w:t xml:space="preserve"> </w:t>
-      </w:r>
-      <w:r>
-        <w:rPr>
-          <w:rFonts w:ascii="Times New Roman" w:eastAsia="Times New Roman" w:hAnsi="Times New Roman" w:cs="Times New Roman"/>
-          <w:color w:val="0070C0"/>
-          <w:sz w:val="24"/>
-          <w:szCs w:val="24"/>
-        </w:rPr>
-        <w:t>θ, and more likely to reject otherwise.</w:t>
-      </w:r>
-      <w:r>
-        <w:rPr>
-          <w:rFonts w:ascii="Times New Roman" w:eastAsia="Times New Roman" w:hAnsi="Times New Roman" w:cs="Times New Roman"/>
-          <w:color w:val="0070C0"/>
-          <w:sz w:val="24"/>
-          <w:szCs w:val="24"/>
-        </w:rPr>
-        <w:t xml:space="preserve"> </w:t>
+        <w:t xml:space="preserve">Animals will be more likely to accept an offer when DV is above θ, and more likely to reject otherwise. </w:t>
       </w:r>
     </w:p>
     <w:p>
@@ -2394,14 +2291,7 @@
                           <w:rFonts w:ascii="Cambria Math" w:eastAsia="Cambria Math" w:hAnsi="Cambria Math" w:cs="Cambria Math"/>
                           <w:color w:val="0070C0"/>
                         </w:rPr>
-                        <m:t>D</m:t>
-                      </m:r>
-                      <m:r>
-                        <w:rPr>
-                          <w:rFonts w:ascii="Cambria Math" w:eastAsia="Cambria Math" w:hAnsi="Cambria Math" w:cs="Cambria Math"/>
-                          <w:color w:val="0070C0"/>
-                        </w:rPr>
-                        <m:t>V-θ</m:t>
+                        <m:t>DV-θ</m:t>
                       </m:r>
                     </m:num>
                     <m:den>
@@ -3706,9 +3596,35 @@
     <w:p>
       <w:pPr>
         <w:rPr>
-          <w:color w:val="0070C0"/>
-        </w:rPr>
-      </w:pPr>
+          <w:b/>
+          <w:bCs/>
+        </w:rPr>
+      </w:pPr>
+    </w:p>
+    <w:p>
+      <w:pPr>
+        <w:rPr>
+          <w:b/>
+          <w:bCs/>
+        </w:rPr>
+      </w:pPr>
+      <w:r>
+        <w:rPr>
+          <w:b/>
+          <w:bCs/>
+        </w:rPr>
+        <w:t>In the absence of these details, it is difficult to assess how the models were fit to the data and how the resulting model comparison supports the authors' interpretation, particularly given the apparent inconsistencies in the current model formulations.</w:t>
+      </w:r>
+    </w:p>
+    <w:p>
+      <w:pPr>
+        <w:rPr>
+          <w:color w:val="0070C0"/>
+        </w:rPr>
+      </w:pPr>
+      <w:r>
+        <w:br/>
+      </w:r>
       <w:r>
         <w:rPr>
           <w:color w:val="0070C0"/>
@@ -3718,30 +3634,12 @@
     </w:p>
     <w:p>
       <w:pPr>
-        <w:rPr>
-          <w:b/>
-          <w:bCs/>
-        </w:rPr>
-      </w:pPr>
-      <w:r>
-        <w:rPr>
-          <w:b/>
-          <w:bCs/>
-        </w:rPr>
-        <w:t>In the absence of these details, it is difficult to assess how the models were fit to the data and how the resulting model comparison supports the authors' interpretation, particularly given the apparent inconsistencies in the current model formulations.</w:t>
-      </w:r>
-    </w:p>
-    <w:p>
-      <w:pPr>
         <w:spacing w:after="160"/>
         <w:rPr>
           <w:b/>
           <w:bCs/>
         </w:rPr>
       </w:pPr>
-      <w:r>
-        <w:br/>
-      </w:r>
       <w:r>
         <w:rPr>
           <w:b/>
@@ -3899,7 +3797,6 @@
           <w:sz w:val="24"/>
           <w:szCs w:val="24"/>
         </w:rPr>
-        <w:lastRenderedPageBreak/>
         <w:t xml:space="preserve">This part should be clarified ad then i think we should be ok. </w:t>
       </w:r>
     </w:p>
@@ -4110,7 +4007,7 @@
           <w:b/>
           <w:bCs/>
         </w:rPr>
-        <w:t xml:space="preserve">, it would be helpful to show this more directly. For example, the analysis would be more compelling if it demonstrated how neural activity changes from </w:t>
+        <w:t xml:space="preserve">, it would be helpful to show this more directly. For example, the </w:t>
       </w:r>
       <w:r>
         <w:rPr>
@@ -4118,7 +4015,7 @@
           <w:bCs/>
         </w:rPr>
         <w:lastRenderedPageBreak/>
-        <w:t>the pre-go-signal to post-go-signal period in a way that reflects the proposed value adjustment.</w:t>
+        <w:t>analysis would be more compelling if it demonstrated how neural activity changes from the pre-go-signal to post-go-signal period in a way that reflects the proposed value adjustment.</w:t>
       </w:r>
     </w:p>
     <w:p>
@@ -4229,7 +4126,7 @@
 </file>
 
 <file path=word/comments.xml><?xml version="1.0" encoding="utf-8"?>
-<w:comments xmlns:wpc="http://schemas.microsoft.com/office/word/2010/wordprocessingCanvas" xmlns:cx="http://schemas.microsoft.com/office/drawing/2014/chartex" xmlns:cx1="http://schemas.microsoft.com/office/drawing/2015/9/8/chartex" xmlns:cx2="http://schemas.microsoft.com/office/drawing/2015/10/21/chartex" xmlns:cx3="http://schemas.microsoft.com/office/drawing/2016/5/9/chartex" xmlns:cx4="http://schemas.microsoft.com/office/drawing/2016/5/10/chartex" xmlns:cx5="http://schemas.microsoft.com/office/drawing/2016/5/11/chartex" xmlns:cx6="http://schemas.microsoft.com/office/drawing/2016/5/12/chartex" xmlns:cx7="http://schemas.microsoft.com/office/drawing/2016/5/13/chartex" xmlns:cx8="http://schemas.microsoft.com/office/drawing/2016/5/14/chartex" xmlns:mc="http://schemas.openxmlformats.org/markup-compatibility/2006" xmlns:m="http://schemas.openxmlformats.org/officeDocument/2006/math" xmlns:aink="http://schemas.microsoft.com/office/drawing/2016/ink" xmlns:am3d="http://schemas.microsoft.com/office/drawing/2017/model3d" xmlns:oel="http://schemas.microsoft.com/office/2019/extlst" xmlns:r="http://schemas.openxmlformats.org/officeDocument/2006/relationships" xmlns:wp14="http://schemas.microsoft.com/office/word/2010/wordprocessingDrawing" xmlns:wp="http://schemas.openxmlformats.org/drawingml/2006/wordprocessingDrawing" xmlns:wpg="http://schemas.microsoft.com/office/word/2010/wordprocessingGroup" xmlns:wpi="http://schemas.microsoft.com/office/word/2010/wordprocessingInk" xmlns:wps="http://schemas.microsoft.com/office/word/2010/wordprocessingShape" xmlns:o="urn:schemas-microsoft-com:office:office" xmlns:v="urn:schemas-microsoft-com:vml" xmlns:w10="urn:schemas-microsoft-com:office:word" xmlns:w="http://schemas.openxmlformats.org/wordprocessingml/2006/main" xmlns:w14="http://schemas.microsoft.com/office/word/2010/wordml" xmlns:w15="http://schemas.microsoft.com/office/word/2012/wordml" xmlns:w16cei="http://schemas.microsoft.com/office/word/2026/wordml/cei" xmlns:w16cex="http://schemas.microsoft.com/office/word/2018/wordml/cex" xmlns:w16cid="http://schemas.microsoft.com/office/word/2016/wordml/cid" xmlns:w16="http://schemas.microsoft.com/office/word/2018/wordml" xmlns:w16sdtdh="http://schemas.microsoft.com/office/word/2020/wordml/sdtdatahash" xmlns:w16sdtfl="http://schemas.microsoft.com/office/word/2024/wordml/sdtformatlock" xmlns:w16se="http://schemas.microsoft.com/office/word/2015/wordml/symex" xmlns:w16du="http://schemas.microsoft.com/office/word/2023/wordml/word16du" xmlns:wne="http://schemas.microsoft.com/office/word/2006/wordml" mc:Ignorable="w14 w15 w16se w16cid w16 w16cex w16sdtdh w16sdtfl w16du wp14">
+<w:comments xmlns:wpc="http://schemas.microsoft.com/office/word/2010/wordprocessingCanvas" xmlns:cx="http://schemas.microsoft.com/office/drawing/2014/chartex" xmlns:cx1="http://schemas.microsoft.com/office/drawing/2015/9/8/chartex" xmlns:cx2="http://schemas.microsoft.com/office/drawing/2015/10/21/chartex" xmlns:cx3="http://schemas.microsoft.com/office/drawing/2016/5/9/chartex" xmlns:cx4="http://schemas.microsoft.com/office/drawing/2016/5/10/chartex" xmlns:cx5="http://schemas.microsoft.com/office/drawing/2016/5/11/chartex" xmlns:cx6="http://schemas.microsoft.com/office/drawing/2016/5/12/chartex" xmlns:cx7="http://schemas.microsoft.com/office/drawing/2016/5/13/chartex" xmlns:cx8="http://schemas.microsoft.com/office/drawing/2016/5/14/chartex" xmlns:mc="http://schemas.openxmlformats.org/markup-compatibility/2006" xmlns:aink="http://schemas.microsoft.com/office/drawing/2016/ink" xmlns:am3d="http://schemas.microsoft.com/office/drawing/2017/model3d" xmlns:o="urn:schemas-microsoft-com:office:office" xmlns:oel="http://schemas.microsoft.com/office/2019/extlst" xmlns:r="http://schemas.openxmlformats.org/officeDocument/2006/relationships" xmlns:m="http://schemas.openxmlformats.org/officeDocument/2006/math" xmlns:v="urn:schemas-microsoft-com:vml" xmlns:wp14="http://schemas.microsoft.com/office/word/2010/wordprocessingDrawing" xmlns:wp="http://schemas.openxmlformats.org/drawingml/2006/wordprocessingDrawing" xmlns:w10="urn:schemas-microsoft-com:office:word" xmlns:w="http://schemas.openxmlformats.org/wordprocessingml/2006/main" xmlns:w14="http://schemas.microsoft.com/office/word/2010/wordml" xmlns:w15="http://schemas.microsoft.com/office/word/2012/wordml" xmlns:w16cex="http://schemas.microsoft.com/office/word/2018/wordml/cex" xmlns:w16cid="http://schemas.microsoft.com/office/word/2016/wordml/cid" xmlns:w16="http://schemas.microsoft.com/office/word/2018/wordml" xmlns:w16du="http://schemas.microsoft.com/office/word/2023/wordml/word16du" xmlns:w16sdtdh="http://schemas.microsoft.com/office/word/2020/wordml/sdtdatahash" xmlns:w16sdtfl="http://schemas.microsoft.com/office/word/2024/wordml/sdtformatlock" xmlns:w16se="http://schemas.microsoft.com/office/word/2015/wordml/symex" xmlns:wpg="http://schemas.microsoft.com/office/word/2010/wordprocessingGroup" xmlns:wpi="http://schemas.microsoft.com/office/word/2010/wordprocessingInk" xmlns:wne="http://schemas.microsoft.com/office/word/2006/wordml" xmlns:wps="http://schemas.microsoft.com/office/word/2010/wordprocessingShape" mc:Ignorable="w14 w15 w16se w16cid w16 w16cex w16sdtdh w16sdtfl w16du wp14">
   <w:comment w:id="0" w:author="ROSSELLA FALCONE" w:date="2026-07-15T17:13:00Z" w:initials="">
     <w:p>
       <w:pPr>
@@ -4260,23 +4157,47 @@
       </w:r>
     </w:p>
   </w:comment>
+  <w:comment w:id="1" w:author="Siyu Wang" w:date="2026-07-24T11:15:00Z" w:initials="SW">
+    <w:p>
+      <w:pPr>
+        <w:pStyle w:val="CommentText"/>
+      </w:pPr>
+      <w:r>
+        <w:rPr>
+          <w:rStyle w:val="CommentReference"/>
+        </w:rPr>
+        <w:annotationRef/>
+      </w:r>
+      <w:r>
+        <w:t>Rewritten!</w:t>
+      </w:r>
+    </w:p>
+  </w:comment>
 </w:comments>
 </file>
 
 <file path=word/commentsExtended.xml><?xml version="1.0" encoding="utf-8"?>
-<w15:commentsEx xmlns:wpc="http://schemas.microsoft.com/office/word/2010/wordprocessingCanvas" xmlns:cx="http://schemas.microsoft.com/office/drawing/2014/chartex" xmlns:cx1="http://schemas.microsoft.com/office/drawing/2015/9/8/chartex" xmlns:cx2="http://schemas.microsoft.com/office/drawing/2015/10/21/chartex" xmlns:cx3="http://schemas.microsoft.com/office/drawing/2016/5/9/chartex" xmlns:cx4="http://schemas.microsoft.com/office/drawing/2016/5/10/chartex" xmlns:cx5="http://schemas.microsoft.com/office/drawing/2016/5/11/chartex" xmlns:cx6="http://schemas.microsoft.com/office/drawing/2016/5/12/chartex" xmlns:cx7="http://schemas.microsoft.com/office/drawing/2016/5/13/chartex" xmlns:cx8="http://schemas.microsoft.com/office/drawing/2016/5/14/chartex" xmlns:mc="http://schemas.openxmlformats.org/markup-compatibility/2006" xmlns:m="http://schemas.openxmlformats.org/officeDocument/2006/math" xmlns:aink="http://schemas.microsoft.com/office/drawing/2016/ink" xmlns:am3d="http://schemas.microsoft.com/office/drawing/2017/model3d" xmlns:oel="http://schemas.microsoft.com/office/2019/extlst" xmlns:r="http://schemas.openxmlformats.org/officeDocument/2006/relationships" xmlns:wp14="http://schemas.microsoft.com/office/word/2010/wordprocessingDrawing" xmlns:wp="http://schemas.openxmlformats.org/drawingml/2006/wordprocessingDrawing" xmlns:wpg="http://schemas.microsoft.com/office/word/2010/wordprocessingGroup" xmlns:wpi="http://schemas.microsoft.com/office/word/2010/wordprocessingInk" xmlns:wps="http://schemas.microsoft.com/office/word/2010/wordprocessingShape" xmlns:o="urn:schemas-microsoft-com:office:office" xmlns:v="urn:schemas-microsoft-com:vml" xmlns:w10="urn:schemas-microsoft-com:office:word" xmlns:w="http://schemas.openxmlformats.org/wordprocessingml/2006/main" xmlns:w14="http://schemas.microsoft.com/office/word/2010/wordml" xmlns:w15="http://schemas.microsoft.com/office/word/2012/wordml" xmlns:w16cei="http://schemas.microsoft.com/office/word/2026/wordml/cei" xmlns:w16cex="http://schemas.microsoft.com/office/word/2018/wordml/cex" xmlns:w16cid="http://schemas.microsoft.com/office/word/2016/wordml/cid" xmlns:w16="http://schemas.microsoft.com/office/word/2018/wordml" xmlns:w16sdtdh="http://schemas.microsoft.com/office/word/2020/wordml/sdtdatahash" xmlns:w16sdtfl="http://schemas.microsoft.com/office/word/2024/wordml/sdtformatlock" xmlns:w16se="http://schemas.microsoft.com/office/word/2015/wordml/symex" xmlns:w16du="http://schemas.microsoft.com/office/word/2023/wordml/word16du" xmlns:wne="http://schemas.microsoft.com/office/word/2006/wordml" mc:Ignorable="w14 w15 w16se w16cid w16 w16cex w16sdtdh w16sdtfl w16du wp14">
+<w15:commentsEx xmlns:wpc="http://schemas.microsoft.com/office/word/2010/wordprocessingCanvas" xmlns:cx="http://schemas.microsoft.com/office/drawing/2014/chartex" xmlns:cx1="http://schemas.microsoft.com/office/drawing/2015/9/8/chartex" xmlns:cx2="http://schemas.microsoft.com/office/drawing/2015/10/21/chartex" xmlns:cx3="http://schemas.microsoft.com/office/drawing/2016/5/9/chartex" xmlns:cx4="http://schemas.microsoft.com/office/drawing/2016/5/10/chartex" xmlns:cx5="http://schemas.microsoft.com/office/drawing/2016/5/11/chartex" xmlns:cx6="http://schemas.microsoft.com/office/drawing/2016/5/12/chartex" xmlns:cx7="http://schemas.microsoft.com/office/drawing/2016/5/13/chartex" xmlns:cx8="http://schemas.microsoft.com/office/drawing/2016/5/14/chartex" xmlns:mc="http://schemas.openxmlformats.org/markup-compatibility/2006" xmlns:aink="http://schemas.microsoft.com/office/drawing/2016/ink" xmlns:am3d="http://schemas.microsoft.com/office/drawing/2017/model3d" xmlns:o="urn:schemas-microsoft-com:office:office" xmlns:oel="http://schemas.microsoft.com/office/2019/extlst" xmlns:r="http://schemas.openxmlformats.org/officeDocument/2006/relationships" xmlns:m="http://schemas.openxmlformats.org/officeDocument/2006/math" xmlns:v="urn:schemas-microsoft-com:vml" xmlns:wp14="http://schemas.microsoft.com/office/word/2010/wordprocessingDrawing" xmlns:wp="http://schemas.openxmlformats.org/drawingml/2006/wordprocessingDrawing" xmlns:w10="urn:schemas-microsoft-com:office:word" xmlns:w="http://schemas.openxmlformats.org/wordprocessingml/2006/main" xmlns:w14="http://schemas.microsoft.com/office/word/2010/wordml" xmlns:w15="http://schemas.microsoft.com/office/word/2012/wordml" xmlns:w16cex="http://schemas.microsoft.com/office/word/2018/wordml/cex" xmlns:w16cid="http://schemas.microsoft.com/office/word/2016/wordml/cid" xmlns:w16="http://schemas.microsoft.com/office/word/2018/wordml" xmlns:w16du="http://schemas.microsoft.com/office/word/2023/wordml/word16du" xmlns:w16sdtdh="http://schemas.microsoft.com/office/word/2020/wordml/sdtdatahash" xmlns:w16sdtfl="http://schemas.microsoft.com/office/word/2024/wordml/sdtformatlock" xmlns:w16se="http://schemas.microsoft.com/office/word/2015/wordml/symex" xmlns:wpg="http://schemas.microsoft.com/office/word/2010/wordprocessingGroup" xmlns:wpi="http://schemas.microsoft.com/office/word/2010/wordprocessingInk" xmlns:wne="http://schemas.microsoft.com/office/word/2006/wordml" xmlns:wps="http://schemas.microsoft.com/office/word/2010/wordprocessingShape" mc:Ignorable="w14 w15 w16se w16cid w16 w16cex w16sdtdh w16sdtfl w16du wp14">
   <w15:commentEx w15:paraId="00000047" w15:done="0"/>
+  <w15:commentEx w15:paraId="4889BF48" w15:paraIdParent="00000047" w15:done="0"/>
 </w15:commentsEx>
 </file>
 
+<file path=word/commentsExtensible.xml><?xml version="1.0" encoding="utf-8"?>
+<w16cex:commentsExtensible xmlns:wpc="http://schemas.microsoft.com/office/word/2010/wordprocessingCanvas" xmlns:cx="http://schemas.microsoft.com/office/drawing/2014/chartex" xmlns:cx1="http://schemas.microsoft.com/office/drawing/2015/9/8/chartex" xmlns:cx2="http://schemas.microsoft.com/office/drawing/2015/10/21/chartex" xmlns:cx3="http://schemas.microsoft.com/office/drawing/2016/5/9/chartex" xmlns:cx4="http://schemas.microsoft.com/office/drawing/2016/5/10/chartex" xmlns:cx5="http://schemas.microsoft.com/office/drawing/2016/5/11/chartex" xmlns:cx6="http://schemas.microsoft.com/office/drawing/2016/5/12/chartex" xmlns:cx7="http://schemas.microsoft.com/office/drawing/2016/5/13/chartex" xmlns:cx8="http://schemas.microsoft.com/office/drawing/2016/5/14/chartex" xmlns:cr="http://schemas.microsoft.com/office/comments/2020/reactions" xmlns:mc="http://schemas.openxmlformats.org/markup-compatibility/2006" xmlns:aink="http://schemas.microsoft.com/office/drawing/2016/ink" xmlns:am3d="http://schemas.microsoft.com/office/drawing/2017/model3d" xmlns:o="urn:schemas-microsoft-com:office:office" xmlns:oel="http://schemas.microsoft.com/office/2019/extlst" xmlns:r="http://schemas.openxmlformats.org/officeDocument/2006/relationships" xmlns:m="http://schemas.openxmlformats.org/officeDocument/2006/math" xmlns:v="urn:schemas-microsoft-com:vml" xmlns:wp14="http://schemas.microsoft.com/office/word/2010/wordprocessingDrawing" xmlns:wp="http://schemas.openxmlformats.org/drawingml/2006/wordprocessingDrawing" xmlns:w10="urn:schemas-microsoft-com:office:word" xmlns:w="http://schemas.openxmlformats.org/wordprocessingml/2006/main" xmlns:w14="http://schemas.microsoft.com/office/word/2010/wordml" xmlns:w15="http://schemas.microsoft.com/office/word/2012/wordml" xmlns:w16cex="http://schemas.microsoft.com/office/word/2018/wordml/cex" xmlns:w16cid="http://schemas.microsoft.com/office/word/2016/wordml/cid" xmlns:w16="http://schemas.microsoft.com/office/word/2018/wordml" xmlns:w16du="http://schemas.microsoft.com/office/word/2023/wordml/word16du" xmlns:w16sdtdh="http://schemas.microsoft.com/office/word/2020/wordml/sdtdatahash" xmlns:w16sdtfl="http://schemas.microsoft.com/office/word/2024/wordml/sdtformatlock" xmlns:w16se="http://schemas.microsoft.com/office/word/2015/wordml/symex" xmlns:wpg="http://schemas.microsoft.com/office/word/2010/wordprocessingGroup" xmlns:wpi="http://schemas.microsoft.com/office/word/2010/wordprocessingInk" xmlns:wne="http://schemas.microsoft.com/office/word/2006/wordml" xmlns:wps="http://schemas.microsoft.com/office/word/2010/wordprocessingShape" mc:Ignorable="w14 w15 w16se w16cid w16 w16cex w16sdtdh w16sdtfl cr w16du wp14">
+  <w16cex:commentExtensible w16cex:durableId="7428BFB7" w16cex:dateUtc="2026-07-24T15:15:00Z"/>
+</w16cex:commentsExtensible>
+</file>
+
 <file path=word/commentsIds.xml><?xml version="1.0" encoding="utf-8"?>
-<w16cid:commentsIds xmlns:wpc="http://schemas.microsoft.com/office/word/2010/wordprocessingCanvas" xmlns:cx="http://schemas.microsoft.com/office/drawing/2014/chartex" xmlns:cx1="http://schemas.microsoft.com/office/drawing/2015/9/8/chartex" xmlns:cx2="http://schemas.microsoft.com/office/drawing/2015/10/21/chartex" xmlns:cx3="http://schemas.microsoft.com/office/drawing/2016/5/9/chartex" xmlns:cx4="http://schemas.microsoft.com/office/drawing/2016/5/10/chartex" xmlns:cx5="http://schemas.microsoft.com/office/drawing/2016/5/11/chartex" xmlns:cx6="http://schemas.microsoft.com/office/drawing/2016/5/12/chartex" xmlns:cx7="http://schemas.microsoft.com/office/drawing/2016/5/13/chartex" xmlns:cx8="http://schemas.microsoft.com/office/drawing/2016/5/14/chartex" xmlns:mc="http://schemas.openxmlformats.org/markup-compatibility/2006" xmlns:m="http://schemas.openxmlformats.org/officeDocument/2006/math" xmlns:aink="http://schemas.microsoft.com/office/drawing/2016/ink" xmlns:am3d="http://schemas.microsoft.com/office/drawing/2017/model3d" xmlns:oel="http://schemas.microsoft.com/office/2019/extlst" xmlns:r="http://schemas.openxmlformats.org/officeDocument/2006/relationships" xmlns:wp14="http://schemas.microsoft.com/office/word/2010/wordprocessingDrawing" xmlns:wp="http://schemas.openxmlformats.org/drawingml/2006/wordprocessingDrawing" xmlns:wpg="http://schemas.microsoft.com/office/word/2010/wordprocessingGroup" xmlns:wpi="http://schemas.microsoft.com/office/word/2010/wordprocessingInk" xmlns:wps="http://schemas.microsoft.com/office/word/2010/wordprocessingShape" xmlns:o="urn:schemas-microsoft-com:office:office" xmlns:v="urn:schemas-microsoft-com:vml" xmlns:w10="urn:schemas-microsoft-com:office:word" xmlns:w="http://schemas.openxmlformats.org/wordprocessingml/2006/main" xmlns:w14="http://schemas.microsoft.com/office/word/2010/wordml" xmlns:w15="http://schemas.microsoft.com/office/word/2012/wordml" xmlns:w16cei="http://schemas.microsoft.com/office/word/2026/wordml/cei" xmlns:w16cex="http://schemas.microsoft.com/office/word/2018/wordml/cex" xmlns:w16cid="http://schemas.microsoft.com/office/word/2016/wordml/cid" xmlns:w16="http://schemas.microsoft.com/office/word/2018/wordml" xmlns:w16sdtdh="http://schemas.microsoft.com/office/word/2020/wordml/sdtdatahash" xmlns:w16sdtfl="http://schemas.microsoft.com/office/word/2024/wordml/sdtformatlock" xmlns:w16se="http://schemas.microsoft.com/office/word/2015/wordml/symex" xmlns:w16du="http://schemas.microsoft.com/office/word/2023/wordml/word16du" xmlns:wne="http://schemas.microsoft.com/office/word/2006/wordml" mc:Ignorable="w14 w15 w16se w16cid w16 w16cex w16sdtdh w16sdtfl w16du wp14">
+<w16cid:commentsIds xmlns:wpc="http://schemas.microsoft.com/office/word/2010/wordprocessingCanvas" xmlns:cx="http://schemas.microsoft.com/office/drawing/2014/chartex" xmlns:cx1="http://schemas.microsoft.com/office/drawing/2015/9/8/chartex" xmlns:cx2="http://schemas.microsoft.com/office/drawing/2015/10/21/chartex" xmlns:cx3="http://schemas.microsoft.com/office/drawing/2016/5/9/chartex" xmlns:cx4="http://schemas.microsoft.com/office/drawing/2016/5/10/chartex" xmlns:cx5="http://schemas.microsoft.com/office/drawing/2016/5/11/chartex" xmlns:cx6="http://schemas.microsoft.com/office/drawing/2016/5/12/chartex" xmlns:cx7="http://schemas.microsoft.com/office/drawing/2016/5/13/chartex" xmlns:cx8="http://schemas.microsoft.com/office/drawing/2016/5/14/chartex" xmlns:mc="http://schemas.openxmlformats.org/markup-compatibility/2006" xmlns:aink="http://schemas.microsoft.com/office/drawing/2016/ink" xmlns:am3d="http://schemas.microsoft.com/office/drawing/2017/model3d" xmlns:o="urn:schemas-microsoft-com:office:office" xmlns:oel="http://schemas.microsoft.com/office/2019/extlst" xmlns:r="http://schemas.openxmlformats.org/officeDocument/2006/relationships" xmlns:m="http://schemas.openxmlformats.org/officeDocument/2006/math" xmlns:v="urn:schemas-microsoft-com:vml" xmlns:wp14="http://schemas.microsoft.com/office/word/2010/wordprocessingDrawing" xmlns:wp="http://schemas.openxmlformats.org/drawingml/2006/wordprocessingDrawing" xmlns:w10="urn:schemas-microsoft-com:office:word" xmlns:w="http://schemas.openxmlformats.org/wordprocessingml/2006/main" xmlns:w14="http://schemas.microsoft.com/office/word/2010/wordml" xmlns:w15="http://schemas.microsoft.com/office/word/2012/wordml" xmlns:w16cex="http://schemas.microsoft.com/office/word/2018/wordml/cex" xmlns:w16cid="http://schemas.microsoft.com/office/word/2016/wordml/cid" xmlns:w16="http://schemas.microsoft.com/office/word/2018/wordml" xmlns:w16du="http://schemas.microsoft.com/office/word/2023/wordml/word16du" xmlns:w16sdtdh="http://schemas.microsoft.com/office/word/2020/wordml/sdtdatahash" xmlns:w16sdtfl="http://schemas.microsoft.com/office/word/2024/wordml/sdtformatlock" xmlns:w16se="http://schemas.microsoft.com/office/word/2015/wordml/symex" xmlns:wpg="http://schemas.microsoft.com/office/word/2010/wordprocessingGroup" xmlns:wpi="http://schemas.microsoft.com/office/word/2010/wordprocessingInk" xmlns:wne="http://schemas.microsoft.com/office/word/2006/wordml" xmlns:wps="http://schemas.microsoft.com/office/word/2010/wordprocessingShape" mc:Ignorable="w14 w15 w16se w16cid w16 w16cex w16sdtdh w16sdtfl w16du wp14">
   <w16cid:commentId w16cid:paraId="00000047" w16cid:durableId="00000047"/>
+  <w16cid:commentId w16cid:paraId="4889BF48" w16cid:durableId="7428BFB7"/>
 </w16cid:commentsIds>
 </file>
 
 <file path=word/numbering.xml><?xml version="1.0" encoding="utf-8"?>
-<w:numbering xmlns:wpc="http://schemas.microsoft.com/office/word/2010/wordprocessingCanvas" xmlns:cx="http://schemas.microsoft.com/office/drawing/2014/chartex" xmlns:cx1="http://schemas.microsoft.com/office/drawing/2015/9/8/chartex" xmlns:cx2="http://schemas.microsoft.com/office/drawing/2015/10/21/chartex" xmlns:cx3="http://schemas.microsoft.com/office/drawing/2016/5/9/chartex" xmlns:cx4="http://schemas.microsoft.com/office/drawing/2016/5/10/chartex" xmlns:cx5="http://schemas.microsoft.com/office/drawing/2016/5/11/chartex" xmlns:cx6="http://schemas.microsoft.com/office/drawing/2016/5/12/chartex" xmlns:cx7="http://schemas.microsoft.com/office/drawing/2016/5/13/chartex" xmlns:cx8="http://schemas.microsoft.com/office/drawing/2016/5/14/chartex" xmlns:mc="http://schemas.openxmlformats.org/markup-compatibility/2006" xmlns:m="http://schemas.openxmlformats.org/officeDocument/2006/math" xmlns:aink="http://schemas.microsoft.com/office/drawing/2016/ink" xmlns:am3d="http://schemas.microsoft.com/office/drawing/2017/model3d" xmlns:oel="http://schemas.microsoft.com/office/2019/extlst" xmlns:r="http://schemas.openxmlformats.org/officeDocument/2006/relationships" xmlns:wp14="http://schemas.microsoft.com/office/word/2010/wordprocessingDrawing" xmlns:wp="http://schemas.openxmlformats.org/drawingml/2006/wordprocessingDrawing" xmlns:wpg="http://schemas.microsoft.com/office/word/2010/wordprocessingGroup" xmlns:wpi="http://schemas.microsoft.com/office/word/2010/wordprocessingInk" xmlns:wps="http://schemas.microsoft.com/office/word/2010/wordprocessingShape" xmlns:o="urn:schemas-microsoft-com:office:office" xmlns:v="urn:schemas-microsoft-com:vml" xmlns:w10="urn:schemas-microsoft-com:office:word" xmlns:w="http://schemas.openxmlformats.org/wordprocessingml/2006/main" xmlns:w14="http://schemas.microsoft.com/office/word/2010/wordml" xmlns:w15="http://schemas.microsoft.com/office/word/2012/wordml" xmlns:w16cei="http://schemas.microsoft.com/office/word/2026/wordml/cei" xmlns:w16cex="http://schemas.microsoft.com/office/word/2018/wordml/cex" xmlns:w16cid="http://schemas.microsoft.com/office/word/2016/wordml/cid" xmlns:w16="http://schemas.microsoft.com/office/word/2018/wordml" xmlns:w16sdtdh="http://schemas.microsoft.com/office/word/2020/wordml/sdtdatahash" xmlns:w16sdtfl="http://schemas.microsoft.com/office/word/2024/wordml/sdtformatlock" xmlns:w16se="http://schemas.microsoft.com/office/word/2015/wordml/symex" xmlns:w16du="http://schemas.microsoft.com/office/word/2023/wordml/word16du" xmlns:wne="http://schemas.microsoft.com/office/word/2006/wordml" mc:Ignorable="w14 w15 w16se w16cid w16 w16cex w16sdtdh w16sdtfl w16du wp14">
+<w:numbering xmlns:wpc="http://schemas.microsoft.com/office/word/2010/wordprocessingCanvas" xmlns:cx="http://schemas.microsoft.com/office/drawing/2014/chartex" xmlns:cx1="http://schemas.microsoft.com/office/drawing/2015/9/8/chartex" xmlns:cx2="http://schemas.microsoft.com/office/drawing/2015/10/21/chartex" xmlns:cx3="http://schemas.microsoft.com/office/drawing/2016/5/9/chartex" xmlns:cx4="http://schemas.microsoft.com/office/drawing/2016/5/10/chartex" xmlns:cx5="http://schemas.microsoft.com/office/drawing/2016/5/11/chartex" xmlns:cx6="http://schemas.microsoft.com/office/drawing/2016/5/12/chartex" xmlns:cx7="http://schemas.microsoft.com/office/drawing/2016/5/13/chartex" xmlns:cx8="http://schemas.microsoft.com/office/drawing/2016/5/14/chartex" xmlns:mc="http://schemas.openxmlformats.org/markup-compatibility/2006" xmlns:aink="http://schemas.microsoft.com/office/drawing/2016/ink" xmlns:am3d="http://schemas.microsoft.com/office/drawing/2017/model3d" xmlns:o="urn:schemas-microsoft-com:office:office" xmlns:oel="http://schemas.microsoft.com/office/2019/extlst" xmlns:r="http://schemas.openxmlformats.org/officeDocument/2006/relationships" xmlns:m="http://schemas.openxmlformats.org/officeDocument/2006/math" xmlns:v="urn:schemas-microsoft-com:vml" xmlns:wp14="http://schemas.microsoft.com/office/word/2010/wordprocessingDrawing" xmlns:wp="http://schemas.openxmlformats.org/drawingml/2006/wordprocessingDrawing" xmlns:w10="urn:schemas-microsoft-com:office:word" xmlns:w="http://schemas.openxmlformats.org/wordprocessingml/2006/main" xmlns:w14="http://schemas.microsoft.com/office/word/2010/wordml" xmlns:w15="http://schemas.microsoft.com/office/word/2012/wordml" xmlns:w16cex="http://schemas.microsoft.com/office/word/2018/wordml/cex" xmlns:w16cid="http://schemas.microsoft.com/office/word/2016/wordml/cid" xmlns:w16="http://schemas.microsoft.com/office/word/2018/wordml" xmlns:w16du="http://schemas.microsoft.com/office/word/2023/wordml/word16du" xmlns:w16sdtdh="http://schemas.microsoft.com/office/word/2020/wordml/sdtdatahash" xmlns:w16sdtfl="http://schemas.microsoft.com/office/word/2024/wordml/sdtformatlock" xmlns:w16se="http://schemas.microsoft.com/office/word/2015/wordml/symex" xmlns:wpg="http://schemas.microsoft.com/office/word/2010/wordprocessingGroup" xmlns:wpi="http://schemas.microsoft.com/office/word/2010/wordprocessingInk" xmlns:wne="http://schemas.microsoft.com/office/word/2006/wordml" xmlns:wps="http://schemas.microsoft.com/office/word/2010/wordprocessingShape" mc:Ignorable="w14 w15 w16se w16cid w16 w16cex w16sdtdh w16sdtfl w16du wp14">
   <w:abstractNum w:abstractNumId="0" w15:restartNumberingAfterBreak="0">
     <w:nsid w:val="424B6EBA"/>
     <w:multiLevelType w:val="multilevel"/>
@@ -4547,8 +4468,16 @@
 </w:numbering>
 </file>
 
+<file path=word/people.xml><?xml version="1.0" encoding="utf-8"?>
+<w15:people xmlns:wpc="http://schemas.microsoft.com/office/word/2010/wordprocessingCanvas" xmlns:cx="http://schemas.microsoft.com/office/drawing/2014/chartex" xmlns:cx1="http://schemas.microsoft.com/office/drawing/2015/9/8/chartex" xmlns:cx2="http://schemas.microsoft.com/office/drawing/2015/10/21/chartex" xmlns:cx3="http://schemas.microsoft.com/office/drawing/2016/5/9/chartex" xmlns:cx4="http://schemas.microsoft.com/office/drawing/2016/5/10/chartex" xmlns:cx5="http://schemas.microsoft.com/office/drawing/2016/5/11/chartex" xmlns:cx6="http://schemas.microsoft.com/office/drawing/2016/5/12/chartex" xmlns:cx7="http://schemas.microsoft.com/office/drawing/2016/5/13/chartex" xmlns:cx8="http://schemas.microsoft.com/office/drawing/2016/5/14/chartex" xmlns:mc="http://schemas.openxmlformats.org/markup-compatibility/2006" xmlns:aink="http://schemas.microsoft.com/office/drawing/2016/ink" xmlns:am3d="http://schemas.microsoft.com/office/drawing/2017/model3d" xmlns:o="urn:schemas-microsoft-com:office:office" xmlns:oel="http://schemas.microsoft.com/office/2019/extlst" xmlns:r="http://schemas.openxmlformats.org/officeDocument/2006/relationships" xmlns:m="http://schemas.openxmlformats.org/officeDocument/2006/math" xmlns:v="urn:schemas-microsoft-com:vml" xmlns:wp14="http://schemas.microsoft.com/office/word/2010/wordprocessingDrawing" xmlns:wp="http://schemas.openxmlformats.org/drawingml/2006/wordprocessingDrawing" xmlns:w10="urn:schemas-microsoft-com:office:word" xmlns:w="http://schemas.openxmlformats.org/wordprocessingml/2006/main" xmlns:w14="http://schemas.microsoft.com/office/word/2010/wordml" xmlns:w15="http://schemas.microsoft.com/office/word/2012/wordml" xmlns:w16cex="http://schemas.microsoft.com/office/word/2018/wordml/cex" xmlns:w16cid="http://schemas.microsoft.com/office/word/2016/wordml/cid" xmlns:w16="http://schemas.microsoft.com/office/word/2018/wordml" xmlns:w16du="http://schemas.microsoft.com/office/word/2023/wordml/word16du" xmlns:w16sdtdh="http://schemas.microsoft.com/office/word/2020/wordml/sdtdatahash" xmlns:w16sdtfl="http://schemas.microsoft.com/office/word/2024/wordml/sdtformatlock" xmlns:w16se="http://schemas.microsoft.com/office/word/2015/wordml/symex" xmlns:wpg="http://schemas.microsoft.com/office/word/2010/wordprocessingGroup" xmlns:wpi="http://schemas.microsoft.com/office/word/2010/wordprocessingInk" xmlns:wne="http://schemas.microsoft.com/office/word/2006/wordml" xmlns:wps="http://schemas.microsoft.com/office/word/2010/wordprocessingShape" mc:Ignorable="w14 w15 w16se w16cid w16 w16cex w16sdtdh w16sdtfl w16du wp14">
+  <w15:person w15:author="Siyu Wang">
+    <w15:presenceInfo w15:providerId="Windows Live" w15:userId="3f00a5b4dc936d2d"/>
+  </w15:person>
+</w15:people>
+</file>
+
 <file path=word/styles.xml><?xml version="1.0" encoding="utf-8"?>
-<w:styles xmlns:mc="http://schemas.openxmlformats.org/markup-compatibility/2006" xmlns:r="http://schemas.openxmlformats.org/officeDocument/2006/relationships" xmlns:w="http://schemas.openxmlformats.org/wordprocessingml/2006/main" xmlns:w14="http://schemas.microsoft.com/office/word/2010/wordml" xmlns:w15="http://schemas.microsoft.com/office/word/2012/wordml" xmlns:w16cex="http://schemas.microsoft.com/office/word/2018/wordml/cex" xmlns:w16cid="http://schemas.microsoft.com/office/word/2016/wordml/cid" xmlns:w16="http://schemas.microsoft.com/office/word/2018/wordml" xmlns:w16sdtdh="http://schemas.microsoft.com/office/word/2020/wordml/sdtdatahash" xmlns:w16sdtfl="http://schemas.microsoft.com/office/word/2024/wordml/sdtformatlock" xmlns:w16se="http://schemas.microsoft.com/office/word/2015/wordml/symex" xmlns:w16du="http://schemas.microsoft.com/office/word/2023/wordml/word16du" mc:Ignorable="w14 w15 w16se w16cid w16 w16cex w16sdtdh w16sdtfl w16du">
+<w:styles xmlns:mc="http://schemas.openxmlformats.org/markup-compatibility/2006" xmlns:r="http://schemas.openxmlformats.org/officeDocument/2006/relationships" xmlns:w="http://schemas.openxmlformats.org/wordprocessingml/2006/main" xmlns:w14="http://schemas.microsoft.com/office/word/2010/wordml" xmlns:w15="http://schemas.microsoft.com/office/word/2012/wordml" xmlns:w16cex="http://schemas.microsoft.com/office/word/2018/wordml/cex" xmlns:w16cid="http://schemas.microsoft.com/office/word/2016/wordml/cid" xmlns:w16="http://schemas.microsoft.com/office/word/2018/wordml" xmlns:w16du="http://schemas.microsoft.com/office/word/2023/wordml/word16du" xmlns:w16sdtdh="http://schemas.microsoft.com/office/word/2020/wordml/sdtdatahash" xmlns:w16sdtfl="http://schemas.microsoft.com/office/word/2024/wordml/sdtformatlock" xmlns:w16se="http://schemas.microsoft.com/office/word/2015/wordml/symex" mc:Ignorable="w14 w15 w16se w16cid w16 w16cex w16sdtdh w16sdtfl w16du">
   <w:docDefaults>
     <w:rPrDefault>
       <w:rPr>
@@ -5136,7 +5065,6 @@
     <w:basedOn w:val="Normal"/>
     <w:link w:val="CommentTextChar"/>
     <w:uiPriority w:val="99"/>
-    <w:semiHidden/>
     <w:unhideWhenUsed/>
     <w:pPr>
       <w:spacing w:line="240" w:lineRule="auto"/>
@@ -5151,7 +5079,6 @@
     <w:basedOn w:val="DefaultParagraphFont"/>
     <w:link w:val="CommentText"/>
     <w:uiPriority w:val="99"/>
-    <w:semiHidden/>
     <w:rPr>
       <w:sz w:val="20"/>
       <w:szCs w:val="20"/>
@@ -5187,6 +5114,34 @@
     <w:rsid w:val="00D107FE"/>
     <w:rPr>
       <w:color w:val="666666"/>
+    </w:rPr>
+  </w:style>
+  <w:style w:type="paragraph" w:styleId="CommentSubject">
+    <w:name w:val="annotation subject"/>
+    <w:basedOn w:val="CommentText"/>
+    <w:next w:val="CommentText"/>
+    <w:link w:val="CommentSubjectChar"/>
+    <w:uiPriority w:val="99"/>
+    <w:semiHidden/>
+    <w:unhideWhenUsed/>
+    <w:rsid w:val="00097239"/>
+    <w:rPr>
+      <w:b/>
+      <w:bCs/>
+    </w:rPr>
+  </w:style>
+  <w:style w:type="character" w:customStyle="1" w:styleId="CommentSubjectChar">
+    <w:name w:val="Comment Subject Char"/>
+    <w:basedOn w:val="CommentTextChar"/>
+    <w:link w:val="CommentSubject"/>
+    <w:uiPriority w:val="99"/>
+    <w:semiHidden/>
+    <w:rsid w:val="00097239"/>
+    <w:rPr>
+      <w:b/>
+      <w:bCs/>
+      <w:sz w:val="20"/>
+      <w:szCs w:val="20"/>
     </w:rPr>
   </w:style>
 </w:styles>

--- a/Manuscript/Prog_in_Neurobiology_Revision/COMMENTS_PROG_NEUROBIOL.docx
+++ b/Manuscript/Prog_in_Neurobiology_Revision/COMMENTS_PROG_NEUROBIOL.docx
@@ -3681,6 +3681,1078 @@
       <w:pPr>
         <w:spacing w:after="160"/>
         <w:rPr>
+          <w:color w:val="0070C0"/>
+        </w:rPr>
+      </w:pPr>
+    </w:p>
+    <w:p>
+      <w:pPr>
+        <w:spacing w:after="160"/>
+        <w:rPr>
+          <w:color w:val="0070C0"/>
+          <w:lang w:val="en-US"/>
+        </w:rPr>
+      </w:pPr>
+      <w:r>
+        <w:rPr>
+          <w:color w:val="0070C0"/>
+          <w:lang w:val="en-US"/>
+        </w:rPr>
+        <w:t>We thank the reviewer for identifying this ambiguity. We agree that our original description did not clearly distinguish the regression model underlying the ANOVA from the resulting population-level representation.</w:t>
+      </w:r>
+    </w:p>
+    <w:p>
+      <w:pPr>
+        <w:spacing w:after="160"/>
+        <w:rPr>
+          <w:color w:val="0070C0"/>
+          <w:lang w:val="en-US"/>
+        </w:rPr>
+      </w:pPr>
+      <w:r>
+        <w:rPr>
+          <w:color w:val="0070C0"/>
+          <w:lang w:val="en-US"/>
+        </w:rPr>
+        <w:t>For each neuron and each time bin, we fitted a linear model in which firing rate was predicted by reward magnitude and delay, both entered as continuous variables:</w:t>
+      </w:r>
+    </w:p>
+    <w:p>
+      <w:pPr>
+        <w:spacing w:after="160"/>
+        <w:rPr>
+          <w:color w:val="666666"/>
+        </w:rPr>
+      </w:pPr>
+      <m:oMathPara>
+        <m:oMath>
+          <m:sSub>
+            <m:sSubPr>
+              <m:ctrlPr>
+                <w:rPr>
+                  <w:rFonts w:ascii="Cambria Math" w:hAnsi="Cambria Math"/>
+                  <w:color w:val="666666"/>
+                </w:rPr>
+              </m:ctrlPr>
+            </m:sSubPr>
+            <m:e>
+              <m:r>
+                <w:rPr>
+                  <w:rFonts w:ascii="Cambria Math" w:hAnsi="Cambria Math"/>
+                  <w:color w:val="666666"/>
+                </w:rPr>
+                <m:t>r</m:t>
+              </m:r>
+            </m:e>
+            <m:sub>
+              <m:r>
+                <w:rPr>
+                  <w:rFonts w:ascii="Cambria Math" w:hAnsi="Cambria Math"/>
+                  <w:color w:val="666666"/>
+                </w:rPr>
+                <m:t>i</m:t>
+              </m:r>
+            </m:sub>
+          </m:sSub>
+          <m:d>
+            <m:dPr>
+              <m:ctrlPr>
+                <w:rPr>
+                  <w:rFonts w:ascii="Cambria Math" w:hAnsi="Cambria Math"/>
+                  <w:color w:val="666666"/>
+                </w:rPr>
+              </m:ctrlPr>
+            </m:dPr>
+            <m:e>
+              <m:r>
+                <w:rPr>
+                  <w:rFonts w:ascii="Cambria Math" w:hAnsi="Cambria Math"/>
+                  <w:color w:val="666666"/>
+                </w:rPr>
+                <m:t>t</m:t>
+              </m:r>
+            </m:e>
+          </m:d>
+          <m:r>
+            <w:rPr>
+              <w:rFonts w:ascii="Cambria Math" w:hAnsi="Cambria Math"/>
+              <w:color w:val="666666"/>
+            </w:rPr>
+            <m:t>=</m:t>
+          </m:r>
+          <m:sSub>
+            <m:sSubPr>
+              <m:ctrlPr>
+                <w:rPr>
+                  <w:rFonts w:ascii="Cambria Math" w:hAnsi="Cambria Math"/>
+                  <w:color w:val="666666"/>
+                </w:rPr>
+              </m:ctrlPr>
+            </m:sSubPr>
+            <m:e>
+              <m:r>
+                <w:rPr>
+                  <w:rFonts w:ascii="Cambria Math" w:hAnsi="Cambria Math"/>
+                  <w:color w:val="666666"/>
+                </w:rPr>
+                <m:t>β</m:t>
+              </m:r>
+            </m:e>
+            <m:sub>
+              <m:r>
+                <w:rPr>
+                  <w:rFonts w:ascii="Cambria Math" w:hAnsi="Cambria Math"/>
+                  <w:color w:val="666666"/>
+                </w:rPr>
+                <m:t>0,i</m:t>
+              </m:r>
+            </m:sub>
+          </m:sSub>
+          <m:d>
+            <m:dPr>
+              <m:ctrlPr>
+                <w:rPr>
+                  <w:rFonts w:ascii="Cambria Math" w:hAnsi="Cambria Math"/>
+                  <w:color w:val="666666"/>
+                </w:rPr>
+              </m:ctrlPr>
+            </m:dPr>
+            <m:e>
+              <m:r>
+                <w:rPr>
+                  <w:rFonts w:ascii="Cambria Math" w:hAnsi="Cambria Math"/>
+                  <w:color w:val="666666"/>
+                </w:rPr>
+                <m:t>t</m:t>
+              </m:r>
+            </m:e>
+          </m:d>
+          <m:r>
+            <w:rPr>
+              <w:rFonts w:ascii="Cambria Math" w:hAnsi="Cambria Math"/>
+              <w:color w:val="666666"/>
+            </w:rPr>
+            <m:t>+</m:t>
+          </m:r>
+          <m:sSub>
+            <m:sSubPr>
+              <m:ctrlPr>
+                <w:rPr>
+                  <w:rFonts w:ascii="Cambria Math" w:hAnsi="Cambria Math"/>
+                  <w:color w:val="666666"/>
+                </w:rPr>
+              </m:ctrlPr>
+            </m:sSubPr>
+            <m:e>
+              <m:r>
+                <w:rPr>
+                  <w:rFonts w:ascii="Cambria Math" w:hAnsi="Cambria Math"/>
+                  <w:color w:val="666666"/>
+                </w:rPr>
+                <m:t>β</m:t>
+              </m:r>
+            </m:e>
+            <m:sub>
+              <m:r>
+                <m:rPr>
+                  <m:sty m:val="p"/>
+                </m:rPr>
+                <w:rPr>
+                  <w:rFonts w:ascii="Cambria Math" w:hAnsi="Cambria Math"/>
+                  <w:color w:val="666666"/>
+                </w:rPr>
+                <m:t>reward</m:t>
+              </m:r>
+              <m:r>
+                <w:rPr>
+                  <w:rFonts w:ascii="Cambria Math" w:hAnsi="Cambria Math"/>
+                  <w:color w:val="666666"/>
+                </w:rPr>
+                <m:t>,i</m:t>
+              </m:r>
+            </m:sub>
+          </m:sSub>
+          <m:d>
+            <m:dPr>
+              <m:ctrlPr>
+                <w:rPr>
+                  <w:rFonts w:ascii="Cambria Math" w:hAnsi="Cambria Math"/>
+                  <w:color w:val="666666"/>
+                </w:rPr>
+              </m:ctrlPr>
+            </m:dPr>
+            <m:e>
+              <m:r>
+                <w:rPr>
+                  <w:rFonts w:ascii="Cambria Math" w:hAnsi="Cambria Math"/>
+                  <w:color w:val="666666"/>
+                </w:rPr>
+                <m:t>t</m:t>
+              </m:r>
+            </m:e>
+          </m:d>
+          <m:r>
+            <w:rPr>
+              <w:rFonts w:ascii="Cambria Math" w:hAnsi="Cambria Math"/>
+              <w:color w:val="666666"/>
+            </w:rPr>
+            <m:t>R+</m:t>
+          </m:r>
+          <m:sSub>
+            <m:sSubPr>
+              <m:ctrlPr>
+                <w:rPr>
+                  <w:rFonts w:ascii="Cambria Math" w:hAnsi="Cambria Math"/>
+                  <w:color w:val="666666"/>
+                </w:rPr>
+              </m:ctrlPr>
+            </m:sSubPr>
+            <m:e>
+              <m:r>
+                <w:rPr>
+                  <w:rFonts w:ascii="Cambria Math" w:hAnsi="Cambria Math"/>
+                  <w:color w:val="666666"/>
+                </w:rPr>
+                <m:t>β</m:t>
+              </m:r>
+            </m:e>
+            <m:sub>
+              <m:r>
+                <m:rPr>
+                  <m:sty m:val="p"/>
+                </m:rPr>
+                <w:rPr>
+                  <w:rFonts w:ascii="Cambria Math" w:hAnsi="Cambria Math"/>
+                  <w:color w:val="666666"/>
+                </w:rPr>
+                <m:t>delay</m:t>
+              </m:r>
+              <m:r>
+                <w:rPr>
+                  <w:rFonts w:ascii="Cambria Math" w:hAnsi="Cambria Math"/>
+                  <w:color w:val="666666"/>
+                </w:rPr>
+                <m:t>,i</m:t>
+              </m:r>
+            </m:sub>
+          </m:sSub>
+          <m:d>
+            <m:dPr>
+              <m:ctrlPr>
+                <w:rPr>
+                  <w:rFonts w:ascii="Cambria Math" w:hAnsi="Cambria Math"/>
+                  <w:color w:val="666666"/>
+                </w:rPr>
+              </m:ctrlPr>
+            </m:dPr>
+            <m:e>
+              <m:r>
+                <w:rPr>
+                  <w:rFonts w:ascii="Cambria Math" w:hAnsi="Cambria Math"/>
+                  <w:color w:val="666666"/>
+                </w:rPr>
+                <m:t>t</m:t>
+              </m:r>
+            </m:e>
+          </m:d>
+          <m:r>
+            <w:rPr>
+              <w:rFonts w:ascii="Cambria Math" w:hAnsi="Cambria Math"/>
+              <w:color w:val="666666"/>
+            </w:rPr>
+            <m:t>D+</m:t>
+          </m:r>
+          <m:sSub>
+            <m:sSubPr>
+              <m:ctrlPr>
+                <w:rPr>
+                  <w:rFonts w:ascii="Cambria Math" w:hAnsi="Cambria Math"/>
+                  <w:color w:val="666666"/>
+                </w:rPr>
+              </m:ctrlPr>
+            </m:sSubPr>
+            <m:e>
+              <m:r>
+                <w:rPr>
+                  <w:rFonts w:ascii="Cambria Math" w:hAnsi="Cambria Math"/>
+                  <w:color w:val="666666"/>
+                </w:rPr>
+                <m:t>ε</m:t>
+              </m:r>
+            </m:e>
+            <m:sub>
+              <m:r>
+                <w:rPr>
+                  <w:rFonts w:ascii="Cambria Math" w:hAnsi="Cambria Math"/>
+                  <w:color w:val="666666"/>
+                </w:rPr>
+                <m:t>i</m:t>
+              </m:r>
+            </m:sub>
+          </m:sSub>
+          <m:d>
+            <m:dPr>
+              <m:ctrlPr>
+                <w:rPr>
+                  <w:rFonts w:ascii="Cambria Math" w:hAnsi="Cambria Math"/>
+                  <w:color w:val="666666"/>
+                </w:rPr>
+              </m:ctrlPr>
+            </m:dPr>
+            <m:e>
+              <m:r>
+                <w:rPr>
+                  <w:rFonts w:ascii="Cambria Math" w:hAnsi="Cambria Math"/>
+                  <w:color w:val="666666"/>
+                </w:rPr>
+                <m:t>t</m:t>
+              </m:r>
+            </m:e>
+          </m:d>
+        </m:oMath>
+      </m:oMathPara>
+    </w:p>
+    <w:p>
+      <w:pPr>
+        <w:spacing w:after="160"/>
+        <w:rPr>
+          <w:lang w:val="en-US"/>
+        </w:rPr>
+      </w:pPr>
+      <w:r>
+        <w:rPr>
+          <w:lang w:val="en-US"/>
+        </w:rPr>
+        <w:t xml:space="preserve">Although this analysis was implemented using MATLAB’s anovan function, the function fits the corresponding general linear model and returns both ANOVA statistics and the estimated regression coefficients. Thus, the β coefficients reported in the manuscript are the slopes from this underlying linear model, rather than ANOVA effect sizes. For example, </w:t>
+      </w:r>
+      <m:oMath>
+        <m:sSub>
+          <m:sSubPr>
+            <m:ctrlPr>
+              <w:rPr>
+                <w:rFonts w:ascii="Cambria Math" w:hAnsi="Cambria Math"/>
+              </w:rPr>
+            </m:ctrlPr>
+          </m:sSubPr>
+          <m:e>
+            <m:r>
+              <w:rPr>
+                <w:rFonts w:ascii="Cambria Math" w:hAnsi="Cambria Math"/>
+              </w:rPr>
+              <m:t>β</m:t>
+            </m:r>
+          </m:e>
+          <m:sub>
+            <m:r>
+              <m:rPr>
+                <m:sty m:val="p"/>
+              </m:rPr>
+              <w:rPr>
+                <w:rFonts w:ascii="Cambria Math" w:hAnsi="Cambria Math"/>
+              </w:rPr>
+              <m:t>reward</m:t>
+            </m:r>
+            <m:r>
+              <w:rPr>
+                <w:rFonts w:ascii="Cambria Math" w:hAnsi="Cambria Math"/>
+              </w:rPr>
+              <m:t>,i</m:t>
+            </m:r>
+          </m:sub>
+        </m:sSub>
+        <m:d>
+          <m:dPr>
+            <m:ctrlPr>
+              <w:rPr>
+                <w:rFonts w:ascii="Cambria Math" w:hAnsi="Cambria Math"/>
+              </w:rPr>
+            </m:ctrlPr>
+          </m:dPr>
+          <m:e>
+            <m:r>
+              <w:rPr>
+                <w:rFonts w:ascii="Cambria Math" w:hAnsi="Cambria Math"/>
+              </w:rPr>
+              <m:t>t</m:t>
+            </m:r>
+          </m:e>
+        </m:d>
+        <m:r>
+          <w:rPr>
+            <w:rFonts w:ascii="Cambria Math"/>
+          </w:rPr>
+          <m:t xml:space="preserve"> </m:t>
+        </m:r>
+      </m:oMath>
+      <w:r>
+        <w:rPr>
+          <w:lang w:val="en-US"/>
+        </w:rPr>
+        <w:t xml:space="preserve">represents the expected change in neuron </w:t>
+      </w:r>
+      <m:oMath>
+        <m:r>
+          <w:rPr>
+            <w:rFonts w:ascii="Cambria Math" w:hAnsi="Cambria Math"/>
+          </w:rPr>
+          <m:t>i</m:t>
+        </m:r>
+      </m:oMath>
+      <w:r>
+        <w:rPr>
+          <w:lang w:val="en-US"/>
+        </w:rPr>
+        <w:t>’s firing rate associated with a one-unit increase in reward, holding delay constant.</w:t>
+      </w:r>
+    </w:p>
+    <w:p>
+      <w:pPr>
+        <w:spacing w:after="160"/>
+        <w:rPr>
+          <w:lang w:val="en-US"/>
+        </w:rPr>
+      </w:pPr>
+      <w:r>
+        <w:rPr>
+          <w:lang w:val="en-US"/>
+        </w:rPr>
+        <w:t>At each time bin, we assembled the reward coefficients across neurons into a population vector,</w:t>
+      </w:r>
+    </w:p>
+    <w:p>
+      <w:pPr>
+        <w:spacing w:after="160"/>
+        <w:rPr>
+          <w:lang w:val="en-US"/>
+        </w:rPr>
+      </w:pPr>
+      <m:oMathPara>
+        <m:oMath>
+          <m:sSub>
+            <m:sSubPr>
+              <m:ctrlPr>
+                <w:rPr>
+                  <w:rFonts w:ascii="Cambria Math" w:hAnsi="Cambria Math"/>
+                  <w:color w:val="666666"/>
+                </w:rPr>
+              </m:ctrlPr>
+            </m:sSubPr>
+            <m:e>
+              <m:r>
+                <m:rPr>
+                  <m:sty m:val="b"/>
+                </m:rPr>
+                <w:rPr>
+                  <w:rFonts w:ascii="Cambria Math" w:hAnsi="Cambria Math"/>
+                  <w:color w:val="666666"/>
+                </w:rPr>
+                <m:t>w</m:t>
+              </m:r>
+            </m:e>
+            <m:sub>
+              <m:r>
+                <m:rPr>
+                  <m:sty m:val="p"/>
+                </m:rPr>
+                <w:rPr>
+                  <w:rFonts w:ascii="Cambria Math" w:hAnsi="Cambria Math"/>
+                  <w:color w:val="666666"/>
+                </w:rPr>
+                <m:t>reward</m:t>
+              </m:r>
+            </m:sub>
+          </m:sSub>
+          <m:d>
+            <m:dPr>
+              <m:ctrlPr>
+                <w:rPr>
+                  <w:rFonts w:ascii="Cambria Math" w:hAnsi="Cambria Math"/>
+                  <w:color w:val="666666"/>
+                </w:rPr>
+              </m:ctrlPr>
+            </m:dPr>
+            <m:e>
+              <m:r>
+                <w:rPr>
+                  <w:rFonts w:ascii="Cambria Math" w:hAnsi="Cambria Math"/>
+                  <w:color w:val="666666"/>
+                </w:rPr>
+                <m:t>t</m:t>
+              </m:r>
+            </m:e>
+          </m:d>
+          <m:r>
+            <w:rPr>
+              <w:rFonts w:ascii="Cambria Math" w:hAnsi="Cambria Math"/>
+              <w:color w:val="666666"/>
+            </w:rPr>
+            <m:t>=</m:t>
+          </m:r>
+          <m:sSup>
+            <m:sSupPr>
+              <m:ctrlPr>
+                <w:rPr>
+                  <w:rFonts w:ascii="Cambria Math" w:hAnsi="Cambria Math"/>
+                  <w:color w:val="666666"/>
+                </w:rPr>
+              </m:ctrlPr>
+            </m:sSupPr>
+            <m:e>
+              <m:d>
+                <m:dPr>
+                  <m:begChr m:val="["/>
+                  <m:endChr m:val="]"/>
+                  <m:ctrlPr>
+                    <w:rPr>
+                      <w:rFonts w:ascii="Cambria Math" w:hAnsi="Cambria Math"/>
+                      <w:color w:val="666666"/>
+                    </w:rPr>
+                  </m:ctrlPr>
+                </m:dPr>
+                <m:e>
+                  <m:sSub>
+                    <m:sSubPr>
+                      <m:ctrlPr>
+                        <w:rPr>
+                          <w:rFonts w:ascii="Cambria Math" w:hAnsi="Cambria Math"/>
+                          <w:color w:val="666666"/>
+                        </w:rPr>
+                      </m:ctrlPr>
+                    </m:sSubPr>
+                    <m:e>
+                      <m:r>
+                        <w:rPr>
+                          <w:rFonts w:ascii="Cambria Math" w:hAnsi="Cambria Math"/>
+                          <w:color w:val="666666"/>
+                        </w:rPr>
+                        <m:t>β</m:t>
+                      </m:r>
+                    </m:e>
+                    <m:sub>
+                      <m:r>
+                        <m:rPr>
+                          <m:sty m:val="p"/>
+                        </m:rPr>
+                        <w:rPr>
+                          <w:rFonts w:ascii="Cambria Math" w:hAnsi="Cambria Math"/>
+                          <w:color w:val="666666"/>
+                        </w:rPr>
+                        <m:t>reward</m:t>
+                      </m:r>
+                      <m:r>
+                        <w:rPr>
+                          <w:rFonts w:ascii="Cambria Math" w:hAnsi="Cambria Math"/>
+                          <w:color w:val="666666"/>
+                        </w:rPr>
+                        <m:t>,1</m:t>
+                      </m:r>
+                    </m:sub>
+                  </m:sSub>
+                  <m:d>
+                    <m:dPr>
+                      <m:ctrlPr>
+                        <w:rPr>
+                          <w:rFonts w:ascii="Cambria Math" w:hAnsi="Cambria Math"/>
+                          <w:color w:val="666666"/>
+                        </w:rPr>
+                      </m:ctrlPr>
+                    </m:dPr>
+                    <m:e>
+                      <m:r>
+                        <w:rPr>
+                          <w:rFonts w:ascii="Cambria Math" w:hAnsi="Cambria Math"/>
+                          <w:color w:val="666666"/>
+                        </w:rPr>
+                        <m:t>t</m:t>
+                      </m:r>
+                    </m:e>
+                  </m:d>
+                  <m:r>
+                    <w:rPr>
+                      <w:rFonts w:ascii="Cambria Math" w:hAnsi="Cambria Math"/>
+                      <w:color w:val="666666"/>
+                    </w:rPr>
+                    <m:t>,…,</m:t>
+                  </m:r>
+                  <m:sSub>
+                    <m:sSubPr>
+                      <m:ctrlPr>
+                        <w:rPr>
+                          <w:rFonts w:ascii="Cambria Math" w:hAnsi="Cambria Math"/>
+                          <w:color w:val="666666"/>
+                        </w:rPr>
+                      </m:ctrlPr>
+                    </m:sSubPr>
+                    <m:e>
+                      <m:r>
+                        <w:rPr>
+                          <w:rFonts w:ascii="Cambria Math" w:hAnsi="Cambria Math"/>
+                          <w:color w:val="666666"/>
+                        </w:rPr>
+                        <m:t>β</m:t>
+                      </m:r>
+                    </m:e>
+                    <m:sub>
+                      <m:r>
+                        <m:rPr>
+                          <m:sty m:val="p"/>
+                        </m:rPr>
+                        <w:rPr>
+                          <w:rFonts w:ascii="Cambria Math" w:hAnsi="Cambria Math"/>
+                          <w:color w:val="666666"/>
+                        </w:rPr>
+                        <m:t>reward</m:t>
+                      </m:r>
+                      <m:r>
+                        <w:rPr>
+                          <w:rFonts w:ascii="Cambria Math" w:hAnsi="Cambria Math"/>
+                          <w:color w:val="666666"/>
+                        </w:rPr>
+                        <m:t>,N</m:t>
+                      </m:r>
+                    </m:sub>
+                  </m:sSub>
+                  <m:d>
+                    <m:dPr>
+                      <m:ctrlPr>
+                        <w:rPr>
+                          <w:rFonts w:ascii="Cambria Math" w:hAnsi="Cambria Math"/>
+                          <w:color w:val="666666"/>
+                        </w:rPr>
+                      </m:ctrlPr>
+                    </m:dPr>
+                    <m:e>
+                      <m:r>
+                        <w:rPr>
+                          <w:rFonts w:ascii="Cambria Math" w:hAnsi="Cambria Math"/>
+                          <w:color w:val="666666"/>
+                        </w:rPr>
+                        <m:t>t</m:t>
+                      </m:r>
+                    </m:e>
+                  </m:d>
+                </m:e>
+              </m:d>
+            </m:e>
+            <m:sup>
+              <m:r>
+                <m:rPr>
+                  <m:scr m:val="sans-serif"/>
+                  <m:sty m:val="p"/>
+                </m:rPr>
+                <w:rPr>
+                  <w:rFonts w:ascii="Cambria Math" w:hAnsi="Cambria Math"/>
+                  <w:color w:val="666666"/>
+                </w:rPr>
+                <m:t>T</m:t>
+              </m:r>
+            </m:sup>
+          </m:sSup>
+        </m:oMath>
+      </m:oMathPara>
+    </w:p>
+    <w:p>
+      <w:pPr>
+        <w:spacing w:after="160"/>
+      </w:pPr>
+      <w:r>
+        <w:lastRenderedPageBreak/>
+        <w:t xml:space="preserve">and constructed an analogous vector for delay. These vectors define one-dimensional encoding axes in the </w:t>
+      </w:r>
+      <w:r>
+        <w:rPr>
+          <w:rFonts w:ascii="Cambria Math" w:hAnsi="Cambria Math"/>
+          <w:i/>
+        </w:rPr>
+        <w:t>N</w:t>
+      </w:r>
+      <w:r>
+        <w:rPr>
+          <w:rFonts w:ascii="Cambria Math" w:hAnsi="Cambria Math"/>
+          <w:i/>
+        </w:rPr>
+        <w:t>-</w:t>
+      </w:r>
+      <w:r>
+        <w:t>dimensional neural activity space. Their elements are the contributions, or tuning weights, of individual neurons. The vectors are therefore axes defining directions in population space, rather than coordinates of individual neural responses.</w:t>
+      </w:r>
+    </w:p>
+    <w:p>
+      <w:pPr>
+        <w:spacing w:after="160"/>
+        <w:rPr>
+          <w:lang w:val="en-US"/>
+        </w:rPr>
+      </w:pPr>
+      <w:r>
+        <w:rPr>
+          <w:lang w:val="en-US"/>
+        </w:rPr>
+        <w:t>In the corresponding figures, we quantified the similarity between encoding axes using the Pearson correlation across neuronal coefficients. For example, the reward–reward correlation between two time points measures whether the pattern of reward tuning across neurons was preserved over time, whereas the reward–delay correlation measures the similarity of the neuronal tuning patterns for the two task variables. These correlations should not be interpreted as decoding accuracy or as the amount of neural variance explained.</w:t>
+      </w:r>
+    </w:p>
+    <w:p>
+      <w:pPr>
+        <w:spacing w:after="160"/>
+        <w:rPr>
+          <w:lang w:val="en-US"/>
+        </w:rPr>
+      </w:pPr>
+      <w:r>
+        <w:rPr>
+          <w:lang w:val="en-US"/>
+        </w:rPr>
+        <w:t>We have revised the Methods and figure legends to explain this construction explicitly and now use the term “regression-derived population encoding axis” in place of the less precise term “population coding dimension.”</w:t>
+      </w:r>
+    </w:p>
+    <w:p>
+      <w:pPr>
+        <w:spacing w:after="160"/>
+        <w:rPr>
+          <w:b/>
+          <w:bCs/>
+          <w:lang w:val="en-US"/>
+        </w:rPr>
+      </w:pPr>
+      <w:r>
+        <w:rPr>
+          <w:b/>
+          <w:bCs/>
+          <w:lang w:val="en-US"/>
+        </w:rPr>
+        <w:t>Suggested Methods text</w:t>
+      </w:r>
+    </w:p>
+    <w:p>
+      <w:pPr>
+        <w:spacing w:after="160"/>
+        <w:rPr>
+          <w:lang w:val="en-US"/>
+        </w:rPr>
+      </w:pPr>
+      <w:r>
+        <w:rPr>
+          <w:lang w:val="en-US"/>
+        </w:rPr>
+        <w:t>At each time bin, we fitted a separate general linear model to each neuron’s firing rate, with reward magnitude and delay entered as continuous predictors. The model was implemented using MATLAB’s anovan function, which returns both ANOVA statistics and the coefficient estimates from the underlying linear model. The resulting reward and delay coefficients therefore represent neuron-specific regression slopes.</w:t>
+      </w:r>
+    </w:p>
+    <w:p>
+      <w:pPr>
+        <w:spacing w:after="160"/>
+        <w:rPr>
+          <w:lang w:val="en-US"/>
+        </w:rPr>
+      </w:pPr>
+      <w:r>
+        <w:rPr>
+          <w:lang w:val="en-US"/>
+        </w:rPr>
+        <w:t xml:space="preserve">To construct population encoding axes, we concatenated the coefficients for a given predictor across neurons. Thus, the reward encoding axis at time </w:t>
+      </w:r>
+      <m:oMath>
+        <m:r>
+          <w:rPr>
+            <w:rFonts w:ascii="Cambria Math" w:hAnsi="Cambria Math"/>
+            <w:lang w:val="en-US"/>
+          </w:rPr>
+          <m:t xml:space="preserve">t </m:t>
+        </m:r>
+      </m:oMath>
+      <w:r>
+        <w:rPr>
+          <w:lang w:val="en-US"/>
+        </w:rPr>
+        <w:t>was defined as</w:t>
+      </w:r>
+      <w:r>
+        <w:rPr>
+          <w:lang w:val="en-US"/>
+        </w:rPr>
+        <w:t xml:space="preserve"> </w:t>
+      </w:r>
+      <m:oMath>
+        <m:sSub>
+          <m:sSubPr>
+            <m:ctrlPr>
+              <w:rPr>
+                <w:rFonts w:ascii="Cambria Math" w:hAnsi="Cambria Math"/>
+                <w:color w:val="666666"/>
+              </w:rPr>
+            </m:ctrlPr>
+          </m:sSubPr>
+          <m:e>
+            <m:r>
+              <m:rPr>
+                <m:sty m:val="b"/>
+              </m:rPr>
+              <w:rPr>
+                <w:rFonts w:ascii="Cambria Math" w:hAnsi="Cambria Math"/>
+                <w:color w:val="666666"/>
+              </w:rPr>
+              <m:t>w</m:t>
+            </m:r>
+          </m:e>
+          <m:sub>
+            <m:r>
+              <m:rPr>
+                <m:sty m:val="p"/>
+              </m:rPr>
+              <w:rPr>
+                <w:rFonts w:ascii="Cambria Math" w:hAnsi="Cambria Math"/>
+                <w:color w:val="666666"/>
+              </w:rPr>
+              <m:t>reward</m:t>
+            </m:r>
+          </m:sub>
+        </m:sSub>
+        <m:d>
+          <m:dPr>
+            <m:ctrlPr>
+              <w:rPr>
+                <w:rFonts w:ascii="Cambria Math" w:hAnsi="Cambria Math"/>
+                <w:color w:val="666666"/>
+              </w:rPr>
+            </m:ctrlPr>
+          </m:dPr>
+          <m:e>
+            <m:r>
+              <w:rPr>
+                <w:rFonts w:ascii="Cambria Math" w:hAnsi="Cambria Math"/>
+                <w:color w:val="666666"/>
+              </w:rPr>
+              <m:t>t</m:t>
+            </m:r>
+          </m:e>
+        </m:d>
+        <m:r>
+          <w:rPr>
+            <w:rFonts w:ascii="Cambria Math" w:hAnsi="Cambria Math"/>
+            <w:color w:val="666666"/>
+          </w:rPr>
+          <m:t>=</m:t>
+        </m:r>
+        <m:sSup>
+          <m:sSupPr>
+            <m:ctrlPr>
+              <w:rPr>
+                <w:rFonts w:ascii="Cambria Math" w:hAnsi="Cambria Math"/>
+                <w:color w:val="666666"/>
+              </w:rPr>
+            </m:ctrlPr>
+          </m:sSupPr>
+          <m:e>
+            <m:d>
+              <m:dPr>
+                <m:begChr m:val="["/>
+                <m:endChr m:val="]"/>
+                <m:ctrlPr>
+                  <w:rPr>
+                    <w:rFonts w:ascii="Cambria Math" w:hAnsi="Cambria Math"/>
+                    <w:color w:val="666666"/>
+                  </w:rPr>
+                </m:ctrlPr>
+              </m:dPr>
+              <m:e>
+                <m:sSub>
+                  <m:sSubPr>
+                    <m:ctrlPr>
+                      <w:rPr>
+                        <w:rFonts w:ascii="Cambria Math" w:hAnsi="Cambria Math"/>
+                        <w:color w:val="666666"/>
+                      </w:rPr>
+                    </m:ctrlPr>
+                  </m:sSubPr>
+                  <m:e>
+                    <m:r>
+                      <w:rPr>
+                        <w:rFonts w:ascii="Cambria Math" w:hAnsi="Cambria Math"/>
+                        <w:color w:val="666666"/>
+                      </w:rPr>
+                      <m:t>β</m:t>
+                    </m:r>
+                  </m:e>
+                  <m:sub>
+                    <m:r>
+                      <m:rPr>
+                        <m:sty m:val="p"/>
+                      </m:rPr>
+                      <w:rPr>
+                        <w:rFonts w:ascii="Cambria Math" w:hAnsi="Cambria Math"/>
+                        <w:color w:val="666666"/>
+                      </w:rPr>
+                      <m:t>reward</m:t>
+                    </m:r>
+                    <m:r>
+                      <w:rPr>
+                        <w:rFonts w:ascii="Cambria Math" w:hAnsi="Cambria Math"/>
+                        <w:color w:val="666666"/>
+                      </w:rPr>
+                      <m:t>,1</m:t>
+                    </m:r>
+                  </m:sub>
+                </m:sSub>
+                <m:d>
+                  <m:dPr>
+                    <m:ctrlPr>
+                      <w:rPr>
+                        <w:rFonts w:ascii="Cambria Math" w:hAnsi="Cambria Math"/>
+                        <w:color w:val="666666"/>
+                      </w:rPr>
+                    </m:ctrlPr>
+                  </m:dPr>
+                  <m:e>
+                    <m:r>
+                      <w:rPr>
+                        <w:rFonts w:ascii="Cambria Math" w:hAnsi="Cambria Math"/>
+                        <w:color w:val="666666"/>
+                      </w:rPr>
+                      <m:t>t</m:t>
+                    </m:r>
+                  </m:e>
+                </m:d>
+                <m:r>
+                  <w:rPr>
+                    <w:rFonts w:ascii="Cambria Math" w:hAnsi="Cambria Math"/>
+                    <w:color w:val="666666"/>
+                  </w:rPr>
+                  <m:t>,…,</m:t>
+                </m:r>
+                <m:sSub>
+                  <m:sSubPr>
+                    <m:ctrlPr>
+                      <w:rPr>
+                        <w:rFonts w:ascii="Cambria Math" w:hAnsi="Cambria Math"/>
+                        <w:color w:val="666666"/>
+                      </w:rPr>
+                    </m:ctrlPr>
+                  </m:sSubPr>
+                  <m:e>
+                    <m:r>
+                      <w:rPr>
+                        <w:rFonts w:ascii="Cambria Math" w:hAnsi="Cambria Math"/>
+                        <w:color w:val="666666"/>
+                      </w:rPr>
+                      <m:t>β</m:t>
+                    </m:r>
+                  </m:e>
+                  <m:sub>
+                    <m:r>
+                      <m:rPr>
+                        <m:sty m:val="p"/>
+                      </m:rPr>
+                      <w:rPr>
+                        <w:rFonts w:ascii="Cambria Math" w:hAnsi="Cambria Math"/>
+                        <w:color w:val="666666"/>
+                      </w:rPr>
+                      <m:t>reward</m:t>
+                    </m:r>
+                    <m:r>
+                      <w:rPr>
+                        <w:rFonts w:ascii="Cambria Math" w:hAnsi="Cambria Math"/>
+                        <w:color w:val="666666"/>
+                      </w:rPr>
+                      <m:t>,N</m:t>
+                    </m:r>
+                  </m:sub>
+                </m:sSub>
+                <m:d>
+                  <m:dPr>
+                    <m:ctrlPr>
+                      <w:rPr>
+                        <w:rFonts w:ascii="Cambria Math" w:hAnsi="Cambria Math"/>
+                        <w:color w:val="666666"/>
+                      </w:rPr>
+                    </m:ctrlPr>
+                  </m:dPr>
+                  <m:e>
+                    <m:r>
+                      <w:rPr>
+                        <w:rFonts w:ascii="Cambria Math" w:hAnsi="Cambria Math"/>
+                        <w:color w:val="666666"/>
+                      </w:rPr>
+                      <m:t>t</m:t>
+                    </m:r>
+                  </m:e>
+                </m:d>
+              </m:e>
+            </m:d>
+          </m:e>
+          <m:sup>
+            <m:r>
+              <m:rPr>
+                <m:scr m:val="sans-serif"/>
+                <m:sty m:val="p"/>
+              </m:rPr>
+              <w:rPr>
+                <w:rFonts w:ascii="Cambria Math" w:hAnsi="Cambria Math"/>
+                <w:color w:val="666666"/>
+              </w:rPr>
+              <m:t>T</m:t>
+            </m:r>
+          </m:sup>
+        </m:sSup>
+      </m:oMath>
+      <w:r>
+        <w:rPr>
+          <w:lang w:val="en-US"/>
+        </w:rPr>
+        <w:t>, with the delay axis defined analogously. Each vector defines a direction in the \(N\)-dimensional neural activity space; it is not itself a coordinate or neural population state. Because neurons were pooled across recording sessions, these axes were constructed in pseudo-population space.</w:t>
+      </w:r>
+    </w:p>
+    <w:p>
+      <w:pPr>
+        <w:spacing w:after="160"/>
+        <w:rPr>
+          <w:lang w:val="en-US"/>
+        </w:rPr>
+      </w:pPr>
+      <w:r>
+        <w:rPr>
+          <w:lang w:val="en-US"/>
+        </w:rPr>
+        <w:t>We assessed the temporal stability and similarity of these axes by calculating Pearson correlations across neuronal coefficients. Reward–reward and delay–delay correlations measure the stability of the respective tuning patterns over time, whereas reward–delay correlations measure the similarity between the two population tuning patterns.</w:t>
+      </w:r>
+    </w:p>
+    <w:p>
+      <w:pPr>
+        <w:spacing w:after="160"/>
+        <w:rPr>
+          <w:lang w:val="en-US"/>
+        </w:rPr>
+      </w:pPr>
+      <w:r>
+        <w:rPr>
+          <w:lang w:val="en-US"/>
+        </w:rPr>
+        <w:t>One additional point should be stated if applicable: because the code uses unstandardized continuous predictors, the coefficient magnitudes have units of firing rate per unit reward or delay. Their raw norms should not be compared across predictors without standardization. Pearson correlations of the coefficient patterns are insensitive to a common positive rescaling of a predictor.</w:t>
+      </w:r>
+    </w:p>
+    <w:p>
+      <w:pPr>
+        <w:spacing w:after="160"/>
+        <w:rPr>
+          <w:lang w:val="en-US"/>
+        </w:rPr>
+      </w:pPr>
+    </w:p>
+    <w:p>
+      <w:pPr>
+        <w:spacing w:after="160"/>
+      </w:pPr>
+    </w:p>
+    <w:p>
+      <w:pPr>
+        <w:spacing w:after="160"/>
+        <w:rPr>
+          <w:lang w:val="en-US"/>
+        </w:rPr>
+      </w:pPr>
+    </w:p>
+    <w:p>
+      <w:pPr>
+        <w:spacing w:after="160"/>
+        <w:rPr>
           <w:color w:val="FF0000"/>
         </w:rPr>
       </w:pPr>
@@ -3712,6 +4784,7 @@
           <w:sz w:val="24"/>
           <w:szCs w:val="24"/>
         </w:rPr>
+        <w:lastRenderedPageBreak/>
         <w:t>To extract the population encoding dimension for drop and delay, we performed a sliding window ANOVA on each cell and extracted the regression coefficients for drop and delay at each time bin. The dimension formed by the beta coefficients across cells at each time bin, is the time-dependent encoding dimension of drop or delay.</w:t>
       </w:r>
     </w:p>
@@ -3878,16 +4951,30 @@
         </w:rPr>
         <w:t xml:space="preserve">We can modify the paragraph in the methods accordingly.  </w:t>
       </w:r>
-      <w:r>
+    </w:p>
+    <w:p>
+      <w:pPr>
+        <w:spacing w:after="160"/>
         <w:rPr>
           <w:color w:val="EE0000"/>
         </w:rPr>
+      </w:pPr>
+      <w:r>
+        <w:rPr>
+          <w:color w:val="EE0000"/>
+        </w:rPr>
         <w:br/>
       </w:r>
       <w:r>
         <w:rPr>
           <w:color w:val="EE0000"/>
         </w:rPr>
+        <w:t>We quantified alignment between the drop and delay population encoding axes using their cosine similarity, without mean-centering the coefficient vectors. Thus, the measure reflects the geometric angle between the regression-derived axes in neural population space. Statistical significance was assessed by permuting the correspondence of neuronal weights between the two axes.</w:t>
+      </w:r>
+      <w:r>
+        <w:rPr>
+          <w:color w:val="EE0000"/>
+        </w:rPr>
         <w:br/>
       </w:r>
     </w:p>
@@ -3906,7 +4993,11 @@
       </w:r>
       <w:r>
         <w:br/>
-        <w:t xml:space="preserve"> To test whether dlPFC neurons represent a recalculated discounted value at the time of the go signal, the authors examine whether neural activity is modulated by the yellow versus purple go signal in a manner similar to its modulation by reward and/or delay, which are integrated into discounted value. This is an interesting analysis, but several aspects would benefit from further clarification.</w:t>
+        <w:t xml:space="preserve"> To test whether dlPFC neurons represent a recalculated discounted value at the time of the go signal, the authors examine whether neural activity is modulated by the yellow versus purple go signal in a manner similar to its modulation by reward and/or delay, which are integrated into </w:t>
+      </w:r>
+      <w:r>
+        <w:lastRenderedPageBreak/>
+        <w:t>discounted value. This is an interesting analysis, but several aspects would benefit from further clarification.</w:t>
       </w:r>
       <w:r>
         <w:br/>
@@ -3985,16 +5076,372 @@
     <w:p>
       <w:pPr>
         <w:spacing w:after="160"/>
-      </w:pPr>
-    </w:p>
-    <w:p>
-      <w:pPr>
-        <w:spacing w:after="160"/>
         <w:rPr>
           <w:b/>
           <w:bCs/>
         </w:rPr>
       </w:pPr>
+    </w:p>
+    <w:p>
+      <w:pPr>
+        <w:spacing w:after="160"/>
+        <w:rPr>
+          <w:b/>
+          <w:bCs/>
+        </w:rPr>
+      </w:pPr>
+      <m:oMathPara>
+        <m:oMath>
+          <m:f>
+            <m:fPr>
+              <m:ctrlPr>
+                <w:rPr>
+                  <w:rFonts w:ascii="Cambria Math" w:hAnsi="Cambria Math"/>
+                  <w:color w:val="666666"/>
+                </w:rPr>
+              </m:ctrlPr>
+            </m:fPr>
+            <m:num>
+              <m:r>
+                <w:rPr>
+                  <w:rFonts w:ascii="Cambria Math" w:hAnsi="Cambria Math"/>
+                  <w:color w:val="666666"/>
+                </w:rPr>
+                <m:t>1</m:t>
+              </m:r>
+            </m:num>
+            <m:den>
+              <m:r>
+                <w:rPr>
+                  <w:rFonts w:ascii="Cambria Math" w:hAnsi="Cambria Math"/>
+                  <w:color w:val="666666"/>
+                </w:rPr>
+                <m:t>2</m:t>
+              </m:r>
+            </m:den>
+          </m:f>
+          <m:d>
+            <m:dPr>
+              <m:begChr m:val="["/>
+              <m:endChr m:val="]"/>
+              <m:ctrlPr>
+                <w:rPr>
+                  <w:rFonts w:ascii="Cambria Math" w:hAnsi="Cambria Math"/>
+                  <w:color w:val="666666"/>
+                </w:rPr>
+              </m:ctrlPr>
+            </m:dPr>
+            <m:e>
+              <m:r>
+                <m:rPr>
+                  <m:sty m:val="p"/>
+                </m:rPr>
+                <w:rPr>
+                  <w:rFonts w:ascii="Cambria Math" w:hAnsi="Cambria Math"/>
+                  <w:color w:val="666666"/>
+                </w:rPr>
+                <m:t>corr</m:t>
+              </m:r>
+              <m:d>
+                <m:dPr>
+                  <m:ctrlPr>
+                    <w:rPr>
+                      <w:rFonts w:ascii="Cambria Math" w:hAnsi="Cambria Math"/>
+                      <w:color w:val="666666"/>
+                    </w:rPr>
+                  </m:ctrlPr>
+                </m:dPr>
+                <m:e>
+                  <m:sSubSup>
+                    <m:sSubSupPr>
+                      <m:ctrlPr>
+                        <w:rPr>
+                          <w:rFonts w:ascii="Cambria Math" w:hAnsi="Cambria Math"/>
+                          <w:color w:val="666666"/>
+                        </w:rPr>
+                      </m:ctrlPr>
+                    </m:sSubSupPr>
+                    <m:e>
+                      <m:r>
+                        <m:rPr>
+                          <m:sty m:val="b"/>
+                        </m:rPr>
+                        <w:rPr>
+                          <w:rFonts w:ascii="Cambria Math" w:hAnsi="Cambria Math"/>
+                          <w:color w:val="666666"/>
+                        </w:rPr>
+                        <m:t>w</m:t>
+                      </m:r>
+                    </m:e>
+                    <m:sub>
+                      <m:r>
+                        <m:rPr>
+                          <m:nor/>
+                        </m:rPr>
+                        <w:rPr>
+                          <w:rFonts w:ascii="Cambria Math" w:hAnsi="Cambria Math"/>
+                          <w:color w:val="666666"/>
+                        </w:rPr>
+                        <m:t>drop</m:t>
+                      </m:r>
+                    </m:sub>
+                    <m:sup>
+                      <m:d>
+                        <m:dPr>
+                          <m:ctrlPr>
+                            <w:rPr>
+                              <w:rFonts w:ascii="Cambria Math" w:hAnsi="Cambria Math"/>
+                              <w:color w:val="666666"/>
+                            </w:rPr>
+                          </m:ctrlPr>
+                        </m:dPr>
+                        <m:e>
+                          <m:r>
+                            <w:rPr>
+                              <w:rFonts w:ascii="Cambria Math" w:hAnsi="Cambria Math"/>
+                              <w:color w:val="666666"/>
+                            </w:rPr>
+                            <m:t>1</m:t>
+                          </m:r>
+                        </m:e>
+                      </m:d>
+                    </m:sup>
+                  </m:sSubSup>
+                  <m:r>
+                    <w:rPr>
+                      <w:rFonts w:ascii="Cambria Math" w:hAnsi="Cambria Math"/>
+                      <w:color w:val="666666"/>
+                    </w:rPr>
+                    <m:t>,</m:t>
+                  </m:r>
+                  <m:sSubSup>
+                    <m:sSubSupPr>
+                      <m:ctrlPr>
+                        <w:rPr>
+                          <w:rFonts w:ascii="Cambria Math" w:hAnsi="Cambria Math"/>
+                          <w:color w:val="666666"/>
+                        </w:rPr>
+                      </m:ctrlPr>
+                    </m:sSubSupPr>
+                    <m:e>
+                      <m:r>
+                        <m:rPr>
+                          <m:sty m:val="b"/>
+                        </m:rPr>
+                        <w:rPr>
+                          <w:rFonts w:ascii="Cambria Math" w:hAnsi="Cambria Math"/>
+                          <w:color w:val="666666"/>
+                        </w:rPr>
+                        <m:t>w</m:t>
+                      </m:r>
+                    </m:e>
+                    <m:sub>
+                      <m:r>
+                        <m:rPr>
+                          <m:nor/>
+                        </m:rPr>
+                        <w:rPr>
+                          <w:rFonts w:ascii="Cambria Math" w:hAnsi="Cambria Math"/>
+                          <w:color w:val="666666"/>
+                        </w:rPr>
+                        <m:t>delay</m:t>
+                      </m:r>
+                    </m:sub>
+                    <m:sup>
+                      <m:d>
+                        <m:dPr>
+                          <m:ctrlPr>
+                            <w:rPr>
+                              <w:rFonts w:ascii="Cambria Math" w:hAnsi="Cambria Math"/>
+                              <w:color w:val="666666"/>
+                            </w:rPr>
+                          </m:ctrlPr>
+                        </m:dPr>
+                        <m:e>
+                          <m:r>
+                            <w:rPr>
+                              <w:rFonts w:ascii="Cambria Math" w:hAnsi="Cambria Math"/>
+                              <w:color w:val="666666"/>
+                            </w:rPr>
+                            <m:t>2</m:t>
+                          </m:r>
+                        </m:e>
+                      </m:d>
+                    </m:sup>
+                  </m:sSubSup>
+                </m:e>
+              </m:d>
+              <m:r>
+                <w:rPr>
+                  <w:rFonts w:ascii="Cambria Math" w:hAnsi="Cambria Math"/>
+                  <w:color w:val="666666"/>
+                </w:rPr>
+                <m:t>+</m:t>
+              </m:r>
+              <m:r>
+                <m:rPr>
+                  <m:sty m:val="p"/>
+                </m:rPr>
+                <w:rPr>
+                  <w:rFonts w:ascii="Cambria Math" w:hAnsi="Cambria Math"/>
+                  <w:color w:val="666666"/>
+                </w:rPr>
+                <m:t>corr</m:t>
+              </m:r>
+              <m:d>
+                <m:dPr>
+                  <m:ctrlPr>
+                    <w:rPr>
+                      <w:rFonts w:ascii="Cambria Math" w:hAnsi="Cambria Math"/>
+                      <w:color w:val="666666"/>
+                    </w:rPr>
+                  </m:ctrlPr>
+                </m:dPr>
+                <m:e>
+                  <m:sSubSup>
+                    <m:sSubSupPr>
+                      <m:ctrlPr>
+                        <w:rPr>
+                          <w:rFonts w:ascii="Cambria Math" w:hAnsi="Cambria Math"/>
+                          <w:color w:val="666666"/>
+                        </w:rPr>
+                      </m:ctrlPr>
+                    </m:sSubSupPr>
+                    <m:e>
+                      <m:r>
+                        <m:rPr>
+                          <m:sty m:val="b"/>
+                        </m:rPr>
+                        <w:rPr>
+                          <w:rFonts w:ascii="Cambria Math" w:hAnsi="Cambria Math"/>
+                          <w:color w:val="666666"/>
+                        </w:rPr>
+                        <m:t>w</m:t>
+                      </m:r>
+                    </m:e>
+                    <m:sub>
+                      <m:r>
+                        <m:rPr>
+                          <m:nor/>
+                        </m:rPr>
+                        <w:rPr>
+                          <w:rFonts w:ascii="Cambria Math" w:hAnsi="Cambria Math"/>
+                          <w:color w:val="666666"/>
+                        </w:rPr>
+                        <m:t>drop</m:t>
+                      </m:r>
+                    </m:sub>
+                    <m:sup>
+                      <m:d>
+                        <m:dPr>
+                          <m:ctrlPr>
+                            <w:rPr>
+                              <w:rFonts w:ascii="Cambria Math" w:hAnsi="Cambria Math"/>
+                              <w:color w:val="666666"/>
+                            </w:rPr>
+                          </m:ctrlPr>
+                        </m:dPr>
+                        <m:e>
+                          <m:r>
+                            <w:rPr>
+                              <w:rFonts w:ascii="Cambria Math" w:hAnsi="Cambria Math"/>
+                              <w:color w:val="666666"/>
+                            </w:rPr>
+                            <m:t>2</m:t>
+                          </m:r>
+                        </m:e>
+                      </m:d>
+                    </m:sup>
+                  </m:sSubSup>
+                  <m:r>
+                    <w:rPr>
+                      <w:rFonts w:ascii="Cambria Math" w:hAnsi="Cambria Math"/>
+                      <w:color w:val="666666"/>
+                    </w:rPr>
+                    <m:t>,</m:t>
+                  </m:r>
+                  <m:sSubSup>
+                    <m:sSubSupPr>
+                      <m:ctrlPr>
+                        <w:rPr>
+                          <w:rFonts w:ascii="Cambria Math" w:hAnsi="Cambria Math"/>
+                          <w:color w:val="666666"/>
+                        </w:rPr>
+                      </m:ctrlPr>
+                    </m:sSubSupPr>
+                    <m:e>
+                      <m:r>
+                        <m:rPr>
+                          <m:sty m:val="b"/>
+                        </m:rPr>
+                        <w:rPr>
+                          <w:rFonts w:ascii="Cambria Math" w:hAnsi="Cambria Math"/>
+                          <w:color w:val="666666"/>
+                        </w:rPr>
+                        <m:t>w</m:t>
+                      </m:r>
+                    </m:e>
+                    <m:sub>
+                      <m:r>
+                        <m:rPr>
+                          <m:nor/>
+                        </m:rPr>
+                        <w:rPr>
+                          <w:rFonts w:ascii="Cambria Math" w:hAnsi="Cambria Math"/>
+                          <w:color w:val="666666"/>
+                        </w:rPr>
+                        <m:t>delay</m:t>
+                      </m:r>
+                    </m:sub>
+                    <m:sup>
+                      <m:d>
+                        <m:dPr>
+                          <m:ctrlPr>
+                            <w:rPr>
+                              <w:rFonts w:ascii="Cambria Math" w:hAnsi="Cambria Math"/>
+                              <w:color w:val="666666"/>
+                            </w:rPr>
+                          </m:ctrlPr>
+                        </m:dPr>
+                        <m:e>
+                          <m:r>
+                            <w:rPr>
+                              <w:rFonts w:ascii="Cambria Math" w:hAnsi="Cambria Math"/>
+                              <w:color w:val="666666"/>
+                            </w:rPr>
+                            <m:t>1</m:t>
+                          </m:r>
+                        </m:e>
+                      </m:d>
+                    </m:sup>
+                  </m:sSubSup>
+                </m:e>
+              </m:d>
+            </m:e>
+          </m:d>
+          <m:r>
+            <w:rPr>
+              <w:rFonts w:ascii="Cambria Math" w:hAnsi="Cambria Math"/>
+              <w:color w:val="666666"/>
+            </w:rPr>
+            <m:t>,</m:t>
+          </m:r>
+        </m:oMath>
+      </m:oMathPara>
+    </w:p>
+    <w:p>
+      <w:pPr>
+        <w:spacing w:after="160"/>
+      </w:pPr>
+    </w:p>
+    <w:p>
+      <w:pPr>
+        <w:spacing w:after="160"/>
+        <w:rPr>
+          <w:b/>
+          <w:bCs/>
+        </w:rPr>
+      </w:pPr>
       <w:r>
         <w:t>In addition, Figures S1 and S2 appear to show that dlPFC neurons exhibit little modulation by the go signal itself. Given this, it is difficult to understand how go-signal-related neural modulation was analyzed in relation to the proposed recalculated discounted value.</w:t>
       </w:r>
@@ -4007,96 +5454,89 @@
           <w:b/>
           <w:bCs/>
         </w:rPr>
-        <w:t xml:space="preserve">, it would be helpful to show this more directly. For example, the </w:t>
-      </w:r>
-      <w:r>
+        <w:t>, it would be helpful to show this more directly. For example, the analysis would be more compelling if it demonstrated how neural activity changes from the pre-go-signal to post-go-signal period in a way that reflects the proposed value adjustment.</w:t>
+      </w:r>
+    </w:p>
+    <w:p>
+      <w:pPr>
+        <w:spacing w:after="160"/>
+        <w:rPr>
+          <w:color w:val="FF0000"/>
+        </w:rPr>
+      </w:pPr>
+      <w:r>
+        <w:rPr>
+          <w:color w:val="FF0000"/>
+        </w:rPr>
+        <w:t xml:space="preserve">No, figure S1 and S2 show that there is no choice effect. Choice is the real choice the animal made. </w:t>
+      </w:r>
+    </w:p>
+    <w:p>
+      <w:pPr>
+        <w:spacing w:after="160"/>
         <w:rPr>
           <w:b/>
           <w:bCs/>
         </w:rPr>
-        <w:lastRenderedPageBreak/>
-        <w:t>analysis would be more compelling if it demonstrated how neural activity changes from the pre-go-signal to post-go-signal period in a way that reflects the proposed value adjustment.</w:t>
-      </w:r>
-    </w:p>
-    <w:p>
-      <w:pPr>
-        <w:spacing w:after="160"/>
-        <w:rPr>
-          <w:color w:val="FF0000"/>
-        </w:rPr>
-      </w:pPr>
-      <w:r>
-        <w:rPr>
-          <w:color w:val="FF0000"/>
-        </w:rPr>
-        <w:t xml:space="preserve">No, figure S1 and S2 show that there is no choice effect. Choice is the real choice the animal made. </w:t>
-      </w:r>
-    </w:p>
-    <w:p>
-      <w:pPr>
-        <w:spacing w:after="160"/>
+      </w:pPr>
+      <w:r>
         <w:rPr>
           <w:b/>
           <w:bCs/>
-        </w:rPr>
-      </w:pPr>
+          <w:color w:val="0070C0"/>
+        </w:rPr>
+        <w:t xml:space="preserve">Siyu Analysis: </w:t>
+      </w:r>
+      <w:r>
+        <w:rPr>
+          <w:color w:val="0070C0"/>
+        </w:rPr>
+        <w:t>Contrast activity between [-200 0 ] vs [0 200] around GO cue.</w:t>
+      </w:r>
+      <w:r>
+        <w:rPr>
+          <w:color w:val="0070C0"/>
+        </w:rPr>
+        <w:br/>
+      </w:r>
+      <w:r>
+        <w:rPr>
+          <w:color w:val="0070C0"/>
+        </w:rPr>
+        <w:br/>
+        <w:t xml:space="preserve"> </w:t>
+      </w:r>
+      <w:r>
+        <w:t>4. Relating individual differences in neural modulation to behavioral strategy</w:t>
+      </w:r>
+      <w:r>
+        <w:br/>
+        <w:t xml:space="preserve"> The authors report that the two monkeys may have used different behavioral strategies and also describe individual differences in several aspects of neural modulation. It would be helpful if the authors could further discuss how these individual differences in neural activity might relate to the observed differences in decision strategy. </w:t>
+      </w:r>
       <w:r>
         <w:rPr>
           <w:b/>
           <w:bCs/>
-          <w:color w:val="0070C0"/>
-        </w:rPr>
-        <w:t xml:space="preserve">Siyu Analysis: </w:t>
-      </w:r>
-      <w:r>
-        <w:rPr>
-          <w:color w:val="0070C0"/>
-        </w:rPr>
-        <w:t>Contrast activity between [-200 0 ] vs [0 200] around GO cue.</w:t>
-      </w:r>
-      <w:r>
-        <w:rPr>
-          <w:color w:val="0070C0"/>
-        </w:rPr>
-        <w:br/>
-      </w:r>
-      <w:r>
-        <w:rPr>
-          <w:color w:val="0070C0"/>
-        </w:rPr>
-        <w:br/>
-        <w:t xml:space="preserve"> </w:t>
-      </w:r>
-      <w:r>
-        <w:t>4. Relating individual differences in neural modulation to behavioral strategy</w:t>
-      </w:r>
-      <w:r>
-        <w:br/>
-        <w:t xml:space="preserve"> The authors report that the two monkeys may have used different behavioral strategies and also describe individual differences in several aspects of neural modulation. It would be helpful if the authors could further discuss how these individual differences in neural activity might relate to the observed differences in decision strategy. </w:t>
-      </w:r>
-      <w:r>
+        </w:rPr>
+        <w:t>For example, do the monkey-specific patterns of neural modulation provide a possible mechanistic explanation for differences in how each animal evaluated or responded to the offers? Clarifying this relationship would help strengthen the link between the neural findings and the behavioral interpretation.</w:t>
+      </w:r>
+    </w:p>
+    <w:p>
+      <w:pPr>
+        <w:spacing w:after="160"/>
         <w:rPr>
           <w:b/>
           <w:bCs/>
-        </w:rPr>
-        <w:t>For example, do the monkey-specific patterns of neural modulation provide a possible mechanistic explanation for differences in how each animal evaluated or responded to the offers? Clarifying this relationship would help strengthen the link between the neural findings and the behavioral interpretation.</w:t>
-      </w:r>
-    </w:p>
-    <w:p>
-      <w:pPr>
-        <w:spacing w:after="160"/>
+          <w:color w:val="0070C0"/>
+        </w:rPr>
+      </w:pPr>
+      <w:r>
         <w:rPr>
           <w:b/>
           <w:bCs/>
           <w:color w:val="0070C0"/>
         </w:rPr>
-      </w:pPr>
-      <w:r>
-        <w:rPr>
-          <w:b/>
-          <w:bCs/>
-          <w:color w:val="0070C0"/>
-        </w:rPr>
+        <w:lastRenderedPageBreak/>
         <w:t>Explain the link between Model 3 and neural result Fig 6 for Monkey S and not monkey T.</w:t>
       </w:r>
     </w:p>
@@ -4992,7 +6432,6 @@
   <w:style w:type="character" w:default="1" w:styleId="DefaultParagraphFont">
     <w:name w:val="Default Paragraph Font"/>
     <w:uiPriority w:val="1"/>
-    <w:semiHidden/>
     <w:unhideWhenUsed/>
   </w:style>
   <w:style w:type="table" w:default="1" w:styleId="TableNormal">

--- a/Manuscript/Prog_in_Neurobiology_Revision/COMMENTS_PROG_NEUROBIOL.docx
+++ b/Manuscript/Prog_in_Neurobiology_Revision/COMMENTS_PROG_NEUROBIOL.docx
@@ -1,20 +1,68 @@
 
 <file path=word/document.xml><?xml version="1.0" encoding="utf-8"?>
-<w:document xmlns:wpc="http://schemas.microsoft.com/office/word/2010/wordprocessingCanvas" xmlns:cx="http://schemas.microsoft.com/office/drawing/2014/chartex" xmlns:cx1="http://schemas.microsoft.com/office/drawing/2015/9/8/chartex" xmlns:cx2="http://schemas.microsoft.com/office/drawing/2015/10/21/chartex" xmlns:cx3="http://schemas.microsoft.com/office/drawing/2016/5/9/chartex" xmlns:cx4="http://schemas.microsoft.com/office/drawing/2016/5/10/chartex" xmlns:cx5="http://schemas.microsoft.com/office/drawing/2016/5/11/chartex" xmlns:cx6="http://schemas.microsoft.com/office/drawing/2016/5/12/chartex" xmlns:cx7="http://schemas.microsoft.com/office/drawing/2016/5/13/chartex" xmlns:cx8="http://schemas.microsoft.com/office/drawing/2016/5/14/chartex" xmlns:mc="http://schemas.openxmlformats.org/markup-compatibility/2006" xmlns:aink="http://schemas.microsoft.com/office/drawing/2016/ink" xmlns:am3d="http://schemas.microsoft.com/office/drawing/2017/model3d" xmlns:o="urn:schemas-microsoft-com:office:office" xmlns:oel="http://schemas.microsoft.com/office/2019/extlst" xmlns:r="http://schemas.openxmlformats.org/officeDocument/2006/relationships" xmlns:m="http://schemas.openxmlformats.org/officeDocument/2006/math" xmlns:v="urn:schemas-microsoft-com:vml" xmlns:wp14="http://schemas.microsoft.com/office/word/2010/wordprocessingDrawing" xmlns:wp="http://schemas.openxmlformats.org/drawingml/2006/wordprocessingDrawing" xmlns:w10="urn:schemas-microsoft-com:office:word" xmlns:w="http://schemas.openxmlformats.org/wordprocessingml/2006/main" xmlns:w14="http://schemas.microsoft.com/office/word/2010/wordml" xmlns:w15="http://schemas.microsoft.com/office/word/2012/wordml" xmlns:w16cex="http://schemas.microsoft.com/office/word/2018/wordml/cex" xmlns:w16cid="http://schemas.microsoft.com/office/word/2016/wordml/cid" xmlns:w16="http://schemas.microsoft.com/office/word/2018/wordml" xmlns:w16du="http://schemas.microsoft.com/office/word/2023/wordml/word16du" xmlns:w16sdtdh="http://schemas.microsoft.com/office/word/2020/wordml/sdtdatahash" xmlns:w16sdtfl="http://schemas.microsoft.com/office/word/2024/wordml/sdtformatlock" xmlns:w16se="http://schemas.microsoft.com/office/word/2015/wordml/symex" xmlns:wpg="http://schemas.microsoft.com/office/word/2010/wordprocessingGroup" xmlns:wpi="http://schemas.microsoft.com/office/word/2010/wordprocessingInk" xmlns:wne="http://schemas.microsoft.com/office/word/2006/wordml" xmlns:wps="http://schemas.microsoft.com/office/word/2010/wordprocessingShape" mc:Ignorable="w14 w15 w16se w16cid w16 w16cex w16sdtdh w16sdtfl w16du wp14">
+<w:document xmlns:wpc="http://schemas.microsoft.com/office/word/2010/wordprocessingCanvas" xmlns:cx="http://schemas.microsoft.com/office/drawing/2014/chartex" xmlns:cx1="http://schemas.microsoft.com/office/drawing/2015/9/8/chartex" xmlns:cx2="http://schemas.microsoft.com/office/drawing/2015/10/21/chartex" xmlns:cx3="http://schemas.microsoft.com/office/drawing/2016/5/9/chartex" xmlns:cx4="http://schemas.microsoft.com/office/drawing/2016/5/10/chartex" xmlns:cx5="http://schemas.microsoft.com/office/drawing/2016/5/11/chartex" xmlns:cx6="http://schemas.microsoft.com/office/drawing/2016/5/12/chartex" xmlns:cx7="http://schemas.microsoft.com/office/drawing/2016/5/13/chartex" xmlns:cx8="http://schemas.microsoft.com/office/drawing/2016/5/14/chartex" xmlns:mc="http://schemas.openxmlformats.org/markup-compatibility/2006" xmlns:aink="http://schemas.microsoft.com/office/drawing/2016/ink" xmlns:am3d="http://schemas.microsoft.com/office/drawing/2017/model3d" xmlns:o="urn:schemas-microsoft-com:office:office" xmlns:oel="http://schemas.microsoft.com/office/2019/extlst" xmlns:r="http://schemas.openxmlformats.org/officeDocument/2006/relationships" xmlns:m="http://schemas.openxmlformats.org/officeDocument/2006/math" xmlns:v="urn:schemas-microsoft-com:vml" xmlns:wp14="http://schemas.microsoft.com/office/word/2010/wordprocessingDrawing" xmlns:wp="http://schemas.openxmlformats.org/drawingml/2006/wordprocessingDrawing" xmlns:w10="urn:schemas-microsoft-com:office:word" xmlns:w="http://schemas.openxmlformats.org/wordprocessingml/2006/main" xmlns:w14="http://schemas.microsoft.com/office/word/2010/wordml" xmlns:w15="http://schemas.microsoft.com/office/word/2012/wordml" xmlns:w16cei="http://schemas.microsoft.com/office/word/2026/wordml/cei" xmlns:w16cex="http://schemas.microsoft.com/office/word/2018/wordml/cex" xmlns:w16cid="http://schemas.microsoft.com/office/word/2016/wordml/cid" xmlns:w16="http://schemas.microsoft.com/office/word/2018/wordml" xmlns:w16du="http://schemas.microsoft.com/office/word/2023/wordml/word16du" xmlns:w16sdtdh="http://schemas.microsoft.com/office/word/2020/wordml/sdtdatahash" xmlns:w16sdtfl="http://schemas.microsoft.com/office/word/2024/wordml/sdtformatlock" xmlns:w16se="http://schemas.microsoft.com/office/word/2015/wordml/symex" xmlns:wpg="http://schemas.microsoft.com/office/word/2010/wordprocessingGroup" xmlns:wpi="http://schemas.microsoft.com/office/word/2010/wordprocessingInk" xmlns:wne="http://schemas.microsoft.com/office/word/2006/wordml" xmlns:wps="http://schemas.microsoft.com/office/word/2010/wordprocessingShape" mc:Ignorable="w14 w15 w16se w16cid w16 w16cex w16sdtdh w16sdtfl w16du wp14">
   <w:body>
     <w:p>
       <w:pPr>
         <w:spacing w:after="160"/>
       </w:pPr>
+      <w:r>
+        <w:t>Reviewer #1: The manuscript addresses the question of whether there is a temporal discounting computation carried out in the prefrontal cortex, and if this is universal or strategy specific. Two monkeys were trained on a two-step temporal discounting task, and neural recordings were conducted in the dlPFC with seven recordings from one monkey and sixteen from the other. The monkeys showed different strategies for temporal discounting, with only Monkey S adjusting the temporally discounted value based on the go signal. The encoding of reward and delay in dlFPC appeared to be integrated in Monkey S, but encoded independently in the Monkey T, reflecting their different temporal discounting strategies. Both monkeys perform temporal discounting; however, the two-step design of the task doesn't impose a necessity for the animals to update primary temporal discounting computations, demonstrated by the monkeys' use of different strategies. The results are interesting and most of my questions are centered on trying to clarify similarities and differences across the animals.</w:t>
+      </w:r>
+      <w:r>
+        <w:br/>
+      </w:r>
+      <w:r>
+        <w:br/>
+        <w:t>Main comments</w:t>
+      </w:r>
+      <w:r>
+        <w:br/>
+      </w:r>
+      <w:r>
+        <w:br/>
+        <w:t>1. Monkey T didn't seem to integrate the delay presented by the go signal with the evaluation of reward and delay of the original offer, and encoded reward and delay independently. Inverse coding of reward and delay following cue onset, during the 'evaluation period,' provides evidence for temporal discounting computations in both monkeys, however does this inverse coding persist following the go signal? Monkey S adjusted the temporal discounted value based on the go signal, but Monkey T did not, therefore there could be a presumed difference in this inverse coding following presentation of the go signal.</w:t>
+      </w:r>
+      <w:r>
+        <w:br/>
+        <w:t>2. Recording sites on Monkey S and Monkey T were quite different. Do the differences in the linearity of coding between the monkeys (10% in Monkey S and 33% in Monkey T) reflect a true difference in linear processing, or is it due to the neurons being sampled from different sites? Is this difference in coding demonstrated in the neurons that are sampled from overlapping areas recorded across the two monkeys? Are there any other differences in distributions for the other analyses that might correlate with anatomical location?</w:t>
+      </w:r>
+      <w:r>
+        <w:br/>
+        <w:t>3. How much more training did Monkey S have compared to Monkey T? Perhaps this task would not evoke different strategies for temporal discounting if training was comparable between monkeys. Did early sessions with Monkey S reflect the strategy that Monkey T used, suggesting that increased experienced in the task resulted in shifting strategies?</w:t>
+      </w:r>
+      <w:r>
+        <w:br/>
+        <w:t>4. It seems that the majority of the neural results presented are different between the two animals, which is understandable given the goal of the manuscript and the apparent behavioral differences between the two animals. However, it would be nice to have a positive control. Is there some aspect of the animal behavior and corresponding neural coding that is the same? Responses on opt in vs opt out? Errors? I am curious about those responses as well even if they aren't the same.</w:t>
+      </w:r>
+      <w:r>
+        <w:br/>
+      </w:r>
+      <w:r>
+        <w:br/>
+        <w:t>Other comments</w:t>
+      </w:r>
+      <w:r>
+        <w:br/>
+        <w:t>1. The cues in the task have visual similarities that co-vary with the delay and drops of juice. There are visually responsive neurons in dlPFC. Is it possible to at least partially isolate responses due the cue by examining when the same cue is in different "roles" (e.g., behind a purple vs yellow cue or when it's accepted vs rejected?)</w:t>
+      </w:r>
+      <w:r>
+        <w:br/>
+      </w:r>
+      <w:r>
+        <w:lastRenderedPageBreak/>
+        <w:t>2. The explanation (in words) of Model 2 was even more simple and straightforward in the methods, whereas it was a little hard to follow in the results. Would recommend clarifying/rephrasing in the results.</w:t>
+      </w:r>
+      <w:r>
+        <w:br/>
+        <w:t>3. The hand/bar icon on Figure 1 (and the difference between open and closed) is a bit hard to see and it made it a little confusing to initially understand the task.</w:t>
+      </w:r>
       <w:r>
         <w:rPr>
           <w:b/>
           <w:bCs/>
         </w:rPr>
-        <w:t>Reviewer #1:</w:t>
-      </w:r>
-      <w:r>
-        <w:t xml:space="preserve"> The manuscript addresses the question of whether there is a temporal discounting computation carried out in the prefrontal cortex, and if this is universal or strategy specific. Two monkeys were trained on a two-step temporal discounting task, and neural recordings were conducted in the dlPFC with seven recordings from one monkey and sixteen from the other. The monkeys showed different strategies for temporal discounting, with only Monkey S adjusting the temporally discounted value based on the go signal. The encoding of reward and delay in dlFPC appeared to be integrated in Monkey S, but encoded independently in the Monkey T, reflecting their different temporal discounting strategies. Both monkeys perform temporal discounting; however, the two-step design of the task doesn't impose a necessity for the animals to update primary temporal discounting computations, demonstrated by the monkeys' use of different strategies. The results are interesting and most of my questions are centered on trying to clarify similarities and differences across the animals.</w:t>
+        <w:br/>
       </w:r>
       <w:r>
         <w:br/>
@@ -112,14 +160,7 @@
         <w:rPr>
           <w:color w:val="EE0000"/>
         </w:rPr>
-        <w:t xml:space="preserve">We thank the reviewer for this important point. We agree that differences in recording locations across monkeys could potentially contribute to the difference in the proportion of linearly coding neurons. Although the exact anatomical correspondence between recording sites across animals cannot be established in our dataset, we performed an additional analysis within Monkey S by comparing arrays from different recording locations. In the array that was most comparable to the recording region sampled in Monkey T, we identified only 3 linearly coding neurons out of 44 recorded neurons (~7%), which is substantially lower than the proportion observed in Monkey T. The difference in recording location alone is unlikely to fully explain the </w:t>
-      </w:r>
-      <w:r>
-        <w:rPr>
-          <w:color w:val="EE0000"/>
-        </w:rPr>
-        <w:lastRenderedPageBreak/>
-        <w:t xml:space="preserve">difference, although we cannot completely exclude a contribution from anatomical sampling. However, this comparison is based on a small number of linearly coding neurons in Monkey S and should therefore be interpreted cautiously. We have revised the manuscript accordingly: </w:t>
+        <w:t xml:space="preserve">We thank the reviewer for this important point. We agree that differences in recording locations across monkeys could potentially contribute to the difference in the proportion of linearly coding neurons. Although the exact anatomical correspondence between recording sites across animals cannot be established in our dataset, we performed an additional analysis within Monkey S by comparing arrays from different recording locations. In the array that was most comparable to the recording region sampled in Monkey T, we identified only 3 linearly coding neurons out of 44 recorded neurons (~7%), which is substantially lower than the proportion observed in Monkey T. The difference in recording location alone is unlikely to fully explain the difference, although we cannot completely exclude a contribution from anatomical sampling. However, this comparison is based on a small number of linearly coding neurons in Monkey S and should therefore be interpreted cautiously. We have revised the manuscript accordingly: </w:t>
       </w:r>
     </w:p>
     <w:p>
@@ -160,6 +201,7 @@
           <w:sz w:val="24"/>
           <w:szCs w:val="24"/>
         </w:rPr>
+        <w:lastRenderedPageBreak/>
         <w:t>These results suggest that the dlPFC neurons in Monkey S exhibited a lower prevalence in linear value coding and more heterogeneous patterns of value representation, whereas neurons in Monkey T showed a greater proportion  of linear coding of offer value.</w:t>
       </w:r>
       <w:r>
@@ -325,7 +367,6 @@
         </w:rPr>
       </w:pPr>
       <w:r>
-        <w:lastRenderedPageBreak/>
         <w:t>Are there any other differences in distributions for the other analyses that might correlate with anatomical location?</w:t>
       </w:r>
     </w:p>
@@ -378,6 +419,7 @@
         <w:rPr>
           <w:color w:val="0070C0"/>
         </w:rPr>
+        <w:lastRenderedPageBreak/>
         <w:br/>
       </w:r>
       <w:r>
@@ -538,11 +580,7 @@
       </w:r>
       <w:r>
         <w:br/>
-        <w:t xml:space="preserve"> 1. The cues in the task have visual similarities that co-vary with the delay and drops of juice. </w:t>
-      </w:r>
-      <w:r>
-        <w:lastRenderedPageBreak/>
-        <w:t>There are visually responsive neurons in dlPFC. Is it possible to at least partially isolate responses due the cue by examining when the same cue is in different "roles" (e.g., behind a purple vs yellow cue or when it's accepted vs rejected?)</w:t>
+        <w:t xml:space="preserve"> 1. The cues in the task have visual similarities that co-vary with the delay and drops of juice. There are visually responsive neurons in dlPFC. Is it possible to at least partially isolate responses due the cue by examining when the same cue is in different "roles" (e.g., behind a purple vs yellow cue or when it's accepted vs rejected?)</w:t>
       </w:r>
     </w:p>
     <w:p>
@@ -615,6 +653,7 @@
         <w:rPr>
           <w:color w:val="EE0000"/>
         </w:rPr>
+        <w:lastRenderedPageBreak/>
         <w:t xml:space="preserve">We thank the reviewer for this point. Because the cue set was constructed by recombining a limited set of simple geometric features encoding reward and delay, visual properties are inherently coupled to task variables. Therefore, as a partial control, we compared neuronal activity elicited by the same offer cue in trials in which the offer was ultimately accepted versus rejected. We did not observe significant differences between these conditions, indicating that the neuronal responses during the offer period were not modulated by the subsequent choice. We acknowledge, however, that this analysis does not rule out the possibility that part of the observed activity reflects visual processing of the cue, and we have added this point as a limitation in the manuscript. </w:t>
       </w:r>
     </w:p>
@@ -773,50 +812,15 @@
     </w:p>
     <w:p>
       <w:r>
-        <w:rPr>
-          <w:b/>
-          <w:bCs/>
-        </w:rPr>
+        <w:t xml:space="preserve">Reviewer #2: This review identifies several areas where the manuscript would benefit from clearer conceptual and analytical presentation. The main concerns are that the computational models are not specified sufficiently to evaluate the proposed decision processes, key neural analysis terms and methods require clearer definition, and the link between go-signal-related neural activity, recalculated value, and behavioral strategy remains underdeveloped. Overall, </w:t>
+      </w:r>
+      <w:r>
         <w:lastRenderedPageBreak/>
-        <w:t>Reviewer #2:</w:t>
-      </w:r>
-      <w:r>
-        <w:t xml:space="preserve"> This review identifies several areas where the manuscript would benefit from clearer conceptual and analytical presentation. The main concerns are that the computational models are not specified sufficiently to evaluate the proposed decision processes, key neural analysis terms and methods require clearer definition, and the link between go-signal-related neural activity, recalculated value, and behavioral strategy remains underdeveloped. Overall, the manuscript addresses an interesting question, but stronger model clarity, methodological transparency, and tighter integration between behavioral and neural findings would substantially </w:t>
-      </w:r>
-    </w:p>
-    <w:p>
-      <w:pPr>
-        <w:rPr>
-          <w:color w:val="0070C0"/>
-        </w:rPr>
-      </w:pPr>
-      <w:r>
-        <w:t>improve the interpretation of the results.</w:t>
+        <w:t>the manuscript addresses an interesting question, but stronger model clarity, methodological transparency, and tighter integration between behavioral and neural findings would substantially improve the interpretation of the results.</w:t>
       </w:r>
       <w:r>
         <w:br/>
       </w:r>
-    </w:p>
-    <w:p>
-      <w:pPr>
-        <w:rPr>
-          <w:color w:val="0070C0"/>
-        </w:rPr>
-      </w:pPr>
-      <w:r>
-        <w:rPr>
-          <w:color w:val="0070C0"/>
-        </w:rPr>
-        <w:t>We thank the reviewer for carefully reviewing our manuscript.</w:t>
-      </w:r>
-      <w:r>
-        <w:rPr>
-          <w:color w:val="0070C0"/>
-        </w:rPr>
-        <w:t xml:space="preserve"> We have substantially modified the methods section of the paper, to improve clarity in both the behavioral modeling, and population-based neural analysis. </w:t>
-      </w:r>
-    </w:p>
-    <w:p>
       <w:r>
         <w:br/>
         <w:t>1. Clarification of the computational models</w:t>
@@ -837,31 +841,118 @@
         <w:rPr>
           <w:color w:val="0070C0"/>
         </w:rPr>
-        <w:t xml:space="preserve">We thank the reviewer for carefully assessing our behavioral models. We have unified the notations across models to minimize confusion. </w:t>
-      </w:r>
-      <w:r>
-        <w:rPr>
-          <w:color w:val="0070C0"/>
-        </w:rPr>
-        <w:t xml:space="preserve">In addition, we added a paragraph to describe the common features </w:t>
-      </w:r>
-      <w:r>
-        <w:rPr>
-          <w:color w:val="0070C0"/>
-        </w:rPr>
-        <w:t>of</w:t>
-      </w:r>
-      <w:r>
-        <w:rPr>
-          <w:color w:val="0070C0"/>
-        </w:rPr>
-        <w:t xml:space="preserve"> the three models, before </w:t>
-      </w:r>
-      <w:r>
-        <w:rPr>
-          <w:color w:val="0070C0"/>
-        </w:rPr>
-        <w:t xml:space="preserve">diving into each one. </w:t>
+        <w:t xml:space="preserve">Response </w:t>
+      </w:r>
+      <w:r>
+        <w:rPr>
+          <w:color w:val="0070C0"/>
+        </w:rPr>
+        <w:t>R2-</w:t>
+      </w:r>
+      <w:r>
+        <w:rPr>
+          <w:color w:val="0070C0"/>
+        </w:rPr>
+        <w:t>1.</w:t>
+      </w:r>
+      <w:r>
+        <w:rPr>
+          <w:color w:val="0070C0"/>
+        </w:rPr>
+        <w:t>0</w:t>
+      </w:r>
+      <w:r>
+        <w:rPr>
+          <w:color w:val="0070C0"/>
+        </w:rPr>
+        <w:t>:</w:t>
+      </w:r>
+    </w:p>
+    <w:p>
+      <w:pPr>
+        <w:rPr>
+          <w:color w:val="0070C0"/>
+        </w:rPr>
+      </w:pPr>
+      <w:r>
+        <w:rPr>
+          <w:color w:val="0070C0"/>
+        </w:rPr>
+        <w:t>We thank the reviewer for carefully assessing our behavioral models. We have unified the notations across models to minimize confusion.</w:t>
+      </w:r>
+      <w:r>
+        <w:rPr>
+          <w:color w:val="0070C0"/>
+        </w:rPr>
+        <w:t xml:space="preserve"> We also fit 3 additional models to the data (see Response </w:t>
+      </w:r>
+      <w:r>
+        <w:rPr>
+          <w:color w:val="0070C0"/>
+        </w:rPr>
+        <w:t>R2-</w:t>
+      </w:r>
+      <w:r>
+        <w:rPr>
+          <w:color w:val="0070C0"/>
+        </w:rPr>
+        <w:t>1.</w:t>
+      </w:r>
+      <w:r>
+        <w:rPr>
+          <w:color w:val="0070C0"/>
+        </w:rPr>
+        <w:t>3</w:t>
+      </w:r>
+      <w:r>
+        <w:rPr>
+          <w:color w:val="0070C0"/>
+        </w:rPr>
+        <w:t xml:space="preserve">).  </w:t>
+      </w:r>
+    </w:p>
+    <w:p>
+      <w:pPr>
+        <w:rPr>
+          <w:color w:val="0070C0"/>
+        </w:rPr>
+      </w:pPr>
+    </w:p>
+    <w:p>
+      <w:pPr>
+        <w:rPr>
+          <w:color w:val="0070C0"/>
+        </w:rPr>
+      </w:pPr>
+      <w:r>
+        <w:rPr>
+          <w:color w:val="0070C0"/>
+        </w:rPr>
+        <w:t>W</w:t>
+      </w:r>
+      <w:r>
+        <w:rPr>
+          <w:color w:val="0070C0"/>
+        </w:rPr>
+        <w:t>e added a paragraph to describe the common features of the</w:t>
+      </w:r>
+      <w:r>
+        <w:rPr>
+          <w:color w:val="0070C0"/>
+        </w:rPr>
+        <w:t xml:space="preserve">se </w:t>
+      </w:r>
+      <w:r>
+        <w:rPr>
+          <w:color w:val="0070C0"/>
+        </w:rPr>
+        <w:t>models, before diving into each one</w:t>
+      </w:r>
+      <w:r>
+        <w:rPr>
+          <w:color w:val="0070C0"/>
+        </w:rPr>
+        <w:t>:</w:t>
       </w:r>
     </w:p>
     <w:p>
@@ -877,7 +968,6 @@
         <w:ind w:firstLine="360"/>
         <w:rPr>
           <w:rFonts w:ascii="Times New Roman" w:eastAsia="Times New Roman" w:hAnsi="Times New Roman" w:cs="Times New Roman"/>
-          <w:color w:val="0070C0"/>
           <w:sz w:val="24"/>
           <w:szCs w:val="24"/>
         </w:rPr>
@@ -888,15 +978,6 @@
         </w:rPr>
         <w:t>“</w:t>
       </w:r>
-      <w:r>
-        <w:rPr>
-          <w:rFonts w:ascii="Times New Roman" w:eastAsia="Times New Roman" w:hAnsi="Times New Roman" w:cs="Times New Roman"/>
-          <w:color w:val="0070C0"/>
-          <w:sz w:val="24"/>
-          <w:szCs w:val="24"/>
-        </w:rPr>
-        <w:t xml:space="preserve">. </w:t>
-      </w:r>
     </w:p>
     <w:p>
       <w:pPr>
@@ -914,8 +995,9 @@
           <w:color w:val="0070C0"/>
           <w:sz w:val="24"/>
           <w:szCs w:val="24"/>
-        </w:rPr>
-        <w:t xml:space="preserve">We fitted and compared three behavioral models. Model 1 is a baseline model which assumes that temporal-discounting decisions are made independent of the go-signal, whereas Model 2 and Model 3 make different assumptions about how the go-signal modulates values and decisions. Maximum likelihood estimation was used to estimate the parameters in all models.  </w:t>
+          <w:u w:val="single"/>
+        </w:rPr>
+        <w:t>Overview of behavioral models</w:t>
       </w:r>
     </w:p>
     <w:p>
@@ -936,7 +1018,28 @@
           <w:sz w:val="24"/>
           <w:szCs w:val="24"/>
         </w:rPr>
-        <w:t xml:space="preserve">In all three models, it is assumed that animals compute the expected value for accepting the offer </w:t>
+        <w:t xml:space="preserve">We fitted a total of six behavioral models to the data, consisting of three base models (Model 1, 2, 3) and three model variants (Model 1v, 2v, 3v). The three sets of models (Model 1/1v, 2/2v, 3/3v) made different assumptions on the decision processes (e.g., how the go signal modifies the temporally discounted value). We will first describe the common assumptions adopted by all models. </w:t>
+      </w:r>
+    </w:p>
+    <w:p>
+      <w:pPr>
+        <w:spacing w:line="480" w:lineRule="auto"/>
+        <w:ind w:firstLine="360"/>
+        <w:rPr>
+          <w:rFonts w:ascii="Times New Roman" w:eastAsia="Times New Roman" w:hAnsi="Times New Roman" w:cs="Times New Roman"/>
+          <w:color w:val="0070C0"/>
+          <w:sz w:val="24"/>
+          <w:szCs w:val="24"/>
+        </w:rPr>
+      </w:pPr>
+      <w:r>
+        <w:rPr>
+          <w:rFonts w:ascii="Times New Roman" w:eastAsia="Times New Roman" w:hAnsi="Times New Roman" w:cs="Times New Roman"/>
+          <w:color w:val="0070C0"/>
+          <w:sz w:val="24"/>
+          <w:szCs w:val="24"/>
+        </w:rPr>
+        <w:t xml:space="preserve">In all models, it is assumed that animals compute the expected value for accepting the offer </w:t>
       </w:r>
       <m:oMath>
         <m:sSup>
@@ -1034,7 +1137,7 @@
           <w:sz w:val="24"/>
           <w:szCs w:val="24"/>
         </w:rPr>
-        <w:t xml:space="preserve">, and decisions are made by comparing </w:t>
+        <w:t xml:space="preserve">, and accept/reject decisions are made by comparing </w:t>
       </w:r>
       <m:oMath>
         <m:sSup>
@@ -1132,7 +1235,7 @@
           <w:sz w:val="24"/>
           <w:szCs w:val="24"/>
         </w:rPr>
-        <w:t xml:space="preserve"> using the softmax rule:</w:t>
+        <w:t xml:space="preserve"> using the softmax decision rule:</w:t>
       </w:r>
     </w:p>
     <w:p>
@@ -1361,16 +1464,17 @@
     <w:p>
       <w:pPr>
         <w:rPr>
+          <w:rFonts w:ascii="Times New Roman" w:eastAsia="Times New Roman" w:hAnsi="Times New Roman" w:cs="Times New Roman"/>
+          <w:color w:val="0070C0"/>
+          <w:sz w:val="24"/>
+          <w:szCs w:val="24"/>
+        </w:rPr>
+      </w:pPr>
+      <w:r>
+        <w:rPr>
           <w:rFonts w:ascii="Cambria Math" w:eastAsia="Cambria Math" w:hAnsi="Cambria Math" w:cs="Cambria Math"/>
           <w:color w:val="0070C0"/>
         </w:rPr>
-      </w:pPr>
-      <w:r>
-        <w:rPr>
-          <w:rFonts w:ascii="Cambria Math" w:eastAsia="Cambria Math" w:hAnsi="Cambria Math" w:cs="Cambria Math"/>
-          <w:color w:val="0070C0"/>
-        </w:rPr>
-        <w:lastRenderedPageBreak/>
         <w:t xml:space="preserve">Here, </w:t>
       </w:r>
       <m:oMath>
@@ -1389,8 +1493,26 @@
           <w:sz w:val="24"/>
           <w:szCs w:val="24"/>
         </w:rPr>
-        <w:t xml:space="preserve"> is the decision noise parameter that captures choice stochasticity. </w:t>
-      </w:r>
+        <w:t xml:space="preserve"> is a decision noise parameter that captures choice stochasticity. </w:t>
+      </w:r>
+    </w:p>
+    <w:p>
+      <w:pPr>
+        <w:rPr>
+          <w:rFonts w:ascii="Times New Roman" w:eastAsia="Times New Roman" w:hAnsi="Times New Roman" w:cs="Times New Roman"/>
+          <w:color w:val="0070C0"/>
+          <w:sz w:val="24"/>
+          <w:szCs w:val="24"/>
+        </w:rPr>
+      </w:pPr>
+    </w:p>
+    <w:p>
+      <w:pPr>
+        <w:rPr>
+          <w:rFonts w:ascii="Cambria Math" w:eastAsia="Cambria Math" w:hAnsi="Cambria Math" w:cs="Cambria Math"/>
+          <w:color w:val="0070C0"/>
+        </w:rPr>
+      </w:pPr>
     </w:p>
     <w:p>
       <w:pPr>
@@ -1410,7 +1532,32 @@
           <w:sz w:val="24"/>
           <w:szCs w:val="24"/>
         </w:rPr>
-        <w:t xml:space="preserve">Hyperbolic discounting is used to estimate temporally discounted values. A reward </w:t>
+        <w:t xml:space="preserve">In all models, it is also assumed that hyperbolic discounting function </w:t>
+      </w:r>
+      <m:oMath>
+        <m:r>
+          <w:rPr>
+            <w:rFonts w:ascii="Cambria Math" w:eastAsia="Cambria Math" w:hAnsi="Cambria Math" w:cs="Cambria Math"/>
+            <w:color w:val="0070C0"/>
+          </w:rPr>
+          <m:t>h</m:t>
+        </m:r>
+        <m:r>
+          <w:rPr>
+            <w:rFonts w:ascii="Cambria Math" w:eastAsia="Times New Roman" w:hAnsi="Cambria Math" w:cs="Times New Roman"/>
+            <w:color w:val="0070C0"/>
+          </w:rPr>
+          <m:t>(R, D)</m:t>
+        </m:r>
+      </m:oMath>
+      <w:r>
+        <w:rPr>
+          <w:rFonts w:ascii="Times New Roman" w:eastAsia="Times New Roman" w:hAnsi="Times New Roman" w:cs="Times New Roman"/>
+          <w:color w:val="0070C0"/>
+          <w:sz w:val="24"/>
+          <w:szCs w:val="24"/>
+        </w:rPr>
+        <w:t xml:space="preserve"> is used to calculate temporally discounted values. A reward </w:t>
       </w:r>
       <m:oMath>
         <m:r>
@@ -1450,7 +1597,7 @@
           <w:sz w:val="24"/>
           <w:szCs w:val="24"/>
         </w:rPr>
-        <w:t xml:space="preserve"> is assumed to have temporally discounted value </w:t>
+        <w:t xml:space="preserve"> has temporally discounted value </w:t>
       </w:r>
       <m:oMath>
         <m:r>
@@ -1458,7 +1605,7 @@
             <w:rFonts w:ascii="Cambria Math" w:eastAsia="Cambria Math" w:hAnsi="Cambria Math" w:cs="Cambria Math"/>
             <w:color w:val="0070C0"/>
           </w:rPr>
-          <m:t>DV</m:t>
+          <m:t>h</m:t>
         </m:r>
         <m:d>
           <m:dPr>
@@ -1496,7 +1643,7 @@
               <w:rFonts w:ascii="Cambria Math" w:eastAsia="Cambria Math" w:hAnsi="Cambria Math" w:cs="Cambria Math"/>
               <w:color w:val="0070C0"/>
             </w:rPr>
-            <m:t>DV</m:t>
+            <m:t>h</m:t>
           </m:r>
           <m:d>
             <m:dPr>
@@ -1597,17 +1744,13 @@
         </w:rPr>
         <w:t xml:space="preserve"> is the hyperbolic discounting parameter.</w:t>
       </w:r>
-      <w:r>
-        <w:rPr>
-          <w:rFonts w:ascii="Times New Roman" w:eastAsia="Times New Roman" w:hAnsi="Times New Roman" w:cs="Times New Roman"/>
-          <w:color w:val="0070C0"/>
-          <w:sz w:val="24"/>
-          <w:szCs w:val="24"/>
-        </w:rPr>
-        <w:t xml:space="preserve"> </w:t>
-      </w:r>
-    </w:p>
-    <w:p>
+    </w:p>
+    <w:p>
+      <w:pPr>
+        <w:rPr>
+          <w:color w:val="0070C0"/>
+        </w:rPr>
+      </w:pPr>
       <w:r>
         <w:rPr>
           <w:color w:val="0070C0"/>
@@ -1618,57 +1761,34 @@
     <w:p>
       <w:r>
         <w:br/>
-        <w:t>First, the baseline model, which does not incorporate a go-signal-dependent decision process, does not appear to be a reinforcement-learning model as currently described. Rather, it seems to be identical to Model 1, with the parameters V, θ, and β replaced by DV, θ, and σ, respectively. In addition, in Model 1, if the discounted value is being compared against a decision threshold, the exponent term would seem more naturally expressed as DV-θ, rather than -V-θ.</w:t>
+        <w:t>First, the baseline model, which does not incorporate a go-signal-dependent decision process, does not appear to be a reinforcement-learning model as currently described. Rather, it seems to be identical to Model 1, with the parameters V, θ, and βreplaced by DV, θ, and σ, respectively. In addition, in Model 1, if the discounted value is being compared against a decision threshold, the exponent term would seem more naturally expressed as DV-θ, rather than -V-θ.</w:t>
       </w:r>
     </w:p>
     <w:p/>
     <w:p>
-      <w:pPr>
-        <w:rPr>
-          <w:color w:val="0070C0"/>
-        </w:rPr>
-      </w:pPr>
-      <w:r>
-        <w:rPr>
-          <w:color w:val="0070C0"/>
-        </w:rPr>
-        <w:t xml:space="preserve">We thank the reviewer for carefully examining our behavioral models. The reviewer is correct that the “baseline model” in Figure 2 is equivalent to “Model 1” in Figure 4. The reviewer is also correct that this is not a reinforcement learning model, but rather a </w:t>
-      </w:r>
-      <w:r>
-        <w:rPr>
-          <w:color w:val="0070C0"/>
-        </w:rPr>
-        <w:t xml:space="preserve">simple </w:t>
-      </w:r>
-      <w:r>
-        <w:rPr>
-          <w:color w:val="0070C0"/>
-        </w:rPr>
-        <w:t xml:space="preserve">decision-making model. We have </w:t>
-      </w:r>
-      <w:r>
-        <w:rPr>
-          <w:color w:val="0070C0"/>
-        </w:rPr>
-        <w:t>modified</w:t>
-      </w:r>
-      <w:r>
-        <w:rPr>
-          <w:color w:val="0070C0"/>
-        </w:rPr>
-        <w:t xml:space="preserve"> the manuscript </w:t>
-      </w:r>
-      <w:r>
-        <w:rPr>
-          <w:color w:val="0070C0"/>
-        </w:rPr>
-        <w:t>to improve clarity</w:t>
-      </w:r>
-      <w:r>
-        <w:rPr>
-          <w:color w:val="0070C0"/>
-        </w:rPr>
-        <w:t>, see below</w:t>
+      <w:r>
+        <w:rPr>
+          <w:color w:val="0070C0"/>
+        </w:rPr>
+        <w:t xml:space="preserve">Response </w:t>
+      </w:r>
+      <w:r>
+        <w:rPr>
+          <w:color w:val="0070C0"/>
+        </w:rPr>
+        <w:t>R2-</w:t>
+      </w:r>
+      <w:r>
+        <w:rPr>
+          <w:color w:val="0070C0"/>
+        </w:rPr>
+        <w:t>1.</w:t>
+      </w:r>
+      <w:r>
+        <w:rPr>
+          <w:color w:val="0070C0"/>
+        </w:rPr>
+        <w:t>1</w:t>
       </w:r>
       <w:r>
         <w:rPr>
@@ -1677,6 +1797,20 @@
         <w:t>:</w:t>
       </w:r>
     </w:p>
+    <w:p/>
+    <w:p>
+      <w:pPr>
+        <w:rPr>
+          <w:color w:val="0070C0"/>
+        </w:rPr>
+      </w:pPr>
+      <w:r>
+        <w:rPr>
+          <w:color w:val="0070C0"/>
+        </w:rPr>
+        <w:t>We thank the reviewer for carefully examining our behavioral models. The reviewer is correct that the “baseline model” in Figure 2 is equivalent to “Model 1” in Figure 4. The reviewer is also correct that this is not a reinforcement learning model, but rather a simple decision-making model. We have modified the manuscript to improve clarity, see below:</w:t>
+      </w:r>
+    </w:p>
     <w:p>
       <w:pPr>
         <w:rPr>
@@ -1689,6 +1823,7 @@
         <w:spacing w:line="480" w:lineRule="auto"/>
         <w:rPr>
           <w:rFonts w:ascii="Times New Roman" w:eastAsia="Times New Roman" w:hAnsi="Times New Roman" w:cs="Times New Roman"/>
+          <w:color w:val="0070C0"/>
           <w:sz w:val="24"/>
           <w:szCs w:val="24"/>
         </w:rPr>
@@ -1702,10 +1837,6 @@
     </w:p>
     <w:p>
       <w:pPr>
-        <w:numPr>
-          <w:ilvl w:val="0"/>
-          <w:numId w:val="1"/>
-        </w:numPr>
         <w:pBdr>
           <w:top w:val="nil"/>
           <w:left w:val="nil"/>
@@ -1718,24 +1849,21 @@
           <w:tab w:val="left" w:pos="270"/>
         </w:tabs>
         <w:spacing w:line="480" w:lineRule="auto"/>
-        <w:ind w:left="0" w:firstLine="0"/>
-        <w:rPr>
-          <w:rFonts w:ascii="Times New Roman" w:eastAsia="Times New Roman" w:hAnsi="Times New Roman" w:cs="Times New Roman"/>
-          <w:b/>
-          <w:bCs/>
-          <w:color w:val="0070C0"/>
-          <w:sz w:val="24"/>
-          <w:szCs w:val="24"/>
-        </w:rPr>
-      </w:pPr>
-      <w:r>
-        <w:rPr>
-          <w:rFonts w:ascii="Times New Roman" w:eastAsia="Times New Roman" w:hAnsi="Times New Roman" w:cs="Times New Roman"/>
-          <w:b/>
-          <w:bCs/>
-          <w:color w:val="0070C0"/>
-          <w:sz w:val="24"/>
-          <w:szCs w:val="24"/>
+        <w:rPr>
+          <w:rFonts w:ascii="Times New Roman" w:eastAsia="Times New Roman" w:hAnsi="Times New Roman" w:cs="Times New Roman"/>
+          <w:color w:val="0070C0"/>
+          <w:sz w:val="24"/>
+          <w:szCs w:val="24"/>
+          <w:u w:val="single"/>
+        </w:rPr>
+      </w:pPr>
+      <w:r>
+        <w:rPr>
+          <w:rFonts w:ascii="Times New Roman" w:eastAsia="Times New Roman" w:hAnsi="Times New Roman" w:cs="Times New Roman"/>
+          <w:color w:val="0070C0"/>
+          <w:sz w:val="24"/>
+          <w:szCs w:val="24"/>
+          <w:u w:val="single"/>
         </w:rPr>
         <w:t>Model 1</w:t>
       </w:r>
@@ -1757,7 +1885,70 @@
           <w:sz w:val="24"/>
           <w:szCs w:val="24"/>
         </w:rPr>
-        <w:t xml:space="preserve">The temporally discounted values are computed for each of the 9 cues as </w:t>
+        <w:t xml:space="preserve">Model 1 is a baseline model which assumes that temporal discounting decisions are made, independent of the go signal. The accept/reject decisions are made by comparing the temporally discounted value DV of the offers against a decision threshold </w:t>
+      </w:r>
+      <m:oMath>
+        <m:r>
+          <w:rPr>
+            <w:rFonts w:ascii="Cambria Math" w:eastAsia="Cambria Math" w:hAnsi="Cambria Math" w:cs="Cambria Math"/>
+            <w:color w:val="0070C0"/>
+          </w:rPr>
+          <m:t>θ</m:t>
+        </m:r>
+      </m:oMath>
+      <w:r>
+        <w:rPr>
+          <w:rFonts w:ascii="Times New Roman" w:eastAsia="Times New Roman" w:hAnsi="Times New Roman" w:cs="Times New Roman"/>
+          <w:color w:val="0070C0"/>
+        </w:rPr>
+        <w:t>.</w:t>
+      </w:r>
+      <w:r>
+        <w:rPr>
+          <w:rFonts w:ascii="Times New Roman" w:eastAsia="Times New Roman" w:hAnsi="Times New Roman" w:cs="Times New Roman"/>
+          <w:color w:val="0070C0"/>
+          <w:sz w:val="24"/>
+          <w:szCs w:val="24"/>
+        </w:rPr>
+        <w:t xml:space="preserve"> </w:t>
+      </w:r>
+      <w:r>
+        <w:rPr>
+          <w:rFonts w:ascii="Times New Roman" w:eastAsia="Times New Roman" w:hAnsi="Times New Roman" w:cs="Times New Roman"/>
+          <w:color w:val="0070C0"/>
+          <w:sz w:val="24"/>
+          <w:szCs w:val="24"/>
+        </w:rPr>
+        <w:t>Animals will be more likely to accept an offer when DV is above θ, and more likely to reject otherwise.</w:t>
+      </w:r>
+      <w:r>
+        <w:rPr>
+          <w:rFonts w:ascii="Times New Roman" w:eastAsia="Times New Roman" w:hAnsi="Times New Roman" w:cs="Times New Roman"/>
+          <w:color w:val="0070C0"/>
+          <w:sz w:val="24"/>
+          <w:szCs w:val="24"/>
+        </w:rPr>
+        <w:t xml:space="preserve"> </w:t>
+      </w:r>
+    </w:p>
+    <w:p>
+      <w:pPr>
+        <w:spacing w:line="480" w:lineRule="auto"/>
+        <w:rPr>
+          <w:rFonts w:ascii="Times New Roman" w:eastAsia="Times New Roman" w:hAnsi="Times New Roman" w:cs="Times New Roman"/>
+          <w:color w:val="0070C0"/>
+          <w:sz w:val="24"/>
+          <w:szCs w:val="24"/>
+        </w:rPr>
+      </w:pPr>
+      <w:r>
+        <w:rPr>
+          <w:rFonts w:ascii="Times New Roman" w:eastAsia="Times New Roman" w:hAnsi="Times New Roman" w:cs="Times New Roman"/>
+          <w:color w:val="0070C0"/>
+          <w:sz w:val="24"/>
+          <w:szCs w:val="24"/>
+        </w:rPr>
+        <w:t xml:space="preserve">The temporally discounted values are computed for each of the 9 offers. For the drop and delay associated with each offer, we have </w:t>
       </w:r>
     </w:p>
     <w:p>
@@ -1777,7 +1968,7 @@
               <w:sz w:val="24"/>
               <w:szCs w:val="24"/>
             </w:rPr>
-            <m:t>DV</m:t>
+            <m:t>DV= h</m:t>
           </m:r>
           <m:d>
             <m:dPr>
@@ -1895,72 +2086,8 @@
           <w:sz w:val="24"/>
           <w:szCs w:val="24"/>
         </w:rPr>
-        <w:t xml:space="preserve">for the drop and delay associated with each cue.  </w:t>
-      </w:r>
-    </w:p>
-    <w:p>
-      <w:pPr>
-        <w:spacing w:line="480" w:lineRule="auto"/>
-        <w:rPr>
-          <w:rFonts w:ascii="Times New Roman" w:eastAsia="Times New Roman" w:hAnsi="Times New Roman" w:cs="Times New Roman"/>
-          <w:color w:val="0070C0"/>
-          <w:sz w:val="24"/>
-          <w:szCs w:val="24"/>
-        </w:rPr>
-      </w:pPr>
-      <w:r>
-        <w:rPr>
-          <w:rFonts w:ascii="Times New Roman" w:eastAsia="Times New Roman" w:hAnsi="Times New Roman" w:cs="Times New Roman"/>
-          <w:color w:val="0070C0"/>
-          <w:sz w:val="24"/>
-          <w:szCs w:val="24"/>
-        </w:rPr>
-        <w:t xml:space="preserve">In Model 1, we assume that accept/reject decisions are made by comparing the temporally discounted value DV against a decision threshold </w:t>
-      </w:r>
-      <m:oMath>
-        <m:r>
-          <w:rPr>
-            <w:rFonts w:ascii="Cambria Math" w:eastAsia="Cambria Math" w:hAnsi="Cambria Math" w:cs="Cambria Math"/>
-            <w:color w:val="0070C0"/>
-          </w:rPr>
-          <m:t>θ</m:t>
-        </m:r>
-      </m:oMath>
-      <w:r>
-        <w:rPr>
-          <w:rFonts w:ascii="Times New Roman" w:eastAsia="Times New Roman" w:hAnsi="Times New Roman" w:cs="Times New Roman"/>
-          <w:color w:val="0070C0"/>
-        </w:rPr>
-        <w:t xml:space="preserve">. </w:t>
-      </w:r>
-      <w:r>
-        <w:rPr>
-          <w:rFonts w:ascii="Times New Roman" w:eastAsia="Times New Roman" w:hAnsi="Times New Roman" w:cs="Times New Roman"/>
-          <w:color w:val="0070C0"/>
-          <w:sz w:val="24"/>
-          <w:szCs w:val="24"/>
-        </w:rPr>
-        <w:t xml:space="preserve">Animals will be more likely to accept an offer when DV is above θ, and more likely to reject otherwise. </w:t>
-      </w:r>
-    </w:p>
-    <w:p>
-      <w:pPr>
-        <w:spacing w:line="480" w:lineRule="auto"/>
-        <w:rPr>
-          <w:rFonts w:ascii="Times New Roman" w:eastAsia="Times New Roman" w:hAnsi="Times New Roman" w:cs="Times New Roman"/>
-          <w:color w:val="0070C0"/>
-          <w:sz w:val="24"/>
-          <w:szCs w:val="24"/>
-        </w:rPr>
-      </w:pPr>
-      <w:r>
-        <w:rPr>
-          <w:rFonts w:ascii="Times New Roman" w:eastAsia="Times New Roman" w:hAnsi="Times New Roman" w:cs="Times New Roman"/>
-          <w:color w:val="0070C0"/>
-          <w:sz w:val="24"/>
-          <w:szCs w:val="24"/>
-        </w:rPr>
-        <w:t xml:space="preserve">In other words, the expected value for accepting the offer </w:t>
+        <w:lastRenderedPageBreak/>
+        <w:t xml:space="preserve">The value for accepting the offer is simply the discounted value, </w:t>
       </w:r>
       <m:oMath>
         <m:sSup>
@@ -2008,7 +2135,7 @@
             <w:sz w:val="24"/>
             <w:szCs w:val="24"/>
           </w:rPr>
-          <m:t>=DV(drop, delay)</m:t>
+          <m:t>=DV</m:t>
         </m:r>
       </m:oMath>
       <w:r>
@@ -2018,7 +2145,7 @@
           <w:sz w:val="24"/>
           <w:szCs w:val="24"/>
         </w:rPr>
-        <w:t xml:space="preserve">, and the expected value for rejecting the offer </w:t>
+        <w:t xml:space="preserve">, and the value for rejecting the offer is the decision threshold </w:t>
       </w:r>
       <m:oMath>
         <m:sSup>
@@ -2076,111 +2203,32 @@
           <w:sz w:val="24"/>
           <w:szCs w:val="24"/>
         </w:rPr>
-        <w:t xml:space="preserve">. By comparing </w:t>
-      </w:r>
-      <m:oMath>
-        <m:sSup>
-          <m:sSupPr>
-            <m:ctrlPr>
-              <w:rPr>
-                <w:rFonts w:ascii="Cambria Math" w:eastAsia="Times New Roman" w:hAnsi="Cambria Math" w:cs="Times New Roman"/>
-                <w:i/>
-                <w:color w:val="0070C0"/>
-                <w:sz w:val="24"/>
-                <w:szCs w:val="24"/>
-              </w:rPr>
-            </m:ctrlPr>
-          </m:sSupPr>
-          <m:e>
-            <m:r>
-              <w:rPr>
-                <w:rFonts w:ascii="Cambria Math" w:eastAsia="Times New Roman" w:hAnsi="Cambria Math" w:cs="Times New Roman"/>
-                <w:color w:val="0070C0"/>
-                <w:sz w:val="24"/>
-                <w:szCs w:val="24"/>
-              </w:rPr>
-              <m:t>V</m:t>
-            </m:r>
-          </m:e>
-          <m:sup>
-            <m:r>
-              <m:rPr>
-                <m:nor/>
-              </m:rPr>
-              <w:rPr>
-                <w:rFonts w:ascii="Cambria Math" w:eastAsia="Times New Roman" w:hAnsi="Cambria Math" w:cs="Times New Roman"/>
-                <w:color w:val="0070C0"/>
-                <w:sz w:val="24"/>
-                <w:szCs w:val="24"/>
-              </w:rPr>
-              <m:t>accept</m:t>
-            </m:r>
-          </m:sup>
-        </m:sSup>
-      </m:oMath>
-      <w:r>
-        <w:rPr>
-          <w:rFonts w:ascii="Times New Roman" w:eastAsia="Times New Roman" w:hAnsi="Times New Roman" w:cs="Times New Roman"/>
-          <w:color w:val="0070C0"/>
-          <w:sz w:val="24"/>
-          <w:szCs w:val="24"/>
-        </w:rPr>
-        <w:t xml:space="preserve"> and </w:t>
-      </w:r>
-      <m:oMath>
-        <m:sSup>
-          <m:sSupPr>
-            <m:ctrlPr>
-              <w:rPr>
-                <w:rFonts w:ascii="Cambria Math" w:eastAsia="Times New Roman" w:hAnsi="Cambria Math" w:cs="Times New Roman"/>
-                <w:i/>
-                <w:color w:val="0070C0"/>
-                <w:sz w:val="24"/>
-                <w:szCs w:val="24"/>
-              </w:rPr>
-            </m:ctrlPr>
-          </m:sSupPr>
-          <m:e>
-            <m:r>
-              <w:rPr>
-                <w:rFonts w:ascii="Cambria Math" w:eastAsia="Times New Roman" w:hAnsi="Cambria Math" w:cs="Times New Roman"/>
-                <w:color w:val="0070C0"/>
-                <w:sz w:val="24"/>
-                <w:szCs w:val="24"/>
-              </w:rPr>
-              <m:t>V</m:t>
-            </m:r>
-          </m:e>
-          <m:sup>
-            <m:r>
-              <m:rPr>
-                <m:sty m:val="p"/>
-              </m:rPr>
-              <w:rPr>
-                <w:rFonts w:ascii="Cambria Math" w:eastAsia="Times New Roman" w:hAnsi="Cambria Math" w:cs="Times New Roman"/>
-                <w:color w:val="0070C0"/>
-                <w:sz w:val="24"/>
-                <w:szCs w:val="24"/>
-              </w:rPr>
-              <m:t>reject</m:t>
-            </m:r>
-          </m:sup>
-        </m:sSup>
-      </m:oMath>
-      <w:r>
-        <w:rPr>
-          <w:rFonts w:ascii="Times New Roman" w:eastAsia="Times New Roman" w:hAnsi="Times New Roman" w:cs="Times New Roman"/>
-          <w:color w:val="0070C0"/>
-          <w:sz w:val="24"/>
-          <w:szCs w:val="24"/>
-        </w:rPr>
-        <w:t>, we have</w:t>
-      </w:r>
-    </w:p>
-    <w:p>
-      <w:pPr>
-        <w:spacing w:after="200"/>
-        <w:jc w:val="center"/>
+        <w:t xml:space="preserve">. </w:t>
+      </w:r>
+    </w:p>
+    <w:p>
+      <w:pPr>
+        <w:spacing w:line="480" w:lineRule="auto"/>
+        <w:rPr>
+          <w:rFonts w:ascii="Times New Roman" w:eastAsia="Times New Roman" w:hAnsi="Times New Roman" w:cs="Times New Roman"/>
+          <w:color w:val="0070C0"/>
+          <w:sz w:val="24"/>
+          <w:szCs w:val="24"/>
+        </w:rPr>
+      </w:pPr>
+      <w:r>
+        <w:rPr>
+          <w:rFonts w:ascii="Times New Roman" w:eastAsia="Times New Roman" w:hAnsi="Times New Roman" w:cs="Times New Roman"/>
+          <w:color w:val="0070C0"/>
+          <w:sz w:val="24"/>
+          <w:szCs w:val="24"/>
+        </w:rPr>
+        <w:t xml:space="preserve">Thus, via the softmax decision rule, we have </w:t>
+      </w:r>
+    </w:p>
+    <w:p>
+      <w:pPr>
+        <w:spacing w:line="480" w:lineRule="auto"/>
         <w:rPr>
           <w:rFonts w:ascii="Times New Roman" w:eastAsia="Times New Roman" w:hAnsi="Times New Roman" w:cs="Times New Roman"/>
           <w:color w:val="0070C0"/>
@@ -2195,7 +2243,6 @@
               <w:rFonts w:ascii="Cambria Math" w:eastAsia="Cambria Math" w:hAnsi="Cambria Math" w:cs="Cambria Math"/>
               <w:color w:val="0070C0"/>
             </w:rPr>
-            <w:lastRenderedPageBreak/>
             <m:t>p</m:t>
           </m:r>
           <m:d>
@@ -2313,14 +2360,6 @@
     </w:p>
     <w:p>
       <w:pPr>
-        <w:spacing w:line="480" w:lineRule="auto"/>
-        <w:rPr>
-          <w:color w:val="0070C0"/>
-        </w:rPr>
-      </w:pPr>
-    </w:p>
-    <w:p>
-      <w:pPr>
         <w:rPr>
           <w:color w:val="0070C0"/>
         </w:rPr>
@@ -2332,26 +2371,16 @@
         <w:t>”</w:t>
       </w:r>
     </w:p>
-    <w:p/>
-    <w:p>
-      <w:r>
-        <w:t>Second, the authors appear to assume that the yellow and purple go signals add or subtract a fixed bias from the discounted value, and that this bias-modulated discounted value is then compared with a decision threshold to determine whether the offer is accepted or rejected. However, the manuscript formulates this process using (-U-θ±β)/σ</w:t>
-      </w:r>
-      <w:r>
-        <w:t xml:space="preserve"> </w:t>
-      </w:r>
-      <w:r>
-        <w:t xml:space="preserve">as the exponent of the softmax function. </w:t>
-      </w:r>
-    </w:p>
-    <w:p>
-      <w:r>
-        <w:t xml:space="preserve">This expression is difficult to interpret because U is not defined, and β is also used as the inverse-temperature parameter in the baseline model. To improve clarity, the authors may wish to define all variables explicitly and use distinct notation for different quantities. </w:t>
-      </w:r>
-    </w:p>
-    <w:p>
-      <w:r>
-        <w:t>If the intended model is a threshold-based comparison of a bias-modulated discounted value, the exponent might be more clearly written as:</w:t>
+    <w:p>
+      <w:pPr>
+        <w:rPr>
+          <w:color w:val="0070C0"/>
+        </w:rPr>
+      </w:pPr>
+    </w:p>
+    <w:p>
+      <w:r>
+        <w:t>Second, the authors appear to assume that the yellow and purple go signals add or subtract a fixed bias from the discounted value, and that this bias-modulated discounted value is then compared with a decision threshold to determine whether the offer is accepted or rejected. However, the manuscript formulates this process using (-U-θ±β)/σas the exponent of the softmax function. This expression is difficult to interpret because Uis not defined, and βis also used as the inverse-temperature parameter in the baseline model. To improve clarity, the authors may wish to define all variables explicitly and use distinct notation for different quantities. If the intended model is a threshold-based comparison of a bias-modulated discounted value, the exponent might be more clearly written as:</w:t>
       </w:r>
       <w:r>
         <w:br/>
@@ -2362,72 +2391,76 @@
       </w:r>
       <w:r>
         <w:br/>
-        <w:t>where DV</w:t>
-      </w:r>
-      <w:r>
-        <w:t xml:space="preserve"> </w:t>
-      </w:r>
-      <w:r>
-        <w:t>is the discounted value, Bias</w:t>
-      </w:r>
-      <w:r>
-        <w:t xml:space="preserve"> </w:t>
-      </w:r>
-      <w:r>
-        <w:t>is the go-signal-dependent bias, θ</w:t>
-      </w:r>
-      <w:r>
-        <w:t xml:space="preserve"> </w:t>
-      </w:r>
-      <w:r>
-        <w:t>is the decision threshold, and σ</w:t>
-      </w:r>
-      <w:r>
-        <w:t xml:space="preserve"> </w:t>
-      </w:r>
-      <w:r>
-        <w:t>controls choice stochasticity.</w:t>
+        <w:t>where DVis the discounted value, Biasis the go-signal-dependent bias, θis the decision threshold, and σcontrols choice stochasticity.</w:t>
       </w:r>
     </w:p>
     <w:p/>
     <w:p>
-      <w:pPr>
-        <w:rPr>
-          <w:color w:val="0070C0"/>
-        </w:rPr>
-      </w:pPr>
-      <w:r>
-        <w:rPr>
-          <w:color w:val="0070C0"/>
-        </w:rPr>
-        <w:t xml:space="preserve">We apologize for the </w:t>
-      </w:r>
-      <w:r>
-        <w:rPr>
-          <w:color w:val="0070C0"/>
-        </w:rPr>
-        <w:t>lack of clarity in our description. The reviewer understood our model correctly. We have</w:t>
-      </w:r>
-      <w:r>
-        <w:rPr>
-          <w:color w:val="0070C0"/>
-        </w:rPr>
-        <w:t xml:space="preserve"> modified the manuscript to improve the clarity:</w:t>
-      </w:r>
-    </w:p>
-    <w:p>
-      <w:pPr>
-        <w:rPr>
-          <w:color w:val="0070C0"/>
-        </w:rPr>
-      </w:pPr>
-    </w:p>
-    <w:p>
-      <w:pPr>
-        <w:numPr>
-          <w:ilvl w:val="0"/>
-          <w:numId w:val="1"/>
-        </w:numPr>
+      <w:r>
+        <w:rPr>
+          <w:color w:val="0070C0"/>
+        </w:rPr>
+        <w:t xml:space="preserve">Response </w:t>
+      </w:r>
+      <w:r>
+        <w:rPr>
+          <w:color w:val="0070C0"/>
+        </w:rPr>
+        <w:t>R2-</w:t>
+      </w:r>
+      <w:r>
+        <w:rPr>
+          <w:color w:val="0070C0"/>
+        </w:rPr>
+        <w:t>1.</w:t>
+      </w:r>
+      <w:r>
+        <w:rPr>
+          <w:color w:val="0070C0"/>
+        </w:rPr>
+        <w:t>2</w:t>
+      </w:r>
+      <w:r>
+        <w:rPr>
+          <w:color w:val="0070C0"/>
+        </w:rPr>
+        <w:t>:</w:t>
+      </w:r>
+    </w:p>
+    <w:p>
+      <w:pPr>
+        <w:rPr>
+          <w:color w:val="0070C0"/>
+        </w:rPr>
+      </w:pPr>
+      <w:r>
+        <w:rPr>
+          <w:color w:val="0070C0"/>
+        </w:rPr>
+        <w:t xml:space="preserve">We apologize for the lack of clarity in our description. The reviewer understood our model correctly. We have modified the manuscript to improve </w:t>
+      </w:r>
+      <w:r>
+        <w:rPr>
+          <w:color w:val="0070C0"/>
+        </w:rPr>
+        <w:t>clarity</w:t>
+      </w:r>
+      <w:r>
+        <w:rPr>
+          <w:color w:val="0070C0"/>
+        </w:rPr>
+        <w:t>:</w:t>
+      </w:r>
+    </w:p>
+    <w:p>
+      <w:pPr>
+        <w:rPr>
+          <w:color w:val="0070C0"/>
+        </w:rPr>
+      </w:pPr>
+    </w:p>
+    <w:p>
+      <w:pPr>
         <w:pBdr>
           <w:top w:val="nil"/>
           <w:left w:val="nil"/>
@@ -2440,7 +2473,6 @@
           <w:tab w:val="left" w:pos="270"/>
         </w:tabs>
         <w:spacing w:line="480" w:lineRule="auto"/>
-        <w:ind w:left="0" w:firstLine="0"/>
         <w:rPr>
           <w:rFonts w:ascii="Times New Roman" w:eastAsia="Times New Roman" w:hAnsi="Times New Roman" w:cs="Times New Roman"/>
           <w:b/>
@@ -2459,22 +2491,55 @@
     </w:p>
     <w:p>
       <w:pPr>
+        <w:pBdr>
+          <w:top w:val="nil"/>
+          <w:left w:val="nil"/>
+          <w:bottom w:val="nil"/>
+          <w:right w:val="nil"/>
+          <w:between w:val="nil"/>
+        </w:pBdr>
+        <w:shd w:val="clear" w:color="auto" w:fill="FFFFFF"/>
+        <w:tabs>
+          <w:tab w:val="left" w:pos="270"/>
+        </w:tabs>
         <w:spacing w:line="480" w:lineRule="auto"/>
         <w:rPr>
           <w:rFonts w:ascii="Times New Roman" w:eastAsia="Times New Roman" w:hAnsi="Times New Roman" w:cs="Times New Roman"/>
           <w:color w:val="0070C0"/>
           <w:sz w:val="24"/>
           <w:szCs w:val="24"/>
-        </w:rPr>
-      </w:pPr>
-      <w:r>
-        <w:rPr>
-          <w:rFonts w:ascii="Times New Roman" w:eastAsia="Times New Roman" w:hAnsi="Times New Roman" w:cs="Times New Roman"/>
-          <w:color w:val="0070C0"/>
-          <w:sz w:val="24"/>
-          <w:szCs w:val="24"/>
-        </w:rPr>
-        <w:t xml:space="preserve">In Model 2, we assume that the go-signals have additive values. In other words, the go-signal may increase or decrease the value of the reward offer by a constant amount, independent of the discounted value of the reward offer. The additive value is parameterized symmetrically for the two go-signals: </w:t>
+          <w:u w:val="single"/>
+        </w:rPr>
+      </w:pPr>
+      <w:r>
+        <w:rPr>
+          <w:rFonts w:ascii="Times New Roman" w:eastAsia="Times New Roman" w:hAnsi="Times New Roman" w:cs="Times New Roman"/>
+          <w:color w:val="0070C0"/>
+          <w:sz w:val="24"/>
+          <w:szCs w:val="24"/>
+          <w:u w:val="single"/>
+        </w:rPr>
+        <w:t>Model 2</w:t>
+      </w:r>
+    </w:p>
+    <w:p>
+      <w:pPr>
+        <w:spacing w:line="480" w:lineRule="auto"/>
+        <w:rPr>
+          <w:rFonts w:ascii="Times New Roman" w:eastAsia="Times New Roman" w:hAnsi="Times New Roman" w:cs="Times New Roman"/>
+          <w:color w:val="0070C0"/>
+          <w:sz w:val="24"/>
+          <w:szCs w:val="24"/>
+        </w:rPr>
+      </w:pPr>
+      <w:r>
+        <w:rPr>
+          <w:rFonts w:ascii="Times New Roman" w:eastAsia="Times New Roman" w:hAnsi="Times New Roman" w:cs="Times New Roman"/>
+          <w:color w:val="0070C0"/>
+          <w:sz w:val="24"/>
+          <w:szCs w:val="24"/>
+        </w:rPr>
+        <w:t xml:space="preserve">In Model 2, we assume that the go signals have additive values which can bias decisions towards accepting or rejecting. In other words, the go signal may increase or decrease the value of the reward offer by a constant amount, independent of the original discounted value of the offer. The additive value is parameterized symmetrically for the two go signals: </w:t>
       </w:r>
       <m:oMath>
         <m:r>
@@ -2563,7 +2628,7 @@
           <w:sz w:val="24"/>
           <w:szCs w:val="24"/>
         </w:rPr>
-        <w:t xml:space="preserve"> is the sum of the discounted value of the offer, and the additive value of the go-signal:</w:t>
+        <w:t xml:space="preserve"> is the sum of the discounted value of the offer, and the value of the go signal:</w:t>
       </w:r>
     </w:p>
     <w:p>
@@ -2670,7 +2735,17 @@
                       <w:rFonts w:ascii="Cambria Math" w:eastAsia="Cambria Math" w:hAnsi="Cambria Math" w:cs="Cambria Math"/>
                       <w:color w:val="0070C0"/>
                     </w:rPr>
-                    <m:t>go=purple</m:t>
+                    <m:t>go=</m:t>
+                  </m:r>
+                  <m:r>
+                    <m:rPr>
+                      <m:nor/>
+                    </m:rPr>
+                    <w:rPr>
+                      <w:rFonts w:ascii="Cambria Math" w:eastAsia="Cambria Math" w:hAnsi="Cambria Math" w:cs="Cambria Math"/>
+                      <w:color w:val="0070C0"/>
+                    </w:rPr>
+                    <m:t>purple</m:t>
                   </m:r>
                 </m:e>
                 <m:e>
@@ -2699,7 +2774,17 @@
                       <w:rFonts w:ascii="Cambria Math" w:eastAsia="Cambria Math" w:hAnsi="Cambria Math" w:cs="Cambria Math"/>
                       <w:color w:val="0070C0"/>
                     </w:rPr>
-                    <m:t>go=yellow</m:t>
+                    <m:t>go=</m:t>
+                  </m:r>
+                  <m:r>
+                    <m:rPr>
+                      <m:nor/>
+                    </m:rPr>
+                    <w:rPr>
+                      <w:rFonts w:ascii="Cambria Math" w:eastAsia="Cambria Math" w:hAnsi="Cambria Math" w:cs="Cambria Math"/>
+                      <w:color w:val="0070C0"/>
+                    </w:rPr>
+                    <m:t>yellow</m:t>
                   </m:r>
                 </m:e>
               </m:eqArr>
@@ -2722,7 +2807,7 @@
           <w:sz w:val="24"/>
           <w:szCs w:val="24"/>
         </w:rPr>
-        <w:t xml:space="preserve">whereas, as in Model 1, the value for rejecting the offer </w:t>
+        <w:t xml:space="preserve">The value for rejecting the offer </w:t>
       </w:r>
       <m:oMath>
         <m:sSup>
@@ -2763,6 +2848,15 @@
             </m:r>
           </m:sup>
         </m:sSup>
+        <m:r>
+          <w:rPr>
+            <w:rFonts w:ascii="Cambria Math" w:eastAsia="Times New Roman" w:hAnsi="Cambria Math" w:cs="Times New Roman"/>
+            <w:color w:val="0070C0"/>
+            <w:sz w:val="24"/>
+            <w:szCs w:val="24"/>
+          </w:rPr>
+          <m:t>=θ</m:t>
+        </m:r>
       </m:oMath>
       <w:r>
         <w:rPr>
@@ -2771,7 +2865,7 @@
           <w:sz w:val="24"/>
           <w:szCs w:val="24"/>
         </w:rPr>
-        <w:t xml:space="preserve"> equals the decision threshold </w:t>
+        <w:t>, as in Model 1</w:t>
       </w:r>
       <m:oMath>
         <m:r>
@@ -2781,7 +2875,7 @@
             <w:sz w:val="24"/>
             <w:szCs w:val="24"/>
           </w:rPr>
-          <m:t>θ</m:t>
+          <m:t>.</m:t>
         </m:r>
       </m:oMath>
     </w:p>
@@ -2810,7 +2904,6 @@
         <w:jc w:val="center"/>
         <w:rPr>
           <w:rFonts w:ascii="Cambria Math" w:eastAsia="Cambria Math" w:hAnsi="Cambria Math" w:cs="Cambria Math"/>
-          <w:color w:val="0070C0"/>
         </w:rPr>
       </w:pPr>
       <m:oMathPara>
@@ -3005,17 +3098,12 @@
     </w:p>
     <w:p>
       <w:r>
-        <w:lastRenderedPageBreak/>
+        <w:br/>
         <w:t>Third, Model 3 appears to incorporate a hypothesized process in which the discounted value of the offer is recalculated in anticipation of an additional delay, ΔT. The authors then define a quantity referred to as "total value," which appears to be the sum of the recalculated discounted value of the current offer and the average discounted value of future offers in the task, presumably reflecting the expected value associated with rejecting the current offer.</w:t>
       </w:r>
       <w:r>
         <w:br/>
-        <w:t xml:space="preserve">This "total value" formulation would benefit from further clarification. </w:t>
-      </w:r>
-    </w:p>
-    <w:p>
-      <w:r>
-        <w:t>In response to a go signal, the monkeys are presumably deciding whether to accept or reject the current offer. Therefore, it seems that the quantity entering the softmax function should reflect the relative value of accepting versus rejecting the offer, rather than the sum of these values. Specifically, the exponent of the softmax function would seem to depend on:</w:t>
+        <w:t>This "total value" formulation would benefit from further clarification. In response to a go signal, the monkeys are presumably deciding whether to accept or reject the current offer. Therefore, it seems that the quantity entering the softmax function should reflect the relative value of accepting versus rejecting the offer, rather than the sum of these values. Specifically, the exponent of the softmax function would seem to depend on:</w:t>
       </w:r>
       <w:r>
         <w:br/>
@@ -3030,12 +3118,6 @@
       </w:r>
       <w:r>
         <w:br/>
-      </w:r>
-      <w:r>
-        <w:rPr>
-          <w:b/>
-          <w:bCs/>
-        </w:rPr>
         <w:t>V_"accept,yellow" =R/(1+k(D+ΔT))</w:t>
       </w:r>
       <w:r>
@@ -3047,12 +3129,6 @@
       </w:r>
       <w:r>
         <w:br/>
-      </w:r>
-      <w:r>
-        <w:rPr>
-          <w:b/>
-          <w:bCs/>
-        </w:rPr>
         <w:t>V_"accept,purple" =DV</w:t>
       </w:r>
       <w:r>
@@ -3064,14 +3140,7 @@
       </w:r>
       <w:r>
         <w:br/>
-        <w:t>V</w:t>
-      </w:r>
-      <w:r>
-        <w:rPr>
-          <w:b/>
-          <w:bCs/>
-        </w:rPr>
-        <w:t>_"reject,yellow" =θ</w:t>
+        <w:t>V_"reject,yellow" =θ</w:t>
       </w:r>
       <w:r>
         <w:br/>
@@ -3082,12 +3151,6 @@
       </w:r>
       <w:r>
         <w:br/>
-      </w:r>
-      <w:r>
-        <w:rPr>
-          <w:b/>
-          <w:bCs/>
-        </w:rPr>
         <w:t>V_"reject,purple" =θ/(1+kΔT)</w:t>
       </w:r>
       <w:r>
@@ -3098,135 +3161,530 @@
         <w:t>Thus, if this is the intended decision process, the softmax exponent should be based on the difference between the value of accepting and the value of rejecting, with each term defined according to the specific go-signal condition.</w:t>
       </w:r>
     </w:p>
-    <w:p>
-      <w:pPr>
-        <w:rPr>
-          <w:color w:val="0070C0"/>
-        </w:rPr>
-      </w:pPr>
-      <w:r>
-        <w:rPr>
-          <w:color w:val="0070C0"/>
-        </w:rPr>
+    <w:p/>
+    <w:p>
+      <w:r>
+        <w:rPr>
+          <w:color w:val="0070C0"/>
+        </w:rPr>
+        <w:t xml:space="preserve">Response </w:t>
+      </w:r>
+      <w:r>
+        <w:rPr>
+          <w:color w:val="0070C0"/>
+        </w:rPr>
+        <w:t>R2-</w:t>
+      </w:r>
+      <w:r>
+        <w:rPr>
+          <w:color w:val="0070C0"/>
+        </w:rPr>
+        <w:t>1.</w:t>
+      </w:r>
+      <w:r>
+        <w:rPr>
+          <w:color w:val="0070C0"/>
+        </w:rPr>
+        <w:t>3</w:t>
+      </w:r>
+      <w:r>
+        <w:rPr>
+          <w:color w:val="0070C0"/>
+        </w:rPr>
+        <w:t>:</w:t>
+      </w:r>
+    </w:p>
+    <w:p>
+      <w:pPr>
+        <w:rPr>
+          <w:color w:val="0070C0"/>
+        </w:rPr>
+      </w:pPr>
+    </w:p>
+    <w:p>
+      <w:pPr>
+        <w:rPr>
+          <w:color w:val="0070C0"/>
+        </w:rPr>
+      </w:pPr>
+      <w:r>
+        <w:rPr>
+          <w:color w:val="0070C0"/>
+        </w:rPr>
+        <w:lastRenderedPageBreak/>
         <w:t xml:space="preserve">The reviewer understood our model </w:t>
       </w:r>
       <w:r>
         <w:rPr>
           <w:color w:val="0070C0"/>
         </w:rPr>
-        <w:t>correctly</w:t>
-      </w:r>
-      <w:r>
-        <w:rPr>
-          <w:color w:val="0070C0"/>
-        </w:rPr>
-        <w:t xml:space="preserve"> in general. There is a small difference in w</w:t>
-      </w:r>
-      <w:r>
-        <w:rPr>
-          <w:color w:val="0070C0"/>
+        <w:t>conceptually. However, the Model 3 (</w:t>
+      </w:r>
+      <w:r>
+        <w:rPr>
+          <w:color w:val="0070C0"/>
+        </w:rPr>
+        <w:t xml:space="preserve">in </w:t>
+      </w:r>
+      <w:r>
+        <w:rPr>
+          <w:color w:val="0070C0"/>
+        </w:rPr>
+        <w:t xml:space="preserve">the </w:t>
+      </w:r>
+      <w:r>
+        <w:rPr>
+          <w:color w:val="0070C0"/>
+        </w:rPr>
+        <w:t>original manuscript) ha</w:t>
+      </w:r>
+      <w:r>
+        <w:rPr>
+          <w:color w:val="0070C0"/>
+        </w:rPr>
+        <w:t>d</w:t>
+      </w:r>
+      <w:r>
+        <w:rPr>
+          <w:color w:val="0070C0"/>
+        </w:rPr>
+        <w:t xml:space="preserve"> an additional component</w:t>
+      </w:r>
+      <w:r>
+        <w:rPr>
+          <w:color w:val="0070C0"/>
+        </w:rPr>
+        <w:t>.</w:t>
+      </w:r>
+      <w:r>
+        <w:rPr>
+          <w:color w:val="0070C0"/>
+        </w:rPr>
+        <w:t xml:space="preserve"> We explicitly compared our model and the reduced model that the reviewer described here. </w:t>
+      </w:r>
+    </w:p>
+    <w:p>
+      <w:pPr>
+        <w:rPr>
+          <w:color w:val="0070C0"/>
+        </w:rPr>
+      </w:pPr>
+    </w:p>
+    <w:p>
+      <w:pPr>
+        <w:rPr>
+          <w:color w:val="0070C0"/>
+        </w:rPr>
+      </w:pPr>
+      <w:r>
+        <w:rPr>
+          <w:color w:val="0070C0"/>
+        </w:rPr>
+        <w:t>To explain our original model:</w:t>
+      </w:r>
+    </w:p>
+    <w:p>
+      <w:pPr>
+        <w:rPr>
+          <w:color w:val="0070C0"/>
+        </w:rPr>
+      </w:pPr>
+      <w:r>
+        <w:rPr>
+          <w:rFonts w:ascii="Times New Roman" w:eastAsia="Times New Roman" w:hAnsi="Times New Roman" w:cs="Times New Roman"/>
+          <w:color w:val="0070C0"/>
+          <w:sz w:val="24"/>
+          <w:szCs w:val="24"/>
+        </w:rPr>
+        <w:t xml:space="preserve">In our model, we considered the discounted value of future trials, in addition to the offer value at the current trial. The decision threshold </w:t>
+      </w:r>
+      <m:oMath>
+        <m:r>
+          <w:rPr>
+            <w:rFonts w:ascii="Cambria Math" w:eastAsia="Times New Roman" w:hAnsi="Cambria Math" w:cs="Times New Roman"/>
+            <w:color w:val="0070C0"/>
+            <w:sz w:val="24"/>
+            <w:szCs w:val="24"/>
+          </w:rPr>
+          <m:t>θ</m:t>
+        </m:r>
+      </m:oMath>
+      <w:r>
+        <w:rPr>
+          <w:rFonts w:ascii="Times New Roman" w:eastAsia="Times New Roman" w:hAnsi="Times New Roman" w:cs="Times New Roman"/>
+          <w:color w:val="0070C0"/>
+          <w:sz w:val="24"/>
+          <w:szCs w:val="24"/>
+        </w:rPr>
+        <w:t xml:space="preserve"> (or the value for immediately rejecting the offer) can be viewed as the discounted value of all future trials in a continuous task. When accepting an offer, the value for future trials should be discounted as </w:t>
+      </w:r>
+      <m:oMath>
+        <m:r>
+          <w:rPr>
+            <w:rFonts w:ascii="Cambria Math" w:eastAsia="Times New Roman" w:hAnsi="Cambria Math" w:cs="Times New Roman"/>
+            <w:color w:val="0070C0"/>
+            <w:sz w:val="24"/>
+            <w:szCs w:val="24"/>
+          </w:rPr>
+          <m:t>h</m:t>
+        </m:r>
+        <m:d>
+          <m:dPr>
+            <m:ctrlPr>
+              <w:rPr>
+                <w:rFonts w:ascii="Cambria Math" w:eastAsia="Times New Roman" w:hAnsi="Cambria Math" w:cs="Times New Roman"/>
+                <w:i/>
+                <w:color w:val="0070C0"/>
+                <w:sz w:val="24"/>
+                <w:szCs w:val="24"/>
+              </w:rPr>
+            </m:ctrlPr>
+          </m:dPr>
+          <m:e>
+            <m:r>
+              <w:rPr>
+                <w:rFonts w:ascii="Cambria Math" w:eastAsia="Times New Roman" w:hAnsi="Cambria Math" w:cs="Times New Roman"/>
+                <w:color w:val="0070C0"/>
+                <w:sz w:val="24"/>
+                <w:szCs w:val="24"/>
+              </w:rPr>
+              <m:t>θ, delay</m:t>
+            </m:r>
+          </m:e>
+        </m:d>
+        <m:r>
+          <w:rPr>
+            <w:rFonts w:ascii="Cambria Math" w:eastAsia="Times New Roman" w:hAnsi="Cambria Math" w:cs="Times New Roman"/>
+            <w:color w:val="0070C0"/>
+            <w:sz w:val="24"/>
+            <w:szCs w:val="24"/>
+          </w:rPr>
+          <m:t>.</m:t>
+        </m:r>
+      </m:oMath>
+      <w:r>
+        <w:rPr>
+          <w:rFonts w:ascii="Times New Roman" w:eastAsia="Times New Roman" w:hAnsi="Times New Roman" w:cs="Times New Roman"/>
+          <w:color w:val="0070C0"/>
+          <w:sz w:val="24"/>
+          <w:szCs w:val="24"/>
         </w:rPr>
         <w:t xml:space="preserve"> </w:t>
       </w:r>
-    </w:p>
-    <w:p>
-      <w:pPr>
-        <w:rPr>
-          <w:color w:val="0070C0"/>
-        </w:rPr>
-      </w:pPr>
-    </w:p>
-    <w:p>
-      <w:pPr>
-        <w:rPr>
-          <w:color w:val="0070C0"/>
-        </w:rPr>
-      </w:pPr>
-      <w:r>
-        <w:rPr>
-          <w:color w:val="0070C0"/>
-        </w:rPr>
-        <w:t xml:space="preserve">We have modified the description of Model 3 based on the reviewer’s </w:t>
-      </w:r>
-      <w:r>
-        <w:rPr>
-          <w:color w:val="0070C0"/>
-        </w:rPr>
-        <w:t xml:space="preserve">comment and </w:t>
-      </w:r>
-      <w:r>
-        <w:rPr>
-          <w:color w:val="0070C0"/>
-        </w:rPr>
-        <w:t xml:space="preserve">hopefully have improved the clarity of </w:t>
-      </w:r>
-      <w:r>
-        <w:rPr>
-          <w:color w:val="0070C0"/>
-        </w:rPr>
-        <w:t>our description</w:t>
-      </w:r>
-      <w:r>
-        <w:rPr>
-          <w:color w:val="0070C0"/>
-        </w:rPr>
-        <w:t xml:space="preserve">. </w:t>
-      </w:r>
-    </w:p>
-    <w:p>
-      <w:pPr>
-        <w:rPr>
-          <w:color w:val="0070C0"/>
-        </w:rPr>
-      </w:pPr>
-    </w:p>
-    <w:p>
-      <w:pPr>
-        <w:rPr>
-          <w:color w:val="0070C0"/>
-        </w:rPr>
-      </w:pPr>
-      <w:r>
-        <w:rPr>
-          <w:color w:val="0070C0"/>
-        </w:rPr>
-        <w:t>In the original manuscript, we used U to reflect total value for accepting, and we wrote U = V + VF, with the intention to say that the total value</w:t>
-      </w:r>
-      <w:r>
-        <w:rPr>
-          <w:color w:val="0070C0"/>
-        </w:rPr>
-        <w:t xml:space="preserve"> for accepting</w:t>
-      </w:r>
-      <w:r>
-        <w:rPr>
-          <w:color w:val="0070C0"/>
-        </w:rPr>
-        <w:t xml:space="preserve"> is the sum of the immediate discounted value of the offer</w:t>
-      </w:r>
-      <w:r>
-        <w:rPr>
-          <w:color w:val="0070C0"/>
-        </w:rPr>
-        <w:t xml:space="preserve"> (V)</w:t>
-      </w:r>
-      <w:r>
-        <w:rPr>
-          <w:color w:val="0070C0"/>
-        </w:rPr>
-        <w:t>, and the expected discounted value of future rewards</w:t>
-      </w:r>
-      <w:r>
-        <w:rPr>
-          <w:color w:val="0070C0"/>
+      <m:oMath>
+        <m:r>
+          <w:rPr>
+            <w:rFonts w:ascii="Cambria Math" w:eastAsia="Times New Roman" w:hAnsi="Cambria Math" w:cs="Times New Roman"/>
+            <w:color w:val="0070C0"/>
+            <w:sz w:val="24"/>
+            <w:szCs w:val="24"/>
+          </w:rPr>
+          <m:t>h</m:t>
+        </m:r>
+      </m:oMath>
+      <w:r>
+        <w:rPr>
+          <w:rFonts w:ascii="Times New Roman" w:eastAsia="Times New Roman" w:hAnsi="Times New Roman" w:cs="Times New Roman"/>
+          <w:color w:val="0070C0"/>
+          <w:sz w:val="24"/>
+          <w:szCs w:val="24"/>
+        </w:rPr>
+        <w:t xml:space="preserve"> is the hyperbolic discounting function (see Response R2-1.0).</w:t>
+      </w:r>
+      <w:r>
+        <w:rPr>
+          <w:rFonts w:ascii="Times New Roman" w:eastAsia="Times New Roman" w:hAnsi="Times New Roman" w:cs="Times New Roman"/>
+          <w:color w:val="0070C0"/>
+          <w:sz w:val="24"/>
+          <w:szCs w:val="24"/>
+        </w:rPr>
+        <w:t xml:space="preserve"> As a result, the value for accepting the offer</w:t>
+      </w:r>
+      <w:r>
+        <w:rPr>
+          <w:rFonts w:ascii="Times New Roman" w:eastAsia="Times New Roman" w:hAnsi="Times New Roman" w:cs="Times New Roman"/>
+          <w:color w:val="0070C0"/>
+          <w:sz w:val="24"/>
+          <w:szCs w:val="24"/>
         </w:rPr>
         <w:t xml:space="preserve"> </w:t>
       </w:r>
-      <w:r>
-        <w:rPr>
-          <w:color w:val="0070C0"/>
-        </w:rPr>
-        <w:t>from</w:t>
+      <m:oMath>
+        <m:sSup>
+          <m:sSupPr>
+            <m:ctrlPr>
+              <w:rPr>
+                <w:rFonts w:ascii="Cambria Math" w:eastAsia="Times New Roman" w:hAnsi="Cambria Math" w:cs="Times New Roman"/>
+                <w:i/>
+                <w:color w:val="0070C0"/>
+                <w:sz w:val="24"/>
+                <w:szCs w:val="24"/>
+              </w:rPr>
+            </m:ctrlPr>
+          </m:sSupPr>
+          <m:e>
+            <m:r>
+              <w:rPr>
+                <w:rFonts w:ascii="Cambria Math" w:eastAsia="Times New Roman" w:hAnsi="Cambria Math" w:cs="Times New Roman"/>
+                <w:color w:val="0070C0"/>
+                <w:sz w:val="24"/>
+                <w:szCs w:val="24"/>
+              </w:rPr>
+              <m:t>V</m:t>
+            </m:r>
+          </m:e>
+          <m:sup>
+            <m:r>
+              <m:rPr>
+                <m:nor/>
+              </m:rPr>
+              <w:rPr>
+                <w:rFonts w:ascii="Cambria Math" w:eastAsia="Times New Roman" w:hAnsi="Cambria Math" w:cs="Times New Roman"/>
+                <w:color w:val="0070C0"/>
+                <w:sz w:val="24"/>
+                <w:szCs w:val="24"/>
+              </w:rPr>
+              <m:t>accept</m:t>
+            </m:r>
+          </m:sup>
+        </m:sSup>
+      </m:oMath>
+      <w:r>
+        <w:rPr>
+          <w:rFonts w:ascii="Times New Roman" w:eastAsia="Times New Roman" w:hAnsi="Times New Roman" w:cs="Times New Roman"/>
+          <w:color w:val="0070C0"/>
+          <w:sz w:val="24"/>
+          <w:szCs w:val="24"/>
+        </w:rPr>
+        <w:t xml:space="preserve">, </w:t>
+      </w:r>
+      <w:r>
+        <w:rPr>
+          <w:rFonts w:ascii="Times New Roman" w:eastAsia="Times New Roman" w:hAnsi="Times New Roman" w:cs="Times New Roman"/>
+          <w:color w:val="0070C0"/>
+          <w:sz w:val="24"/>
+          <w:szCs w:val="24"/>
+        </w:rPr>
+        <w:t>should be the sum of the value of the current offer, and the expected discounted value of all future trials</w:t>
+      </w:r>
+      <w:r>
+        <w:rPr>
+          <w:rFonts w:ascii="Times New Roman" w:eastAsia="Times New Roman" w:hAnsi="Times New Roman" w:cs="Times New Roman"/>
+          <w:sz w:val="24"/>
+          <w:szCs w:val="24"/>
+        </w:rPr>
+        <w:t>.</w:t>
+      </w:r>
+    </w:p>
+    <w:p>
+      <w:pPr>
+        <w:rPr>
+          <w:rFonts w:ascii="Times New Roman" w:eastAsia="Times New Roman" w:hAnsi="Times New Roman" w:cs="Times New Roman"/>
+          <w:color w:val="0070C0"/>
+          <w:sz w:val="24"/>
+          <w:szCs w:val="24"/>
+        </w:rPr>
+      </w:pPr>
+      <m:oMathPara>
+        <m:oMath>
+          <m:sSup>
+            <m:sSupPr>
+              <m:ctrlPr>
+                <w:rPr>
+                  <w:rFonts w:ascii="Cambria Math" w:eastAsia="Times New Roman" w:hAnsi="Cambria Math" w:cs="Times New Roman"/>
+                  <w:i/>
+                  <w:color w:val="0070C0"/>
+                  <w:sz w:val="24"/>
+                  <w:szCs w:val="24"/>
+                </w:rPr>
+              </m:ctrlPr>
+            </m:sSupPr>
+            <m:e>
+              <m:r>
+                <w:rPr>
+                  <w:rFonts w:ascii="Cambria Math" w:eastAsia="Times New Roman" w:hAnsi="Cambria Math" w:cs="Times New Roman"/>
+                  <w:color w:val="0070C0"/>
+                  <w:sz w:val="24"/>
+                  <w:szCs w:val="24"/>
+                </w:rPr>
+                <m:t>V</m:t>
+              </m:r>
+            </m:e>
+            <m:sup>
+              <m:r>
+                <m:rPr>
+                  <m:nor/>
+                </m:rPr>
+                <w:rPr>
+                  <w:rFonts w:ascii="Cambria Math" w:eastAsia="Times New Roman" w:hAnsi="Cambria Math" w:cs="Times New Roman"/>
+                  <w:color w:val="0070C0"/>
+                  <w:sz w:val="24"/>
+                  <w:szCs w:val="24"/>
+                </w:rPr>
+                <m:t>accept</m:t>
+              </m:r>
+            </m:sup>
+          </m:sSup>
+          <m:r>
+            <w:rPr>
+              <w:rFonts w:ascii="Cambria Math" w:eastAsia="Times New Roman" w:hAnsi="Cambria Math" w:cs="Times New Roman"/>
+              <w:color w:val="0070C0"/>
+              <w:sz w:val="24"/>
+              <w:szCs w:val="24"/>
+            </w:rPr>
+            <m:t>=</m:t>
+          </m:r>
+          <m:sSup>
+            <m:sSupPr>
+              <m:ctrlPr>
+                <w:rPr>
+                  <w:rFonts w:ascii="Cambria Math" w:eastAsia="Times New Roman" w:hAnsi="Cambria Math" w:cs="Times New Roman"/>
+                  <w:i/>
+                  <w:color w:val="0070C0"/>
+                  <w:sz w:val="24"/>
+                  <w:szCs w:val="24"/>
+                </w:rPr>
+              </m:ctrlPr>
+            </m:sSupPr>
+            <m:e>
+              <m:r>
+                <w:rPr>
+                  <w:rFonts w:ascii="Cambria Math" w:eastAsia="Times New Roman" w:hAnsi="Cambria Math" w:cs="Times New Roman"/>
+                  <w:color w:val="0070C0"/>
+                  <w:sz w:val="24"/>
+                  <w:szCs w:val="24"/>
+                </w:rPr>
+                <m:t>DV</m:t>
+              </m:r>
+            </m:e>
+            <m:sup>
+              <m:r>
+                <w:rPr>
+                  <w:rFonts w:ascii="Cambria Math" w:eastAsia="Times New Roman" w:hAnsi="Cambria Math" w:cs="Times New Roman"/>
+                  <w:color w:val="0070C0"/>
+                  <w:sz w:val="24"/>
+                  <w:szCs w:val="24"/>
+                </w:rPr>
+                <m:t>current</m:t>
+              </m:r>
+            </m:sup>
+          </m:sSup>
+          <m:r>
+            <w:rPr>
+              <w:rFonts w:ascii="Cambria Math" w:eastAsia="Times New Roman" w:hAnsi="Cambria Math" w:cs="Times New Roman"/>
+              <w:color w:val="0070C0"/>
+              <w:sz w:val="24"/>
+              <w:szCs w:val="24"/>
+            </w:rPr>
+            <m:t>+ h</m:t>
+          </m:r>
+          <m:d>
+            <m:dPr>
+              <m:ctrlPr>
+                <w:rPr>
+                  <w:rFonts w:ascii="Cambria Math" w:eastAsia="Times New Roman" w:hAnsi="Cambria Math" w:cs="Times New Roman"/>
+                  <w:i/>
+                  <w:color w:val="0070C0"/>
+                  <w:sz w:val="24"/>
+                  <w:szCs w:val="24"/>
+                </w:rPr>
+              </m:ctrlPr>
+            </m:dPr>
+            <m:e>
+              <m:r>
+                <w:rPr>
+                  <w:rFonts w:ascii="Cambria Math" w:eastAsia="Times New Roman" w:hAnsi="Cambria Math" w:cs="Times New Roman"/>
+                  <w:color w:val="0070C0"/>
+                  <w:sz w:val="24"/>
+                  <w:szCs w:val="24"/>
+                </w:rPr>
+                <m:t>θ, delay</m:t>
+              </m:r>
+            </m:e>
+          </m:d>
+        </m:oMath>
+      </m:oMathPara>
+    </w:p>
+    <w:p>
+      <w:pPr>
+        <w:rPr>
+          <w:color w:val="0070C0"/>
+        </w:rPr>
+      </w:pPr>
+    </w:p>
+    <w:p>
+      <w:pPr>
+        <w:rPr>
+          <w:color w:val="0070C0"/>
+        </w:rPr>
+      </w:pPr>
+      <w:r>
+        <w:rPr>
+          <w:color w:val="0070C0"/>
+        </w:rPr>
+        <w:t xml:space="preserve">In fact, we realize that we only considered the value of future trials in Model 3, and not in Model 1 and 2. To make a fare comparison, we fitted 6 models in the update manuscript: Model 1,2,3 (without considering value of future trials) and Model 1v,2v,3v (considering future trials). </w:t>
+      </w:r>
+    </w:p>
+    <w:p>
+      <w:pPr>
+        <w:rPr>
+          <w:color w:val="0070C0"/>
+        </w:rPr>
+      </w:pPr>
+    </w:p>
+    <w:p>
+      <w:pPr>
+        <w:rPr>
+          <w:color w:val="0070C0"/>
+        </w:rPr>
+      </w:pPr>
+      <w:r>
+        <w:rPr>
+          <w:color w:val="0070C0"/>
+        </w:rPr>
+        <w:t xml:space="preserve">To clarify, Model1, Model2, and Model 3v are the three models reported in the original manuscript. Model 3 in the original manuscript is renamed to Model 3v in the new manuscript. And the </w:t>
+      </w:r>
+      <w:r>
+        <w:rPr>
+          <w:color w:val="0070C0"/>
+        </w:rPr>
+        <w:t xml:space="preserve">model </w:t>
+      </w:r>
+      <w:r>
+        <w:rPr>
+          <w:color w:val="0070C0"/>
+        </w:rPr>
+        <w:t xml:space="preserve">that </w:t>
+      </w:r>
+      <w:r>
+        <w:rPr>
+          <w:color w:val="0070C0"/>
+        </w:rPr>
+        <w:t xml:space="preserve">the reviewer described </w:t>
+      </w:r>
+      <w:r>
+        <w:rPr>
+          <w:color w:val="0070C0"/>
+        </w:rPr>
+        <w:t xml:space="preserve">here </w:t>
+      </w:r>
+      <w:r>
+        <w:rPr>
+          <w:color w:val="0070C0"/>
+        </w:rPr>
+        <w:t xml:space="preserve">is named Model </w:t>
+      </w:r>
+      <w:r>
+        <w:rPr>
+          <w:color w:val="0070C0"/>
+        </w:rPr>
+        <w:t>3</w:t>
+      </w:r>
+      <w:r>
+        <w:rPr>
+          <w:color w:val="0070C0"/>
+        </w:rPr>
+        <w:t>.</w:t>
       </w:r>
       <w:r>
         <w:rPr>
@@ -3234,101 +3692,2268 @@
         </w:rPr>
         <w:t xml:space="preserve"> </w:t>
       </w:r>
-      <w:r>
-        <w:rPr>
-          <w:color w:val="0070C0"/>
-        </w:rPr>
-        <w:t>subsequent</w:t>
-      </w:r>
-      <w:r>
-        <w:rPr>
-          <w:color w:val="0070C0"/>
-        </w:rPr>
-        <w:t xml:space="preserve"> trials</w:t>
-      </w:r>
-      <w:r>
-        <w:rPr>
-          <w:color w:val="0070C0"/>
-        </w:rPr>
-        <w:t xml:space="preserve"> (VF). T</w:t>
-      </w:r>
-      <w:r>
-        <w:rPr>
-          <w:color w:val="0070C0"/>
-        </w:rPr>
-        <w:t xml:space="preserve">his might </w:t>
-      </w:r>
-      <w:r>
-        <w:rPr>
-          <w:color w:val="0070C0"/>
-        </w:rPr>
-        <w:t xml:space="preserve">have </w:t>
-      </w:r>
-      <w:r>
-        <w:rPr>
-          <w:color w:val="0070C0"/>
-        </w:rPr>
-        <w:t>cause</w:t>
-      </w:r>
-      <w:r>
-        <w:rPr>
-          <w:color w:val="0070C0"/>
-        </w:rPr>
-        <w:t>d</w:t>
-      </w:r>
-      <w:r>
-        <w:rPr>
-          <w:color w:val="0070C0"/>
-        </w:rPr>
-        <w:t xml:space="preserve"> confusion </w:t>
-      </w:r>
-      <w:r>
-        <w:rPr>
-          <w:color w:val="0070C0"/>
-        </w:rPr>
-        <w:t>that</w:t>
-      </w:r>
-      <w:r>
-        <w:rPr>
-          <w:color w:val="0070C0"/>
-        </w:rPr>
-        <w:t xml:space="preserve"> sum, instead of subtraction, appear</w:t>
-      </w:r>
-      <w:r>
-        <w:rPr>
-          <w:color w:val="0070C0"/>
-        </w:rPr>
-        <w:t>ed</w:t>
-      </w:r>
-      <w:r>
-        <w:rPr>
-          <w:color w:val="0070C0"/>
-        </w:rPr>
-        <w:t xml:space="preserve"> in the softmax</w:t>
-      </w:r>
-      <w:r>
-        <w:rPr>
-          <w:color w:val="0070C0"/>
-        </w:rPr>
-        <w:t xml:space="preserve">. </w:t>
-      </w:r>
-      <w:r>
-        <w:rPr>
-          <w:color w:val="0070C0"/>
-        </w:rPr>
-        <w:t xml:space="preserve">We have adopted the reviewer’s suggestion, and clearly defined </w:t>
-      </w:r>
-      <w:r>
-        <w:rPr>
-          <w:color w:val="0070C0"/>
-        </w:rPr>
-        <w:t xml:space="preserve">the </w:t>
-      </w:r>
-      <w:r>
-        <w:rPr>
-          <w:color w:val="0070C0"/>
-        </w:rPr>
-        <w:t xml:space="preserve">total value for accepting </w:t>
+    </w:p>
+    <w:p>
+      <w:pPr>
+        <w:rPr>
+          <w:color w:val="0070C0"/>
+        </w:rPr>
+      </w:pPr>
+    </w:p>
+    <w:p>
+      <w:pPr>
+        <w:rPr>
+          <w:color w:val="0070C0"/>
+        </w:rPr>
+      </w:pPr>
+      <w:r>
+        <w:rPr>
+          <w:color w:val="0070C0"/>
+        </w:rPr>
+        <w:t>We have substantially modified the Methods section and here is the updated text.</w:t>
+      </w:r>
+      <w:r>
+        <w:rPr>
+          <w:color w:val="0070C0"/>
+        </w:rPr>
+        <w:t xml:space="preserve"> Hopefully now the model is clear.</w:t>
+      </w:r>
+    </w:p>
+    <w:p>
+      <w:pPr>
+        <w:rPr>
+          <w:color w:val="0070C0"/>
+        </w:rPr>
+      </w:pPr>
+    </w:p>
+    <w:p>
+      <w:pPr>
+        <w:rPr>
+          <w:rFonts w:ascii="Cambria Math" w:eastAsia="Cambria Math" w:hAnsi="Cambria Math" w:cs="Cambria Math"/>
+        </w:rPr>
+      </w:pPr>
+      <w:r>
+        <w:rPr>
+          <w:color w:val="0070C0"/>
+        </w:rPr>
+        <w:t>“</w:t>
+      </w:r>
+    </w:p>
+    <w:p>
+      <w:pPr>
+        <w:pBdr>
+          <w:top w:val="nil"/>
+          <w:left w:val="nil"/>
+          <w:bottom w:val="nil"/>
+          <w:right w:val="nil"/>
+          <w:between w:val="nil"/>
+        </w:pBdr>
+        <w:shd w:val="clear" w:color="auto" w:fill="FFFFFF"/>
+        <w:tabs>
+          <w:tab w:val="left" w:pos="270"/>
+        </w:tabs>
+        <w:spacing w:line="480" w:lineRule="auto"/>
+        <w:rPr>
+          <w:rFonts w:ascii="Times New Roman" w:eastAsia="Times New Roman" w:hAnsi="Times New Roman" w:cs="Times New Roman"/>
+          <w:color w:val="0070C0"/>
+          <w:sz w:val="24"/>
+          <w:szCs w:val="24"/>
+          <w:u w:val="single"/>
+        </w:rPr>
+      </w:pPr>
+      <w:r>
+        <w:rPr>
+          <w:rFonts w:ascii="Times New Roman" w:eastAsia="Times New Roman" w:hAnsi="Times New Roman" w:cs="Times New Roman"/>
+          <w:color w:val="0070C0"/>
+          <w:sz w:val="24"/>
+          <w:szCs w:val="24"/>
+          <w:u w:val="single"/>
+        </w:rPr>
+        <w:t xml:space="preserve">Model 3 </w:t>
+      </w:r>
+    </w:p>
+    <w:p>
+      <w:pPr>
+        <w:shd w:val="clear" w:color="auto" w:fill="FFFFFF"/>
+        <w:spacing w:line="480" w:lineRule="auto"/>
+        <w:rPr>
+          <w:rFonts w:ascii="Times New Roman" w:eastAsia="Times New Roman" w:hAnsi="Times New Roman" w:cs="Times New Roman"/>
+          <w:color w:val="0070C0"/>
+          <w:sz w:val="24"/>
+          <w:szCs w:val="24"/>
+        </w:rPr>
+      </w:pPr>
+      <w:r>
+        <w:rPr>
+          <w:rFonts w:ascii="Times New Roman" w:eastAsia="Times New Roman" w:hAnsi="Times New Roman" w:cs="Times New Roman"/>
+          <w:color w:val="0070C0"/>
+          <w:sz w:val="24"/>
+          <w:szCs w:val="24"/>
+        </w:rPr>
+        <w:t xml:space="preserve">In Model 3, we assume that animals re-calculate the discounted value of offers, in anticipation of an additional delay predicted by the go signal. </w:t>
+      </w:r>
+    </w:p>
+    <w:p>
+      <w:pPr>
+        <w:shd w:val="clear" w:color="auto" w:fill="FFFFFF"/>
+        <w:spacing w:line="480" w:lineRule="auto"/>
+        <w:rPr>
+          <w:rFonts w:ascii="Times New Roman" w:eastAsia="Times New Roman" w:hAnsi="Times New Roman" w:cs="Times New Roman"/>
+          <w:color w:val="0070C0"/>
+          <w:sz w:val="24"/>
+          <w:szCs w:val="24"/>
+        </w:rPr>
+      </w:pPr>
+      <w:r>
+        <w:rPr>
+          <w:rFonts w:ascii="Times New Roman" w:eastAsia="Times New Roman" w:hAnsi="Times New Roman" w:cs="Times New Roman"/>
+          <w:color w:val="0070C0"/>
+          <w:sz w:val="24"/>
+          <w:szCs w:val="24"/>
+        </w:rPr>
+        <w:t xml:space="preserve">If the go signal is purple, animals can accept the offer right away. However, if the go signal is yellow, animals must wait for an additional delay Δt, for the go signal to turn purple, in order to accept the offer. This effectively decreases the value for accepting the offer following the yellow go signal. </w:t>
+      </w:r>
+    </w:p>
+    <w:p>
+      <w:pPr>
+        <w:shd w:val="clear" w:color="auto" w:fill="FFFFFF"/>
+        <w:spacing w:line="480" w:lineRule="auto"/>
+        <w:rPr>
+          <w:rFonts w:ascii="Times New Roman" w:eastAsia="Times New Roman" w:hAnsi="Times New Roman" w:cs="Times New Roman"/>
+          <w:color w:val="0070C0"/>
+          <w:sz w:val="24"/>
+          <w:szCs w:val="24"/>
+        </w:rPr>
+      </w:pPr>
+      <w:r>
+        <w:rPr>
+          <w:rFonts w:ascii="Times New Roman" w:eastAsia="Times New Roman" w:hAnsi="Times New Roman" w:cs="Times New Roman"/>
+          <w:color w:val="0070C0"/>
+          <w:sz w:val="24"/>
+          <w:szCs w:val="24"/>
+        </w:rPr>
+        <w:t xml:space="preserve">On the other hand, if the go signal is yellow, animals can reject right away. However, if the go signal is purple, they must wait for an addition delay, for the go signal to turn yellow, in order to </w:t>
+      </w:r>
+      <w:r>
+        <w:rPr>
+          <w:rFonts w:ascii="Times New Roman" w:eastAsia="Times New Roman" w:hAnsi="Times New Roman" w:cs="Times New Roman"/>
+          <w:color w:val="0070C0"/>
+          <w:sz w:val="24"/>
+          <w:szCs w:val="24"/>
+        </w:rPr>
+        <w:lastRenderedPageBreak/>
+        <w:t xml:space="preserve">reject the offer. This effectively decreases the value for rejecting the offer following the purple go signal. </w:t>
+      </w:r>
+    </w:p>
+    <w:p>
+      <w:pPr>
+        <w:shd w:val="clear" w:color="auto" w:fill="FFFFFF"/>
+        <w:spacing w:line="480" w:lineRule="auto"/>
+        <w:rPr>
+          <w:rFonts w:ascii="Times New Roman" w:eastAsia="Times New Roman" w:hAnsi="Times New Roman" w:cs="Times New Roman"/>
+          <w:color w:val="0070C0"/>
+          <w:sz w:val="24"/>
+          <w:szCs w:val="24"/>
+        </w:rPr>
+      </w:pPr>
+      <w:r>
+        <w:rPr>
+          <w:rFonts w:ascii="Times New Roman" w:eastAsia="Times New Roman" w:hAnsi="Times New Roman" w:cs="Times New Roman"/>
+          <w:color w:val="0070C0"/>
+          <w:sz w:val="24"/>
+          <w:szCs w:val="24"/>
+        </w:rPr>
+        <w:t xml:space="preserve">Formally, following yellow go signals, the value for accepting the offer </w:t>
+      </w:r>
+      <m:oMath>
+        <m:sSup>
+          <m:sSupPr>
+            <m:ctrlPr>
+              <w:rPr>
+                <w:rFonts w:ascii="Cambria Math" w:eastAsia="Times New Roman" w:hAnsi="Cambria Math" w:cs="Times New Roman"/>
+                <w:i/>
+                <w:color w:val="0070C0"/>
+                <w:sz w:val="24"/>
+                <w:szCs w:val="24"/>
+              </w:rPr>
+            </m:ctrlPr>
+          </m:sSupPr>
+          <m:e>
+            <m:r>
+              <w:rPr>
+                <w:rFonts w:ascii="Cambria Math" w:eastAsia="Times New Roman" w:hAnsi="Cambria Math" w:cs="Times New Roman"/>
+                <w:color w:val="0070C0"/>
+                <w:sz w:val="24"/>
+                <w:szCs w:val="24"/>
+              </w:rPr>
+              <m:t>V</m:t>
+            </m:r>
+          </m:e>
+          <m:sup>
+            <m:r>
+              <m:rPr>
+                <m:nor/>
+              </m:rPr>
+              <w:rPr>
+                <w:rFonts w:ascii="Cambria Math" w:eastAsia="Times New Roman" w:hAnsi="Cambria Math" w:cs="Times New Roman"/>
+                <w:color w:val="0070C0"/>
+                <w:sz w:val="24"/>
+                <w:szCs w:val="24"/>
+              </w:rPr>
+              <m:t>accept</m:t>
+            </m:r>
+          </m:sup>
+        </m:sSup>
+      </m:oMath>
+      <w:r>
+        <w:rPr>
+          <w:rFonts w:ascii="Times New Roman" w:eastAsia="Times New Roman" w:hAnsi="Times New Roman" w:cs="Times New Roman"/>
+          <w:color w:val="0070C0"/>
+          <w:sz w:val="24"/>
+          <w:szCs w:val="24"/>
+        </w:rPr>
+        <w:t xml:space="preserve"> equals the re-computed discounted value </w:t>
+      </w:r>
+    </w:p>
+    <w:p>
+      <w:pPr>
+        <w:shd w:val="clear" w:color="auto" w:fill="FFFFFF"/>
+        <w:spacing w:line="480" w:lineRule="auto"/>
+        <w:rPr>
+          <w:rFonts w:ascii="Times New Roman" w:eastAsia="Times New Roman" w:hAnsi="Times New Roman" w:cs="Times New Roman"/>
+          <w:color w:val="0070C0"/>
+          <w:sz w:val="24"/>
+          <w:szCs w:val="24"/>
+        </w:rPr>
+      </w:pPr>
+      <m:oMathPara>
+        <m:oMath>
+          <m:sSup>
+            <m:sSupPr>
+              <m:ctrlPr>
+                <w:rPr>
+                  <w:rFonts w:ascii="Cambria Math" w:eastAsia="Times New Roman" w:hAnsi="Cambria Math" w:cs="Times New Roman"/>
+                  <w:i/>
+                  <w:color w:val="0070C0"/>
+                  <w:sz w:val="24"/>
+                  <w:szCs w:val="24"/>
+                </w:rPr>
+              </m:ctrlPr>
+            </m:sSupPr>
+            <m:e>
+              <m:r>
+                <w:rPr>
+                  <w:rFonts w:ascii="Cambria Math" w:eastAsia="Times New Roman" w:hAnsi="Cambria Math" w:cs="Times New Roman"/>
+                  <w:color w:val="0070C0"/>
+                  <w:sz w:val="24"/>
+                  <w:szCs w:val="24"/>
+                </w:rPr>
+                <m:t>V</m:t>
+              </m:r>
+            </m:e>
+            <m:sup>
+              <m:r>
+                <m:rPr>
+                  <m:nor/>
+                </m:rPr>
+                <w:rPr>
+                  <w:rFonts w:ascii="Cambria Math" w:eastAsia="Times New Roman" w:hAnsi="Cambria Math" w:cs="Times New Roman"/>
+                  <w:color w:val="0070C0"/>
+                  <w:sz w:val="24"/>
+                  <w:szCs w:val="24"/>
+                </w:rPr>
+                <m:t>accept</m:t>
+              </m:r>
+            </m:sup>
+          </m:sSup>
+          <m:r>
+            <w:rPr>
+              <w:rFonts w:ascii="Cambria Math" w:eastAsia="Cambria Math" w:hAnsi="Cambria Math" w:cs="Cambria Math"/>
+              <w:color w:val="0070C0"/>
+            </w:rPr>
+            <m:t>=h</m:t>
+          </m:r>
+          <m:d>
+            <m:dPr>
+              <m:ctrlPr>
+                <w:rPr>
+                  <w:rFonts w:ascii="Cambria Math" w:eastAsia="Cambria Math" w:hAnsi="Cambria Math" w:cs="Cambria Math"/>
+                  <w:color w:val="0070C0"/>
+                </w:rPr>
+              </m:ctrlPr>
+            </m:dPr>
+            <m:e>
+              <m:r>
+                <w:rPr>
+                  <w:rFonts w:ascii="Cambria Math" w:eastAsia="Cambria Math" w:hAnsi="Cambria Math" w:cs="Cambria Math"/>
+                  <w:color w:val="0070C0"/>
+                </w:rPr>
+                <m:t>drop,delay+</m:t>
+              </m:r>
+              <m:r>
+                <m:rPr>
+                  <m:sty m:val="p"/>
+                </m:rPr>
+                <w:rPr>
+                  <w:rFonts w:ascii="Cambria Math" w:eastAsia="Cambria Math" w:hAnsi="Cambria Math" w:cs="Cambria Math"/>
+                  <w:color w:val="0070C0"/>
+                </w:rPr>
+                <m:t>Δ</m:t>
+              </m:r>
+              <m:r>
+                <w:rPr>
+                  <w:rFonts w:ascii="Cambria Math" w:eastAsia="Cambria Math" w:hAnsi="Cambria Math" w:cs="Cambria Math"/>
+                  <w:color w:val="0070C0"/>
+                </w:rPr>
+                <m:t>t</m:t>
+              </m:r>
+            </m:e>
+          </m:d>
+          <m:r>
+            <w:rPr>
+              <w:rFonts w:ascii="Cambria Math" w:eastAsia="Cambria Math" w:hAnsi="Cambria Math" w:cs="Cambria Math"/>
+              <w:color w:val="0070C0"/>
+            </w:rPr>
+            <m:t>=</m:t>
+          </m:r>
+          <m:f>
+            <m:fPr>
+              <m:ctrlPr>
+                <w:rPr>
+                  <w:rFonts w:ascii="Cambria Math" w:eastAsia="Cambria Math" w:hAnsi="Cambria Math" w:cs="Cambria Math"/>
+                  <w:color w:val="0070C0"/>
+                </w:rPr>
+              </m:ctrlPr>
+            </m:fPr>
+            <m:num>
+              <m:r>
+                <w:rPr>
+                  <w:rFonts w:ascii="Cambria Math" w:eastAsia="Cambria Math" w:hAnsi="Cambria Math" w:cs="Cambria Math"/>
+                  <w:color w:val="0070C0"/>
+                </w:rPr>
+                <m:t>drop</m:t>
+              </m:r>
+            </m:num>
+            <m:den>
+              <m:r>
+                <w:rPr>
+                  <w:rFonts w:ascii="Cambria Math" w:eastAsia="Cambria Math" w:hAnsi="Cambria Math" w:cs="Cambria Math"/>
+                  <w:color w:val="0070C0"/>
+                </w:rPr>
+                <m:t>1+k⋅(delay+</m:t>
+              </m:r>
+              <m:r>
+                <m:rPr>
+                  <m:sty m:val="p"/>
+                </m:rPr>
+                <w:rPr>
+                  <w:rFonts w:ascii="Cambria Math" w:eastAsia="Cambria Math" w:hAnsi="Cambria Math" w:cs="Cambria Math"/>
+                  <w:color w:val="0070C0"/>
+                </w:rPr>
+                <m:t>Δ</m:t>
+              </m:r>
+              <m:r>
+                <w:rPr>
+                  <w:rFonts w:ascii="Cambria Math" w:eastAsia="Cambria Math" w:hAnsi="Cambria Math" w:cs="Cambria Math"/>
+                  <w:color w:val="0070C0"/>
+                </w:rPr>
+                <m:t>t)</m:t>
+              </m:r>
+            </m:den>
+          </m:f>
+        </m:oMath>
+      </m:oMathPara>
+    </w:p>
+    <w:p>
+      <w:pPr>
+        <w:shd w:val="clear" w:color="auto" w:fill="FFFFFF"/>
+        <w:spacing w:line="480" w:lineRule="auto"/>
+        <w:rPr>
+          <w:rFonts w:ascii="Times New Roman" w:eastAsia="Times New Roman" w:hAnsi="Times New Roman" w:cs="Times New Roman"/>
+          <w:color w:val="0070C0"/>
+          <w:sz w:val="24"/>
+          <w:szCs w:val="24"/>
+        </w:rPr>
+      </w:pPr>
+      <w:r>
+        <w:rPr>
+          <w:rFonts w:ascii="Times New Roman" w:eastAsia="Times New Roman" w:hAnsi="Times New Roman" w:cs="Times New Roman"/>
+          <w:color w:val="0070C0"/>
+          <w:sz w:val="24"/>
+          <w:szCs w:val="24"/>
+        </w:rPr>
+        <w:t>and the value for rejecting the offer</w:t>
+      </w:r>
+    </w:p>
+    <w:p>
+      <w:pPr>
+        <w:shd w:val="clear" w:color="auto" w:fill="FFFFFF"/>
+        <w:spacing w:line="480" w:lineRule="auto"/>
+        <w:jc w:val="center"/>
+        <w:rPr>
+          <w:rFonts w:ascii="Times New Roman" w:eastAsia="Times New Roman" w:hAnsi="Times New Roman" w:cs="Times New Roman"/>
+          <w:color w:val="0070C0"/>
+        </w:rPr>
+      </w:pPr>
+      <m:oMathPara>
+        <m:oMath>
+          <m:sSup>
+            <m:sSupPr>
+              <m:ctrlPr>
+                <w:rPr>
+                  <w:rFonts w:ascii="Cambria Math" w:eastAsia="Times New Roman" w:hAnsi="Cambria Math" w:cs="Times New Roman"/>
+                  <w:i/>
+                  <w:color w:val="0070C0"/>
+                  <w:sz w:val="24"/>
+                  <w:szCs w:val="24"/>
+                </w:rPr>
+              </m:ctrlPr>
+            </m:sSupPr>
+            <m:e>
+              <m:r>
+                <w:rPr>
+                  <w:rFonts w:ascii="Cambria Math" w:eastAsia="Times New Roman" w:hAnsi="Cambria Math" w:cs="Times New Roman"/>
+                  <w:color w:val="0070C0"/>
+                  <w:sz w:val="24"/>
+                  <w:szCs w:val="24"/>
+                </w:rPr>
+                <m:t xml:space="preserve"> V</m:t>
+              </m:r>
+            </m:e>
+            <m:sup>
+              <m:r>
+                <m:rPr>
+                  <m:nor/>
+                </m:rPr>
+                <w:rPr>
+                  <w:rFonts w:ascii="Cambria Math" w:eastAsia="Times New Roman" w:hAnsi="Cambria Math" w:cs="Times New Roman"/>
+                  <w:color w:val="0070C0"/>
+                  <w:sz w:val="24"/>
+                  <w:szCs w:val="24"/>
+                </w:rPr>
+                <m:t>reject</m:t>
+              </m:r>
+            </m:sup>
+          </m:sSup>
+          <m:r>
+            <w:rPr>
+              <w:rFonts w:ascii="Cambria Math" w:eastAsia="Cambria Math" w:hAnsi="Cambria Math" w:cs="Cambria Math"/>
+              <w:color w:val="0070C0"/>
+            </w:rPr>
+            <m:t>=θ</m:t>
+          </m:r>
+        </m:oMath>
+      </m:oMathPara>
+    </w:p>
+    <w:p>
+      <w:pPr>
+        <w:shd w:val="clear" w:color="auto" w:fill="FFFFFF"/>
+        <w:spacing w:line="480" w:lineRule="auto"/>
+        <w:rPr>
+          <w:rFonts w:ascii="Times New Roman" w:eastAsia="Times New Roman" w:hAnsi="Times New Roman" w:cs="Times New Roman"/>
+          <w:color w:val="0070C0"/>
+          <w:sz w:val="24"/>
+          <w:szCs w:val="24"/>
+        </w:rPr>
+      </w:pPr>
+      <w:r>
+        <w:rPr>
+          <w:rFonts w:ascii="Times New Roman" w:eastAsia="Times New Roman" w:hAnsi="Times New Roman" w:cs="Times New Roman"/>
+          <w:color w:val="0070C0"/>
+          <w:sz w:val="24"/>
+          <w:szCs w:val="24"/>
+        </w:rPr>
+        <w:t>where</w:t>
+      </w:r>
+      <w:r>
+        <w:rPr>
+          <w:rFonts w:ascii="Times New Roman" w:eastAsia="Times New Roman" w:hAnsi="Times New Roman" w:cs="Times New Roman"/>
+          <w:color w:val="0070C0"/>
+        </w:rPr>
+        <w:t xml:space="preserve"> </w:t>
+      </w:r>
+      <m:oMath>
+        <m:r>
+          <w:rPr>
+            <w:rFonts w:ascii="Cambria Math" w:eastAsia="Cambria Math" w:hAnsi="Cambria Math" w:cs="Cambria Math"/>
+            <w:color w:val="0070C0"/>
+          </w:rPr>
+          <m:t>θ</m:t>
+        </m:r>
+      </m:oMath>
+      <w:r>
+        <w:rPr>
+          <w:rFonts w:ascii="Times New Roman" w:eastAsia="Times New Roman" w:hAnsi="Times New Roman" w:cs="Times New Roman"/>
+          <w:color w:val="0070C0"/>
+        </w:rPr>
+        <w:t xml:space="preserve"> </w:t>
+      </w:r>
+      <w:r>
+        <w:rPr>
+          <w:rFonts w:ascii="Times New Roman" w:eastAsia="Times New Roman" w:hAnsi="Times New Roman" w:cs="Times New Roman"/>
+          <w:color w:val="0070C0"/>
+          <w:sz w:val="24"/>
+          <w:szCs w:val="24"/>
+        </w:rPr>
+        <w:t>is the decision threshold.</w:t>
+      </w:r>
+      <w:r>
+        <w:rPr>
+          <w:rFonts w:ascii="Times New Roman" w:eastAsia="Times New Roman" w:hAnsi="Times New Roman" w:cs="Times New Roman"/>
+          <w:color w:val="0070C0"/>
+        </w:rPr>
+        <w:t xml:space="preserve"> </w:t>
+      </w:r>
+    </w:p>
+    <w:p>
+      <w:pPr>
+        <w:shd w:val="clear" w:color="auto" w:fill="FFFFFF"/>
+        <w:spacing w:line="480" w:lineRule="auto"/>
+        <w:rPr>
+          <w:rFonts w:ascii="Times New Roman" w:eastAsia="Times New Roman" w:hAnsi="Times New Roman" w:cs="Times New Roman"/>
+          <w:color w:val="0070C0"/>
+          <w:sz w:val="24"/>
+          <w:szCs w:val="24"/>
+        </w:rPr>
+      </w:pPr>
+      <w:r>
+        <w:rPr>
+          <w:rFonts w:ascii="Times New Roman" w:eastAsia="Times New Roman" w:hAnsi="Times New Roman" w:cs="Times New Roman"/>
+          <w:color w:val="0070C0"/>
+          <w:sz w:val="24"/>
+          <w:szCs w:val="24"/>
+        </w:rPr>
+        <w:t xml:space="preserve">Following purple go signals, </w:t>
+      </w:r>
+      <m:oMath>
+        <m:sSup>
+          <m:sSupPr>
+            <m:ctrlPr>
+              <w:rPr>
+                <w:rFonts w:ascii="Cambria Math" w:eastAsia="Times New Roman" w:hAnsi="Cambria Math" w:cs="Times New Roman"/>
+                <w:i/>
+                <w:color w:val="0070C0"/>
+                <w:sz w:val="24"/>
+                <w:szCs w:val="24"/>
+              </w:rPr>
+            </m:ctrlPr>
+          </m:sSupPr>
+          <m:e>
+            <m:r>
+              <w:rPr>
+                <w:rFonts w:ascii="Cambria Math" w:eastAsia="Times New Roman" w:hAnsi="Cambria Math" w:cs="Times New Roman"/>
+                <w:color w:val="0070C0"/>
+                <w:sz w:val="24"/>
+                <w:szCs w:val="24"/>
+              </w:rPr>
+              <m:t>V</m:t>
+            </m:r>
+          </m:e>
+          <m:sup>
+            <m:r>
+              <m:rPr>
+                <m:nor/>
+              </m:rPr>
+              <w:rPr>
+                <w:rFonts w:ascii="Cambria Math" w:eastAsia="Times New Roman" w:hAnsi="Cambria Math" w:cs="Times New Roman"/>
+                <w:color w:val="0070C0"/>
+                <w:sz w:val="24"/>
+                <w:szCs w:val="24"/>
+              </w:rPr>
+              <m:t>accept</m:t>
+            </m:r>
+          </m:sup>
+        </m:sSup>
+      </m:oMath>
+      <w:r>
+        <w:rPr>
+          <w:rFonts w:ascii="Times New Roman" w:eastAsia="Times New Roman" w:hAnsi="Times New Roman" w:cs="Times New Roman"/>
+          <w:color w:val="0070C0"/>
+          <w:sz w:val="24"/>
+          <w:szCs w:val="24"/>
+        </w:rPr>
+        <w:t xml:space="preserve"> is the original discounted value </w:t>
+      </w:r>
+    </w:p>
+    <w:p>
+      <w:pPr>
+        <w:shd w:val="clear" w:color="auto" w:fill="FFFFFF"/>
+        <w:spacing w:line="480" w:lineRule="auto"/>
+        <w:jc w:val="center"/>
+        <w:rPr>
+          <w:rFonts w:ascii="Times New Roman" w:eastAsia="Times New Roman" w:hAnsi="Times New Roman" w:cs="Times New Roman"/>
+          <w:color w:val="0070C0"/>
+          <w:sz w:val="24"/>
+          <w:szCs w:val="24"/>
+        </w:rPr>
+      </w:pPr>
+      <m:oMathPara>
+        <m:oMath>
+          <m:sSup>
+            <m:sSupPr>
+              <m:ctrlPr>
+                <w:rPr>
+                  <w:rFonts w:ascii="Cambria Math" w:eastAsia="Times New Roman" w:hAnsi="Cambria Math" w:cs="Times New Roman"/>
+                  <w:i/>
+                  <w:color w:val="0070C0"/>
+                  <w:sz w:val="24"/>
+                  <w:szCs w:val="24"/>
+                </w:rPr>
+              </m:ctrlPr>
+            </m:sSupPr>
+            <m:e>
+              <m:r>
+                <w:rPr>
+                  <w:rFonts w:ascii="Cambria Math" w:eastAsia="Times New Roman" w:hAnsi="Cambria Math" w:cs="Times New Roman"/>
+                  <w:color w:val="0070C0"/>
+                  <w:sz w:val="24"/>
+                  <w:szCs w:val="24"/>
+                </w:rPr>
+                <m:t>V</m:t>
+              </m:r>
+            </m:e>
+            <m:sup>
+              <m:r>
+                <m:rPr>
+                  <m:nor/>
+                </m:rPr>
+                <w:rPr>
+                  <w:rFonts w:ascii="Cambria Math" w:eastAsia="Times New Roman" w:hAnsi="Cambria Math" w:cs="Times New Roman"/>
+                  <w:color w:val="0070C0"/>
+                  <w:sz w:val="24"/>
+                  <w:szCs w:val="24"/>
+                </w:rPr>
+                <m:t>accept</m:t>
+              </m:r>
+            </m:sup>
+          </m:sSup>
+          <m:r>
+            <w:rPr>
+              <w:rFonts w:ascii="Cambria Math" w:eastAsia="Times New Roman" w:hAnsi="Cambria Math" w:cs="Times New Roman"/>
+              <w:color w:val="0070C0"/>
+              <w:sz w:val="24"/>
+              <w:szCs w:val="24"/>
+            </w:rPr>
+            <m:t>=DV</m:t>
+          </m:r>
+        </m:oMath>
+      </m:oMathPara>
+    </w:p>
+    <w:p>
+      <w:pPr>
+        <w:shd w:val="clear" w:color="auto" w:fill="FFFFFF"/>
+        <w:spacing w:line="480" w:lineRule="auto"/>
+        <w:rPr>
+          <w:rFonts w:ascii="Times New Roman" w:eastAsia="Times New Roman" w:hAnsi="Times New Roman" w:cs="Times New Roman"/>
+          <w:color w:val="0070C0"/>
+          <w:sz w:val="24"/>
+          <w:szCs w:val="24"/>
+        </w:rPr>
+      </w:pPr>
+      <w:r>
+        <w:rPr>
+          <w:rFonts w:ascii="Times New Roman" w:eastAsia="Times New Roman" w:hAnsi="Times New Roman" w:cs="Times New Roman"/>
+          <w:color w:val="0070C0"/>
+          <w:sz w:val="24"/>
+          <w:szCs w:val="24"/>
+        </w:rPr>
+        <w:t>and the value for rejecting the offer is discounted</w:t>
+      </w:r>
+    </w:p>
+    <w:p>
+      <w:pPr>
+        <w:shd w:val="clear" w:color="auto" w:fill="FFFFFF"/>
+        <w:spacing w:line="480" w:lineRule="auto"/>
+        <w:rPr>
+          <w:rFonts w:ascii="Times New Roman" w:eastAsia="Times New Roman" w:hAnsi="Times New Roman" w:cs="Times New Roman"/>
+          <w:color w:val="0070C0"/>
+          <w:sz w:val="24"/>
+          <w:szCs w:val="24"/>
+        </w:rPr>
+      </w:pPr>
+      <m:oMathPara>
+        <m:oMath>
+          <m:sSup>
+            <m:sSupPr>
+              <m:ctrlPr>
+                <w:rPr>
+                  <w:rFonts w:ascii="Cambria Math" w:eastAsia="Times New Roman" w:hAnsi="Cambria Math" w:cs="Times New Roman"/>
+                  <w:i/>
+                  <w:color w:val="0070C0"/>
+                  <w:sz w:val="24"/>
+                  <w:szCs w:val="24"/>
+                </w:rPr>
+              </m:ctrlPr>
+            </m:sSupPr>
+            <m:e>
+              <m:r>
+                <w:rPr>
+                  <w:rFonts w:ascii="Cambria Math" w:eastAsia="Times New Roman" w:hAnsi="Cambria Math" w:cs="Times New Roman"/>
+                  <w:color w:val="0070C0"/>
+                  <w:sz w:val="24"/>
+                  <w:szCs w:val="24"/>
+                </w:rPr>
+                <m:t xml:space="preserve"> V</m:t>
+              </m:r>
+            </m:e>
+            <m:sup>
+              <m:r>
+                <m:rPr>
+                  <m:nor/>
+                </m:rPr>
+                <w:rPr>
+                  <w:rFonts w:ascii="Cambria Math" w:eastAsia="Times New Roman" w:hAnsi="Cambria Math" w:cs="Times New Roman"/>
+                  <w:color w:val="0070C0"/>
+                  <w:sz w:val="24"/>
+                  <w:szCs w:val="24"/>
+                </w:rPr>
+                <m:t>reject</m:t>
+              </m:r>
+            </m:sup>
+          </m:sSup>
+          <m:r>
+            <w:rPr>
+              <w:rFonts w:ascii="Cambria Math" w:eastAsia="Cambria Math" w:hAnsi="Cambria Math" w:cs="Cambria Math"/>
+              <w:color w:val="0070C0"/>
+            </w:rPr>
+            <m:t>=h</m:t>
+          </m:r>
+          <m:d>
+            <m:dPr>
+              <m:ctrlPr>
+                <w:rPr>
+                  <w:rFonts w:ascii="Cambria Math" w:eastAsia="Cambria Math" w:hAnsi="Cambria Math" w:cs="Cambria Math"/>
+                  <w:i/>
+                  <w:color w:val="0070C0"/>
+                </w:rPr>
+              </m:ctrlPr>
+            </m:dPr>
+            <m:e>
+              <m:r>
+                <w:rPr>
+                  <w:rFonts w:ascii="Cambria Math" w:eastAsia="Cambria Math" w:hAnsi="Cambria Math" w:cs="Cambria Math"/>
+                  <w:color w:val="0070C0"/>
+                </w:rPr>
+                <m:t xml:space="preserve">θ, </m:t>
+              </m:r>
+              <m:r>
+                <m:rPr>
+                  <m:sty m:val="p"/>
+                </m:rPr>
+                <w:rPr>
+                  <w:rFonts w:ascii="Cambria Math" w:eastAsia="Cambria Math" w:hAnsi="Cambria Math" w:cs="Cambria Math"/>
+                  <w:color w:val="0070C0"/>
+                </w:rPr>
+                <m:t>Δ</m:t>
+              </m:r>
+              <m:r>
+                <w:rPr>
+                  <w:rFonts w:ascii="Cambria Math" w:eastAsia="Cambria Math" w:hAnsi="Cambria Math" w:cs="Cambria Math"/>
+                  <w:color w:val="0070C0"/>
+                </w:rPr>
+                <m:t>t</m:t>
+              </m:r>
+            </m:e>
+          </m:d>
+          <m:r>
+            <w:rPr>
+              <w:rFonts w:ascii="Cambria Math" w:eastAsia="Times New Roman" w:hAnsi="Cambria Math" w:cs="Times New Roman"/>
+              <w:color w:val="0070C0"/>
+            </w:rPr>
+            <m:t>=</m:t>
+          </m:r>
+          <m:f>
+            <m:fPr>
+              <m:ctrlPr>
+                <w:rPr>
+                  <w:rFonts w:ascii="Cambria Math" w:eastAsia="Cambria Math" w:hAnsi="Cambria Math" w:cs="Cambria Math"/>
+                  <w:color w:val="0070C0"/>
+                </w:rPr>
+              </m:ctrlPr>
+            </m:fPr>
+            <m:num>
+              <m:r>
+                <w:rPr>
+                  <w:rFonts w:ascii="Cambria Math" w:eastAsia="Cambria Math" w:hAnsi="Cambria Math" w:cs="Cambria Math"/>
+                  <w:color w:val="0070C0"/>
+                </w:rPr>
+                <m:t>θ</m:t>
+              </m:r>
+            </m:num>
+            <m:den>
+              <m:r>
+                <w:rPr>
+                  <w:rFonts w:ascii="Cambria Math" w:eastAsia="Cambria Math" w:hAnsi="Cambria Math" w:cs="Cambria Math"/>
+                  <w:color w:val="0070C0"/>
+                </w:rPr>
+                <m:t>1+k⋅</m:t>
+              </m:r>
+              <m:r>
+                <m:rPr>
+                  <m:sty m:val="p"/>
+                </m:rPr>
+                <w:rPr>
+                  <w:rFonts w:ascii="Cambria Math" w:eastAsia="Cambria Math" w:hAnsi="Cambria Math" w:cs="Cambria Math"/>
+                  <w:color w:val="0070C0"/>
+                </w:rPr>
+                <m:t>Δ</m:t>
+              </m:r>
+              <m:r>
+                <w:rPr>
+                  <w:rFonts w:ascii="Cambria Math" w:eastAsia="Cambria Math" w:hAnsi="Cambria Math" w:cs="Cambria Math"/>
+                  <w:color w:val="0070C0"/>
+                </w:rPr>
+                <m:t>t</m:t>
+              </m:r>
+            </m:den>
+          </m:f>
+        </m:oMath>
+      </m:oMathPara>
+    </w:p>
+    <w:p>
+      <w:pPr>
+        <w:shd w:val="clear" w:color="auto" w:fill="FFFFFF"/>
+        <w:spacing w:line="480" w:lineRule="auto"/>
+        <w:rPr>
+          <w:rFonts w:ascii="Times New Roman" w:eastAsia="Times New Roman" w:hAnsi="Times New Roman" w:cs="Times New Roman"/>
+          <w:color w:val="0070C0"/>
+          <w:sz w:val="24"/>
+          <w:szCs w:val="24"/>
+        </w:rPr>
+      </w:pPr>
+      <w:r>
+        <w:rPr>
+          <w:rFonts w:ascii="Times New Roman" w:eastAsia="Times New Roman" w:hAnsi="Times New Roman" w:cs="Times New Roman"/>
+          <w:color w:val="0070C0"/>
+          <w:sz w:val="24"/>
+          <w:szCs w:val="24"/>
+        </w:rPr>
+        <w:t xml:space="preserve">As in previous models, decisions are made via the softmax rule, by comparing </w:t>
+      </w:r>
+      <m:oMath>
+        <m:sSup>
+          <m:sSupPr>
+            <m:ctrlPr>
+              <w:rPr>
+                <w:rFonts w:ascii="Cambria Math" w:eastAsia="Times New Roman" w:hAnsi="Cambria Math" w:cs="Times New Roman"/>
+                <w:i/>
+                <w:color w:val="0070C0"/>
+                <w:sz w:val="24"/>
+                <w:szCs w:val="24"/>
+              </w:rPr>
+            </m:ctrlPr>
+          </m:sSupPr>
+          <m:e>
+            <m:r>
+              <w:rPr>
+                <w:rFonts w:ascii="Cambria Math" w:eastAsia="Times New Roman" w:hAnsi="Cambria Math" w:cs="Times New Roman"/>
+                <w:color w:val="0070C0"/>
+                <w:sz w:val="24"/>
+                <w:szCs w:val="24"/>
+              </w:rPr>
+              <m:t>V</m:t>
+            </m:r>
+          </m:e>
+          <m:sup>
+            <m:r>
+              <m:rPr>
+                <m:nor/>
+              </m:rPr>
+              <w:rPr>
+                <w:rFonts w:ascii="Cambria Math" w:eastAsia="Times New Roman" w:hAnsi="Cambria Math" w:cs="Times New Roman"/>
+                <w:color w:val="0070C0"/>
+                <w:sz w:val="24"/>
+                <w:szCs w:val="24"/>
+              </w:rPr>
+              <m:t>accept</m:t>
+            </m:r>
+          </m:sup>
+        </m:sSup>
+      </m:oMath>
+      <w:r>
+        <w:rPr>
+          <w:rFonts w:ascii="Times New Roman" w:eastAsia="Times New Roman" w:hAnsi="Times New Roman" w:cs="Times New Roman"/>
+          <w:color w:val="0070C0"/>
+          <w:sz w:val="24"/>
+          <w:szCs w:val="24"/>
+        </w:rPr>
+        <w:t xml:space="preserve"> and </w:t>
+      </w:r>
+      <m:oMath>
+        <m:sSup>
+          <m:sSupPr>
+            <m:ctrlPr>
+              <w:rPr>
+                <w:rFonts w:ascii="Cambria Math" w:eastAsia="Times New Roman" w:hAnsi="Cambria Math" w:cs="Times New Roman"/>
+                <w:i/>
+                <w:color w:val="0070C0"/>
+                <w:sz w:val="24"/>
+                <w:szCs w:val="24"/>
+              </w:rPr>
+            </m:ctrlPr>
+          </m:sSupPr>
+          <m:e>
+            <m:r>
+              <w:rPr>
+                <w:rFonts w:ascii="Cambria Math" w:eastAsia="Times New Roman" w:hAnsi="Cambria Math" w:cs="Times New Roman"/>
+                <w:color w:val="0070C0"/>
+                <w:sz w:val="24"/>
+                <w:szCs w:val="24"/>
+              </w:rPr>
+              <m:t>V</m:t>
+            </m:r>
+          </m:e>
+          <m:sup>
+            <m:r>
+              <m:rPr>
+                <m:nor/>
+              </m:rPr>
+              <w:rPr>
+                <w:rFonts w:ascii="Cambria Math" w:eastAsia="Times New Roman" w:hAnsi="Cambria Math" w:cs="Times New Roman"/>
+                <w:color w:val="0070C0"/>
+                <w:sz w:val="24"/>
+                <w:szCs w:val="24"/>
+              </w:rPr>
+              <m:t>reject</m:t>
+            </m:r>
+          </m:sup>
+        </m:sSup>
+      </m:oMath>
+      <w:r>
+        <w:rPr>
+          <w:rFonts w:ascii="Times New Roman" w:eastAsia="Times New Roman" w:hAnsi="Times New Roman" w:cs="Times New Roman"/>
+          <w:color w:val="0070C0"/>
+          <w:sz w:val="24"/>
+          <w:szCs w:val="24"/>
+        </w:rPr>
+        <w:t>.</w:t>
+      </w:r>
+    </w:p>
+    <w:p>
+      <w:pPr>
+        <w:rPr>
+          <w:rFonts w:ascii="Times New Roman" w:eastAsia="Times New Roman" w:hAnsi="Times New Roman" w:cs="Times New Roman"/>
+          <w:color w:val="0070C0"/>
+          <w:sz w:val="24"/>
+          <w:szCs w:val="24"/>
+          <w:u w:val="single"/>
+        </w:rPr>
+      </w:pPr>
+      <w:r>
+        <w:rPr>
+          <w:rFonts w:ascii="Times New Roman" w:eastAsia="Times New Roman" w:hAnsi="Times New Roman" w:cs="Times New Roman"/>
+          <w:color w:val="0070C0"/>
+          <w:sz w:val="24"/>
+          <w:szCs w:val="24"/>
+          <w:u w:val="single"/>
+        </w:rPr>
+        <w:t>Extended Models</w:t>
+      </w:r>
+    </w:p>
+    <w:p>
+      <w:pPr>
+        <w:rPr>
+          <w:rFonts w:ascii="Times New Roman" w:eastAsia="Times New Roman" w:hAnsi="Times New Roman" w:cs="Times New Roman"/>
+          <w:color w:val="0070C0"/>
+          <w:sz w:val="24"/>
+          <w:szCs w:val="24"/>
+        </w:rPr>
+      </w:pPr>
+      <w:r>
+        <w:rPr>
+          <w:rFonts w:ascii="Times New Roman" w:eastAsia="Times New Roman" w:hAnsi="Times New Roman" w:cs="Times New Roman"/>
+          <w:color w:val="0070C0"/>
+          <w:sz w:val="24"/>
+          <w:szCs w:val="24"/>
+        </w:rPr>
+        <w:t xml:space="preserve">In the base models, the value for accepting the offer is assumed to be the adjusted discounted value of the current offer, without considering discounted values from future trials. Since accepting an offer with longer delay would postpone the start of the next trial, the discounted future reward should be less when accepting offers with longer delays. </w:t>
+      </w:r>
+    </w:p>
+    <w:p>
+      <w:pPr>
+        <w:rPr>
+          <w:rFonts w:ascii="Times New Roman" w:eastAsia="Times New Roman" w:hAnsi="Times New Roman" w:cs="Times New Roman"/>
+          <w:color w:val="0070C0"/>
+          <w:sz w:val="24"/>
+          <w:szCs w:val="24"/>
+        </w:rPr>
+      </w:pPr>
+      <w:r>
+        <w:rPr>
+          <w:rFonts w:ascii="Times New Roman" w:eastAsia="Times New Roman" w:hAnsi="Times New Roman" w:cs="Times New Roman"/>
+          <w:color w:val="0070C0"/>
+          <w:sz w:val="24"/>
+          <w:szCs w:val="24"/>
+        </w:rPr>
+        <w:t xml:space="preserve">The decision threshold </w:t>
+      </w:r>
+      <m:oMath>
+        <m:r>
+          <w:rPr>
+            <w:rFonts w:ascii="Cambria Math" w:eastAsia="Times New Roman" w:hAnsi="Cambria Math" w:cs="Times New Roman"/>
+            <w:color w:val="0070C0"/>
+            <w:sz w:val="24"/>
+            <w:szCs w:val="24"/>
+          </w:rPr>
+          <m:t>θ</m:t>
+        </m:r>
+      </m:oMath>
+      <w:r>
+        <w:rPr>
+          <w:rFonts w:ascii="Times New Roman" w:eastAsia="Times New Roman" w:hAnsi="Times New Roman" w:cs="Times New Roman"/>
+          <w:color w:val="0070C0"/>
+          <w:sz w:val="24"/>
+          <w:szCs w:val="24"/>
+        </w:rPr>
+        <w:t xml:space="preserve"> (or the value for immediately rejecting the offer) can be viewed as the discounted value of all future trials in a continuous task. When accepting an offer, the value for future trials should be discounted as </w:t>
+      </w:r>
+      <m:oMath>
+        <m:r>
+          <w:rPr>
+            <w:rFonts w:ascii="Cambria Math" w:eastAsia="Times New Roman" w:hAnsi="Cambria Math" w:cs="Times New Roman"/>
+            <w:color w:val="0070C0"/>
+            <w:sz w:val="24"/>
+            <w:szCs w:val="24"/>
+          </w:rPr>
+          <m:t>h</m:t>
+        </m:r>
+        <m:d>
+          <m:dPr>
+            <m:ctrlPr>
+              <w:rPr>
+                <w:rFonts w:ascii="Cambria Math" w:eastAsia="Times New Roman" w:hAnsi="Cambria Math" w:cs="Times New Roman"/>
+                <w:i/>
+                <w:color w:val="0070C0"/>
+                <w:sz w:val="24"/>
+                <w:szCs w:val="24"/>
+              </w:rPr>
+            </m:ctrlPr>
+          </m:dPr>
+          <m:e>
+            <m:r>
+              <w:rPr>
+                <w:rFonts w:ascii="Cambria Math" w:eastAsia="Times New Roman" w:hAnsi="Cambria Math" w:cs="Times New Roman"/>
+                <w:color w:val="0070C0"/>
+                <w:sz w:val="24"/>
+                <w:szCs w:val="24"/>
+              </w:rPr>
+              <m:t>θ, delay</m:t>
+            </m:r>
+          </m:e>
+        </m:d>
+        <m:r>
+          <w:rPr>
+            <w:rFonts w:ascii="Cambria Math" w:eastAsia="Times New Roman" w:hAnsi="Cambria Math" w:cs="Times New Roman"/>
+            <w:color w:val="0070C0"/>
+            <w:sz w:val="24"/>
+            <w:szCs w:val="24"/>
+          </w:rPr>
+          <m:t>.</m:t>
+        </m:r>
+      </m:oMath>
+      <w:r>
+        <w:rPr>
+          <w:rFonts w:ascii="Times New Roman" w:eastAsia="Times New Roman" w:hAnsi="Times New Roman" w:cs="Times New Roman"/>
+          <w:color w:val="0070C0"/>
+          <w:sz w:val="24"/>
+          <w:szCs w:val="24"/>
+        </w:rPr>
+        <w:t xml:space="preserve"> As a result, the value for accepting the offer, should be the sum of the value of the current offer, and the expected discounted value of all future trials.</w:t>
+      </w:r>
+    </w:p>
+    <w:p>
+      <w:pPr>
+        <w:rPr>
+          <w:rFonts w:ascii="Times New Roman" w:eastAsia="Times New Roman" w:hAnsi="Times New Roman" w:cs="Times New Roman"/>
+          <w:color w:val="0070C0"/>
+          <w:sz w:val="24"/>
+          <w:szCs w:val="24"/>
+        </w:rPr>
+      </w:pPr>
+      <m:oMathPara>
+        <m:oMath>
+          <m:sSup>
+            <m:sSupPr>
+              <m:ctrlPr>
+                <w:rPr>
+                  <w:rFonts w:ascii="Cambria Math" w:eastAsia="Times New Roman" w:hAnsi="Cambria Math" w:cs="Times New Roman"/>
+                  <w:i/>
+                  <w:color w:val="0070C0"/>
+                  <w:sz w:val="24"/>
+                  <w:szCs w:val="24"/>
+                </w:rPr>
+              </m:ctrlPr>
+            </m:sSupPr>
+            <m:e>
+              <m:r>
+                <w:rPr>
+                  <w:rFonts w:ascii="Cambria Math" w:eastAsia="Times New Roman" w:hAnsi="Cambria Math" w:cs="Times New Roman"/>
+                  <w:color w:val="0070C0"/>
+                  <w:sz w:val="24"/>
+                  <w:szCs w:val="24"/>
+                </w:rPr>
+                <m:t>V</m:t>
+              </m:r>
+            </m:e>
+            <m:sup>
+              <m:r>
+                <m:rPr>
+                  <m:nor/>
+                </m:rPr>
+                <w:rPr>
+                  <w:rFonts w:ascii="Cambria Math" w:eastAsia="Times New Roman" w:hAnsi="Cambria Math" w:cs="Times New Roman"/>
+                  <w:color w:val="0070C0"/>
+                  <w:sz w:val="24"/>
+                  <w:szCs w:val="24"/>
+                </w:rPr>
+                <m:t>accept</m:t>
+              </m:r>
+            </m:sup>
+          </m:sSup>
+          <m:r>
+            <w:rPr>
+              <w:rFonts w:ascii="Cambria Math" w:eastAsia="Times New Roman" w:hAnsi="Cambria Math" w:cs="Times New Roman"/>
+              <w:color w:val="0070C0"/>
+              <w:sz w:val="24"/>
+              <w:szCs w:val="24"/>
+            </w:rPr>
+            <m:t>=</m:t>
+          </m:r>
+          <m:sSup>
+            <m:sSupPr>
+              <m:ctrlPr>
+                <w:rPr>
+                  <w:rFonts w:ascii="Cambria Math" w:eastAsia="Times New Roman" w:hAnsi="Cambria Math" w:cs="Times New Roman"/>
+                  <w:i/>
+                  <w:color w:val="0070C0"/>
+                  <w:sz w:val="24"/>
+                  <w:szCs w:val="24"/>
+                </w:rPr>
+              </m:ctrlPr>
+            </m:sSupPr>
+            <m:e>
+              <m:r>
+                <w:rPr>
+                  <w:rFonts w:ascii="Cambria Math" w:eastAsia="Times New Roman" w:hAnsi="Cambria Math" w:cs="Times New Roman"/>
+                  <w:color w:val="0070C0"/>
+                  <w:sz w:val="24"/>
+                  <w:szCs w:val="24"/>
+                </w:rPr>
+                <m:t>DV</m:t>
+              </m:r>
+            </m:e>
+            <m:sup>
+              <m:r>
+                <w:rPr>
+                  <w:rFonts w:ascii="Cambria Math" w:eastAsia="Times New Roman" w:hAnsi="Cambria Math" w:cs="Times New Roman"/>
+                  <w:color w:val="0070C0"/>
+                  <w:sz w:val="24"/>
+                  <w:szCs w:val="24"/>
+                </w:rPr>
+                <m:t>current</m:t>
+              </m:r>
+            </m:sup>
+          </m:sSup>
+          <m:r>
+            <w:rPr>
+              <w:rFonts w:ascii="Cambria Math" w:eastAsia="Times New Roman" w:hAnsi="Cambria Math" w:cs="Times New Roman"/>
+              <w:color w:val="0070C0"/>
+              <w:sz w:val="24"/>
+              <w:szCs w:val="24"/>
+            </w:rPr>
+            <m:t>+ h</m:t>
+          </m:r>
+          <m:d>
+            <m:dPr>
+              <m:ctrlPr>
+                <w:rPr>
+                  <w:rFonts w:ascii="Cambria Math" w:eastAsia="Times New Roman" w:hAnsi="Cambria Math" w:cs="Times New Roman"/>
+                  <w:i/>
+                  <w:color w:val="0070C0"/>
+                  <w:sz w:val="24"/>
+                  <w:szCs w:val="24"/>
+                </w:rPr>
+              </m:ctrlPr>
+            </m:dPr>
+            <m:e>
+              <m:r>
+                <w:rPr>
+                  <w:rFonts w:ascii="Cambria Math" w:eastAsia="Times New Roman" w:hAnsi="Cambria Math" w:cs="Times New Roman"/>
+                  <w:color w:val="0070C0"/>
+                  <w:sz w:val="24"/>
+                  <w:szCs w:val="24"/>
+                </w:rPr>
+                <m:t>θ, delay</m:t>
+              </m:r>
+            </m:e>
+          </m:d>
+        </m:oMath>
+      </m:oMathPara>
+    </w:p>
+    <w:p>
+      <w:pPr>
+        <w:rPr>
+          <w:rFonts w:ascii="Times New Roman" w:eastAsia="Times New Roman" w:hAnsi="Times New Roman" w:cs="Times New Roman"/>
+          <w:color w:val="0070C0"/>
+          <w:sz w:val="24"/>
+          <w:szCs w:val="24"/>
+        </w:rPr>
+      </w:pPr>
+      <w:r>
+        <w:rPr>
+          <w:rFonts w:ascii="Times New Roman" w:eastAsia="Times New Roman" w:hAnsi="Times New Roman" w:cs="Times New Roman"/>
+          <w:color w:val="0070C0"/>
+          <w:sz w:val="24"/>
+          <w:szCs w:val="24"/>
+        </w:rPr>
+        <w:t xml:space="preserve">The models Model 1v, Model 2v, Model 3v are variants of Model 1, Model 2, Model 3, respectively, and they explicitly account for the discounted value for future trials. </w:t>
+      </w:r>
+    </w:p>
+    <w:p>
+      <w:pPr>
+        <w:rPr>
+          <w:rFonts w:ascii="Times New Roman" w:eastAsia="Times New Roman" w:hAnsi="Times New Roman" w:cs="Times New Roman"/>
+          <w:color w:val="0070C0"/>
+          <w:sz w:val="24"/>
+          <w:szCs w:val="24"/>
+        </w:rPr>
+      </w:pPr>
+      <w:r>
+        <w:rPr>
+          <w:rFonts w:ascii="Times New Roman" w:eastAsia="Times New Roman" w:hAnsi="Times New Roman" w:cs="Times New Roman"/>
+          <w:color w:val="0070C0"/>
+          <w:sz w:val="24"/>
+          <w:szCs w:val="24"/>
+        </w:rPr>
+        <w:t xml:space="preserve">For Model 1v, </w:t>
+      </w:r>
+    </w:p>
+    <w:p>
+      <w:pPr>
+        <w:rPr>
+          <w:rFonts w:ascii="Times New Roman" w:eastAsia="Times New Roman" w:hAnsi="Times New Roman" w:cs="Times New Roman"/>
+          <w:color w:val="0070C0"/>
+          <w:sz w:val="24"/>
+          <w:szCs w:val="24"/>
+        </w:rPr>
+      </w:pPr>
+      <m:oMathPara>
+        <m:oMath>
+          <m:sSup>
+            <m:sSupPr>
+              <m:ctrlPr>
+                <w:rPr>
+                  <w:rFonts w:ascii="Cambria Math" w:eastAsia="Times New Roman" w:hAnsi="Cambria Math" w:cs="Times New Roman"/>
+                  <w:i/>
+                  <w:color w:val="0070C0"/>
+                  <w:sz w:val="24"/>
+                  <w:szCs w:val="24"/>
+                </w:rPr>
+              </m:ctrlPr>
+            </m:sSupPr>
+            <m:e>
+              <m:r>
+                <w:rPr>
+                  <w:rFonts w:ascii="Cambria Math" w:eastAsia="Times New Roman" w:hAnsi="Cambria Math" w:cs="Times New Roman"/>
+                  <w:color w:val="0070C0"/>
+                  <w:sz w:val="24"/>
+                  <w:szCs w:val="24"/>
+                </w:rPr>
+                <m:t>V</m:t>
+              </m:r>
+            </m:e>
+            <m:sup>
+              <m:r>
+                <m:rPr>
+                  <m:nor/>
+                </m:rPr>
+                <w:rPr>
+                  <w:rFonts w:ascii="Cambria Math" w:eastAsia="Times New Roman" w:hAnsi="Cambria Math" w:cs="Times New Roman"/>
+                  <w:color w:val="0070C0"/>
+                  <w:sz w:val="24"/>
+                  <w:szCs w:val="24"/>
+                </w:rPr>
+                <m:t>accept</m:t>
+              </m:r>
+            </m:sup>
+          </m:sSup>
+          <m:r>
+            <w:rPr>
+              <w:rFonts w:ascii="Cambria Math" w:eastAsia="Times New Roman" w:hAnsi="Cambria Math" w:cs="Times New Roman"/>
+              <w:color w:val="0070C0"/>
+              <w:sz w:val="24"/>
+              <w:szCs w:val="24"/>
+            </w:rPr>
+            <m:t>=h</m:t>
+          </m:r>
+          <m:d>
+            <m:dPr>
+              <m:ctrlPr>
+                <w:rPr>
+                  <w:rFonts w:ascii="Cambria Math" w:eastAsia="Times New Roman" w:hAnsi="Cambria Math" w:cs="Times New Roman"/>
+                  <w:i/>
+                  <w:color w:val="0070C0"/>
+                  <w:sz w:val="24"/>
+                  <w:szCs w:val="24"/>
+                </w:rPr>
+              </m:ctrlPr>
+            </m:dPr>
+            <m:e>
+              <m:r>
+                <w:rPr>
+                  <w:rFonts w:ascii="Cambria Math" w:eastAsia="Times New Roman" w:hAnsi="Cambria Math" w:cs="Times New Roman"/>
+                  <w:color w:val="0070C0"/>
+                  <w:sz w:val="24"/>
+                  <w:szCs w:val="24"/>
+                </w:rPr>
+                <m:t>drop, delay</m:t>
+              </m:r>
+            </m:e>
+          </m:d>
+          <m:r>
+            <w:rPr>
+              <w:rFonts w:ascii="Cambria Math" w:eastAsia="Times New Roman" w:hAnsi="Cambria Math" w:cs="Times New Roman"/>
+              <w:color w:val="0070C0"/>
+              <w:sz w:val="24"/>
+              <w:szCs w:val="24"/>
+            </w:rPr>
+            <m:t>+h</m:t>
+          </m:r>
+          <m:d>
+            <m:dPr>
+              <m:ctrlPr>
+                <w:rPr>
+                  <w:rFonts w:ascii="Cambria Math" w:eastAsia="Times New Roman" w:hAnsi="Cambria Math" w:cs="Times New Roman"/>
+                  <w:i/>
+                  <w:color w:val="0070C0"/>
+                  <w:sz w:val="24"/>
+                  <w:szCs w:val="24"/>
+                </w:rPr>
+              </m:ctrlPr>
+            </m:dPr>
+            <m:e>
+              <m:r>
+                <w:rPr>
+                  <w:rFonts w:ascii="Cambria Math" w:eastAsia="Times New Roman" w:hAnsi="Cambria Math" w:cs="Times New Roman"/>
+                  <w:color w:val="0070C0"/>
+                  <w:sz w:val="24"/>
+                  <w:szCs w:val="24"/>
+                </w:rPr>
+                <m:t>θ, delay</m:t>
+              </m:r>
+            </m:e>
+          </m:d>
+          <m:r>
+            <w:rPr>
+              <w:rFonts w:ascii="Cambria Math" w:eastAsia="Times New Roman" w:hAnsi="Cambria Math" w:cs="Times New Roman"/>
+              <w:color w:val="0070C0"/>
+              <w:sz w:val="24"/>
+              <w:szCs w:val="24"/>
+            </w:rPr>
+            <m:t>=DV+h(θ, delay)</m:t>
+          </m:r>
+        </m:oMath>
+      </m:oMathPara>
+    </w:p>
+    <w:p>
+      <w:pPr>
+        <w:rPr>
+          <w:rFonts w:ascii="Times New Roman" w:eastAsia="Times New Roman" w:hAnsi="Times New Roman" w:cs="Times New Roman"/>
+          <w:color w:val="0070C0"/>
+          <w:sz w:val="24"/>
+          <w:szCs w:val="24"/>
+        </w:rPr>
+      </w:pPr>
+      <m:oMathPara>
+        <m:oMath>
+          <m:sSup>
+            <m:sSupPr>
+              <m:ctrlPr>
+                <w:rPr>
+                  <w:rFonts w:ascii="Cambria Math" w:eastAsia="Times New Roman" w:hAnsi="Cambria Math" w:cs="Times New Roman"/>
+                  <w:i/>
+                  <w:color w:val="0070C0"/>
+                  <w:sz w:val="24"/>
+                  <w:szCs w:val="24"/>
+                </w:rPr>
+              </m:ctrlPr>
+            </m:sSupPr>
+            <m:e>
+              <m:r>
+                <w:rPr>
+                  <w:rFonts w:ascii="Cambria Math" w:eastAsia="Times New Roman" w:hAnsi="Cambria Math" w:cs="Times New Roman"/>
+                  <w:color w:val="0070C0"/>
+                  <w:sz w:val="24"/>
+                  <w:szCs w:val="24"/>
+                </w:rPr>
+                <m:t>V</m:t>
+              </m:r>
+            </m:e>
+            <m:sup>
+              <m:r>
+                <m:rPr>
+                  <m:sty m:val="p"/>
+                </m:rPr>
+                <w:rPr>
+                  <w:rFonts w:ascii="Cambria Math" w:eastAsia="Times New Roman" w:hAnsi="Cambria Math" w:cs="Times New Roman"/>
+                  <w:color w:val="0070C0"/>
+                  <w:sz w:val="24"/>
+                  <w:szCs w:val="24"/>
+                </w:rPr>
+                <m:t>reject</m:t>
+              </m:r>
+            </m:sup>
+          </m:sSup>
+          <m:r>
+            <w:rPr>
+              <w:rFonts w:ascii="Cambria Math" w:eastAsia="Times New Roman" w:hAnsi="Cambria Math" w:cs="Times New Roman"/>
+              <w:color w:val="0070C0"/>
+              <w:sz w:val="24"/>
+              <w:szCs w:val="24"/>
+            </w:rPr>
+            <m:t>=θ</m:t>
+          </m:r>
+        </m:oMath>
+      </m:oMathPara>
+    </w:p>
+    <w:p>
+      <w:pPr>
+        <w:rPr>
+          <w:rFonts w:ascii="Times New Roman" w:eastAsia="Times New Roman" w:hAnsi="Times New Roman" w:cs="Times New Roman"/>
+          <w:color w:val="0070C0"/>
+          <w:sz w:val="24"/>
+          <w:szCs w:val="24"/>
+        </w:rPr>
+      </w:pPr>
+      <w:r>
+        <w:rPr>
+          <w:rFonts w:ascii="Times New Roman" w:eastAsia="Times New Roman" w:hAnsi="Times New Roman" w:cs="Times New Roman"/>
+          <w:color w:val="0070C0"/>
+          <w:sz w:val="24"/>
+          <w:szCs w:val="24"/>
+        </w:rPr>
+        <w:lastRenderedPageBreak/>
+        <w:t xml:space="preserve">For Model 2v, </w:t>
+      </w:r>
+    </w:p>
+    <w:p>
+      <w:pPr>
+        <w:jc w:val="center"/>
+        <w:rPr>
+          <w:rFonts w:ascii="Cambria Math" w:eastAsia="Cambria Math" w:hAnsi="Cambria Math" w:cs="Cambria Math"/>
+          <w:color w:val="0070C0"/>
+        </w:rPr>
+      </w:pPr>
+      <m:oMathPara>
+        <m:oMath>
+          <m:sSup>
+            <m:sSupPr>
+              <m:ctrlPr>
+                <w:rPr>
+                  <w:rFonts w:ascii="Cambria Math" w:eastAsia="Times New Roman" w:hAnsi="Cambria Math" w:cs="Times New Roman"/>
+                  <w:i/>
+                  <w:color w:val="0070C0"/>
+                  <w:sz w:val="24"/>
+                  <w:szCs w:val="24"/>
+                </w:rPr>
+              </m:ctrlPr>
+            </m:sSupPr>
+            <m:e>
+              <m:r>
+                <w:rPr>
+                  <w:rFonts w:ascii="Cambria Math" w:eastAsia="Times New Roman" w:hAnsi="Cambria Math" w:cs="Times New Roman"/>
+                  <w:color w:val="0070C0"/>
+                  <w:sz w:val="24"/>
+                  <w:szCs w:val="24"/>
+                </w:rPr>
+                <m:t>V</m:t>
+              </m:r>
+            </m:e>
+            <m:sup>
+              <m:r>
+                <m:rPr>
+                  <m:nor/>
+                </m:rPr>
+                <w:rPr>
+                  <w:rFonts w:ascii="Cambria Math" w:eastAsia="Times New Roman" w:hAnsi="Cambria Math" w:cs="Times New Roman"/>
+                  <w:color w:val="0070C0"/>
+                  <w:sz w:val="24"/>
+                  <w:szCs w:val="24"/>
+                </w:rPr>
+                <m:t>accept</m:t>
+              </m:r>
+            </m:sup>
+          </m:sSup>
+          <m:r>
+            <w:rPr>
+              <w:rFonts w:ascii="Cambria Math" w:eastAsia="Cambria Math" w:hAnsi="Cambria Math" w:cs="Cambria Math"/>
+              <w:color w:val="0070C0"/>
+            </w:rPr>
+            <m:t>=</m:t>
+          </m:r>
+          <m:d>
+            <m:dPr>
+              <m:begChr m:val="{"/>
+              <m:endChr m:val=""/>
+              <m:ctrlPr>
+                <w:rPr>
+                  <w:rFonts w:ascii="Cambria Math" w:eastAsia="Cambria Math" w:hAnsi="Cambria Math" w:cs="Cambria Math"/>
+                  <w:i/>
+                  <w:color w:val="0070C0"/>
+                </w:rPr>
+              </m:ctrlPr>
+            </m:dPr>
+            <m:e>
+              <m:eqArr>
+                <m:eqArrPr>
+                  <m:ctrlPr>
+                    <w:rPr>
+                      <w:rFonts w:ascii="Cambria Math" w:eastAsia="Cambria Math" w:hAnsi="Cambria Math" w:cs="Cambria Math"/>
+                      <w:i/>
+                      <w:color w:val="0070C0"/>
+                    </w:rPr>
+                  </m:ctrlPr>
+                </m:eqArrPr>
+                <m:e>
+                  <m:r>
+                    <m:rPr>
+                      <m:sty m:val="p"/>
+                    </m:rPr>
+                    <w:rPr>
+                      <w:rFonts w:ascii="Cambria Math" w:eastAsia="Cambria Math" w:hAnsi="Cambria Math" w:cs="Cambria Math"/>
+                      <w:color w:val="0070C0"/>
+                    </w:rPr>
+                    <m:t>DV+β+h(θ, delay)</m:t>
+                  </m:r>
+                  <m:r>
+                    <w:rPr>
+                      <w:rFonts w:ascii="Cambria Math" w:eastAsia="Cambria Math" w:hAnsi="Cambria Math" w:cs="Cambria Math"/>
+                      <w:color w:val="0070C0"/>
+                    </w:rPr>
+                    <m:t>,  &amp;</m:t>
+                  </m:r>
+                  <m:r>
+                    <m:rPr>
+                      <m:nor/>
+                    </m:rPr>
+                    <w:rPr>
+                      <w:rFonts w:ascii="Cambria Math" w:eastAsia="Cambria Math" w:hAnsi="Cambria Math" w:cs="Cambria Math"/>
+                      <w:color w:val="0070C0"/>
+                    </w:rPr>
+                    <m:t>go=</m:t>
+                  </m:r>
+                  <m:r>
+                    <m:rPr>
+                      <m:nor/>
+                    </m:rPr>
+                    <w:rPr>
+                      <w:rFonts w:ascii="Cambria Math" w:eastAsia="Cambria Math" w:hAnsi="Cambria Math" w:cs="Cambria Math"/>
+                      <w:color w:val="0070C0"/>
+                    </w:rPr>
+                    <m:t>purple</m:t>
+                  </m:r>
+                </m:e>
+                <m:e>
+                  <m:r>
+                    <m:rPr>
+                      <m:sty m:val="p"/>
+                    </m:rPr>
+                    <w:rPr>
+                      <w:rFonts w:ascii="Cambria Math" w:eastAsia="Cambria Math" w:hAnsi="Cambria Math" w:cs="Cambria Math"/>
+                      <w:color w:val="0070C0"/>
+                    </w:rPr>
+                    <m:t>DV-β+h(θ, delay)</m:t>
+                  </m:r>
+                  <m:r>
+                    <w:rPr>
+                      <w:rFonts w:ascii="Cambria Math" w:eastAsia="Cambria Math" w:hAnsi="Cambria Math" w:cs="Cambria Math"/>
+                      <w:color w:val="0070C0"/>
+                    </w:rPr>
+                    <m:t>,  &amp;</m:t>
+                  </m:r>
+                  <m:r>
+                    <m:rPr>
+                      <m:nor/>
+                    </m:rPr>
+                    <w:rPr>
+                      <w:rFonts w:ascii="Cambria Math" w:eastAsia="Cambria Math" w:hAnsi="Cambria Math" w:cs="Cambria Math"/>
+                      <w:color w:val="0070C0"/>
+                    </w:rPr>
+                    <m:t>go=</m:t>
+                  </m:r>
+                  <m:r>
+                    <m:rPr>
+                      <m:nor/>
+                    </m:rPr>
+                    <w:rPr>
+                      <w:rFonts w:ascii="Cambria Math" w:eastAsia="Cambria Math" w:hAnsi="Cambria Math" w:cs="Cambria Math"/>
+                      <w:color w:val="0070C0"/>
+                    </w:rPr>
+                    <m:t>yellow</m:t>
+                  </m:r>
+                </m:e>
+              </m:eqArr>
+            </m:e>
+          </m:d>
+        </m:oMath>
+      </m:oMathPara>
+    </w:p>
+    <w:p>
+      <w:pPr>
+        <w:rPr>
+          <w:rFonts w:ascii="Times New Roman" w:eastAsia="Times New Roman" w:hAnsi="Times New Roman" w:cs="Times New Roman"/>
+          <w:color w:val="0070C0"/>
+          <w:sz w:val="24"/>
+          <w:szCs w:val="24"/>
+        </w:rPr>
+      </w:pPr>
+      <m:oMathPara>
+        <m:oMath>
+          <m:sSup>
+            <m:sSupPr>
+              <m:ctrlPr>
+                <w:rPr>
+                  <w:rFonts w:ascii="Cambria Math" w:eastAsia="Times New Roman" w:hAnsi="Cambria Math" w:cs="Times New Roman"/>
+                  <w:i/>
+                  <w:color w:val="0070C0"/>
+                  <w:sz w:val="24"/>
+                  <w:szCs w:val="24"/>
+                </w:rPr>
+              </m:ctrlPr>
+            </m:sSupPr>
+            <m:e>
+              <m:r>
+                <w:rPr>
+                  <w:rFonts w:ascii="Cambria Math" w:eastAsia="Times New Roman" w:hAnsi="Cambria Math" w:cs="Times New Roman"/>
+                  <w:color w:val="0070C0"/>
+                  <w:sz w:val="24"/>
+                  <w:szCs w:val="24"/>
+                </w:rPr>
+                <m:t>V</m:t>
+              </m:r>
+            </m:e>
+            <m:sup>
+              <m:r>
+                <m:rPr>
+                  <m:sty m:val="p"/>
+                </m:rPr>
+                <w:rPr>
+                  <w:rFonts w:ascii="Cambria Math" w:eastAsia="Times New Roman" w:hAnsi="Cambria Math" w:cs="Times New Roman"/>
+                  <w:color w:val="0070C0"/>
+                  <w:sz w:val="24"/>
+                  <w:szCs w:val="24"/>
+                </w:rPr>
+                <m:t>reject</m:t>
+              </m:r>
+            </m:sup>
+          </m:sSup>
+          <m:r>
+            <w:rPr>
+              <w:rFonts w:ascii="Cambria Math" w:eastAsia="Times New Roman" w:hAnsi="Cambria Math" w:cs="Times New Roman"/>
+              <w:color w:val="0070C0"/>
+              <w:sz w:val="24"/>
+              <w:szCs w:val="24"/>
+            </w:rPr>
+            <m:t>=θ</m:t>
+          </m:r>
+        </m:oMath>
+      </m:oMathPara>
+    </w:p>
+    <w:p>
+      <w:pPr>
+        <w:rPr>
+          <w:rFonts w:ascii="Times New Roman" w:eastAsia="Times New Roman" w:hAnsi="Times New Roman" w:cs="Times New Roman"/>
+          <w:color w:val="0070C0"/>
+          <w:sz w:val="24"/>
+          <w:szCs w:val="24"/>
+        </w:rPr>
+      </w:pPr>
+      <w:r>
+        <w:rPr>
+          <w:rFonts w:ascii="Times New Roman" w:eastAsia="Times New Roman" w:hAnsi="Times New Roman" w:cs="Times New Roman"/>
+          <w:color w:val="0070C0"/>
+          <w:sz w:val="24"/>
+          <w:szCs w:val="24"/>
+        </w:rPr>
+        <w:t>For Model 3v,</w:t>
+      </w:r>
+    </w:p>
+    <w:p>
+      <w:pPr>
+        <w:jc w:val="center"/>
+        <w:rPr>
+          <w:rFonts w:ascii="Times New Roman" w:eastAsia="Times New Roman" w:hAnsi="Times New Roman" w:cs="Times New Roman"/>
+          <w:color w:val="0070C0"/>
+        </w:rPr>
+      </w:pPr>
+      <m:oMathPara>
+        <m:oMath>
+          <m:sSup>
+            <m:sSupPr>
+              <m:ctrlPr>
+                <w:rPr>
+                  <w:rFonts w:ascii="Cambria Math" w:eastAsia="Times New Roman" w:hAnsi="Cambria Math" w:cs="Times New Roman"/>
+                  <w:i/>
+                  <w:color w:val="0070C0"/>
+                  <w:sz w:val="24"/>
+                  <w:szCs w:val="24"/>
+                </w:rPr>
+              </m:ctrlPr>
+            </m:sSupPr>
+            <m:e>
+              <m:r>
+                <w:rPr>
+                  <w:rFonts w:ascii="Cambria Math" w:eastAsia="Times New Roman" w:hAnsi="Cambria Math" w:cs="Times New Roman"/>
+                  <w:color w:val="0070C0"/>
+                  <w:sz w:val="24"/>
+                  <w:szCs w:val="24"/>
+                </w:rPr>
+                <m:t>V</m:t>
+              </m:r>
+            </m:e>
+            <m:sup>
+              <m:r>
+                <m:rPr>
+                  <m:nor/>
+                </m:rPr>
+                <w:rPr>
+                  <w:rFonts w:ascii="Cambria Math" w:eastAsia="Times New Roman" w:hAnsi="Cambria Math" w:cs="Times New Roman"/>
+                  <w:color w:val="0070C0"/>
+                  <w:sz w:val="24"/>
+                  <w:szCs w:val="24"/>
+                </w:rPr>
+                <m:t>accept</m:t>
+              </m:r>
+            </m:sup>
+          </m:sSup>
+          <m:r>
+            <w:rPr>
+              <w:rFonts w:ascii="Cambria Math" w:eastAsia="Cambria Math" w:hAnsi="Cambria Math" w:cs="Cambria Math"/>
+              <w:color w:val="0070C0"/>
+            </w:rPr>
+            <m:t>=</m:t>
+          </m:r>
+          <m:d>
+            <m:dPr>
+              <m:begChr m:val="{"/>
+              <m:endChr m:val=""/>
+              <m:ctrlPr>
+                <w:rPr>
+                  <w:rFonts w:ascii="Cambria Math" w:eastAsia="Cambria Math" w:hAnsi="Cambria Math" w:cs="Cambria Math"/>
+                  <w:i/>
+                  <w:color w:val="0070C0"/>
+                </w:rPr>
+              </m:ctrlPr>
+            </m:dPr>
+            <m:e>
+              <m:eqArr>
+                <m:eqArrPr>
+                  <m:ctrlPr>
+                    <w:rPr>
+                      <w:rFonts w:ascii="Cambria Math" w:eastAsia="Cambria Math" w:hAnsi="Cambria Math" w:cs="Cambria Math"/>
+                      <w:i/>
+                      <w:color w:val="0070C0"/>
+                    </w:rPr>
+                  </m:ctrlPr>
+                </m:eqArrPr>
+                <m:e>
+                  <m:r>
+                    <w:rPr>
+                      <w:rFonts w:ascii="Cambria Math" w:eastAsia="Cambria Math" w:hAnsi="Cambria Math" w:cs="Cambria Math"/>
+                      <w:color w:val="0070C0"/>
+                    </w:rPr>
+                    <m:t>h</m:t>
+                  </m:r>
+                  <m:d>
+                    <m:dPr>
+                      <m:ctrlPr>
+                        <w:rPr>
+                          <w:rFonts w:ascii="Cambria Math" w:eastAsia="Cambria Math" w:hAnsi="Cambria Math" w:cs="Cambria Math"/>
+                          <w:color w:val="0070C0"/>
+                        </w:rPr>
+                      </m:ctrlPr>
+                    </m:dPr>
+                    <m:e>
+                      <m:r>
+                        <w:rPr>
+                          <w:rFonts w:ascii="Cambria Math" w:eastAsia="Cambria Math" w:hAnsi="Cambria Math" w:cs="Cambria Math"/>
+                          <w:color w:val="0070C0"/>
+                        </w:rPr>
+                        <m:t>drop,delay</m:t>
+                      </m:r>
+                    </m:e>
+                  </m:d>
+                  <m:r>
+                    <m:rPr>
+                      <m:sty m:val="p"/>
+                    </m:rPr>
+                    <w:rPr>
+                      <w:rFonts w:ascii="Cambria Math" w:eastAsia="Cambria Math" w:hAnsi="Cambria Math" w:cs="Cambria Math"/>
+                      <w:color w:val="0070C0"/>
+                    </w:rPr>
+                    <m:t>+h(θ, delay)</m:t>
+                  </m:r>
+                  <m:r>
+                    <w:rPr>
+                      <w:rFonts w:ascii="Cambria Math" w:eastAsia="Cambria Math" w:hAnsi="Cambria Math" w:cs="Cambria Math"/>
+                      <w:color w:val="0070C0"/>
+                    </w:rPr>
+                    <m:t>,  &amp;</m:t>
+                  </m:r>
+                  <m:r>
+                    <m:rPr>
+                      <m:nor/>
+                    </m:rPr>
+                    <w:rPr>
+                      <w:rFonts w:ascii="Cambria Math" w:eastAsia="Cambria Math" w:hAnsi="Cambria Math" w:cs="Cambria Math"/>
+                      <w:color w:val="0070C0"/>
+                    </w:rPr>
+                    <m:t>go=</m:t>
+                  </m:r>
+                  <m:r>
+                    <m:rPr>
+                      <m:nor/>
+                    </m:rPr>
+                    <w:rPr>
+                      <w:rFonts w:ascii="Cambria Math" w:eastAsia="Cambria Math" w:hAnsi="Cambria Math" w:cs="Cambria Math"/>
+                      <w:color w:val="0070C0"/>
+                    </w:rPr>
+                    <m:t>purple</m:t>
+                  </m:r>
+                </m:e>
+                <m:e>
+                  <m:r>
+                    <w:rPr>
+                      <w:rFonts w:ascii="Cambria Math" w:eastAsia="Cambria Math" w:hAnsi="Cambria Math" w:cs="Cambria Math"/>
+                      <w:color w:val="0070C0"/>
+                    </w:rPr>
+                    <m:t>h</m:t>
+                  </m:r>
+                  <m:d>
+                    <m:dPr>
+                      <m:ctrlPr>
+                        <w:rPr>
+                          <w:rFonts w:ascii="Cambria Math" w:eastAsia="Cambria Math" w:hAnsi="Cambria Math" w:cs="Cambria Math"/>
+                          <w:color w:val="0070C0"/>
+                        </w:rPr>
+                      </m:ctrlPr>
+                    </m:dPr>
+                    <m:e>
+                      <m:r>
+                        <w:rPr>
+                          <w:rFonts w:ascii="Cambria Math" w:eastAsia="Cambria Math" w:hAnsi="Cambria Math" w:cs="Cambria Math"/>
+                          <w:color w:val="0070C0"/>
+                        </w:rPr>
+                        <m:t>drop,delay+</m:t>
+                      </m:r>
+                      <m:r>
+                        <m:rPr>
+                          <m:sty m:val="p"/>
+                        </m:rPr>
+                        <w:rPr>
+                          <w:rFonts w:ascii="Cambria Math" w:eastAsia="Cambria Math" w:hAnsi="Cambria Math" w:cs="Cambria Math"/>
+                          <w:color w:val="0070C0"/>
+                        </w:rPr>
+                        <m:t>Δ</m:t>
+                      </m:r>
+                      <m:r>
+                        <w:rPr>
+                          <w:rFonts w:ascii="Cambria Math" w:eastAsia="Cambria Math" w:hAnsi="Cambria Math" w:cs="Cambria Math"/>
+                          <w:color w:val="0070C0"/>
+                        </w:rPr>
+                        <m:t>t</m:t>
+                      </m:r>
+                    </m:e>
+                  </m:d>
+                  <m:r>
+                    <m:rPr>
+                      <m:sty m:val="p"/>
+                    </m:rPr>
+                    <w:rPr>
+                      <w:rFonts w:ascii="Cambria Math" w:eastAsia="Cambria Math" w:hAnsi="Cambria Math" w:cs="Cambria Math"/>
+                      <w:color w:val="0070C0"/>
+                    </w:rPr>
+                    <m:t>+h(θ, delay</m:t>
+                  </m:r>
+                  <m:r>
+                    <w:rPr>
+                      <w:rFonts w:ascii="Cambria Math" w:eastAsia="Cambria Math" w:hAnsi="Cambria Math" w:cs="Cambria Math"/>
+                      <w:color w:val="0070C0"/>
+                    </w:rPr>
+                    <m:t>+</m:t>
+                  </m:r>
+                  <m:r>
+                    <m:rPr>
+                      <m:sty m:val="p"/>
+                    </m:rPr>
+                    <w:rPr>
+                      <w:rFonts w:ascii="Cambria Math" w:eastAsia="Cambria Math" w:hAnsi="Cambria Math" w:cs="Cambria Math"/>
+                      <w:color w:val="0070C0"/>
+                    </w:rPr>
+                    <m:t>Δ</m:t>
+                  </m:r>
+                  <m:r>
+                    <w:rPr>
+                      <w:rFonts w:ascii="Cambria Math" w:eastAsia="Cambria Math" w:hAnsi="Cambria Math" w:cs="Cambria Math"/>
+                      <w:color w:val="0070C0"/>
+                    </w:rPr>
+                    <m:t>t</m:t>
+                  </m:r>
+                  <m:r>
+                    <m:rPr>
+                      <m:sty m:val="p"/>
+                    </m:rPr>
+                    <w:rPr>
+                      <w:rFonts w:ascii="Cambria Math" w:eastAsia="Cambria Math" w:hAnsi="Cambria Math" w:cs="Cambria Math"/>
+                      <w:color w:val="0070C0"/>
+                    </w:rPr>
+                    <m:t>)</m:t>
+                  </m:r>
+                  <m:r>
+                    <w:rPr>
+                      <w:rFonts w:ascii="Cambria Math" w:eastAsia="Cambria Math" w:hAnsi="Cambria Math" w:cs="Cambria Math"/>
+                      <w:color w:val="0070C0"/>
+                    </w:rPr>
+                    <m:t>,  &amp;</m:t>
+                  </m:r>
+                  <m:r>
+                    <m:rPr>
+                      <m:nor/>
+                    </m:rPr>
+                    <w:rPr>
+                      <w:rFonts w:ascii="Cambria Math" w:eastAsia="Cambria Math" w:hAnsi="Cambria Math" w:cs="Cambria Math"/>
+                      <w:color w:val="0070C0"/>
+                    </w:rPr>
+                    <m:t>go=</m:t>
+                  </m:r>
+                  <m:r>
+                    <m:rPr>
+                      <m:nor/>
+                    </m:rPr>
+                    <w:rPr>
+                      <w:rFonts w:ascii="Cambria Math" w:eastAsia="Cambria Math" w:hAnsi="Cambria Math" w:cs="Cambria Math"/>
+                      <w:color w:val="0070C0"/>
+                    </w:rPr>
+                    <m:t>yellow</m:t>
+                  </m:r>
+                </m:e>
+              </m:eqArr>
+            </m:e>
+          </m:d>
+        </m:oMath>
+      </m:oMathPara>
+    </w:p>
+    <w:p>
+      <w:pPr>
+        <w:jc w:val="center"/>
+        <w:rPr>
+          <w:rFonts w:ascii="Cambria Math" w:eastAsia="Cambria Math" w:hAnsi="Cambria Math" w:cs="Cambria Math"/>
+          <w:color w:val="0070C0"/>
+        </w:rPr>
+      </w:pPr>
+      <m:oMathPara>
+        <m:oMath>
+          <m:sSup>
+            <m:sSupPr>
+              <m:ctrlPr>
+                <w:rPr>
+                  <w:rFonts w:ascii="Cambria Math" w:eastAsia="Times New Roman" w:hAnsi="Cambria Math" w:cs="Times New Roman"/>
+                  <w:i/>
+                  <w:color w:val="0070C0"/>
+                  <w:sz w:val="24"/>
+                  <w:szCs w:val="24"/>
+                </w:rPr>
+              </m:ctrlPr>
+            </m:sSupPr>
+            <m:e>
+              <m:r>
+                <w:rPr>
+                  <w:rFonts w:ascii="Cambria Math" w:eastAsia="Times New Roman" w:hAnsi="Cambria Math" w:cs="Times New Roman"/>
+                  <w:color w:val="0070C0"/>
+                  <w:sz w:val="24"/>
+                  <w:szCs w:val="24"/>
+                </w:rPr>
+                <m:t>V</m:t>
+              </m:r>
+            </m:e>
+            <m:sup>
+              <m:r>
+                <m:rPr>
+                  <m:sty m:val="p"/>
+                </m:rPr>
+                <w:rPr>
+                  <w:rFonts w:ascii="Cambria Math" w:eastAsia="Times New Roman" w:hAnsi="Cambria Math" w:cs="Times New Roman"/>
+                  <w:color w:val="0070C0"/>
+                  <w:sz w:val="24"/>
+                  <w:szCs w:val="24"/>
+                </w:rPr>
+                <m:t>reject</m:t>
+              </m:r>
+            </m:sup>
+          </m:sSup>
+          <m:r>
+            <w:rPr>
+              <w:rFonts w:ascii="Cambria Math" w:eastAsia="Cambria Math" w:hAnsi="Cambria Math" w:cs="Cambria Math"/>
+              <w:color w:val="0070C0"/>
+            </w:rPr>
+            <m:t>=</m:t>
+          </m:r>
+          <m:d>
+            <m:dPr>
+              <m:begChr m:val="{"/>
+              <m:endChr m:val=""/>
+              <m:ctrlPr>
+                <w:rPr>
+                  <w:rFonts w:ascii="Cambria Math" w:eastAsia="Cambria Math" w:hAnsi="Cambria Math" w:cs="Cambria Math"/>
+                  <w:i/>
+                  <w:color w:val="0070C0"/>
+                </w:rPr>
+              </m:ctrlPr>
+            </m:dPr>
+            <m:e>
+              <m:eqArr>
+                <m:eqArrPr>
+                  <m:ctrlPr>
+                    <w:rPr>
+                      <w:rFonts w:ascii="Cambria Math" w:eastAsia="Cambria Math" w:hAnsi="Cambria Math" w:cs="Cambria Math"/>
+                      <w:i/>
+                      <w:color w:val="0070C0"/>
+                    </w:rPr>
+                  </m:ctrlPr>
+                </m:eqArrPr>
+                <m:e>
+                  <m:r>
+                    <m:rPr>
+                      <m:sty m:val="p"/>
+                    </m:rPr>
+                    <w:rPr>
+                      <w:rFonts w:ascii="Cambria Math" w:eastAsia="Cambria Math" w:hAnsi="Cambria Math" w:cs="Cambria Math"/>
+                      <w:color w:val="0070C0"/>
+                    </w:rPr>
+                    <m:t>h(θ, Δt)</m:t>
+                  </m:r>
+                  <m:r>
+                    <w:rPr>
+                      <w:rFonts w:ascii="Cambria Math" w:eastAsia="Cambria Math" w:hAnsi="Cambria Math" w:cs="Cambria Math"/>
+                      <w:color w:val="0070C0"/>
+                    </w:rPr>
+                    <m:t>,  &amp;</m:t>
+                  </m:r>
+                  <m:r>
+                    <m:rPr>
+                      <m:nor/>
+                    </m:rPr>
+                    <w:rPr>
+                      <w:rFonts w:ascii="Cambria Math" w:eastAsia="Cambria Math" w:hAnsi="Cambria Math" w:cs="Cambria Math"/>
+                      <w:color w:val="0070C0"/>
+                    </w:rPr>
+                    <m:t>go=</m:t>
+                  </m:r>
+                  <m:r>
+                    <m:rPr>
+                      <m:nor/>
+                    </m:rPr>
+                    <w:rPr>
+                      <w:rFonts w:ascii="Cambria Math" w:eastAsia="Cambria Math" w:hAnsi="Cambria Math" w:cs="Cambria Math"/>
+                      <w:color w:val="0070C0"/>
+                    </w:rPr>
+                    <m:t>purple</m:t>
+                  </m:r>
+                </m:e>
+                <m:e>
+                  <m:r>
+                    <w:rPr>
+                      <w:rFonts w:ascii="Cambria Math" w:eastAsia="Cambria Math" w:hAnsi="Cambria Math" w:cs="Cambria Math"/>
+                      <w:color w:val="0070C0"/>
+                    </w:rPr>
+                    <m:t>θ,  &amp;</m:t>
+                  </m:r>
+                  <m:r>
+                    <m:rPr>
+                      <m:nor/>
+                    </m:rPr>
+                    <w:rPr>
+                      <w:rFonts w:ascii="Cambria Math" w:eastAsia="Cambria Math" w:hAnsi="Cambria Math" w:cs="Cambria Math"/>
+                      <w:color w:val="0070C0"/>
+                    </w:rPr>
+                    <m:t>go=</m:t>
+                  </m:r>
+                  <m:r>
+                    <m:rPr>
+                      <m:nor/>
+                    </m:rPr>
+                    <w:rPr>
+                      <w:rFonts w:ascii="Cambria Math" w:eastAsia="Cambria Math" w:hAnsi="Cambria Math" w:cs="Cambria Math"/>
+                      <w:color w:val="0070C0"/>
+                    </w:rPr>
+                    <m:t>yellow</m:t>
+                  </m:r>
+                </m:e>
+              </m:eqArr>
+            </m:e>
+          </m:d>
+        </m:oMath>
+      </m:oMathPara>
+    </w:p>
+    <w:p>
+      <w:pPr>
+        <w:rPr>
+          <w:color w:val="0070C0"/>
+        </w:rPr>
+      </w:pPr>
+      <w:r>
+        <w:rPr>
+          <w:color w:val="0070C0"/>
+        </w:rPr>
+        <w:t>”</w:t>
+      </w:r>
+    </w:p>
+    <w:p>
+      <w:r>
+        <w:br/>
+        <w:t>More generally, the manuscript would be strengthened by explicitly describing the differential predictions generated by the three models and by reporting the estimated parameters of the best-fitting model. In the absence of these details, it is difficult to assess how the models were fit to the data and how the resulting model comparison supports the authors' interpretation, particularly given the apparent inconsistencies in the current model formulations.</w:t>
+      </w:r>
+    </w:p>
+    <w:p/>
+    <w:p>
+      <w:r>
+        <w:rPr>
+          <w:color w:val="0070C0"/>
+        </w:rPr>
+        <w:t xml:space="preserve">Response </w:t>
+      </w:r>
+      <w:r>
+        <w:rPr>
+          <w:color w:val="0070C0"/>
+        </w:rPr>
+        <w:t>R2-</w:t>
+      </w:r>
+      <w:r>
+        <w:rPr>
+          <w:color w:val="0070C0"/>
+        </w:rPr>
+        <w:t>1.</w:t>
+      </w:r>
+      <w:r>
+        <w:rPr>
+          <w:color w:val="0070C0"/>
+        </w:rPr>
+        <w:t>4</w:t>
+      </w:r>
+      <w:r>
+        <w:rPr>
+          <w:color w:val="0070C0"/>
+        </w:rPr>
+        <w:t>:</w:t>
+      </w:r>
+    </w:p>
+    <w:p>
+      <w:pPr>
+        <w:rPr>
+          <w:color w:val="0070C0"/>
+        </w:rPr>
+      </w:pPr>
+      <w:r>
+        <w:rPr>
+          <w:color w:val="0070C0"/>
+        </w:rPr>
+        <w:t xml:space="preserve">By comparing goodness-of-fit of the behavioral models to the data, we infer which of the three strategies (Model 1/1t, 2/2t, 3/3t) best describes each animal’s behavior. The best-fit models (among the 6 models) are Model 3v for Monkey S, and Model 2v for Monkey T (see Figure 4 below). </w:t>
+      </w:r>
+    </w:p>
+    <w:p>
+      <w:pPr>
+        <w:jc w:val="center"/>
+        <w:rPr>
+          <w:color w:val="0070C0"/>
+        </w:rPr>
+      </w:pPr>
+      <w:r>
+        <w:rPr>
+          <w:noProof/>
+          <w:color w:val="0070C0"/>
+        </w:rPr>
+        <w:lastRenderedPageBreak/>
+        <w:drawing>
+          <wp:inline distT="0" distB="0" distL="0" distR="0" wp14:anchorId="286408CF" wp14:editId="20B2BFC6">
+            <wp:extent cx="4064587" cy="4220115"/>
+            <wp:effectExtent l="0" t="0" r="0" b="0"/>
+            <wp:docPr id="758623822" name="Picture 1"/>
+            <wp:cNvGraphicFramePr>
+              <a:graphicFrameLocks xmlns:a="http://schemas.openxmlformats.org/drawingml/2006/main" noChangeAspect="1"/>
+            </wp:cNvGraphicFramePr>
+            <a:graphic xmlns:a="http://schemas.openxmlformats.org/drawingml/2006/main">
+              <a:graphicData uri="http://schemas.openxmlformats.org/drawingml/2006/picture">
+                <pic:pic xmlns:pic="http://schemas.openxmlformats.org/drawingml/2006/picture">
+                  <pic:nvPicPr>
+                    <pic:cNvPr id="0" name="Picture 1"/>
+                    <pic:cNvPicPr>
+                      <a:picLocks noChangeAspect="1" noChangeArrowheads="1"/>
+                    </pic:cNvPicPr>
+                  </pic:nvPicPr>
+                  <pic:blipFill>
+                    <a:blip r:embed="rId9" cstate="print">
+                      <a:extLst>
+                        <a:ext uri="{28A0092B-C50C-407E-A947-70E740481C1C}">
+                          <a14:useLocalDpi xmlns:a14="http://schemas.microsoft.com/office/drawing/2010/main" val="0"/>
+                        </a:ext>
+                      </a:extLst>
+                    </a:blip>
+                    <a:srcRect/>
+                    <a:stretch>
+                      <a:fillRect/>
+                    </a:stretch>
+                  </pic:blipFill>
+                  <pic:spPr bwMode="auto">
+                    <a:xfrm>
+                      <a:off x="0" y="0"/>
+                      <a:ext cx="4073359" cy="4229223"/>
+                    </a:xfrm>
+                    <a:prstGeom prst="rect">
+                      <a:avLst/>
+                    </a:prstGeom>
+                    <a:noFill/>
+                    <a:ln>
+                      <a:noFill/>
+                    </a:ln>
+                  </pic:spPr>
+                </pic:pic>
+              </a:graphicData>
+            </a:graphic>
+          </wp:inline>
+        </w:drawing>
+      </w:r>
+    </w:p>
+    <w:p/>
+    <w:p/>
+    <w:p>
+      <w:pPr>
+        <w:rPr>
+          <w:color w:val="0070C0"/>
+        </w:rPr>
+      </w:pPr>
+      <w:r>
+        <w:rPr>
+          <w:color w:val="0070C0"/>
+        </w:rPr>
+        <w:t>Following the reviewer’s suggestion, we report the parameters of the best-fit model</w:t>
+      </w:r>
+      <w:r>
+        <w:rPr>
+          <w:color w:val="0070C0"/>
+        </w:rPr>
+        <w:t>s</w:t>
+      </w:r>
+      <w:r>
+        <w:rPr>
+          <w:color w:val="0070C0"/>
+        </w:rPr>
+        <w:t xml:space="preserve"> from the two animals.</w:t>
+      </w:r>
+      <w:r>
+        <w:rPr>
+          <w:color w:val="0070C0"/>
+        </w:rPr>
+        <w:t xml:space="preserve"> The parameter values look reasonable. For example, the bias parameter </w:t>
       </w:r>
       <m:oMath>
         <m:r>
@@ -3336,10 +5961,775 @@
             <w:rFonts w:ascii="Cambria Math" w:hAnsi="Cambria Math"/>
             <w:color w:val="0070C0"/>
           </w:rPr>
-          <m:t>T</m:t>
+          <m:t>β</m:t>
         </m:r>
-        <m:sSup>
-          <m:sSupPr>
+      </m:oMath>
+      <w:r>
+        <w:rPr>
+          <w:color w:val="0070C0"/>
+        </w:rPr>
+        <w:t xml:space="preserve"> from Model 2v is positive, suggesting that purple go signal increases the value, and yellow go signal decreases the value. </w:t>
+      </w:r>
+      <w:r>
+        <w:rPr>
+          <w:noProof/>
+          <w:color w:val="0070C0"/>
+        </w:rPr>
+        <w:drawing>
+          <wp:inline distT="0" distB="0" distL="0" distR="0" wp14:anchorId="14054AA4" wp14:editId="43D95DC6">
+            <wp:extent cx="5935980" cy="1694797"/>
+            <wp:effectExtent l="0" t="0" r="0" b="1270"/>
+            <wp:docPr id="1036479034" name="Picture 2"/>
+            <wp:cNvGraphicFramePr>
+              <a:graphicFrameLocks xmlns:a="http://schemas.openxmlformats.org/drawingml/2006/main" noChangeAspect="1"/>
+            </wp:cNvGraphicFramePr>
+            <a:graphic xmlns:a="http://schemas.openxmlformats.org/drawingml/2006/main">
+              <a:graphicData uri="http://schemas.openxmlformats.org/drawingml/2006/picture">
+                <pic:pic xmlns:pic="http://schemas.openxmlformats.org/drawingml/2006/picture">
+                  <pic:nvPicPr>
+                    <pic:cNvPr id="1036479034" name="Picture 2"/>
+                    <pic:cNvPicPr>
+                      <a:picLocks noChangeAspect="1" noChangeArrowheads="1"/>
+                    </pic:cNvPicPr>
+                  </pic:nvPicPr>
+                  <pic:blipFill>
+                    <a:blip r:embed="rId10" cstate="print">
+                      <a:extLst>
+                        <a:ext uri="{28A0092B-C50C-407E-A947-70E740481C1C}">
+                          <a14:useLocalDpi xmlns:a14="http://schemas.microsoft.com/office/drawing/2010/main" val="0"/>
+                        </a:ext>
+                      </a:extLst>
+                    </a:blip>
+                    <a:stretch>
+                      <a:fillRect/>
+                    </a:stretch>
+                  </pic:blipFill>
+                  <pic:spPr bwMode="auto">
+                    <a:xfrm>
+                      <a:off x="0" y="0"/>
+                      <a:ext cx="5935980" cy="1694797"/>
+                    </a:xfrm>
+                    <a:prstGeom prst="rect">
+                      <a:avLst/>
+                    </a:prstGeom>
+                    <a:noFill/>
+                    <a:ln>
+                      <a:noFill/>
+                    </a:ln>
+                  </pic:spPr>
+                </pic:pic>
+              </a:graphicData>
+            </a:graphic>
+          </wp:inline>
+        </w:drawing>
+      </w:r>
+      <w:r>
+        <w:rPr>
+          <w:color w:val="0070C0"/>
+        </w:rPr>
+        <w:t>To assess whether the model captures behavior, w</w:t>
+      </w:r>
+      <w:r>
+        <w:rPr>
+          <w:color w:val="0070C0"/>
+        </w:rPr>
+        <w:t xml:space="preserve">e also </w:t>
+      </w:r>
+      <w:r>
+        <w:rPr>
+          <w:color w:val="0070C0"/>
+        </w:rPr>
+        <w:t xml:space="preserve">plotted and visually </w:t>
+      </w:r>
+      <w:r>
+        <w:rPr>
+          <w:color w:val="0070C0"/>
+        </w:rPr>
+        <w:t>examined</w:t>
+      </w:r>
+      <w:r>
+        <w:rPr>
+          <w:color w:val="0070C0"/>
+        </w:rPr>
+        <w:t xml:space="preserve"> </w:t>
+      </w:r>
+      <w:r>
+        <w:rPr>
+          <w:color w:val="0070C0"/>
+        </w:rPr>
+        <w:t xml:space="preserve">model predicted </w:t>
+      </w:r>
+      <w:r>
+        <w:rPr>
+          <w:color w:val="0070C0"/>
+        </w:rPr>
+        <w:t>acceptance probability</w:t>
+      </w:r>
+      <w:r>
+        <w:rPr>
+          <w:color w:val="0070C0"/>
+        </w:rPr>
+        <w:t xml:space="preserve"> against data</w:t>
+      </w:r>
+      <w:r>
+        <w:rPr>
+          <w:color w:val="0070C0"/>
+        </w:rPr>
+        <w:t xml:space="preserve">. </w:t>
+      </w:r>
+      <w:r>
+        <w:rPr>
+          <w:color w:val="0070C0"/>
+        </w:rPr>
+        <w:t xml:space="preserve">Discounted values using best-fit discounting factor </w:t>
+      </w:r>
+      <m:oMath>
+        <m:r>
+          <w:rPr>
+            <w:rFonts w:ascii="Cambria Math" w:hAnsi="Cambria Math"/>
+            <w:color w:val="0070C0"/>
+          </w:rPr>
+          <m:t>k</m:t>
+        </m:r>
+      </m:oMath>
+      <w:r>
+        <w:rPr>
+          <w:color w:val="0070C0"/>
+        </w:rPr>
+        <w:t xml:space="preserve"> from each model are plotted on the x-axis. </w:t>
+      </w:r>
+      <w:r>
+        <w:rPr>
+          <w:rFonts w:ascii="Times New Roman" w:eastAsia="Times New Roman" w:hAnsi="Times New Roman" w:cs="Times New Roman"/>
+          <w:color w:val="0070C0"/>
+          <w:sz w:val="24"/>
+          <w:szCs w:val="24"/>
+        </w:rPr>
+        <w:t xml:space="preserve">For the extended models 1v/2v/3v, given the same discounted value of the offer, the models predict different p(accept) for different delays for Monkey S, </w:t>
+      </w:r>
+      <w:r>
+        <w:rPr>
+          <w:rFonts w:ascii="Times New Roman" w:eastAsia="Times New Roman" w:hAnsi="Times New Roman" w:cs="Times New Roman"/>
+          <w:color w:val="0070C0"/>
+          <w:sz w:val="24"/>
+          <w:szCs w:val="24"/>
+        </w:rPr>
+        <w:t>but</w:t>
+      </w:r>
+      <w:r>
+        <w:rPr>
+          <w:rFonts w:ascii="Times New Roman" w:eastAsia="Times New Roman" w:hAnsi="Times New Roman" w:cs="Times New Roman"/>
+          <w:color w:val="0070C0"/>
+          <w:sz w:val="24"/>
+          <w:szCs w:val="24"/>
+        </w:rPr>
+        <w:t xml:space="preserve"> predict similar p(accept) for different delays for Monkey T.</w:t>
+      </w:r>
+      <w:r>
+        <w:rPr>
+          <w:rFonts w:ascii="Times New Roman" w:eastAsia="Times New Roman" w:hAnsi="Times New Roman" w:cs="Times New Roman"/>
+          <w:color w:val="0070C0"/>
+          <w:sz w:val="24"/>
+          <w:szCs w:val="24"/>
+        </w:rPr>
+        <w:t xml:space="preserve"> This agrees with our interpretation that Monkey S uses delays to adjust temporal discounting calculations (their </w:t>
+      </w:r>
+      <w:r>
+        <w:rPr>
+          <w:rFonts w:ascii="Times New Roman" w:eastAsia="Times New Roman" w:hAnsi="Times New Roman" w:cs="Times New Roman"/>
+          <w:color w:val="0070C0"/>
+          <w:sz w:val="24"/>
+          <w:szCs w:val="24"/>
+        </w:rPr>
+        <w:lastRenderedPageBreak/>
+        <w:t xml:space="preserve">decision thresholds are delay sensitive), whereas Monkey T treats different go signals just as additional cues and their decision threshold is not adjusted based on delays.  </w:t>
+      </w:r>
+    </w:p>
+    <w:p>
+      <w:pPr>
+        <w:rPr>
+          <w:color w:val="0070C0"/>
+        </w:rPr>
+      </w:pPr>
+      <w:r>
+        <w:rPr>
+          <w:rFonts w:ascii="Times New Roman" w:eastAsia="Times New Roman" w:hAnsi="Times New Roman" w:cs="Times New Roman"/>
+          <w:b/>
+          <w:bCs/>
+          <w:noProof/>
+          <w:sz w:val="24"/>
+          <w:szCs w:val="24"/>
+        </w:rPr>
+        <w:drawing>
+          <wp:inline distT="0" distB="0" distL="0" distR="0" wp14:anchorId="1B9A2DD7" wp14:editId="04DD4B2E">
+            <wp:extent cx="5931535" cy="4182110"/>
+            <wp:effectExtent l="0" t="0" r="0" b="8890"/>
+            <wp:docPr id="685997897" name="Picture 3"/>
+            <wp:cNvGraphicFramePr>
+              <a:graphicFrameLocks xmlns:a="http://schemas.openxmlformats.org/drawingml/2006/main" noChangeAspect="1"/>
+            </wp:cNvGraphicFramePr>
+            <a:graphic xmlns:a="http://schemas.openxmlformats.org/drawingml/2006/main">
+              <a:graphicData uri="http://schemas.openxmlformats.org/drawingml/2006/picture">
+                <pic:pic xmlns:pic="http://schemas.openxmlformats.org/drawingml/2006/picture">
+                  <pic:nvPicPr>
+                    <pic:cNvPr id="0" name="Picture 3"/>
+                    <pic:cNvPicPr>
+                      <a:picLocks noChangeAspect="1" noChangeArrowheads="1"/>
+                    </pic:cNvPicPr>
+                  </pic:nvPicPr>
+                  <pic:blipFill>
+                    <a:blip r:embed="rId11" cstate="print">
+                      <a:extLst>
+                        <a:ext uri="{28A0092B-C50C-407E-A947-70E740481C1C}">
+                          <a14:useLocalDpi xmlns:a14="http://schemas.microsoft.com/office/drawing/2010/main" val="0"/>
+                        </a:ext>
+                      </a:extLst>
+                    </a:blip>
+                    <a:srcRect/>
+                    <a:stretch>
+                      <a:fillRect/>
+                    </a:stretch>
+                  </pic:blipFill>
+                  <pic:spPr bwMode="auto">
+                    <a:xfrm>
+                      <a:off x="0" y="0"/>
+                      <a:ext cx="5931535" cy="4182110"/>
+                    </a:xfrm>
+                    <a:prstGeom prst="rect">
+                      <a:avLst/>
+                    </a:prstGeom>
+                    <a:noFill/>
+                    <a:ln>
+                      <a:noFill/>
+                    </a:ln>
+                  </pic:spPr>
+                </pic:pic>
+              </a:graphicData>
+            </a:graphic>
+          </wp:inline>
+        </w:drawing>
+      </w:r>
+    </w:p>
+    <w:p>
+      <w:r>
+        <w:br/>
+      </w:r>
+      <w:r>
+        <w:br/>
+        <w:t>2. Clarification of population coding dimensions</w:t>
+      </w:r>
+      <w:r>
+        <w:br/>
+        <w:t>In reporting neural modulation by reward and delay, the authors repeatedly refer to "population coding dimensions" based on beta coefficients from an ANOVA analysis. This approach would benefit from further clarification. In particular, beta coefficients are typically associated with regression models rather than ANOVA, so it would be helpful for the authors to explain how these beta coefficients were obtained from the ANOVA analysis and what specific quantities they represent.</w:t>
+      </w:r>
+      <w:r>
+        <w:br/>
+        <w:t>In addition, the definition of "population coding dimensions" should be clarified. For example, are these dimensions intended to represent coordinates or axes defining a subspace of high-dimensional neural activity? Providing a more explicit description of how these dimensions were constructed and how they should be interpreted would make the neural population analyses and the corresponding figures much easier to evaluate.</w:t>
+      </w:r>
+    </w:p>
+    <w:p/>
+    <w:p>
+      <w:r>
+        <w:rPr>
+          <w:color w:val="0070C0"/>
+        </w:rPr>
+        <w:t xml:space="preserve">Response </w:t>
+      </w:r>
+      <w:r>
+        <w:rPr>
+          <w:color w:val="0070C0"/>
+        </w:rPr>
+        <w:t>R2-2</w:t>
+      </w:r>
+      <w:r>
+        <w:rPr>
+          <w:color w:val="0070C0"/>
+        </w:rPr>
+        <w:t>:</w:t>
+      </w:r>
+    </w:p>
+    <w:p>
+      <w:pPr>
+        <w:spacing w:after="160"/>
+        <w:rPr>
+          <w:color w:val="0070C0"/>
+          <w:lang w:val="en-US"/>
+        </w:rPr>
+      </w:pPr>
+      <w:r>
+        <w:rPr>
+          <w:color w:val="0070C0"/>
+          <w:lang w:val="en-US"/>
+        </w:rPr>
+        <w:t xml:space="preserve">We </w:t>
+      </w:r>
+      <w:r>
+        <w:rPr>
+          <w:color w:val="0070C0"/>
+          <w:lang w:val="en-US"/>
+        </w:rPr>
+        <w:t>apologize for the lack of clarity</w:t>
+      </w:r>
+      <w:r>
+        <w:rPr>
+          <w:color w:val="0070C0"/>
+          <w:lang w:val="en-US"/>
+        </w:rPr>
+        <w:t xml:space="preserve">. We rewrote this part of the methods section, and significantly expanded on the method details. </w:t>
+      </w:r>
+    </w:p>
+    <w:p>
+      <w:pPr>
+        <w:spacing w:after="160"/>
+        <w:rPr>
+          <w:color w:val="0070C0"/>
+          <w:lang w:val="en-US"/>
+        </w:rPr>
+      </w:pPr>
+      <w:r>
+        <w:rPr>
+          <w:color w:val="0070C0"/>
+          <w:lang w:val="en-US"/>
+        </w:rPr>
+        <w:lastRenderedPageBreak/>
+        <w:t xml:space="preserve">Briefly, </w:t>
+      </w:r>
+      <w:r>
+        <w:rPr>
+          <w:color w:val="0070C0"/>
+          <w:lang w:val="en-US"/>
+        </w:rPr>
+        <w:t>the reviewer is correct that the beta coefficients were computed from a linear regression analysis</w:t>
+      </w:r>
+      <w:r>
+        <w:rPr>
+          <w:color w:val="0070C0"/>
+          <w:lang w:val="en-US"/>
+        </w:rPr>
+        <w:t xml:space="preserve">. </w:t>
+      </w:r>
+      <w:r>
+        <w:rPr>
+          <w:color w:val="0070C0"/>
+          <w:lang w:val="en-US"/>
+        </w:rPr>
+        <w:t>About the confusion for “beta coefficients from an ANOVA model”: We used the term ANOVA, since ANOVA is a special form of general linear regression.</w:t>
+      </w:r>
+      <w:r>
+        <w:rPr>
+          <w:color w:val="0070C0"/>
+          <w:lang w:val="en-US"/>
+        </w:rPr>
+        <w:t xml:space="preserve"> The linear regression model was implemented using MATLAB’s anovan function, which returns both ANOVA statistics and the coefficient estimates from the underlying linear </w:t>
+      </w:r>
+      <w:r>
+        <w:rPr>
+          <w:color w:val="0070C0"/>
+          <w:lang w:val="en-US"/>
+        </w:rPr>
+        <w:t xml:space="preserve">regression </w:t>
+      </w:r>
+      <w:r>
+        <w:rPr>
+          <w:color w:val="0070C0"/>
+          <w:lang w:val="en-US"/>
+        </w:rPr>
+        <w:t>model.</w:t>
+      </w:r>
+      <w:r>
+        <w:rPr>
+          <w:color w:val="0070C0"/>
+          <w:lang w:val="en-US"/>
+        </w:rPr>
+        <w:t xml:space="preserve"> The β coefficients reported in the manuscript are the slopes from this underlying linear model, rather than ANOVA effect sizes. </w:t>
+      </w:r>
+    </w:p>
+    <w:p>
+      <w:pPr>
+        <w:spacing w:after="160"/>
+        <w:rPr>
+          <w:color w:val="0070C0"/>
+        </w:rPr>
+      </w:pPr>
+      <w:r>
+        <w:rPr>
+          <w:color w:val="0070C0"/>
+        </w:rPr>
+        <w:t>The reviewer is also correct that the population dimension is an axes defining a subspace of high-dimensional neural activity.</w:t>
+      </w:r>
+      <w:r>
+        <w:rPr>
+          <w:color w:val="0070C0"/>
+        </w:rPr>
+        <w:t xml:space="preserve"> Please see below the modified Methods section for details.</w:t>
+      </w:r>
+    </w:p>
+    <w:p>
+      <w:pPr>
+        <w:rPr>
+          <w:color w:val="0070C0"/>
+        </w:rPr>
+      </w:pPr>
+      <w:r>
+        <w:rPr>
+          <w:color w:val="0070C0"/>
+        </w:rPr>
+        <w:t>“</w:t>
+      </w:r>
+    </w:p>
+    <w:p>
+      <w:pPr>
+        <w:spacing w:line="480" w:lineRule="auto"/>
+        <w:rPr>
+          <w:rFonts w:ascii="Times New Roman" w:eastAsia="Times New Roman" w:hAnsi="Times New Roman" w:cs="Times New Roman"/>
+          <w:color w:val="0070C0"/>
+          <w:sz w:val="24"/>
+          <w:szCs w:val="24"/>
+        </w:rPr>
+      </w:pPr>
+    </w:p>
+    <w:p>
+      <w:pPr>
+        <w:spacing w:line="480" w:lineRule="auto"/>
+        <w:rPr>
+          <w:rFonts w:ascii="Times New Roman" w:eastAsia="Times New Roman" w:hAnsi="Times New Roman" w:cs="Times New Roman"/>
+          <w:i/>
+          <w:iCs/>
+          <w:color w:val="0070C0"/>
+          <w:sz w:val="24"/>
+          <w:szCs w:val="24"/>
+        </w:rPr>
+      </w:pPr>
+      <w:r>
+        <w:rPr>
+          <w:rFonts w:ascii="Times New Roman" w:eastAsia="Times New Roman" w:hAnsi="Times New Roman" w:cs="Times New Roman"/>
+          <w:i/>
+          <w:iCs/>
+          <w:color w:val="0070C0"/>
+          <w:sz w:val="24"/>
+          <w:szCs w:val="24"/>
+        </w:rPr>
+        <w:t>Population coding dimensions</w:t>
+      </w:r>
+    </w:p>
+    <w:p>
+      <w:pPr>
+        <w:spacing w:after="160"/>
+        <w:rPr>
+          <w:rFonts w:ascii="Times New Roman" w:eastAsia="Times New Roman" w:hAnsi="Times New Roman" w:cs="Times New Roman"/>
+          <w:color w:val="0070C0"/>
+          <w:sz w:val="24"/>
+          <w:szCs w:val="24"/>
+        </w:rPr>
+      </w:pPr>
+      <w:r>
+        <w:rPr>
+          <w:rFonts w:ascii="Times New Roman" w:eastAsia="Times New Roman" w:hAnsi="Times New Roman" w:cs="Times New Roman"/>
+          <w:color w:val="0070C0"/>
+          <w:sz w:val="24"/>
+          <w:szCs w:val="24"/>
+        </w:rPr>
+        <w:t xml:space="preserve">In this analysis, we calculate the population coding dimensions for drop, delay and value. The population coding dimension is a direction, represented by a vector of weights of neurons, in the population activity space that tracks a variable of interest (drop, delay and value).  </w:t>
+      </w:r>
+    </w:p>
+    <w:p>
+      <w:pPr>
+        <w:spacing w:after="160"/>
+        <w:rPr>
+          <w:rFonts w:ascii="Times New Roman" w:eastAsia="Times New Roman" w:hAnsi="Times New Roman" w:cs="Times New Roman"/>
+          <w:color w:val="0070C0"/>
+          <w:sz w:val="24"/>
+          <w:szCs w:val="24"/>
+        </w:rPr>
+      </w:pPr>
+      <w:r>
+        <w:rPr>
+          <w:rFonts w:ascii="Times New Roman" w:eastAsia="Times New Roman" w:hAnsi="Times New Roman" w:cs="Times New Roman"/>
+          <w:color w:val="0070C0"/>
+          <w:sz w:val="24"/>
+          <w:szCs w:val="24"/>
+        </w:rPr>
+        <w:t xml:space="preserve">To obtain the population coding dimension for delay and drop, for each neuron and time window of interest, we fitted a general linear model in which firing rate of the neuron </w:t>
+      </w:r>
+      <m:oMath>
+        <m:r>
+          <w:rPr>
+            <w:rFonts w:ascii="Cambria Math" w:eastAsia="Times New Roman" w:hAnsi="Cambria Math" w:cs="Times New Roman"/>
+            <w:color w:val="0070C0"/>
+            <w:sz w:val="24"/>
+            <w:szCs w:val="24"/>
+          </w:rPr>
+          <m:t>i</m:t>
+        </m:r>
+      </m:oMath>
+      <w:r>
+        <w:rPr>
+          <w:rFonts w:ascii="Times New Roman" w:eastAsia="Times New Roman" w:hAnsi="Times New Roman" w:cs="Times New Roman"/>
+          <w:color w:val="0070C0"/>
+          <w:sz w:val="24"/>
+          <w:szCs w:val="24"/>
+        </w:rPr>
+        <w:t xml:space="preserve"> in time window </w:t>
+      </w:r>
+      <m:oMath>
+        <m:r>
+          <w:rPr>
+            <w:rFonts w:ascii="Cambria Math" w:eastAsia="Times New Roman" w:hAnsi="Cambria Math" w:cs="Times New Roman"/>
+            <w:color w:val="0070C0"/>
+            <w:sz w:val="24"/>
+            <w:szCs w:val="24"/>
+          </w:rPr>
+          <m:t>t</m:t>
+        </m:r>
+      </m:oMath>
+      <w:r>
+        <w:rPr>
+          <w:rFonts w:ascii="Times New Roman" w:eastAsia="Times New Roman" w:hAnsi="Times New Roman" w:cs="Times New Roman"/>
+          <w:color w:val="0070C0"/>
+          <w:sz w:val="24"/>
+          <w:szCs w:val="24"/>
+        </w:rPr>
+        <w:t xml:space="preserve"> was predicted by drop and delay. Here, both drop and delay are continuous variables. </w:t>
+      </w:r>
+    </w:p>
+    <w:p>
+      <w:pPr>
+        <w:spacing w:after="160"/>
+        <w:rPr>
+          <w:color w:val="0070C0"/>
+        </w:rPr>
+      </w:pPr>
+      <m:oMathPara>
+        <m:oMath>
+          <m:sSub>
+            <m:sSubPr>
+              <m:ctrlPr>
+                <w:rPr>
+                  <w:rFonts w:ascii="Cambria Math" w:hAnsi="Cambria Math"/>
+                  <w:color w:val="0070C0"/>
+                </w:rPr>
+              </m:ctrlPr>
+            </m:sSubPr>
+            <m:e>
+              <m:r>
+                <w:rPr>
+                  <w:rFonts w:ascii="Cambria Math" w:hAnsi="Cambria Math"/>
+                  <w:color w:val="0070C0"/>
+                </w:rPr>
+                <m:t>r</m:t>
+              </m:r>
+            </m:e>
+            <m:sub>
+              <m:r>
+                <w:rPr>
+                  <w:rFonts w:ascii="Cambria Math" w:hAnsi="Cambria Math"/>
+                  <w:color w:val="0070C0"/>
+                </w:rPr>
+                <m:t>i</m:t>
+              </m:r>
+            </m:sub>
+          </m:sSub>
+          <m:r>
+            <w:rPr>
+              <w:rFonts w:ascii="Cambria Math" w:hAnsi="Cambria Math"/>
+              <w:color w:val="0070C0"/>
+            </w:rPr>
+            <m:t>=</m:t>
+          </m:r>
+          <m:sSubSup>
+            <m:sSubSupPr>
+              <m:ctrlPr>
+                <w:rPr>
+                  <w:rFonts w:ascii="Cambria Math" w:hAnsi="Cambria Math"/>
+                  <w:i/>
+                  <w:color w:val="0070C0"/>
+                </w:rPr>
+              </m:ctrlPr>
+            </m:sSubSupPr>
+            <m:e>
+              <m:r>
+                <w:rPr>
+                  <w:rFonts w:ascii="Cambria Math" w:hAnsi="Cambria Math"/>
+                  <w:color w:val="0070C0"/>
+                </w:rPr>
+                <m:t>β</m:t>
+              </m:r>
+            </m:e>
+            <m:sub>
+              <m:r>
+                <w:rPr>
+                  <w:rFonts w:ascii="Cambria Math" w:hAnsi="Cambria Math"/>
+                  <w:color w:val="0070C0"/>
+                </w:rPr>
+                <m:t>i</m:t>
+              </m:r>
+            </m:sub>
+            <m:sup>
+              <m:r>
+                <w:rPr>
+                  <w:rFonts w:ascii="Cambria Math" w:hAnsi="Cambria Math"/>
+                  <w:color w:val="0070C0"/>
+                </w:rPr>
+                <m:t>0</m:t>
+              </m:r>
+            </m:sup>
+          </m:sSubSup>
+          <m:r>
+            <w:rPr>
+              <w:rFonts w:ascii="Cambria Math" w:hAnsi="Cambria Math"/>
+              <w:color w:val="0070C0"/>
+            </w:rPr>
+            <m:t>+</m:t>
+          </m:r>
+          <m:sSubSup>
+            <m:sSubSupPr>
+              <m:ctrlPr>
+                <w:rPr>
+                  <w:rFonts w:ascii="Cambria Math" w:hAnsi="Cambria Math"/>
+                  <w:i/>
+                  <w:color w:val="0070C0"/>
+                </w:rPr>
+              </m:ctrlPr>
+            </m:sSubSupPr>
+            <m:e>
+              <m:r>
+                <w:rPr>
+                  <w:rFonts w:ascii="Cambria Math" w:hAnsi="Cambria Math"/>
+                  <w:color w:val="0070C0"/>
+                </w:rPr>
+                <m:t>β</m:t>
+              </m:r>
+            </m:e>
+            <m:sub>
+              <m:r>
+                <w:rPr>
+                  <w:rFonts w:ascii="Cambria Math" w:hAnsi="Cambria Math"/>
+                  <w:color w:val="0070C0"/>
+                </w:rPr>
+                <m:t>i</m:t>
+              </m:r>
+            </m:sub>
+            <m:sup>
+              <m:r>
+                <m:rPr>
+                  <m:nor/>
+                </m:rPr>
+                <w:rPr>
+                  <w:rFonts w:ascii="Cambria Math" w:hAnsi="Cambria Math"/>
+                  <w:color w:val="0070C0"/>
+                </w:rPr>
+                <m:t>drop</m:t>
+              </m:r>
+            </m:sup>
+          </m:sSubSup>
+          <m:r>
+            <w:rPr>
+              <w:rFonts w:ascii="Cambria Math" w:hAnsi="Cambria Math"/>
+              <w:color w:val="0070C0"/>
+            </w:rPr>
+            <m:t>⋅drop+</m:t>
+          </m:r>
+          <m:sSubSup>
+            <m:sSubSupPr>
+              <m:ctrlPr>
+                <w:rPr>
+                  <w:rFonts w:ascii="Cambria Math" w:hAnsi="Cambria Math"/>
+                  <w:i/>
+                  <w:color w:val="0070C0"/>
+                </w:rPr>
+              </m:ctrlPr>
+            </m:sSubSupPr>
+            <m:e>
+              <m:r>
+                <w:rPr>
+                  <w:rFonts w:ascii="Cambria Math" w:hAnsi="Cambria Math"/>
+                  <w:color w:val="0070C0"/>
+                </w:rPr>
+                <m:t>β</m:t>
+              </m:r>
+            </m:e>
+            <m:sub>
+              <m:r>
+                <w:rPr>
+                  <w:rFonts w:ascii="Cambria Math" w:hAnsi="Cambria Math"/>
+                  <w:color w:val="0070C0"/>
+                </w:rPr>
+                <m:t>i</m:t>
+              </m:r>
+            </m:sub>
+            <m:sup>
+              <m:r>
+                <m:rPr>
+                  <m:nor/>
+                </m:rPr>
+                <w:rPr>
+                  <w:rFonts w:ascii="Cambria Math" w:hAnsi="Cambria Math"/>
+                  <w:color w:val="0070C0"/>
+                </w:rPr>
+                <m:t>delay</m:t>
+              </m:r>
+            </m:sup>
+          </m:sSubSup>
+          <m:r>
+            <w:rPr>
+              <w:rFonts w:ascii="Cambria Math" w:hAnsi="Cambria Math"/>
+              <w:color w:val="0070C0"/>
+            </w:rPr>
+            <m:t>⋅delay+</m:t>
+          </m:r>
+          <m:sSub>
+            <m:sSubPr>
+              <m:ctrlPr>
+                <w:rPr>
+                  <w:rFonts w:ascii="Cambria Math" w:hAnsi="Cambria Math"/>
+                  <w:color w:val="0070C0"/>
+                </w:rPr>
+              </m:ctrlPr>
+            </m:sSubPr>
+            <m:e>
+              <m:r>
+                <w:rPr>
+                  <w:rFonts w:ascii="Cambria Math" w:hAnsi="Cambria Math"/>
+                  <w:color w:val="0070C0"/>
+                </w:rPr>
+                <m:t>ε</m:t>
+              </m:r>
+            </m:e>
+            <m:sub>
+              <m:r>
+                <w:rPr>
+                  <w:rFonts w:ascii="Cambria Math" w:hAnsi="Cambria Math"/>
+                  <w:color w:val="0070C0"/>
+                </w:rPr>
+                <m:t>i</m:t>
+              </m:r>
+            </m:sub>
+          </m:sSub>
+        </m:oMath>
+      </m:oMathPara>
+    </w:p>
+    <w:p>
+      <w:pPr>
+        <w:spacing w:after="160"/>
+        <w:rPr>
+          <w:rFonts w:ascii="Times New Roman" w:eastAsia="Times New Roman" w:hAnsi="Times New Roman" w:cs="Times New Roman"/>
+          <w:color w:val="0070C0"/>
+          <w:sz w:val="24"/>
+          <w:szCs w:val="24"/>
+        </w:rPr>
+      </w:pPr>
+      <w:r>
+        <w:rPr>
+          <w:rFonts w:ascii="Times New Roman" w:eastAsia="Times New Roman" w:hAnsi="Times New Roman" w:cs="Times New Roman"/>
+          <w:color w:val="0070C0"/>
+          <w:sz w:val="24"/>
+          <w:szCs w:val="24"/>
+        </w:rPr>
+        <w:t xml:space="preserve">Here, </w:t>
+      </w:r>
+      <m:oMath>
+        <m:sSubSup>
+          <m:sSubSupPr>
             <m:ctrlPr>
               <w:rPr>
                 <w:rFonts w:ascii="Cambria Math" w:hAnsi="Cambria Math"/>
@@ -3347,56 +6737,71 @@
                 <w:color w:val="0070C0"/>
               </w:rPr>
             </m:ctrlPr>
-          </m:sSupPr>
+          </m:sSubSupPr>
           <m:e>
             <m:r>
               <w:rPr>
                 <w:rFonts w:ascii="Cambria Math" w:hAnsi="Cambria Math"/>
                 <w:color w:val="0070C0"/>
               </w:rPr>
-              <m:t>V</m:t>
+              <m:t>β</m:t>
             </m:r>
           </m:e>
-          <m:sup>
+          <m:sub>
             <m:r>
               <w:rPr>
                 <w:rFonts w:ascii="Cambria Math" w:hAnsi="Cambria Math"/>
                 <w:color w:val="0070C0"/>
               </w:rPr>
-              <m:t>accept</m:t>
+              <m:t>i</m:t>
+            </m:r>
+          </m:sub>
+          <m:sup>
+            <m:r>
+              <m:rPr>
+                <m:nor/>
+              </m:rPr>
+              <w:rPr>
+                <w:rFonts w:ascii="Cambria Math" w:hAnsi="Cambria Math"/>
+                <w:color w:val="0070C0"/>
+              </w:rPr>
+              <m:t>drop</m:t>
             </m:r>
           </m:sup>
-        </m:sSup>
-        <m:r>
-          <w:rPr>
-            <w:rFonts w:ascii="Cambria Math" w:hAnsi="Cambria Math"/>
-            <w:color w:val="0070C0"/>
-          </w:rPr>
-          <m:t xml:space="preserve"> </m:t>
-        </m:r>
+        </m:sSubSup>
       </m:oMath>
       <w:r>
         <w:rPr>
-          <w:color w:val="0070C0"/>
-        </w:rPr>
-        <w:t>and total value for rejecting</w:t>
-      </w:r>
-      <w:r>
-        <w:rPr>
-          <w:color w:val="0070C0"/>
-        </w:rPr>
-        <w:t xml:space="preserve"> </w:t>
+          <w:rFonts w:ascii="Times New Roman" w:eastAsia="Times New Roman" w:hAnsi="Times New Roman" w:cs="Times New Roman"/>
+          <w:color w:val="0070C0"/>
+          <w:sz w:val="24"/>
+          <w:szCs w:val="24"/>
+        </w:rPr>
+        <w:t xml:space="preserve"> represent the expected change in neuron </w:t>
       </w:r>
       <m:oMath>
         <m:r>
           <w:rPr>
-            <w:rFonts w:ascii="Cambria Math" w:hAnsi="Cambria Math"/>
+            <w:rFonts w:ascii="Cambria Math" w:eastAsia="Times New Roman" w:hAnsi="Cambria Math" w:cs="Times New Roman"/>
             <w:color w:val="0070C0"/>
+            <w:sz w:val="24"/>
+            <w:szCs w:val="24"/>
           </w:rPr>
-          <m:t>T</m:t>
+          <m:t>i</m:t>
         </m:r>
-        <m:sSup>
-          <m:sSupPr>
+      </m:oMath>
+      <w:r>
+        <w:rPr>
+          <w:rFonts w:ascii="Times New Roman" w:eastAsia="Times New Roman" w:hAnsi="Times New Roman" w:cs="Times New Roman"/>
+          <w:color w:val="0070C0"/>
+          <w:sz w:val="24"/>
+          <w:szCs w:val="24"/>
+        </w:rPr>
+        <w:t xml:space="preserve">’s firing rate associated with a one-unit increase in drop, holding delay constant, whereas </w:t>
+      </w:r>
+      <m:oMath>
+        <m:sSubSup>
+          <m:sSubSupPr>
             <m:ctrlPr>
               <w:rPr>
                 <w:rFonts w:ascii="Cambria Math" w:hAnsi="Cambria Math"/>
@@ -3404,787 +6809,226 @@
                 <w:color w:val="0070C0"/>
               </w:rPr>
             </m:ctrlPr>
-          </m:sSupPr>
+          </m:sSubSupPr>
           <m:e>
             <m:r>
               <w:rPr>
                 <w:rFonts w:ascii="Cambria Math" w:hAnsi="Cambria Math"/>
                 <w:color w:val="0070C0"/>
               </w:rPr>
-              <m:t>V</m:t>
+              <m:t>β</m:t>
             </m:r>
           </m:e>
-          <m:sup>
+          <m:sub>
             <m:r>
               <w:rPr>
                 <w:rFonts w:ascii="Cambria Math" w:hAnsi="Cambria Math"/>
                 <w:color w:val="0070C0"/>
               </w:rPr>
-              <m:t>reject</m:t>
+              <m:t>i</m:t>
             </m:r>
-          </m:sup>
-        </m:sSup>
-      </m:oMath>
-      <w:r>
-        <w:rPr>
-          <w:color w:val="0070C0"/>
-        </w:rPr>
-        <w:t>, and enter</w:t>
-      </w:r>
-      <w:r>
-        <w:rPr>
-          <w:color w:val="0070C0"/>
-        </w:rPr>
-        <w:t>ed</w:t>
-      </w:r>
-      <w:r>
-        <w:rPr>
-          <w:color w:val="0070C0"/>
-        </w:rPr>
-        <w:t xml:space="preserve"> </w:t>
-      </w:r>
-      <m:oMath>
-        <m:r>
-          <w:rPr>
-            <w:rFonts w:ascii="Cambria Math" w:hAnsi="Cambria Math"/>
-            <w:color w:val="0070C0"/>
-          </w:rPr>
-          <m:t>T</m:t>
-        </m:r>
-        <m:sSup>
-          <m:sSupPr>
-            <m:ctrlPr>
-              <w:rPr>
-                <w:rFonts w:ascii="Cambria Math" w:hAnsi="Cambria Math"/>
-                <w:i/>
-                <w:color w:val="0070C0"/>
-              </w:rPr>
-            </m:ctrlPr>
-          </m:sSupPr>
-          <m:e>
+          </m:sub>
+          <m:sup>
             <m:r>
+              <m:rPr>
+                <m:nor/>
+              </m:rPr>
               <w:rPr>
                 <w:rFonts w:ascii="Cambria Math" w:hAnsi="Cambria Math"/>
                 <w:color w:val="0070C0"/>
               </w:rPr>
-              <m:t>V</m:t>
-            </m:r>
-          </m:e>
-          <m:sup>
-            <m:r>
-              <w:rPr>
-                <w:rFonts w:ascii="Cambria Math" w:hAnsi="Cambria Math"/>
-                <w:color w:val="0070C0"/>
-              </w:rPr>
-              <m:t>accept</m:t>
+              <m:t>delay</m:t>
             </m:r>
           </m:sup>
-        </m:sSup>
+        </m:sSubSup>
+      </m:oMath>
+      <w:r>
+        <w:rPr>
+          <w:rFonts w:ascii="Times New Roman" w:eastAsia="Times New Roman" w:hAnsi="Times New Roman" w:cs="Times New Roman"/>
+          <w:color w:val="0070C0"/>
+        </w:rPr>
+        <w:t xml:space="preserve"> </w:t>
+      </w:r>
+      <w:r>
+        <w:rPr>
+          <w:rFonts w:ascii="Times New Roman" w:eastAsia="Times New Roman" w:hAnsi="Times New Roman" w:cs="Times New Roman"/>
+          <w:color w:val="0070C0"/>
+          <w:sz w:val="24"/>
+          <w:szCs w:val="24"/>
+        </w:rPr>
+        <w:t xml:space="preserve">represent the expected change in neuron </w:t>
+      </w:r>
+      <m:oMath>
         <m:r>
           <w:rPr>
-            <w:rFonts w:ascii="Cambria Math" w:hAnsi="Cambria Math"/>
+            <w:rFonts w:ascii="Cambria Math" w:eastAsia="Times New Roman" w:hAnsi="Cambria Math" w:cs="Times New Roman"/>
             <w:color w:val="0070C0"/>
+            <w:sz w:val="24"/>
+            <w:szCs w:val="24"/>
           </w:rPr>
-          <m:t>-T</m:t>
+          <m:t>i</m:t>
         </m:r>
-        <m:sSup>
-          <m:sSupPr>
+      </m:oMath>
+      <w:r>
+        <w:rPr>
+          <w:rFonts w:ascii="Times New Roman" w:eastAsia="Times New Roman" w:hAnsi="Times New Roman" w:cs="Times New Roman"/>
+          <w:color w:val="0070C0"/>
+          <w:sz w:val="24"/>
+          <w:szCs w:val="24"/>
+        </w:rPr>
+        <w:t>’s firing rate associated with a one-unit increase in delay, holding drop constant.</w:t>
+      </w:r>
+    </w:p>
+    <w:p>
+      <w:pPr>
+        <w:spacing w:after="160"/>
+        <w:rPr>
+          <w:rFonts w:ascii="Times New Roman" w:eastAsia="Times New Roman" w:hAnsi="Times New Roman" w:cs="Times New Roman"/>
+          <w:color w:val="0070C0"/>
+          <w:sz w:val="24"/>
+          <w:szCs w:val="24"/>
+        </w:rPr>
+      </w:pPr>
+      <w:r>
+        <w:rPr>
+          <w:rFonts w:ascii="Times New Roman" w:eastAsia="Times New Roman" w:hAnsi="Times New Roman" w:cs="Times New Roman"/>
+          <w:color w:val="0070C0"/>
+          <w:sz w:val="24"/>
+          <w:szCs w:val="24"/>
+        </w:rPr>
+        <w:t xml:space="preserve">To construct population coding axes, we concatenate the coefficients for a given predictor, e.g. </w:t>
+      </w:r>
+      <m:oMath>
+        <m:sSubSup>
+          <m:sSubSupPr>
             <m:ctrlPr>
               <w:rPr>
-                <w:rFonts w:ascii="Cambria Math" w:hAnsi="Cambria Math"/>
+                <w:rFonts w:ascii="Cambria Math" w:eastAsia="Times New Roman" w:hAnsi="Cambria Math" w:cs="Times New Roman"/>
                 <w:i/>
                 <w:color w:val="0070C0"/>
+                <w:sz w:val="24"/>
+                <w:szCs w:val="24"/>
               </w:rPr>
             </m:ctrlPr>
-          </m:sSupPr>
+          </m:sSubSupPr>
           <m:e>
             <m:r>
               <w:rPr>
-                <w:rFonts w:ascii="Cambria Math" w:hAnsi="Cambria Math"/>
+                <w:rFonts w:ascii="Cambria Math" w:eastAsia="Times New Roman" w:hAnsi="Cambria Math" w:cs="Times New Roman"/>
                 <w:color w:val="0070C0"/>
-              </w:rPr>
-              <m:t>V</m:t>
-            </m:r>
-          </m:e>
-          <m:sup>
-            <m:r>
-              <w:rPr>
-                <w:rFonts w:ascii="Cambria Math" w:hAnsi="Cambria Math"/>
-                <w:color w:val="0070C0"/>
-              </w:rPr>
-              <m:t>reject</m:t>
-            </m:r>
-          </m:sup>
-        </m:sSup>
-      </m:oMath>
-      <w:r>
-        <w:rPr>
-          <w:color w:val="0070C0"/>
-        </w:rPr>
-        <w:t xml:space="preserve"> in the softmax. </w:t>
-      </w:r>
-    </w:p>
-    <w:p>
-      <w:pPr>
-        <w:rPr>
-          <w:color w:val="0070C0"/>
-        </w:rPr>
-      </w:pPr>
-    </w:p>
-    <w:p>
-      <w:pPr>
-        <w:rPr>
-          <w:color w:val="0070C0"/>
-        </w:rPr>
-      </w:pPr>
-      <w:r>
-        <w:rPr>
-          <w:color w:val="0070C0"/>
-        </w:rPr>
-        <w:lastRenderedPageBreak/>
-        <w:t>Here is the updated description:</w:t>
-      </w:r>
-    </w:p>
-    <w:p>
-      <w:pPr>
-        <w:rPr>
-          <w:color w:val="0070C0"/>
-        </w:rPr>
-      </w:pPr>
-      <w:r>
-        <w:rPr>
-          <w:color w:val="0070C0"/>
-        </w:rPr>
-        <w:t>“</w:t>
-      </w:r>
-    </w:p>
-    <w:p>
-      <w:pPr>
-        <w:rPr>
-          <w:color w:val="0070C0"/>
-        </w:rPr>
-      </w:pPr>
-    </w:p>
-    <w:p>
-      <w:pPr>
-        <w:rPr>
-          <w:color w:val="0070C0"/>
-        </w:rPr>
-      </w:pPr>
-      <w:r>
-        <w:rPr>
-          <w:color w:val="0070C0"/>
-        </w:rPr>
-        <w:t>”</w:t>
-      </w:r>
-    </w:p>
-    <w:p>
-      <w:r>
-        <w:br/>
-      </w:r>
-      <w:r>
-        <w:rPr>
-          <w:b/>
-          <w:bCs/>
-        </w:rPr>
-        <w:t>More generally, the manuscript would be strengthened by explicitly describing the differential predictions generated by the three models and by reporting the estimated parameters of the best-fitting model</w:t>
-      </w:r>
-      <w:r>
-        <w:t xml:space="preserve">. </w:t>
-      </w:r>
-    </w:p>
-    <w:p>
-      <w:pPr>
-        <w:rPr>
-          <w:b/>
-          <w:bCs/>
-        </w:rPr>
-      </w:pPr>
-    </w:p>
-    <w:p>
-      <w:pPr>
-        <w:rPr>
-          <w:b/>
-          <w:bCs/>
-        </w:rPr>
-      </w:pPr>
-      <w:r>
-        <w:rPr>
-          <w:b/>
-          <w:bCs/>
-        </w:rPr>
-        <w:t>In the absence of these details, it is difficult to assess how the models were fit to the data and how the resulting model comparison supports the authors' interpretation, particularly given the apparent inconsistencies in the current model formulations.</w:t>
-      </w:r>
-    </w:p>
-    <w:p>
-      <w:pPr>
-        <w:rPr>
-          <w:color w:val="0070C0"/>
-        </w:rPr>
-      </w:pPr>
-      <w:r>
-        <w:br/>
-      </w:r>
-      <w:r>
-        <w:rPr>
-          <w:color w:val="0070C0"/>
-        </w:rPr>
-        <w:t>Show model-fit parameters</w:t>
-      </w:r>
-    </w:p>
-    <w:p>
-      <w:pPr>
-        <w:spacing w:after="160"/>
-        <w:rPr>
-          <w:b/>
-          <w:bCs/>
-        </w:rPr>
-      </w:pPr>
-      <w:r>
-        <w:rPr>
-          <w:b/>
-          <w:bCs/>
-        </w:rPr>
-        <w:br/>
-      </w:r>
-    </w:p>
-    <w:p>
-      <w:pPr>
-        <w:spacing w:after="160"/>
-      </w:pPr>
-      <w:r>
-        <w:rPr>
-          <w:b/>
-          <w:bCs/>
-        </w:rPr>
-        <w:br/>
-      </w:r>
-      <w:r>
-        <w:t xml:space="preserve"> 2. Clarification of population coding dimensions</w:t>
-      </w:r>
-      <w:r>
-        <w:br/>
-        <w:t xml:space="preserve"> In reporting neural modulation by reward and delay, the authors repeatedly refer to "population coding dimensions" based on beta coefficients from an ANOVA analysis. </w:t>
-      </w:r>
-      <w:r>
-        <w:rPr>
-          <w:b/>
-          <w:bCs/>
-        </w:rPr>
-        <w:t>This approach would benefit from further clarification.</w:t>
-      </w:r>
-      <w:r>
-        <w:t xml:space="preserve"> In particular, beta coefficients are typically associated with regression models rather than ANOVA, so it would be helpful for the authors to explain how these beta coefficients were obtained from the ANOVA analysis and what specific quantities they represent.</w:t>
-      </w:r>
-    </w:p>
-    <w:p>
-      <w:pPr>
-        <w:spacing w:after="160"/>
-        <w:rPr>
-          <w:color w:val="0070C0"/>
-        </w:rPr>
-      </w:pPr>
-    </w:p>
-    <w:p>
-      <w:pPr>
-        <w:spacing w:after="160"/>
-        <w:rPr>
-          <w:color w:val="0070C0"/>
-          <w:lang w:val="en-US"/>
-        </w:rPr>
-      </w:pPr>
-      <w:r>
-        <w:rPr>
-          <w:color w:val="0070C0"/>
-          <w:lang w:val="en-US"/>
-        </w:rPr>
-        <w:t>We thank the reviewer for identifying this ambiguity. We agree that our original description did not clearly distinguish the regression model underlying the ANOVA from the resulting population-level representation.</w:t>
-      </w:r>
-    </w:p>
-    <w:p>
-      <w:pPr>
-        <w:spacing w:after="160"/>
-        <w:rPr>
-          <w:color w:val="0070C0"/>
-          <w:lang w:val="en-US"/>
-        </w:rPr>
-      </w:pPr>
-      <w:r>
-        <w:rPr>
-          <w:color w:val="0070C0"/>
-          <w:lang w:val="en-US"/>
-        </w:rPr>
-        <w:t>For each neuron and each time bin, we fitted a linear model in which firing rate was predicted by reward magnitude and delay, both entered as continuous variables:</w:t>
-      </w:r>
-    </w:p>
-    <w:p>
-      <w:pPr>
-        <w:spacing w:after="160"/>
-        <w:rPr>
-          <w:color w:val="666666"/>
-        </w:rPr>
-      </w:pPr>
-      <m:oMathPara>
-        <m:oMath>
-          <m:sSub>
-            <m:sSubPr>
-              <m:ctrlPr>
-                <w:rPr>
-                  <w:rFonts w:ascii="Cambria Math" w:hAnsi="Cambria Math"/>
-                  <w:color w:val="666666"/>
-                </w:rPr>
-              </m:ctrlPr>
-            </m:sSubPr>
-            <m:e>
-              <m:r>
-                <w:rPr>
-                  <w:rFonts w:ascii="Cambria Math" w:hAnsi="Cambria Math"/>
-                  <w:color w:val="666666"/>
-                </w:rPr>
-                <m:t>r</m:t>
-              </m:r>
-            </m:e>
-            <m:sub>
-              <m:r>
-                <w:rPr>
-                  <w:rFonts w:ascii="Cambria Math" w:hAnsi="Cambria Math"/>
-                  <w:color w:val="666666"/>
-                </w:rPr>
-                <m:t>i</m:t>
-              </m:r>
-            </m:sub>
-          </m:sSub>
-          <m:d>
-            <m:dPr>
-              <m:ctrlPr>
-                <w:rPr>
-                  <w:rFonts w:ascii="Cambria Math" w:hAnsi="Cambria Math"/>
-                  <w:color w:val="666666"/>
-                </w:rPr>
-              </m:ctrlPr>
-            </m:dPr>
-            <m:e>
-              <m:r>
-                <w:rPr>
-                  <w:rFonts w:ascii="Cambria Math" w:hAnsi="Cambria Math"/>
-                  <w:color w:val="666666"/>
-                </w:rPr>
-                <m:t>t</m:t>
-              </m:r>
-            </m:e>
-          </m:d>
-          <m:r>
-            <w:rPr>
-              <w:rFonts w:ascii="Cambria Math" w:hAnsi="Cambria Math"/>
-              <w:color w:val="666666"/>
-            </w:rPr>
-            <m:t>=</m:t>
-          </m:r>
-          <m:sSub>
-            <m:sSubPr>
-              <m:ctrlPr>
-                <w:rPr>
-                  <w:rFonts w:ascii="Cambria Math" w:hAnsi="Cambria Math"/>
-                  <w:color w:val="666666"/>
-                </w:rPr>
-              </m:ctrlPr>
-            </m:sSubPr>
-            <m:e>
-              <m:r>
-                <w:rPr>
-                  <w:rFonts w:ascii="Cambria Math" w:hAnsi="Cambria Math"/>
-                  <w:color w:val="666666"/>
-                </w:rPr>
-                <m:t>β</m:t>
-              </m:r>
-            </m:e>
-            <m:sub>
-              <m:r>
-                <w:rPr>
-                  <w:rFonts w:ascii="Cambria Math" w:hAnsi="Cambria Math"/>
-                  <w:color w:val="666666"/>
-                </w:rPr>
-                <m:t>0,i</m:t>
-              </m:r>
-            </m:sub>
-          </m:sSub>
-          <m:d>
-            <m:dPr>
-              <m:ctrlPr>
-                <w:rPr>
-                  <w:rFonts w:ascii="Cambria Math" w:hAnsi="Cambria Math"/>
-                  <w:color w:val="666666"/>
-                </w:rPr>
-              </m:ctrlPr>
-            </m:dPr>
-            <m:e>
-              <m:r>
-                <w:rPr>
-                  <w:rFonts w:ascii="Cambria Math" w:hAnsi="Cambria Math"/>
-                  <w:color w:val="666666"/>
-                </w:rPr>
-                <m:t>t</m:t>
-              </m:r>
-            </m:e>
-          </m:d>
-          <m:r>
-            <w:rPr>
-              <w:rFonts w:ascii="Cambria Math" w:hAnsi="Cambria Math"/>
-              <w:color w:val="666666"/>
-            </w:rPr>
-            <m:t>+</m:t>
-          </m:r>
-          <m:sSub>
-            <m:sSubPr>
-              <m:ctrlPr>
-                <w:rPr>
-                  <w:rFonts w:ascii="Cambria Math" w:hAnsi="Cambria Math"/>
-                  <w:color w:val="666666"/>
-                </w:rPr>
-              </m:ctrlPr>
-            </m:sSubPr>
-            <m:e>
-              <m:r>
-                <w:rPr>
-                  <w:rFonts w:ascii="Cambria Math" w:hAnsi="Cambria Math"/>
-                  <w:color w:val="666666"/>
-                </w:rPr>
-                <m:t>β</m:t>
-              </m:r>
-            </m:e>
-            <m:sub>
-              <m:r>
-                <m:rPr>
-                  <m:sty m:val="p"/>
-                </m:rPr>
-                <w:rPr>
-                  <w:rFonts w:ascii="Cambria Math" w:hAnsi="Cambria Math"/>
-                  <w:color w:val="666666"/>
-                </w:rPr>
-                <m:t>reward</m:t>
-              </m:r>
-              <m:r>
-                <w:rPr>
-                  <w:rFonts w:ascii="Cambria Math" w:hAnsi="Cambria Math"/>
-                  <w:color w:val="666666"/>
-                </w:rPr>
-                <m:t>,i</m:t>
-              </m:r>
-            </m:sub>
-          </m:sSub>
-          <m:d>
-            <m:dPr>
-              <m:ctrlPr>
-                <w:rPr>
-                  <w:rFonts w:ascii="Cambria Math" w:hAnsi="Cambria Math"/>
-                  <w:color w:val="666666"/>
-                </w:rPr>
-              </m:ctrlPr>
-            </m:dPr>
-            <m:e>
-              <m:r>
-                <w:rPr>
-                  <w:rFonts w:ascii="Cambria Math" w:hAnsi="Cambria Math"/>
-                  <w:color w:val="666666"/>
-                </w:rPr>
-                <m:t>t</m:t>
-              </m:r>
-            </m:e>
-          </m:d>
-          <m:r>
-            <w:rPr>
-              <w:rFonts w:ascii="Cambria Math" w:hAnsi="Cambria Math"/>
-              <w:color w:val="666666"/>
-            </w:rPr>
-            <m:t>R+</m:t>
-          </m:r>
-          <m:sSub>
-            <m:sSubPr>
-              <m:ctrlPr>
-                <w:rPr>
-                  <w:rFonts w:ascii="Cambria Math" w:hAnsi="Cambria Math"/>
-                  <w:color w:val="666666"/>
-                </w:rPr>
-              </m:ctrlPr>
-            </m:sSubPr>
-            <m:e>
-              <m:r>
-                <w:rPr>
-                  <w:rFonts w:ascii="Cambria Math" w:hAnsi="Cambria Math"/>
-                  <w:color w:val="666666"/>
-                </w:rPr>
-                <m:t>β</m:t>
-              </m:r>
-            </m:e>
-            <m:sub>
-              <m:r>
-                <m:rPr>
-                  <m:sty m:val="p"/>
-                </m:rPr>
-                <w:rPr>
-                  <w:rFonts w:ascii="Cambria Math" w:hAnsi="Cambria Math"/>
-                  <w:color w:val="666666"/>
-                </w:rPr>
-                <m:t>delay</m:t>
-              </m:r>
-              <m:r>
-                <w:rPr>
-                  <w:rFonts w:ascii="Cambria Math" w:hAnsi="Cambria Math"/>
-                  <w:color w:val="666666"/>
-                </w:rPr>
-                <m:t>,i</m:t>
-              </m:r>
-            </m:sub>
-          </m:sSub>
-          <m:d>
-            <m:dPr>
-              <m:ctrlPr>
-                <w:rPr>
-                  <w:rFonts w:ascii="Cambria Math" w:hAnsi="Cambria Math"/>
-                  <w:color w:val="666666"/>
-                </w:rPr>
-              </m:ctrlPr>
-            </m:dPr>
-            <m:e>
-              <m:r>
-                <w:rPr>
-                  <w:rFonts w:ascii="Cambria Math" w:hAnsi="Cambria Math"/>
-                  <w:color w:val="666666"/>
-                </w:rPr>
-                <m:t>t</m:t>
-              </m:r>
-            </m:e>
-          </m:d>
-          <m:r>
-            <w:rPr>
-              <w:rFonts w:ascii="Cambria Math" w:hAnsi="Cambria Math"/>
-              <w:color w:val="666666"/>
-            </w:rPr>
-            <m:t>D+</m:t>
-          </m:r>
-          <m:sSub>
-            <m:sSubPr>
-              <m:ctrlPr>
-                <w:rPr>
-                  <w:rFonts w:ascii="Cambria Math" w:hAnsi="Cambria Math"/>
-                  <w:color w:val="666666"/>
-                </w:rPr>
-              </m:ctrlPr>
-            </m:sSubPr>
-            <m:e>
-              <m:r>
-                <w:rPr>
-                  <w:rFonts w:ascii="Cambria Math" w:hAnsi="Cambria Math"/>
-                  <w:color w:val="666666"/>
-                </w:rPr>
-                <m:t>ε</m:t>
-              </m:r>
-            </m:e>
-            <m:sub>
-              <m:r>
-                <w:rPr>
-                  <w:rFonts w:ascii="Cambria Math" w:hAnsi="Cambria Math"/>
-                  <w:color w:val="666666"/>
-                </w:rPr>
-                <m:t>i</m:t>
-              </m:r>
-            </m:sub>
-          </m:sSub>
-          <m:d>
-            <m:dPr>
-              <m:ctrlPr>
-                <w:rPr>
-                  <w:rFonts w:ascii="Cambria Math" w:hAnsi="Cambria Math"/>
-                  <w:color w:val="666666"/>
-                </w:rPr>
-              </m:ctrlPr>
-            </m:dPr>
-            <m:e>
-              <m:r>
-                <w:rPr>
-                  <w:rFonts w:ascii="Cambria Math" w:hAnsi="Cambria Math"/>
-                  <w:color w:val="666666"/>
-                </w:rPr>
-                <m:t>t</m:t>
-              </m:r>
-            </m:e>
-          </m:d>
-        </m:oMath>
-      </m:oMathPara>
-    </w:p>
-    <w:p>
-      <w:pPr>
-        <w:spacing w:after="160"/>
-        <w:rPr>
-          <w:lang w:val="en-US"/>
-        </w:rPr>
-      </w:pPr>
-      <w:r>
-        <w:rPr>
-          <w:lang w:val="en-US"/>
-        </w:rPr>
-        <w:t xml:space="preserve">Although this analysis was implemented using MATLAB’s anovan function, the function fits the corresponding general linear model and returns both ANOVA statistics and the estimated regression coefficients. Thus, the β coefficients reported in the manuscript are the slopes from this underlying linear model, rather than ANOVA effect sizes. For example, </w:t>
-      </w:r>
-      <m:oMath>
-        <m:sSub>
-          <m:sSubPr>
-            <m:ctrlPr>
-              <w:rPr>
-                <w:rFonts w:ascii="Cambria Math" w:hAnsi="Cambria Math"/>
-              </w:rPr>
-            </m:ctrlPr>
-          </m:sSubPr>
-          <m:e>
-            <m:r>
-              <w:rPr>
-                <w:rFonts w:ascii="Cambria Math" w:hAnsi="Cambria Math"/>
+                <w:sz w:val="24"/>
+                <w:szCs w:val="24"/>
               </w:rPr>
               <m:t>β</m:t>
             </m:r>
           </m:e>
           <m:sub>
             <m:r>
+              <w:rPr>
+                <w:rFonts w:ascii="Cambria Math" w:eastAsia="Times New Roman" w:hAnsi="Cambria Math" w:cs="Times New Roman"/>
+                <w:color w:val="0070C0"/>
+                <w:sz w:val="24"/>
+                <w:szCs w:val="24"/>
+              </w:rPr>
+              <m:t>i</m:t>
+            </m:r>
+          </m:sub>
+          <m:sup>
+            <m:r>
               <m:rPr>
-                <m:sty m:val="p"/>
+                <m:nor/>
               </m:rPr>
               <w:rPr>
-                <w:rFonts w:ascii="Cambria Math" w:hAnsi="Cambria Math"/>
+                <w:rFonts w:ascii="Cambria Math" w:eastAsia="Times New Roman" w:hAnsi="Cambria Math" w:cs="Times New Roman"/>
+                <w:color w:val="0070C0"/>
+                <w:sz w:val="24"/>
+                <w:szCs w:val="24"/>
               </w:rPr>
-              <m:t>reward</m:t>
+              <m:t>drop</m:t>
             </m:r>
-            <m:r>
-              <w:rPr>
-                <w:rFonts w:ascii="Cambria Math" w:hAnsi="Cambria Math"/>
-              </w:rPr>
-              <m:t>,i</m:t>
-            </m:r>
-          </m:sub>
-        </m:sSub>
-        <m:d>
-          <m:dPr>
-            <m:ctrlPr>
-              <w:rPr>
-                <w:rFonts w:ascii="Cambria Math" w:hAnsi="Cambria Math"/>
-              </w:rPr>
-            </m:ctrlPr>
-          </m:dPr>
-          <m:e>
-            <m:r>
-              <w:rPr>
-                <w:rFonts w:ascii="Cambria Math" w:hAnsi="Cambria Math"/>
-              </w:rPr>
-              <m:t>t</m:t>
-            </m:r>
-          </m:e>
-        </m:d>
-        <m:r>
-          <w:rPr>
-            <w:rFonts w:ascii="Cambria Math"/>
-          </w:rPr>
-          <m:t xml:space="preserve"> </m:t>
-        </m:r>
+          </m:sup>
+        </m:sSubSup>
       </m:oMath>
       <w:r>
         <w:rPr>
-          <w:lang w:val="en-US"/>
-        </w:rPr>
-        <w:t xml:space="preserve">represents the expected change in neuron </w:t>
-      </w:r>
-      <m:oMath>
-        <m:r>
-          <w:rPr>
-            <w:rFonts w:ascii="Cambria Math" w:hAnsi="Cambria Math"/>
-          </w:rPr>
-          <m:t>i</m:t>
-        </m:r>
-      </m:oMath>
-      <w:r>
-        <w:rPr>
-          <w:lang w:val="en-US"/>
-        </w:rPr>
-        <w:t>’s firing rate associated with a one-unit increase in reward, holding delay constant.</w:t>
+          <w:rFonts w:ascii="Times New Roman" w:eastAsia="Times New Roman" w:hAnsi="Times New Roman" w:cs="Times New Roman"/>
+          <w:color w:val="0070C0"/>
+          <w:sz w:val="24"/>
+          <w:szCs w:val="24"/>
+        </w:rPr>
+        <w:t>, across neurons into a population vector,</w:t>
       </w:r>
     </w:p>
     <w:p>
       <w:pPr>
         <w:spacing w:after="160"/>
         <w:rPr>
-          <w:lang w:val="en-US"/>
-        </w:rPr>
-      </w:pPr>
-      <w:r>
-        <w:rPr>
-          <w:lang w:val="en-US"/>
-        </w:rPr>
-        <w:t>At each time bin, we assembled the reward coefficients across neurons into a population vector,</w:t>
-      </w:r>
-    </w:p>
-    <w:p>
-      <w:pPr>
-        <w:spacing w:after="160"/>
-        <w:rPr>
-          <w:lang w:val="en-US"/>
+          <w:rFonts w:ascii="Times New Roman" w:eastAsia="Times New Roman" w:hAnsi="Times New Roman" w:cs="Times New Roman"/>
+          <w:color w:val="0070C0"/>
+          <w:sz w:val="24"/>
+          <w:szCs w:val="24"/>
         </w:rPr>
       </w:pPr>
       <m:oMathPara>
         <m:oMath>
-          <m:sSub>
-            <m:sSubPr>
+          <m:sSup>
+            <m:sSupPr>
               <m:ctrlPr>
                 <w:rPr>
-                  <w:rFonts w:ascii="Cambria Math" w:hAnsi="Cambria Math"/>
-                  <w:color w:val="666666"/>
+                  <w:rFonts w:ascii="Cambria Math" w:eastAsia="Times New Roman" w:hAnsi="Cambria Math" w:cs="Times New Roman"/>
+                  <w:i/>
+                  <w:color w:val="0070C0"/>
+                  <w:sz w:val="24"/>
+                  <w:szCs w:val="24"/>
                 </w:rPr>
               </m:ctrlPr>
-            </m:sSubPr>
+            </m:sSupPr>
             <m:e>
               <m:r>
                 <m:rPr>
-                  <m:sty m:val="b"/>
+                  <m:sty m:val="bi"/>
                 </m:rPr>
                 <w:rPr>
-                  <w:rFonts w:ascii="Cambria Math" w:hAnsi="Cambria Math"/>
-                  <w:color w:val="666666"/>
+                  <w:rFonts w:ascii="Cambria Math" w:eastAsia="Times New Roman" w:hAnsi="Cambria Math" w:cs="Times New Roman"/>
+                  <w:color w:val="0070C0"/>
+                  <w:sz w:val="24"/>
+                  <w:szCs w:val="24"/>
                 </w:rPr>
                 <m:t>w</m:t>
               </m:r>
+              <m:ctrlPr>
+                <w:rPr>
+                  <w:rFonts w:ascii="Cambria Math" w:eastAsia="Times New Roman" w:hAnsi="Cambria Math" w:cs="Times New Roman"/>
+                  <w:b/>
+                  <w:bCs/>
+                  <w:i/>
+                  <w:color w:val="0070C0"/>
+                  <w:sz w:val="24"/>
+                  <w:szCs w:val="24"/>
+                </w:rPr>
+              </m:ctrlPr>
             </m:e>
-            <m:sub>
+            <m:sup>
               <m:r>
                 <m:rPr>
-                  <m:sty m:val="p"/>
+                  <m:nor/>
                 </m:rPr>
                 <w:rPr>
-                  <w:rFonts w:ascii="Cambria Math" w:hAnsi="Cambria Math"/>
-                  <w:color w:val="666666"/>
-                </w:rPr>
-                <m:t>reward</m:t>
+                  <w:rFonts w:ascii="Cambria Math" w:eastAsia="Times New Roman" w:hAnsi="Cambria Math" w:cs="Times New Roman"/>
+                  <w:color w:val="0070C0"/>
+                  <w:sz w:val="24"/>
+                  <w:szCs w:val="24"/>
+                </w:rPr>
+                <m:t>drop</m:t>
               </m:r>
-            </m:sub>
-          </m:sSub>
-          <m:d>
-            <m:dPr>
-              <m:ctrlPr>
-                <w:rPr>
-                  <w:rFonts w:ascii="Cambria Math" w:hAnsi="Cambria Math"/>
-                  <w:color w:val="666666"/>
-                </w:rPr>
-              </m:ctrlPr>
-            </m:dPr>
-            <m:e>
-              <m:r>
-                <w:rPr>
-                  <w:rFonts w:ascii="Cambria Math" w:hAnsi="Cambria Math"/>
-                  <w:color w:val="666666"/>
-                </w:rPr>
-                <m:t>t</m:t>
-              </m:r>
-            </m:e>
-          </m:d>
+            </m:sup>
+          </m:sSup>
           <m:r>
             <w:rPr>
-              <w:rFonts w:ascii="Cambria Math" w:hAnsi="Cambria Math"/>
-              <w:color w:val="666666"/>
+              <w:rFonts w:ascii="Cambria Math" w:eastAsia="Times New Roman" w:hAnsi="Cambria Math" w:cs="Times New Roman"/>
+              <w:color w:val="0070C0"/>
+              <w:sz w:val="24"/>
+              <w:szCs w:val="24"/>
             </w:rPr>
             <m:t>=</m:t>
           </m:r>
@@ -4192,8 +7036,11 @@
             <m:sSupPr>
               <m:ctrlPr>
                 <w:rPr>
-                  <w:rFonts w:ascii="Cambria Math" w:hAnsi="Cambria Math"/>
-                  <w:color w:val="666666"/>
+                  <w:rFonts w:ascii="Cambria Math" w:eastAsia="Times New Roman" w:hAnsi="Cambria Math" w:cs="Times New Roman"/>
+                  <w:i/>
+                  <w:color w:val="0070C0"/>
+                  <w:sz w:val="24"/>
+                  <w:szCs w:val="24"/>
                 </w:rPr>
               </m:ctrlPr>
             </m:sSupPr>
@@ -4204,145 +7051,120 @@
                   <m:endChr m:val="]"/>
                   <m:ctrlPr>
                     <w:rPr>
-                      <w:rFonts w:ascii="Cambria Math" w:hAnsi="Cambria Math"/>
-                      <w:color w:val="666666"/>
+                      <w:rFonts w:ascii="Cambria Math" w:eastAsia="Times New Roman" w:hAnsi="Cambria Math" w:cs="Times New Roman"/>
+                      <w:i/>
+                      <w:color w:val="0070C0"/>
+                      <w:sz w:val="24"/>
+                      <w:szCs w:val="24"/>
                     </w:rPr>
                   </m:ctrlPr>
                 </m:dPr>
                 <m:e>
-                  <m:sSub>
-                    <m:sSubPr>
+                  <m:sSubSup>
+                    <m:sSubSupPr>
                       <m:ctrlPr>
                         <w:rPr>
                           <w:rFonts w:ascii="Cambria Math" w:hAnsi="Cambria Math"/>
-                          <w:color w:val="666666"/>
+                          <w:i/>
+                          <w:color w:val="0070C0"/>
                         </w:rPr>
                       </m:ctrlPr>
-                    </m:sSubPr>
+                    </m:sSubSupPr>
                     <m:e>
                       <m:r>
                         <w:rPr>
                           <w:rFonts w:ascii="Cambria Math" w:hAnsi="Cambria Math"/>
-                          <w:color w:val="666666"/>
+                          <w:color w:val="0070C0"/>
                         </w:rPr>
                         <m:t>β</m:t>
                       </m:r>
                     </m:e>
                     <m:sub>
                       <m:r>
+                        <w:rPr>
+                          <w:rFonts w:ascii="Cambria Math" w:hAnsi="Cambria Math"/>
+                          <w:color w:val="0070C0"/>
+                        </w:rPr>
+                        <m:t>1</m:t>
+                      </m:r>
+                    </m:sub>
+                    <m:sup>
+                      <m:r>
                         <m:rPr>
-                          <m:sty m:val="p"/>
+                          <m:nor/>
                         </m:rPr>
                         <w:rPr>
-                          <w:rFonts w:ascii="Cambria Math" w:hAnsi="Cambria Math"/>
-                          <w:color w:val="666666"/>
+                          <w:rFonts w:ascii="Cambria Math" w:eastAsia="Times New Roman" w:hAnsi="Cambria Math" w:cs="Times New Roman"/>
+                          <w:color w:val="0070C0"/>
+                          <w:sz w:val="24"/>
+                          <w:szCs w:val="24"/>
                         </w:rPr>
-                        <m:t>reward</m:t>
+                        <m:t>drop</m:t>
                       </m:r>
-                      <m:r>
-                        <w:rPr>
-                          <w:rFonts w:ascii="Cambria Math" w:hAnsi="Cambria Math"/>
-                          <w:color w:val="666666"/>
-                        </w:rPr>
-                        <m:t>,1</m:t>
-                      </m:r>
-                    </m:sub>
-                  </m:sSub>
-                  <m:d>
-                    <m:dPr>
+                    </m:sup>
+                  </m:sSubSup>
+                  <m:r>
+                    <w:rPr>
+                      <w:rFonts w:ascii="Cambria Math" w:eastAsia="Times New Roman" w:hAnsi="Cambria Math" w:cs="Times New Roman"/>
+                      <w:color w:val="0070C0"/>
+                      <w:sz w:val="24"/>
+                      <w:szCs w:val="24"/>
+                    </w:rPr>
+                    <m:t>,…,</m:t>
+                  </m:r>
+                  <m:sSubSup>
+                    <m:sSubSupPr>
                       <m:ctrlPr>
                         <w:rPr>
                           <w:rFonts w:ascii="Cambria Math" w:hAnsi="Cambria Math"/>
-                          <w:color w:val="666666"/>
+                          <w:i/>
+                          <w:color w:val="0070C0"/>
                         </w:rPr>
                       </m:ctrlPr>
-                    </m:dPr>
+                    </m:sSubSupPr>
                     <m:e>
                       <m:r>
                         <w:rPr>
                           <w:rFonts w:ascii="Cambria Math" w:hAnsi="Cambria Math"/>
-                          <w:color w:val="666666"/>
-                        </w:rPr>
-                        <m:t>t</m:t>
-                      </m:r>
-                    </m:e>
-                  </m:d>
-                  <m:r>
-                    <w:rPr>
-                      <w:rFonts w:ascii="Cambria Math" w:hAnsi="Cambria Math"/>
-                      <w:color w:val="666666"/>
-                    </w:rPr>
-                    <m:t>,…,</m:t>
-                  </m:r>
-                  <m:sSub>
-                    <m:sSubPr>
-                      <m:ctrlPr>
-                        <w:rPr>
-                          <w:rFonts w:ascii="Cambria Math" w:hAnsi="Cambria Math"/>
-                          <w:color w:val="666666"/>
-                        </w:rPr>
-                      </m:ctrlPr>
-                    </m:sSubPr>
-                    <m:e>
-                      <m:r>
-                        <w:rPr>
-                          <w:rFonts w:ascii="Cambria Math" w:hAnsi="Cambria Math"/>
-                          <w:color w:val="666666"/>
+                          <w:color w:val="0070C0"/>
                         </w:rPr>
                         <m:t>β</m:t>
                       </m:r>
                     </m:e>
                     <m:sub>
                       <m:r>
+                        <w:rPr>
+                          <w:rFonts w:ascii="Cambria Math" w:hAnsi="Cambria Math"/>
+                          <w:color w:val="0070C0"/>
+                        </w:rPr>
+                        <m:t>N</m:t>
+                      </m:r>
+                    </m:sub>
+                    <m:sup>
+                      <m:r>
                         <m:rPr>
-                          <m:sty m:val="p"/>
+                          <m:nor/>
                         </m:rPr>
                         <w:rPr>
-                          <w:rFonts w:ascii="Cambria Math" w:hAnsi="Cambria Math"/>
-                          <w:color w:val="666666"/>
+                          <w:rFonts w:ascii="Cambria Math" w:eastAsia="Times New Roman" w:hAnsi="Cambria Math" w:cs="Times New Roman"/>
+                          <w:color w:val="0070C0"/>
+                          <w:sz w:val="24"/>
+                          <w:szCs w:val="24"/>
                         </w:rPr>
-                        <m:t>reward</m:t>
+                        <m:t>drop</m:t>
                       </m:r>
-                      <m:r>
-                        <w:rPr>
-                          <w:rFonts w:ascii="Cambria Math" w:hAnsi="Cambria Math"/>
-                          <w:color w:val="666666"/>
-                        </w:rPr>
-                        <m:t>,N</m:t>
-                      </m:r>
-                    </m:sub>
-                  </m:sSub>
-                  <m:d>
-                    <m:dPr>
-                      <m:ctrlPr>
-                        <w:rPr>
-                          <w:rFonts w:ascii="Cambria Math" w:hAnsi="Cambria Math"/>
-                          <w:color w:val="666666"/>
-                        </w:rPr>
-                      </m:ctrlPr>
-                    </m:dPr>
-                    <m:e>
-                      <m:r>
-                        <w:rPr>
-                          <w:rFonts w:ascii="Cambria Math" w:hAnsi="Cambria Math"/>
-                          <w:color w:val="666666"/>
-                        </w:rPr>
-                        <m:t>t</m:t>
-                      </m:r>
-                    </m:e>
-                  </m:d>
+                    </m:sup>
+                  </m:sSubSup>
                 </m:e>
               </m:d>
             </m:e>
             <m:sup>
               <m:r>
-                <m:rPr>
-                  <m:scr m:val="sans-serif"/>
-                  <m:sty m:val="p"/>
-                </m:rPr>
-                <w:rPr>
-                  <w:rFonts w:ascii="Cambria Math" w:hAnsi="Cambria Math"/>
-                  <w:color w:val="666666"/>
+                <w:rPr>
+                  <w:rFonts w:ascii="Cambria Math" w:eastAsia="Times New Roman" w:hAnsi="Cambria Math" w:cs="Times New Roman"/>
+                  <w:color w:val="0070C0"/>
+                  <w:sz w:val="24"/>
+                  <w:szCs w:val="24"/>
                 </w:rPr>
                 <m:t>T</m:t>
               </m:r>
@@ -4354,750 +7176,1233 @@
     <w:p>
       <w:pPr>
         <w:spacing w:after="160"/>
-      </w:pPr>
-      <w:r>
-        <w:lastRenderedPageBreak/>
-        <w:t xml:space="preserve">and constructed an analogous vector for delay. These vectors define one-dimensional encoding axes in the </w:t>
-      </w:r>
-      <w:r>
-        <w:rPr>
-          <w:rFonts w:ascii="Cambria Math" w:hAnsi="Cambria Math"/>
+        <w:rPr>
+          <w:rFonts w:ascii="Times New Roman" w:eastAsia="Times New Roman" w:hAnsi="Times New Roman" w:cs="Times New Roman"/>
+          <w:color w:val="0070C0"/>
+          <w:sz w:val="24"/>
+          <w:szCs w:val="24"/>
+        </w:rPr>
+      </w:pPr>
+      <w:r>
+        <w:rPr>
+          <w:rFonts w:ascii="Times New Roman" w:eastAsia="Times New Roman" w:hAnsi="Times New Roman" w:cs="Times New Roman"/>
+          <w:color w:val="0070C0"/>
+          <w:sz w:val="24"/>
+          <w:szCs w:val="24"/>
+        </w:rPr>
+        <w:t xml:space="preserve">and constructed an analogous vector for delay </w:t>
+      </w:r>
+      <w:r>
+        <w:rPr>
+          <w:rFonts w:ascii="Cambria Math" w:eastAsia="Times New Roman" w:hAnsi="Cambria Math" w:cs="Times New Roman"/>
           <w:i/>
-        </w:rPr>
-        <w:t>N</w:t>
-      </w:r>
-      <w:r>
-        <w:rPr>
-          <w:rFonts w:ascii="Cambria Math" w:hAnsi="Cambria Math"/>
-          <w:i/>
-        </w:rPr>
-        <w:t>-</w:t>
-      </w:r>
-      <w:r>
-        <w:t>dimensional neural activity space. Their elements are the contributions, or tuning weights, of individual neurons. The vectors are therefore axes defining directions in population space, rather than coordinates of individual neural responses.</w:t>
-      </w:r>
+          <w:color w:val="0070C0"/>
+          <w:sz w:val="24"/>
+          <w:szCs w:val="24"/>
+        </w:rPr>
+        <w:br/>
+      </w:r>
+      <m:oMathPara>
+        <m:oMath>
+          <m:sSup>
+            <m:sSupPr>
+              <m:ctrlPr>
+                <w:rPr>
+                  <w:rFonts w:ascii="Cambria Math" w:eastAsia="Times New Roman" w:hAnsi="Cambria Math" w:cs="Times New Roman"/>
+                  <w:i/>
+                  <w:color w:val="0070C0"/>
+                  <w:sz w:val="24"/>
+                  <w:szCs w:val="24"/>
+                </w:rPr>
+              </m:ctrlPr>
+            </m:sSupPr>
+            <m:e>
+              <m:r>
+                <m:rPr>
+                  <m:sty m:val="bi"/>
+                </m:rPr>
+                <w:rPr>
+                  <w:rFonts w:ascii="Cambria Math" w:eastAsia="Times New Roman" w:hAnsi="Cambria Math" w:cs="Times New Roman"/>
+                  <w:color w:val="0070C0"/>
+                  <w:sz w:val="24"/>
+                  <w:szCs w:val="24"/>
+                </w:rPr>
+                <m:t>w</m:t>
+              </m:r>
+              <m:ctrlPr>
+                <w:rPr>
+                  <w:rFonts w:ascii="Cambria Math" w:eastAsia="Times New Roman" w:hAnsi="Cambria Math" w:cs="Times New Roman"/>
+                  <w:b/>
+                  <w:bCs/>
+                  <w:i/>
+                  <w:color w:val="0070C0"/>
+                  <w:sz w:val="24"/>
+                  <w:szCs w:val="24"/>
+                </w:rPr>
+              </m:ctrlPr>
+            </m:e>
+            <m:sup>
+              <m:r>
+                <m:rPr>
+                  <m:nor/>
+                </m:rPr>
+                <w:rPr>
+                  <w:rFonts w:ascii="Cambria Math" w:eastAsia="Times New Roman" w:hAnsi="Cambria Math" w:cs="Times New Roman"/>
+                  <w:color w:val="0070C0"/>
+                  <w:sz w:val="24"/>
+                  <w:szCs w:val="24"/>
+                </w:rPr>
+                <m:t>delay</m:t>
+              </m:r>
+            </m:sup>
+          </m:sSup>
+          <m:r>
+            <w:rPr>
+              <w:rFonts w:ascii="Cambria Math" w:eastAsia="Times New Roman" w:hAnsi="Cambria Math" w:cs="Times New Roman"/>
+              <w:color w:val="0070C0"/>
+              <w:sz w:val="24"/>
+              <w:szCs w:val="24"/>
+            </w:rPr>
+            <m:t>=</m:t>
+          </m:r>
+          <m:sSup>
+            <m:sSupPr>
+              <m:ctrlPr>
+                <w:rPr>
+                  <w:rFonts w:ascii="Cambria Math" w:eastAsia="Times New Roman" w:hAnsi="Cambria Math" w:cs="Times New Roman"/>
+                  <w:i/>
+                  <w:color w:val="0070C0"/>
+                  <w:sz w:val="24"/>
+                  <w:szCs w:val="24"/>
+                </w:rPr>
+              </m:ctrlPr>
+            </m:sSupPr>
+            <m:e>
+              <m:d>
+                <m:dPr>
+                  <m:begChr m:val="["/>
+                  <m:endChr m:val="]"/>
+                  <m:ctrlPr>
+                    <w:rPr>
+                      <w:rFonts w:ascii="Cambria Math" w:eastAsia="Times New Roman" w:hAnsi="Cambria Math" w:cs="Times New Roman"/>
+                      <w:i/>
+                      <w:color w:val="0070C0"/>
+                      <w:sz w:val="24"/>
+                      <w:szCs w:val="24"/>
+                    </w:rPr>
+                  </m:ctrlPr>
+                </m:dPr>
+                <m:e>
+                  <m:sSubSup>
+                    <m:sSubSupPr>
+                      <m:ctrlPr>
+                        <w:rPr>
+                          <w:rFonts w:ascii="Cambria Math" w:hAnsi="Cambria Math"/>
+                          <w:i/>
+                          <w:color w:val="0070C0"/>
+                        </w:rPr>
+                      </m:ctrlPr>
+                    </m:sSubSupPr>
+                    <m:e>
+                      <m:r>
+                        <w:rPr>
+                          <w:rFonts w:ascii="Cambria Math" w:hAnsi="Cambria Math"/>
+                          <w:color w:val="0070C0"/>
+                        </w:rPr>
+                        <m:t>β</m:t>
+                      </m:r>
+                    </m:e>
+                    <m:sub>
+                      <m:r>
+                        <w:rPr>
+                          <w:rFonts w:ascii="Cambria Math" w:hAnsi="Cambria Math"/>
+                          <w:color w:val="0070C0"/>
+                        </w:rPr>
+                        <m:t>1</m:t>
+                      </m:r>
+                    </m:sub>
+                    <m:sup>
+                      <m:r>
+                        <m:rPr>
+                          <m:nor/>
+                        </m:rPr>
+                        <w:rPr>
+                          <w:rFonts w:ascii="Cambria Math" w:eastAsia="Times New Roman" w:hAnsi="Cambria Math" w:cs="Times New Roman"/>
+                          <w:color w:val="0070C0"/>
+                          <w:sz w:val="24"/>
+                          <w:szCs w:val="24"/>
+                        </w:rPr>
+                        <m:t>delay</m:t>
+                      </m:r>
+                    </m:sup>
+                  </m:sSubSup>
+                  <m:r>
+                    <w:rPr>
+                      <w:rFonts w:ascii="Cambria Math" w:eastAsia="Times New Roman" w:hAnsi="Cambria Math" w:cs="Times New Roman"/>
+                      <w:color w:val="0070C0"/>
+                      <w:sz w:val="24"/>
+                      <w:szCs w:val="24"/>
+                    </w:rPr>
+                    <m:t>,…,</m:t>
+                  </m:r>
+                  <m:sSubSup>
+                    <m:sSubSupPr>
+                      <m:ctrlPr>
+                        <w:rPr>
+                          <w:rFonts w:ascii="Cambria Math" w:hAnsi="Cambria Math"/>
+                          <w:i/>
+                          <w:color w:val="0070C0"/>
+                        </w:rPr>
+                      </m:ctrlPr>
+                    </m:sSubSupPr>
+                    <m:e>
+                      <m:r>
+                        <w:rPr>
+                          <w:rFonts w:ascii="Cambria Math" w:hAnsi="Cambria Math"/>
+                          <w:color w:val="0070C0"/>
+                        </w:rPr>
+                        <m:t>β</m:t>
+                      </m:r>
+                    </m:e>
+                    <m:sub>
+                      <m:r>
+                        <w:rPr>
+                          <w:rFonts w:ascii="Cambria Math" w:hAnsi="Cambria Math"/>
+                          <w:color w:val="0070C0"/>
+                        </w:rPr>
+                        <m:t>N</m:t>
+                      </m:r>
+                    </m:sub>
+                    <m:sup>
+                      <m:r>
+                        <m:rPr>
+                          <m:nor/>
+                        </m:rPr>
+                        <w:rPr>
+                          <w:rFonts w:ascii="Cambria Math" w:eastAsia="Times New Roman" w:hAnsi="Cambria Math" w:cs="Times New Roman"/>
+                          <w:color w:val="0070C0"/>
+                          <w:sz w:val="24"/>
+                          <w:szCs w:val="24"/>
+                        </w:rPr>
+                        <m:t>delay</m:t>
+                      </m:r>
+                    </m:sup>
+                  </m:sSubSup>
+                </m:e>
+              </m:d>
+            </m:e>
+            <m:sup>
+              <m:r>
+                <w:rPr>
+                  <w:rFonts w:ascii="Cambria Math" w:eastAsia="Times New Roman" w:hAnsi="Cambria Math" w:cs="Times New Roman"/>
+                  <w:color w:val="0070C0"/>
+                  <w:sz w:val="24"/>
+                  <w:szCs w:val="24"/>
+                </w:rPr>
+                <m:t>T</m:t>
+              </m:r>
+            </m:sup>
+          </m:sSup>
+        </m:oMath>
+      </m:oMathPara>
     </w:p>
     <w:p>
       <w:pPr>
         <w:spacing w:after="160"/>
         <w:rPr>
-          <w:lang w:val="en-US"/>
-        </w:rPr>
-      </w:pPr>
-      <w:r>
-        <w:rPr>
-          <w:lang w:val="en-US"/>
-        </w:rPr>
-        <w:t>In the corresponding figures, we quantified the similarity between encoding axes using the Pearson correlation across neuronal coefficients. For example, the reward–reward correlation between two time points measures whether the pattern of reward tuning across neurons was preserved over time, whereas the reward–delay correlation measures the similarity of the neuronal tuning patterns for the two task variables. These correlations should not be interpreted as decoding accuracy or as the amount of neural variance explained.</w:t>
-      </w:r>
-    </w:p>
-    <w:p>
-      <w:pPr>
-        <w:spacing w:after="160"/>
-        <w:rPr>
-          <w:lang w:val="en-US"/>
-        </w:rPr>
-      </w:pPr>
-      <w:r>
-        <w:rPr>
-          <w:lang w:val="en-US"/>
-        </w:rPr>
-        <w:t>We have revised the Methods and figure legends to explain this construction explicitly and now use the term “regression-derived population encoding axis” in place of the less precise term “population coding dimension.”</w:t>
-      </w:r>
-    </w:p>
-    <w:p>
-      <w:pPr>
-        <w:spacing w:after="160"/>
-        <w:rPr>
-          <w:b/>
-          <w:bCs/>
-          <w:lang w:val="en-US"/>
-        </w:rPr>
-      </w:pPr>
-      <w:r>
-        <w:rPr>
-          <w:b/>
-          <w:bCs/>
-          <w:lang w:val="en-US"/>
-        </w:rPr>
-        <w:t>Suggested Methods text</w:t>
-      </w:r>
-    </w:p>
-    <w:p>
-      <w:pPr>
-        <w:spacing w:after="160"/>
-        <w:rPr>
-          <w:lang w:val="en-US"/>
-        </w:rPr>
-      </w:pPr>
-      <w:r>
-        <w:rPr>
-          <w:lang w:val="en-US"/>
-        </w:rPr>
-        <w:t>At each time bin, we fitted a separate general linear model to each neuron’s firing rate, with reward magnitude and delay entered as continuous predictors. The model was implemented using MATLAB’s anovan function, which returns both ANOVA statistics and the coefficient estimates from the underlying linear model. The resulting reward and delay coefficients therefore represent neuron-specific regression slopes.</w:t>
-      </w:r>
-    </w:p>
-    <w:p>
-      <w:pPr>
-        <w:spacing w:after="160"/>
-        <w:rPr>
-          <w:lang w:val="en-US"/>
-        </w:rPr>
-      </w:pPr>
-      <w:r>
-        <w:rPr>
-          <w:lang w:val="en-US"/>
-        </w:rPr>
-        <w:t xml:space="preserve">To construct population encoding axes, we concatenated the coefficients for a given predictor across neurons. Thus, the reward encoding axis at time </w:t>
+          <w:rFonts w:ascii="Times New Roman" w:eastAsia="Times New Roman" w:hAnsi="Times New Roman" w:cs="Times New Roman"/>
+          <w:color w:val="0070C0"/>
+          <w:sz w:val="24"/>
+          <w:szCs w:val="24"/>
+        </w:rPr>
+      </w:pPr>
+      <w:r>
+        <w:rPr>
+          <w:rFonts w:ascii="Times New Roman" w:eastAsia="Times New Roman" w:hAnsi="Times New Roman" w:cs="Times New Roman"/>
+          <w:color w:val="0070C0"/>
+          <w:sz w:val="24"/>
+          <w:szCs w:val="24"/>
+        </w:rPr>
+        <w:t>These vectors define one-dimensional encoding axes in the N-dimensional neural activity space. Their elements are the contributions, or tuning weights, of individual neurons. Because neurons were pooled across recording sessions, these axes were constructed in pseudo-population space.</w:t>
+      </w:r>
+    </w:p>
+    <w:p>
+      <w:pPr>
+        <w:rPr>
+          <w:rFonts w:ascii="Times New Roman" w:eastAsia="Times New Roman" w:hAnsi="Times New Roman" w:cs="Times New Roman"/>
+          <w:color w:val="0070C0"/>
+          <w:sz w:val="24"/>
+          <w:szCs w:val="24"/>
+        </w:rPr>
+      </w:pPr>
+      <w:r>
+        <w:rPr>
+          <w:rFonts w:ascii="Times New Roman" w:eastAsia="Times New Roman" w:hAnsi="Times New Roman" w:cs="Times New Roman"/>
+          <w:color w:val="0070C0"/>
+          <w:sz w:val="24"/>
+          <w:szCs w:val="24"/>
+        </w:rPr>
+        <w:t xml:space="preserve">To compare the similarity of coding dimensions, we computed the cosine similarity, </w:t>
       </w:r>
       <m:oMath>
         <m:r>
           <w:rPr>
-            <w:rFonts w:ascii="Cambria Math" w:hAnsi="Cambria Math"/>
-            <w:lang w:val="en-US"/>
+            <w:rFonts w:ascii="Cambria Math" w:eastAsia="Times New Roman" w:hAnsi="Cambria Math" w:cs="Times New Roman"/>
+            <w:color w:val="0070C0"/>
+            <w:sz w:val="24"/>
+            <w:szCs w:val="24"/>
           </w:rPr>
-          <m:t xml:space="preserve">t </m:t>
+          <m:t>CS(</m:t>
         </m:r>
-      </m:oMath>
-      <w:r>
-        <w:rPr>
-          <w:lang w:val="en-US"/>
-        </w:rPr>
-        <w:t>was defined as</w:t>
-      </w:r>
-      <w:r>
-        <w:rPr>
-          <w:lang w:val="en-US"/>
-        </w:rPr>
-        <w:t xml:space="preserve"> </w:t>
-      </w:r>
-      <m:oMath>
-        <m:sSub>
-          <m:sSubPr>
+        <m:sSup>
+          <m:sSupPr>
             <m:ctrlPr>
               <w:rPr>
-                <w:rFonts w:ascii="Cambria Math" w:hAnsi="Cambria Math"/>
-                <w:color w:val="666666"/>
+                <w:rFonts w:ascii="Cambria Math" w:eastAsia="Times New Roman" w:hAnsi="Cambria Math" w:cs="Times New Roman"/>
+                <w:i/>
+                <w:color w:val="0070C0"/>
+                <w:sz w:val="24"/>
+                <w:szCs w:val="24"/>
               </w:rPr>
             </m:ctrlPr>
-          </m:sSubPr>
+          </m:sSupPr>
           <m:e>
             <m:r>
               <m:rPr>
-                <m:sty m:val="b"/>
+                <m:sty m:val="bi"/>
               </m:rPr>
               <w:rPr>
-                <w:rFonts w:ascii="Cambria Math" w:hAnsi="Cambria Math"/>
-                <w:color w:val="666666"/>
+                <w:rFonts w:ascii="Cambria Math" w:eastAsia="Times New Roman" w:hAnsi="Cambria Math" w:cs="Times New Roman"/>
+                <w:color w:val="0070C0"/>
+                <w:sz w:val="24"/>
+                <w:szCs w:val="24"/>
+              </w:rPr>
+              <m:t>w</m:t>
+            </m:r>
+            <m:ctrlPr>
+              <w:rPr>
+                <w:rFonts w:ascii="Cambria Math" w:eastAsia="Times New Roman" w:hAnsi="Cambria Math" w:cs="Times New Roman"/>
+                <w:b/>
+                <w:bCs/>
+                <w:i/>
+                <w:color w:val="0070C0"/>
+                <w:sz w:val="24"/>
+                <w:szCs w:val="24"/>
+              </w:rPr>
+            </m:ctrlPr>
+          </m:e>
+          <m:sup>
+            <m:r>
+              <m:rPr>
+                <m:nor/>
+              </m:rPr>
+              <w:rPr>
+                <w:rFonts w:ascii="Cambria Math" w:eastAsia="Times New Roman" w:hAnsi="Cambria Math" w:cs="Times New Roman"/>
+                <w:color w:val="0070C0"/>
+                <w:sz w:val="24"/>
+                <w:szCs w:val="24"/>
+              </w:rPr>
+              <m:t>drop</m:t>
+            </m:r>
+          </m:sup>
+        </m:sSup>
+        <m:r>
+          <w:rPr>
+            <w:rFonts w:ascii="Cambria Math" w:eastAsia="Times New Roman" w:hAnsi="Cambria Math" w:cs="Times New Roman"/>
+            <w:color w:val="0070C0"/>
+            <w:sz w:val="24"/>
+            <w:szCs w:val="24"/>
+          </w:rPr>
+          <m:t>,</m:t>
+        </m:r>
+        <m:sSup>
+          <m:sSupPr>
+            <m:ctrlPr>
+              <w:rPr>
+                <w:rFonts w:ascii="Cambria Math" w:eastAsia="Times New Roman" w:hAnsi="Cambria Math" w:cs="Times New Roman"/>
+                <w:i/>
+                <w:color w:val="0070C0"/>
+                <w:sz w:val="24"/>
+                <w:szCs w:val="24"/>
+              </w:rPr>
+            </m:ctrlPr>
+          </m:sSupPr>
+          <m:e>
+            <m:r>
+              <m:rPr>
+                <m:sty m:val="bi"/>
+              </m:rPr>
+              <w:rPr>
+                <w:rFonts w:ascii="Cambria Math" w:eastAsia="Times New Roman" w:hAnsi="Cambria Math" w:cs="Times New Roman"/>
+                <w:color w:val="0070C0"/>
+                <w:sz w:val="24"/>
+                <w:szCs w:val="24"/>
+              </w:rPr>
+              <m:t>w</m:t>
+            </m:r>
+            <m:ctrlPr>
+              <w:rPr>
+                <w:rFonts w:ascii="Cambria Math" w:eastAsia="Times New Roman" w:hAnsi="Cambria Math" w:cs="Times New Roman"/>
+                <w:b/>
+                <w:bCs/>
+                <w:i/>
+                <w:color w:val="0070C0"/>
+                <w:sz w:val="24"/>
+                <w:szCs w:val="24"/>
+              </w:rPr>
+            </m:ctrlPr>
+          </m:e>
+          <m:sup>
+            <m:r>
+              <m:rPr>
+                <m:nor/>
+              </m:rPr>
+              <w:rPr>
+                <w:rFonts w:ascii="Cambria Math" w:eastAsia="Times New Roman" w:hAnsi="Cambria Math" w:cs="Times New Roman"/>
+                <w:color w:val="0070C0"/>
+                <w:sz w:val="24"/>
+                <w:szCs w:val="24"/>
+              </w:rPr>
+              <m:t>delay</m:t>
+            </m:r>
+          </m:sup>
+        </m:sSup>
+        <m:r>
+          <w:rPr>
+            <w:rFonts w:ascii="Cambria Math" w:eastAsia="Times New Roman" w:hAnsi="Cambria Math" w:cs="Times New Roman"/>
+            <w:color w:val="0070C0"/>
+            <w:sz w:val="24"/>
+            <w:szCs w:val="24"/>
+          </w:rPr>
+          <m:t>)</m:t>
+        </m:r>
+      </m:oMath>
+      <w:r>
+        <w:rPr>
+          <w:rFonts w:ascii="Times New Roman" w:eastAsia="Times New Roman" w:hAnsi="Times New Roman" w:cs="Times New Roman"/>
+          <w:color w:val="0070C0"/>
+          <w:sz w:val="24"/>
+          <w:szCs w:val="24"/>
+        </w:rPr>
+        <w:t xml:space="preserve"> between the population vectors. </w:t>
+      </w:r>
+    </w:p>
+    <w:p>
+      <w:pPr>
+        <w:rPr>
+          <w:rFonts w:ascii="Times New Roman" w:eastAsia="Times New Roman" w:hAnsi="Times New Roman" w:cs="Times New Roman"/>
+          <w:color w:val="0070C0"/>
+          <w:sz w:val="24"/>
+          <w:szCs w:val="24"/>
+        </w:rPr>
+      </w:pPr>
+      <m:oMathPara>
+        <m:oMath>
+          <m:r>
+            <w:rPr>
+              <w:rFonts w:ascii="Cambria Math" w:eastAsia="Times New Roman" w:hAnsi="Cambria Math" w:cs="Times New Roman"/>
+              <w:color w:val="0070C0"/>
+              <w:sz w:val="24"/>
+              <w:szCs w:val="24"/>
+            </w:rPr>
+            <w:lastRenderedPageBreak/>
+            <m:t>CS(</m:t>
+          </m:r>
+          <m:sSup>
+            <m:sSupPr>
+              <m:ctrlPr>
+                <w:rPr>
+                  <w:rFonts w:ascii="Cambria Math" w:eastAsia="Times New Roman" w:hAnsi="Cambria Math" w:cs="Times New Roman"/>
+                  <w:i/>
+                  <w:color w:val="0070C0"/>
+                  <w:sz w:val="24"/>
+                  <w:szCs w:val="24"/>
+                </w:rPr>
+              </m:ctrlPr>
+            </m:sSupPr>
+            <m:e>
+              <m:r>
+                <m:rPr>
+                  <m:sty m:val="bi"/>
+                </m:rPr>
+                <w:rPr>
+                  <w:rFonts w:ascii="Cambria Math" w:eastAsia="Times New Roman" w:hAnsi="Cambria Math" w:cs="Times New Roman"/>
+                  <w:color w:val="0070C0"/>
+                  <w:sz w:val="24"/>
+                  <w:szCs w:val="24"/>
+                </w:rPr>
+                <m:t>w</m:t>
+              </m:r>
+              <m:ctrlPr>
+                <w:rPr>
+                  <w:rFonts w:ascii="Cambria Math" w:eastAsia="Times New Roman" w:hAnsi="Cambria Math" w:cs="Times New Roman"/>
+                  <w:b/>
+                  <w:bCs/>
+                  <w:i/>
+                  <w:color w:val="0070C0"/>
+                  <w:sz w:val="24"/>
+                  <w:szCs w:val="24"/>
+                </w:rPr>
+              </m:ctrlPr>
+            </m:e>
+            <m:sup>
+              <m:r>
+                <w:rPr>
+                  <w:rFonts w:ascii="Cambria Math" w:eastAsia="Times New Roman" w:hAnsi="Cambria Math" w:cs="Times New Roman"/>
+                  <w:color w:val="0070C0"/>
+                  <w:sz w:val="24"/>
+                  <w:szCs w:val="24"/>
+                </w:rPr>
+                <m:t>drop</m:t>
+              </m:r>
+            </m:sup>
+          </m:sSup>
+          <m:r>
+            <w:rPr>
+              <w:rFonts w:ascii="Cambria Math" w:eastAsia="Times New Roman" w:hAnsi="Cambria Math" w:cs="Times New Roman"/>
+              <w:color w:val="0070C0"/>
+              <w:sz w:val="24"/>
+              <w:szCs w:val="24"/>
+            </w:rPr>
+            <m:t>,</m:t>
+          </m:r>
+          <m:sSup>
+            <m:sSupPr>
+              <m:ctrlPr>
+                <w:rPr>
+                  <w:rFonts w:ascii="Cambria Math" w:eastAsia="Times New Roman" w:hAnsi="Cambria Math" w:cs="Times New Roman"/>
+                  <w:i/>
+                  <w:color w:val="0070C0"/>
+                  <w:sz w:val="24"/>
+                  <w:szCs w:val="24"/>
+                </w:rPr>
+              </m:ctrlPr>
+            </m:sSupPr>
+            <m:e>
+              <m:r>
+                <m:rPr>
+                  <m:sty m:val="bi"/>
+                </m:rPr>
+                <w:rPr>
+                  <w:rFonts w:ascii="Cambria Math" w:eastAsia="Times New Roman" w:hAnsi="Cambria Math" w:cs="Times New Roman"/>
+                  <w:color w:val="0070C0"/>
+                  <w:sz w:val="24"/>
+                  <w:szCs w:val="24"/>
+                </w:rPr>
+                <m:t>w</m:t>
+              </m:r>
+              <m:ctrlPr>
+                <w:rPr>
+                  <w:rFonts w:ascii="Cambria Math" w:eastAsia="Times New Roman" w:hAnsi="Cambria Math" w:cs="Times New Roman"/>
+                  <w:b/>
+                  <w:bCs/>
+                  <w:i/>
+                  <w:color w:val="0070C0"/>
+                  <w:sz w:val="24"/>
+                  <w:szCs w:val="24"/>
+                </w:rPr>
+              </m:ctrlPr>
+            </m:e>
+            <m:sup>
+              <m:r>
+                <w:rPr>
+                  <w:rFonts w:ascii="Cambria Math" w:eastAsia="Times New Roman" w:hAnsi="Cambria Math" w:cs="Times New Roman"/>
+                  <w:color w:val="0070C0"/>
+                  <w:sz w:val="24"/>
+                  <w:szCs w:val="24"/>
+                </w:rPr>
+                <m:t>delay</m:t>
+              </m:r>
+            </m:sup>
+          </m:sSup>
+          <m:r>
+            <w:rPr>
+              <w:rFonts w:ascii="Cambria Math" w:eastAsia="Times New Roman" w:hAnsi="Cambria Math" w:cs="Times New Roman"/>
+              <w:color w:val="0070C0"/>
+              <w:sz w:val="24"/>
+              <w:szCs w:val="24"/>
+            </w:rPr>
+            <m:t xml:space="preserve">) </m:t>
+          </m:r>
+          <m:r>
+            <m:rPr>
+              <m:nor/>
+            </m:rPr>
+            <w:rPr>
+              <w:rFonts w:ascii="Cambria Math" w:eastAsia="Times New Roman" w:hAnsi="Cambria Math" w:cs="Times New Roman"/>
+              <w:color w:val="0070C0"/>
+              <w:sz w:val="24"/>
+              <w:szCs w:val="24"/>
+            </w:rPr>
+            <m:t xml:space="preserve">= </m:t>
+          </m:r>
+          <m:f>
+            <m:fPr>
+              <m:ctrlPr>
+                <w:rPr>
+                  <w:rFonts w:ascii="Cambria Math" w:eastAsia="Times New Roman" w:hAnsi="Cambria Math" w:cs="Times New Roman"/>
+                  <w:i/>
+                  <w:color w:val="0070C0"/>
+                  <w:sz w:val="24"/>
+                  <w:szCs w:val="24"/>
+                </w:rPr>
+              </m:ctrlPr>
+            </m:fPr>
+            <m:num>
+              <m:sSup>
+                <m:sSupPr>
+                  <m:ctrlPr>
+                    <w:rPr>
+                      <w:rFonts w:ascii="Cambria Math" w:eastAsia="Times New Roman" w:hAnsi="Cambria Math" w:cs="Times New Roman"/>
+                      <w:i/>
+                      <w:color w:val="0070C0"/>
+                      <w:sz w:val="24"/>
+                      <w:szCs w:val="24"/>
+                    </w:rPr>
+                  </m:ctrlPr>
+                </m:sSupPr>
+                <m:e>
+                  <m:r>
+                    <m:rPr>
+                      <m:sty m:val="bi"/>
+                    </m:rPr>
+                    <w:rPr>
+                      <w:rFonts w:ascii="Cambria Math" w:eastAsia="Times New Roman" w:hAnsi="Cambria Math" w:cs="Times New Roman"/>
+                      <w:color w:val="0070C0"/>
+                      <w:sz w:val="24"/>
+                      <w:szCs w:val="24"/>
+                    </w:rPr>
+                    <m:t>w</m:t>
+                  </m:r>
+                  <m:ctrlPr>
+                    <w:rPr>
+                      <w:rFonts w:ascii="Cambria Math" w:eastAsia="Times New Roman" w:hAnsi="Cambria Math" w:cs="Times New Roman"/>
+                      <w:b/>
+                      <w:bCs/>
+                      <w:i/>
+                      <w:color w:val="0070C0"/>
+                      <w:sz w:val="24"/>
+                      <w:szCs w:val="24"/>
+                    </w:rPr>
+                  </m:ctrlPr>
+                </m:e>
+                <m:sup>
+                  <m:r>
+                    <m:rPr>
+                      <m:nor/>
+                    </m:rPr>
+                    <w:rPr>
+                      <w:rFonts w:ascii="Cambria Math" w:eastAsia="Times New Roman" w:hAnsi="Cambria Math" w:cs="Times New Roman"/>
+                      <w:color w:val="0070C0"/>
+                      <w:sz w:val="24"/>
+                      <w:szCs w:val="24"/>
+                    </w:rPr>
+                    <m:t>drop</m:t>
+                  </m:r>
+                </m:sup>
+              </m:sSup>
+              <m:r>
+                <w:rPr>
+                  <w:rFonts w:ascii="Cambria Math" w:eastAsia="Times New Roman" w:hAnsi="Cambria Math" w:cs="Times New Roman"/>
+                  <w:color w:val="0070C0"/>
+                  <w:sz w:val="24"/>
+                  <w:szCs w:val="24"/>
+                </w:rPr>
+                <m:t>⋅</m:t>
+              </m:r>
+              <m:sSup>
+                <m:sSupPr>
+                  <m:ctrlPr>
+                    <w:rPr>
+                      <w:rFonts w:ascii="Cambria Math" w:eastAsia="Times New Roman" w:hAnsi="Cambria Math" w:cs="Times New Roman"/>
+                      <w:i/>
+                      <w:color w:val="0070C0"/>
+                      <w:sz w:val="24"/>
+                      <w:szCs w:val="24"/>
+                    </w:rPr>
+                  </m:ctrlPr>
+                </m:sSupPr>
+                <m:e>
+                  <m:r>
+                    <m:rPr>
+                      <m:sty m:val="bi"/>
+                    </m:rPr>
+                    <w:rPr>
+                      <w:rFonts w:ascii="Cambria Math" w:eastAsia="Times New Roman" w:hAnsi="Cambria Math" w:cs="Times New Roman"/>
+                      <w:color w:val="0070C0"/>
+                      <w:sz w:val="24"/>
+                      <w:szCs w:val="24"/>
+                    </w:rPr>
+                    <m:t>w</m:t>
+                  </m:r>
+                  <m:ctrlPr>
+                    <w:rPr>
+                      <w:rFonts w:ascii="Cambria Math" w:eastAsia="Times New Roman" w:hAnsi="Cambria Math" w:cs="Times New Roman"/>
+                      <w:b/>
+                      <w:bCs/>
+                      <w:i/>
+                      <w:color w:val="0070C0"/>
+                      <w:sz w:val="24"/>
+                      <w:szCs w:val="24"/>
+                    </w:rPr>
+                  </m:ctrlPr>
+                </m:e>
+                <m:sup>
+                  <m:r>
+                    <m:rPr>
+                      <m:nor/>
+                    </m:rPr>
+                    <w:rPr>
+                      <w:rFonts w:ascii="Cambria Math" w:eastAsia="Times New Roman" w:hAnsi="Cambria Math" w:cs="Times New Roman"/>
+                      <w:color w:val="0070C0"/>
+                      <w:sz w:val="24"/>
+                      <w:szCs w:val="24"/>
+                    </w:rPr>
+                    <m:t>delay</m:t>
+                  </m:r>
+                </m:sup>
+              </m:sSup>
+            </m:num>
+            <m:den>
+              <m:r>
+                <w:rPr>
+                  <w:rFonts w:ascii="Cambria Math" w:eastAsia="Times New Roman" w:hAnsi="Cambria Math" w:cs="Times New Roman"/>
+                  <w:color w:val="0070C0"/>
+                  <w:sz w:val="24"/>
+                  <w:szCs w:val="24"/>
+                </w:rPr>
+                <m:t>|</m:t>
+              </m:r>
+              <m:sSup>
+                <m:sSupPr>
+                  <m:ctrlPr>
+                    <w:rPr>
+                      <w:rFonts w:ascii="Cambria Math" w:eastAsia="Times New Roman" w:hAnsi="Cambria Math" w:cs="Times New Roman"/>
+                      <w:i/>
+                      <w:color w:val="0070C0"/>
+                      <w:sz w:val="24"/>
+                      <w:szCs w:val="24"/>
+                    </w:rPr>
+                  </m:ctrlPr>
+                </m:sSupPr>
+                <m:e>
+                  <m:r>
+                    <m:rPr>
+                      <m:sty m:val="bi"/>
+                    </m:rPr>
+                    <w:rPr>
+                      <w:rFonts w:ascii="Cambria Math" w:eastAsia="Times New Roman" w:hAnsi="Cambria Math" w:cs="Times New Roman"/>
+                      <w:color w:val="0070C0"/>
+                      <w:sz w:val="24"/>
+                      <w:szCs w:val="24"/>
+                    </w:rPr>
+                    <m:t>w</m:t>
+                  </m:r>
+                  <m:ctrlPr>
+                    <w:rPr>
+                      <w:rFonts w:ascii="Cambria Math" w:eastAsia="Times New Roman" w:hAnsi="Cambria Math" w:cs="Times New Roman"/>
+                      <w:b/>
+                      <w:bCs/>
+                      <w:i/>
+                      <w:color w:val="0070C0"/>
+                      <w:sz w:val="24"/>
+                      <w:szCs w:val="24"/>
+                    </w:rPr>
+                  </m:ctrlPr>
+                </m:e>
+                <m:sup>
+                  <m:r>
+                    <m:rPr>
+                      <m:nor/>
+                    </m:rPr>
+                    <w:rPr>
+                      <w:rFonts w:ascii="Cambria Math" w:eastAsia="Times New Roman" w:hAnsi="Cambria Math" w:cs="Times New Roman"/>
+                      <w:color w:val="0070C0"/>
+                      <w:sz w:val="24"/>
+                      <w:szCs w:val="24"/>
+                    </w:rPr>
+                    <m:t>drop</m:t>
+                  </m:r>
+                </m:sup>
+              </m:sSup>
+              <m:r>
+                <w:rPr>
+                  <w:rFonts w:ascii="Cambria Math" w:eastAsia="Times New Roman" w:hAnsi="Cambria Math" w:cs="Times New Roman"/>
+                  <w:color w:val="0070C0"/>
+                  <w:sz w:val="24"/>
+                  <w:szCs w:val="24"/>
+                </w:rPr>
+                <m:t>||</m:t>
+              </m:r>
+              <m:sSup>
+                <m:sSupPr>
+                  <m:ctrlPr>
+                    <w:rPr>
+                      <w:rFonts w:ascii="Cambria Math" w:eastAsia="Times New Roman" w:hAnsi="Cambria Math" w:cs="Times New Roman"/>
+                      <w:i/>
+                      <w:color w:val="0070C0"/>
+                      <w:sz w:val="24"/>
+                      <w:szCs w:val="24"/>
+                    </w:rPr>
+                  </m:ctrlPr>
+                </m:sSupPr>
+                <m:e>
+                  <m:r>
+                    <m:rPr>
+                      <m:sty m:val="bi"/>
+                    </m:rPr>
+                    <w:rPr>
+                      <w:rFonts w:ascii="Cambria Math" w:eastAsia="Times New Roman" w:hAnsi="Cambria Math" w:cs="Times New Roman"/>
+                      <w:color w:val="0070C0"/>
+                      <w:sz w:val="24"/>
+                      <w:szCs w:val="24"/>
+                    </w:rPr>
+                    <m:t>w</m:t>
+                  </m:r>
+                  <m:ctrlPr>
+                    <w:rPr>
+                      <w:rFonts w:ascii="Cambria Math" w:eastAsia="Times New Roman" w:hAnsi="Cambria Math" w:cs="Times New Roman"/>
+                      <w:b/>
+                      <w:bCs/>
+                      <w:i/>
+                      <w:color w:val="0070C0"/>
+                      <w:sz w:val="24"/>
+                      <w:szCs w:val="24"/>
+                    </w:rPr>
+                  </m:ctrlPr>
+                </m:e>
+                <m:sup>
+                  <m:r>
+                    <m:rPr>
+                      <m:nor/>
+                    </m:rPr>
+                    <w:rPr>
+                      <w:rFonts w:ascii="Cambria Math" w:eastAsia="Times New Roman" w:hAnsi="Cambria Math" w:cs="Times New Roman"/>
+                      <w:color w:val="0070C0"/>
+                      <w:sz w:val="24"/>
+                      <w:szCs w:val="24"/>
+                    </w:rPr>
+                    <m:t>delay</m:t>
+                  </m:r>
+                </m:sup>
+              </m:sSup>
+              <m:r>
+                <w:rPr>
+                  <w:rFonts w:ascii="Cambria Math" w:eastAsia="Times New Roman" w:hAnsi="Cambria Math" w:cs="Times New Roman"/>
+                  <w:color w:val="0070C0"/>
+                  <w:sz w:val="24"/>
+                  <w:szCs w:val="24"/>
+                </w:rPr>
+                <m:t>|</m:t>
+              </m:r>
+            </m:den>
+          </m:f>
+        </m:oMath>
+      </m:oMathPara>
+    </w:p>
+    <w:p>
+      <w:pPr>
+        <w:rPr>
+          <w:rFonts w:ascii="Times New Roman" w:eastAsia="Times New Roman" w:hAnsi="Times New Roman" w:cs="Times New Roman"/>
+          <w:color w:val="0070C0"/>
+          <w:sz w:val="24"/>
+          <w:szCs w:val="24"/>
+        </w:rPr>
+      </w:pPr>
+      <w:r>
+        <w:rPr>
+          <w:rFonts w:ascii="Times New Roman" w:eastAsia="Times New Roman" w:hAnsi="Times New Roman" w:cs="Times New Roman"/>
+          <w:color w:val="0070C0"/>
+          <w:sz w:val="24"/>
+          <w:szCs w:val="24"/>
+        </w:rPr>
+        <w:t>This measure reflects the geometric angle between the regression-derived axes in neural population space.</w:t>
+      </w:r>
+    </w:p>
+    <w:p>
+      <w:pPr>
+        <w:rPr>
+          <w:rFonts w:ascii="Times New Roman" w:eastAsia="Times New Roman" w:hAnsi="Times New Roman" w:cs="Times New Roman"/>
+          <w:color w:val="0070C0"/>
+          <w:sz w:val="24"/>
+          <w:szCs w:val="24"/>
+        </w:rPr>
+      </w:pPr>
+    </w:p>
+    <w:p>
+      <w:pPr>
+        <w:spacing w:after="160"/>
+        <w:rPr>
+          <w:rFonts w:ascii="Times New Roman" w:eastAsia="Times New Roman" w:hAnsi="Times New Roman" w:cs="Times New Roman"/>
+          <w:color w:val="0070C0"/>
+          <w:sz w:val="24"/>
+          <w:szCs w:val="24"/>
+        </w:rPr>
+      </w:pPr>
+      <w:r>
+        <w:rPr>
+          <w:rFonts w:ascii="Times New Roman" w:eastAsia="Times New Roman" w:hAnsi="Times New Roman" w:cs="Times New Roman"/>
+          <w:color w:val="0070C0"/>
+          <w:sz w:val="24"/>
+          <w:szCs w:val="24"/>
+        </w:rPr>
+        <w:t xml:space="preserve">Since </w:t>
+      </w:r>
+      <m:oMath>
+        <m:sSup>
+          <m:sSupPr>
+            <m:ctrlPr>
+              <w:rPr>
+                <w:rFonts w:ascii="Cambria Math" w:eastAsia="Times New Roman" w:hAnsi="Cambria Math" w:cs="Times New Roman"/>
+                <w:i/>
+                <w:color w:val="0070C0"/>
+                <w:sz w:val="24"/>
+                <w:szCs w:val="24"/>
+              </w:rPr>
+            </m:ctrlPr>
+          </m:sSupPr>
+          <m:e>
+            <m:r>
+              <m:rPr>
+                <m:sty m:val="bi"/>
+              </m:rPr>
+              <w:rPr>
+                <w:rFonts w:ascii="Cambria Math" w:eastAsia="Times New Roman" w:hAnsi="Cambria Math" w:cs="Times New Roman"/>
+                <w:color w:val="0070C0"/>
+                <w:sz w:val="24"/>
+                <w:szCs w:val="24"/>
+              </w:rPr>
+              <m:t>w</m:t>
+            </m:r>
+            <m:ctrlPr>
+              <w:rPr>
+                <w:rFonts w:ascii="Cambria Math" w:eastAsia="Times New Roman" w:hAnsi="Cambria Math" w:cs="Times New Roman"/>
+                <w:b/>
+                <w:bCs/>
+                <w:i/>
+                <w:color w:val="0070C0"/>
+                <w:sz w:val="24"/>
+                <w:szCs w:val="24"/>
+              </w:rPr>
+            </m:ctrlPr>
+          </m:e>
+          <m:sup>
+            <m:r>
+              <m:rPr>
+                <m:nor/>
+              </m:rPr>
+              <w:rPr>
+                <w:rFonts w:ascii="Cambria Math" w:eastAsia="Times New Roman" w:hAnsi="Cambria Math" w:cs="Times New Roman"/>
+                <w:color w:val="0070C0"/>
+                <w:sz w:val="24"/>
+                <w:szCs w:val="24"/>
+              </w:rPr>
+              <m:t>drop</m:t>
+            </m:r>
+          </m:sup>
+        </m:sSup>
+      </m:oMath>
+      <w:r>
+        <w:rPr>
+          <w:rFonts w:ascii="Times New Roman" w:eastAsia="Times New Roman" w:hAnsi="Times New Roman" w:cs="Times New Roman"/>
+          <w:color w:val="0070C0"/>
+          <w:sz w:val="24"/>
+          <w:szCs w:val="24"/>
+        </w:rPr>
+        <w:t xml:space="preserve"> and </w:t>
+      </w:r>
+      <m:oMath>
+        <m:sSup>
+          <m:sSupPr>
+            <m:ctrlPr>
+              <w:rPr>
+                <w:rFonts w:ascii="Cambria Math" w:eastAsia="Times New Roman" w:hAnsi="Cambria Math" w:cs="Times New Roman"/>
+                <w:i/>
+                <w:color w:val="0070C0"/>
+                <w:sz w:val="24"/>
+                <w:szCs w:val="24"/>
+              </w:rPr>
+            </m:ctrlPr>
+          </m:sSupPr>
+          <m:e>
+            <m:r>
+              <m:rPr>
+                <m:sty m:val="bi"/>
+              </m:rPr>
+              <w:rPr>
+                <w:rFonts w:ascii="Cambria Math" w:eastAsia="Times New Roman" w:hAnsi="Cambria Math" w:cs="Times New Roman"/>
+                <w:color w:val="0070C0"/>
+                <w:sz w:val="24"/>
+                <w:szCs w:val="24"/>
+              </w:rPr>
+              <m:t>w</m:t>
+            </m:r>
+            <m:ctrlPr>
+              <w:rPr>
+                <w:rFonts w:ascii="Cambria Math" w:eastAsia="Times New Roman" w:hAnsi="Cambria Math" w:cs="Times New Roman"/>
+                <w:b/>
+                <w:bCs/>
+                <w:i/>
+                <w:color w:val="0070C0"/>
+                <w:sz w:val="24"/>
+                <w:szCs w:val="24"/>
+              </w:rPr>
+            </m:ctrlPr>
+          </m:e>
+          <m:sup>
+            <m:r>
+              <m:rPr>
+                <m:nor/>
+              </m:rPr>
+              <w:rPr>
+                <w:rFonts w:ascii="Cambria Math" w:eastAsia="Times New Roman" w:hAnsi="Cambria Math" w:cs="Times New Roman"/>
+                <w:color w:val="0070C0"/>
+                <w:sz w:val="24"/>
+                <w:szCs w:val="24"/>
+              </w:rPr>
+              <m:t>delay</m:t>
+            </m:r>
+          </m:sup>
+        </m:sSup>
+        <m:r>
+          <w:rPr>
+            <w:rFonts w:ascii="Cambria Math" w:eastAsia="Times New Roman" w:hAnsi="Cambria Math" w:cs="Times New Roman"/>
+            <w:color w:val="0070C0"/>
+            <w:sz w:val="24"/>
+            <w:szCs w:val="24"/>
+          </w:rPr>
+          <m:t xml:space="preserve"> </m:t>
+        </m:r>
+      </m:oMath>
+      <w:r>
+        <w:rPr>
+          <w:rFonts w:ascii="Times New Roman" w:eastAsia="Times New Roman" w:hAnsi="Times New Roman" w:cs="Times New Roman"/>
+          <w:color w:val="0070C0"/>
+          <w:sz w:val="24"/>
+          <w:szCs w:val="24"/>
+        </w:rPr>
+        <w:t xml:space="preserve">are obtained from the same regression, to exclude the possibility that the coding dimension similarity between them is an artifact of the fitting process, we adopted a cross-validated cosine similarity metric instead. To do this, we split the data into two halves, and repeated the regression separately on the two halves, and then computed the similarity between </w:t>
+      </w:r>
+      <m:oMath>
+        <m:sSubSup>
+          <m:sSubSupPr>
+            <m:ctrlPr>
+              <w:rPr>
+                <w:rFonts w:ascii="Cambria Math" w:eastAsia="Times New Roman" w:hAnsi="Cambria Math" w:cs="Times New Roman"/>
+                <w:b/>
+                <w:bCs/>
+                <w:i/>
+                <w:color w:val="0070C0"/>
+                <w:sz w:val="24"/>
+                <w:szCs w:val="24"/>
+              </w:rPr>
+            </m:ctrlPr>
+          </m:sSubSupPr>
+          <m:e>
+            <m:r>
+              <m:rPr>
+                <m:sty m:val="bi"/>
+              </m:rPr>
+              <w:rPr>
+                <w:rFonts w:ascii="Cambria Math" w:eastAsia="Times New Roman" w:hAnsi="Cambria Math" w:cs="Times New Roman"/>
+                <w:color w:val="0070C0"/>
+                <w:sz w:val="24"/>
+                <w:szCs w:val="24"/>
               </w:rPr>
               <m:t>w</m:t>
             </m:r>
           </m:e>
           <m:sub>
             <m:r>
-              <m:rPr>
-                <m:sty m:val="p"/>
-              </m:rPr>
               <w:rPr>
-                <w:rFonts w:ascii="Cambria Math" w:hAnsi="Cambria Math"/>
-                <w:color w:val="666666"/>
+                <w:rFonts w:ascii="Cambria Math" w:eastAsia="Times New Roman" w:hAnsi="Cambria Math" w:cs="Times New Roman"/>
+                <w:color w:val="0070C0"/>
+                <w:sz w:val="24"/>
+                <w:szCs w:val="24"/>
               </w:rPr>
-              <m:t>reward</m:t>
+              <m:t>(1)</m:t>
             </m:r>
           </m:sub>
-        </m:sSub>
-        <m:d>
-          <m:dPr>
-            <m:ctrlPr>
-              <w:rPr>
-                <w:rFonts w:ascii="Cambria Math" w:hAnsi="Cambria Math"/>
-                <w:color w:val="666666"/>
-              </w:rPr>
-            </m:ctrlPr>
-          </m:dPr>
-          <m:e>
-            <m:r>
-              <w:rPr>
-                <w:rFonts w:ascii="Cambria Math" w:hAnsi="Cambria Math"/>
-                <w:color w:val="666666"/>
-              </w:rPr>
-              <m:t>t</m:t>
-            </m:r>
-          </m:e>
-        </m:d>
-        <m:r>
-          <w:rPr>
-            <w:rFonts w:ascii="Cambria Math" w:hAnsi="Cambria Math"/>
-            <w:color w:val="666666"/>
-          </w:rPr>
-          <m:t>=</m:t>
-        </m:r>
-        <m:sSup>
-          <m:sSupPr>
-            <m:ctrlPr>
-              <w:rPr>
-                <w:rFonts w:ascii="Cambria Math" w:hAnsi="Cambria Math"/>
-                <w:color w:val="666666"/>
-              </w:rPr>
-            </m:ctrlPr>
-          </m:sSupPr>
-          <m:e>
-            <m:d>
-              <m:dPr>
-                <m:begChr m:val="["/>
-                <m:endChr m:val="]"/>
-                <m:ctrlPr>
-                  <w:rPr>
-                    <w:rFonts w:ascii="Cambria Math" w:hAnsi="Cambria Math"/>
-                    <w:color w:val="666666"/>
-                  </w:rPr>
-                </m:ctrlPr>
-              </m:dPr>
-              <m:e>
-                <m:sSub>
-                  <m:sSubPr>
-                    <m:ctrlPr>
-                      <w:rPr>
-                        <w:rFonts w:ascii="Cambria Math" w:hAnsi="Cambria Math"/>
-                        <w:color w:val="666666"/>
-                      </w:rPr>
-                    </m:ctrlPr>
-                  </m:sSubPr>
-                  <m:e>
-                    <m:r>
-                      <w:rPr>
-                        <w:rFonts w:ascii="Cambria Math" w:hAnsi="Cambria Math"/>
-                        <w:color w:val="666666"/>
-                      </w:rPr>
-                      <m:t>β</m:t>
-                    </m:r>
-                  </m:e>
-                  <m:sub>
-                    <m:r>
-                      <m:rPr>
-                        <m:sty m:val="p"/>
-                      </m:rPr>
-                      <w:rPr>
-                        <w:rFonts w:ascii="Cambria Math" w:hAnsi="Cambria Math"/>
-                        <w:color w:val="666666"/>
-                      </w:rPr>
-                      <m:t>reward</m:t>
-                    </m:r>
-                    <m:r>
-                      <w:rPr>
-                        <w:rFonts w:ascii="Cambria Math" w:hAnsi="Cambria Math"/>
-                        <w:color w:val="666666"/>
-                      </w:rPr>
-                      <m:t>,1</m:t>
-                    </m:r>
-                  </m:sub>
-                </m:sSub>
-                <m:d>
-                  <m:dPr>
-                    <m:ctrlPr>
-                      <w:rPr>
-                        <w:rFonts w:ascii="Cambria Math" w:hAnsi="Cambria Math"/>
-                        <w:color w:val="666666"/>
-                      </w:rPr>
-                    </m:ctrlPr>
-                  </m:dPr>
-                  <m:e>
-                    <m:r>
-                      <w:rPr>
-                        <w:rFonts w:ascii="Cambria Math" w:hAnsi="Cambria Math"/>
-                        <w:color w:val="666666"/>
-                      </w:rPr>
-                      <m:t>t</m:t>
-                    </m:r>
-                  </m:e>
-                </m:d>
-                <m:r>
-                  <w:rPr>
-                    <w:rFonts w:ascii="Cambria Math" w:hAnsi="Cambria Math"/>
-                    <w:color w:val="666666"/>
-                  </w:rPr>
-                  <m:t>,…,</m:t>
-                </m:r>
-                <m:sSub>
-                  <m:sSubPr>
-                    <m:ctrlPr>
-                      <w:rPr>
-                        <w:rFonts w:ascii="Cambria Math" w:hAnsi="Cambria Math"/>
-                        <w:color w:val="666666"/>
-                      </w:rPr>
-                    </m:ctrlPr>
-                  </m:sSubPr>
-                  <m:e>
-                    <m:r>
-                      <w:rPr>
-                        <w:rFonts w:ascii="Cambria Math" w:hAnsi="Cambria Math"/>
-                        <w:color w:val="666666"/>
-                      </w:rPr>
-                      <m:t>β</m:t>
-                    </m:r>
-                  </m:e>
-                  <m:sub>
-                    <m:r>
-                      <m:rPr>
-                        <m:sty m:val="p"/>
-                      </m:rPr>
-                      <w:rPr>
-                        <w:rFonts w:ascii="Cambria Math" w:hAnsi="Cambria Math"/>
-                        <w:color w:val="666666"/>
-                      </w:rPr>
-                      <m:t>reward</m:t>
-                    </m:r>
-                    <m:r>
-                      <w:rPr>
-                        <w:rFonts w:ascii="Cambria Math" w:hAnsi="Cambria Math"/>
-                        <w:color w:val="666666"/>
-                      </w:rPr>
-                      <m:t>,N</m:t>
-                    </m:r>
-                  </m:sub>
-                </m:sSub>
-                <m:d>
-                  <m:dPr>
-                    <m:ctrlPr>
-                      <w:rPr>
-                        <w:rFonts w:ascii="Cambria Math" w:hAnsi="Cambria Math"/>
-                        <w:color w:val="666666"/>
-                      </w:rPr>
-                    </m:ctrlPr>
-                  </m:dPr>
-                  <m:e>
-                    <m:r>
-                      <w:rPr>
-                        <w:rFonts w:ascii="Cambria Math" w:hAnsi="Cambria Math"/>
-                        <w:color w:val="666666"/>
-                      </w:rPr>
-                      <m:t>t</m:t>
-                    </m:r>
-                  </m:e>
-                </m:d>
-              </m:e>
-            </m:d>
-          </m:e>
           <m:sup>
             <m:r>
               <m:rPr>
-                <m:scr m:val="sans-serif"/>
-                <m:sty m:val="p"/>
+                <m:nor/>
               </m:rPr>
               <w:rPr>
-                <w:rFonts w:ascii="Cambria Math" w:hAnsi="Cambria Math"/>
-                <w:color w:val="666666"/>
+                <w:rFonts w:ascii="Cambria Math" w:eastAsia="Times New Roman" w:hAnsi="Cambria Math" w:cs="Times New Roman"/>
+                <w:color w:val="0070C0"/>
+                <w:sz w:val="24"/>
+                <w:szCs w:val="24"/>
               </w:rPr>
-              <m:t>T</m:t>
+              <m:t>drop</m:t>
             </m:r>
+            <m:ctrlPr>
+              <w:rPr>
+                <w:rFonts w:ascii="Cambria Math" w:eastAsia="Times New Roman" w:hAnsi="Cambria Math" w:cs="Times New Roman"/>
+                <w:color w:val="0070C0"/>
+                <w:sz w:val="24"/>
+                <w:szCs w:val="24"/>
+              </w:rPr>
+            </m:ctrlPr>
           </m:sup>
-        </m:sSup>
+        </m:sSubSup>
       </m:oMath>
       <w:r>
         <w:rPr>
-          <w:lang w:val="en-US"/>
-        </w:rPr>
-        <w:t>, with the delay axis defined analogously. Each vector defines a direction in the \(N\)-dimensional neural activity space; it is not itself a coordinate or neural population state. Because neurons were pooled across recording sessions, these axes were constructed in pseudo-population space.</w:t>
+          <w:rFonts w:ascii="Times New Roman" w:eastAsia="Times New Roman" w:hAnsi="Times New Roman" w:cs="Times New Roman"/>
+          <w:color w:val="0070C0"/>
+          <w:sz w:val="24"/>
+          <w:szCs w:val="24"/>
+        </w:rPr>
+        <w:t xml:space="preserve"> from regression 1, and </w:t>
+      </w:r>
+      <m:oMath>
+        <m:sSubSup>
+          <m:sSubSupPr>
+            <m:ctrlPr>
+              <w:rPr>
+                <w:rFonts w:ascii="Cambria Math" w:eastAsia="Times New Roman" w:hAnsi="Cambria Math" w:cs="Times New Roman"/>
+                <w:b/>
+                <w:bCs/>
+                <w:i/>
+                <w:color w:val="0070C0"/>
+                <w:sz w:val="24"/>
+                <w:szCs w:val="24"/>
+              </w:rPr>
+            </m:ctrlPr>
+          </m:sSubSupPr>
+          <m:e>
+            <m:r>
+              <m:rPr>
+                <m:sty m:val="bi"/>
+              </m:rPr>
+              <w:rPr>
+                <w:rFonts w:ascii="Cambria Math" w:eastAsia="Times New Roman" w:hAnsi="Cambria Math" w:cs="Times New Roman"/>
+                <w:color w:val="0070C0"/>
+                <w:sz w:val="24"/>
+                <w:szCs w:val="24"/>
+              </w:rPr>
+              <m:t>w</m:t>
+            </m:r>
+          </m:e>
+          <m:sub>
+            <m:r>
+              <w:rPr>
+                <w:rFonts w:ascii="Cambria Math" w:eastAsia="Times New Roman" w:hAnsi="Cambria Math" w:cs="Times New Roman"/>
+                <w:color w:val="0070C0"/>
+                <w:sz w:val="24"/>
+                <w:szCs w:val="24"/>
+              </w:rPr>
+              <m:t>(2)</m:t>
+            </m:r>
+          </m:sub>
+          <m:sup>
+            <m:r>
+              <m:rPr>
+                <m:nor/>
+              </m:rPr>
+              <w:rPr>
+                <w:rFonts w:ascii="Cambria Math" w:eastAsia="Times New Roman" w:hAnsi="Cambria Math" w:cs="Times New Roman"/>
+                <w:color w:val="0070C0"/>
+                <w:sz w:val="24"/>
+                <w:szCs w:val="24"/>
+              </w:rPr>
+              <m:t>delay</m:t>
+            </m:r>
+            <m:ctrlPr>
+              <w:rPr>
+                <w:rFonts w:ascii="Cambria Math" w:eastAsia="Times New Roman" w:hAnsi="Cambria Math" w:cs="Times New Roman"/>
+                <w:color w:val="0070C0"/>
+                <w:sz w:val="24"/>
+                <w:szCs w:val="24"/>
+              </w:rPr>
+            </m:ctrlPr>
+          </m:sup>
+        </m:sSubSup>
+      </m:oMath>
+      <w:r>
+        <w:rPr>
+          <w:rFonts w:ascii="Times New Roman" w:eastAsia="Times New Roman" w:hAnsi="Times New Roman" w:cs="Times New Roman"/>
+          <w:color w:val="0070C0"/>
+          <w:sz w:val="24"/>
+          <w:szCs w:val="24"/>
+        </w:rPr>
+        <w:t xml:space="preserve"> from regression 2, and vice versa. </w:t>
       </w:r>
     </w:p>
     <w:p>
       <w:pPr>
         <w:spacing w:after="160"/>
         <w:rPr>
-          <w:lang w:val="en-US"/>
-        </w:rPr>
-      </w:pPr>
-      <w:r>
-        <w:rPr>
-          <w:lang w:val="en-US"/>
-        </w:rPr>
-        <w:t>We assessed the temporal stability and similarity of these axes by calculating Pearson correlations across neuronal coefficients. Reward–reward and delay–delay correlations measure the stability of the respective tuning patterns over time, whereas reward–delay correlations measure the similarity between the two population tuning patterns.</w:t>
-      </w:r>
-    </w:p>
-    <w:p>
-      <w:pPr>
-        <w:spacing w:after="160"/>
-        <w:rPr>
-          <w:lang w:val="en-US"/>
-        </w:rPr>
-      </w:pPr>
-      <w:r>
-        <w:rPr>
-          <w:lang w:val="en-US"/>
-        </w:rPr>
-        <w:t>One additional point should be stated if applicable: because the code uses unstandardized continuous predictors, the coefficient magnitudes have units of firing rate per unit reward or delay. Their raw norms should not be compared across predictors without standardization. Pearson correlations of the coefficient patterns are insensitive to a common positive rescaling of a predictor.</w:t>
-      </w:r>
-    </w:p>
-    <w:p>
-      <w:pPr>
-        <w:spacing w:after="160"/>
-        <w:rPr>
-          <w:lang w:val="en-US"/>
-        </w:rPr>
-      </w:pPr>
-    </w:p>
-    <w:p>
-      <w:pPr>
-        <w:spacing w:after="160"/>
-      </w:pPr>
-    </w:p>
-    <w:p>
-      <w:pPr>
-        <w:spacing w:after="160"/>
-        <w:rPr>
-          <w:lang w:val="en-US"/>
-        </w:rPr>
-      </w:pPr>
-    </w:p>
-    <w:p>
-      <w:pPr>
-        <w:spacing w:after="160"/>
-        <w:rPr>
-          <w:color w:val="FF0000"/>
-        </w:rPr>
-      </w:pPr>
-      <w:r>
-        <w:rPr>
-          <w:color w:val="FF0000"/>
-        </w:rPr>
-        <w:t>We need to clarify the beta coefficient from the anova. It look like on the methods we say:</w:t>
-      </w:r>
-    </w:p>
-    <w:p>
-      <w:pPr>
-        <w:spacing w:line="480" w:lineRule="auto"/>
-        <w:rPr>
-          <w:rFonts w:ascii="Times New Roman" w:eastAsia="Times New Roman" w:hAnsi="Times New Roman" w:cs="Times New Roman"/>
           <w:b/>
           <w:bCs/>
-          <w:color w:val="FF0000"/>
-          <w:sz w:val="24"/>
-          <w:szCs w:val="24"/>
-        </w:rPr>
-      </w:pPr>
-      <w:r>
-        <w:rPr>
-          <w:rFonts w:ascii="Times New Roman" w:eastAsia="Times New Roman" w:hAnsi="Times New Roman" w:cs="Times New Roman"/>
-          <w:b/>
-          <w:bCs/>
-          <w:color w:val="FF0000"/>
-          <w:sz w:val="24"/>
-          <w:szCs w:val="24"/>
-        </w:rPr>
-        <w:lastRenderedPageBreak/>
-        <w:t>To extract the population encoding dimension for drop and delay, we performed a sliding window ANOVA on each cell and extracted the regression coefficients for drop and delay at each time bin. The dimension formed by the beta coefficients across cells at each time bin, is the time-dependent encoding dimension of drop or delay.</w:t>
-      </w:r>
-    </w:p>
-    <w:p>
-      <w:pPr>
-        <w:spacing w:line="480" w:lineRule="auto"/>
-        <w:rPr>
-          <w:rFonts w:ascii="Times New Roman" w:eastAsia="Times New Roman" w:hAnsi="Times New Roman" w:cs="Times New Roman"/>
-          <w:b/>
-          <w:bCs/>
-          <w:color w:val="FF0000"/>
-          <w:sz w:val="24"/>
-          <w:szCs w:val="24"/>
-        </w:rPr>
-      </w:pPr>
-      <w:r>
-        <w:rPr>
-          <w:rFonts w:ascii="Times New Roman" w:eastAsia="Times New Roman" w:hAnsi="Times New Roman" w:cs="Times New Roman"/>
-          <w:b/>
-          <w:bCs/>
-          <w:color w:val="FF0000"/>
-          <w:sz w:val="24"/>
-          <w:szCs w:val="24"/>
-        </w:rPr>
-        <w:t>The population activity that encodes delay is quantified as the activity projected onto the delay dimension. The population activity of drops is calculated similarly. For each factor separately, the beta coefficients for each time bin were correlated with each other, and the Pearson correlation was calculated.</w:t>
-      </w:r>
-    </w:p>
-    <w:p>
-      <w:pPr>
-        <w:spacing w:line="480" w:lineRule="auto"/>
-        <w:rPr>
-          <w:rFonts w:ascii="Times New Roman" w:eastAsia="Times New Roman" w:hAnsi="Times New Roman" w:cs="Times New Roman"/>
-          <w:b/>
-          <w:bCs/>
-          <w:color w:val="FF0000"/>
-          <w:sz w:val="24"/>
-          <w:szCs w:val="24"/>
-        </w:rPr>
-      </w:pPr>
-      <w:r>
-        <w:rPr>
-          <w:rFonts w:ascii="Times New Roman" w:eastAsia="Times New Roman" w:hAnsi="Times New Roman" w:cs="Times New Roman"/>
-          <w:b/>
-          <w:bCs/>
-          <w:color w:val="FF0000"/>
-          <w:sz w:val="24"/>
-          <w:szCs w:val="24"/>
-        </w:rPr>
-        <w:t>A significance threshold of 0.05 (uncorrected) was used.</w:t>
-      </w:r>
-    </w:p>
-    <w:p>
-      <w:pPr>
-        <w:spacing w:line="480" w:lineRule="auto"/>
-        <w:rPr>
-          <w:rFonts w:ascii="Times New Roman" w:eastAsia="Times New Roman" w:hAnsi="Times New Roman" w:cs="Times New Roman"/>
-          <w:b/>
-          <w:bCs/>
-          <w:color w:val="FF0000"/>
-          <w:sz w:val="24"/>
-          <w:szCs w:val="24"/>
-        </w:rPr>
-      </w:pPr>
-    </w:p>
-    <w:p>
-      <w:pPr>
-        <w:spacing w:line="480" w:lineRule="auto"/>
-        <w:rPr>
-          <w:rFonts w:ascii="Times New Roman" w:eastAsia="Times New Roman" w:hAnsi="Times New Roman" w:cs="Times New Roman"/>
-          <w:b/>
-          <w:bCs/>
-          <w:color w:val="FF0000"/>
-          <w:sz w:val="24"/>
-          <w:szCs w:val="24"/>
-        </w:rPr>
-      </w:pPr>
-      <w:r>
-        <w:rPr>
-          <w:rFonts w:ascii="Times New Roman" w:eastAsia="Times New Roman" w:hAnsi="Times New Roman" w:cs="Times New Roman"/>
-          <w:b/>
-          <w:bCs/>
-          <w:color w:val="FF0000"/>
-          <w:sz w:val="24"/>
-          <w:szCs w:val="24"/>
-        </w:rPr>
-        <w:t xml:space="preserve">This part should be clarified ad then i think we should be ok. </w:t>
-      </w:r>
-    </w:p>
-    <w:p>
-      <w:pPr>
-        <w:spacing w:after="160"/>
-        <w:rPr>
-          <w:color w:val="FF0000"/>
-        </w:rPr>
-      </w:pPr>
-    </w:p>
-    <w:p>
-      <w:pPr>
-        <w:spacing w:after="160"/>
-      </w:pPr>
-      <w:r>
-        <w:rPr>
-          <w:b/>
-          <w:bCs/>
-        </w:rPr>
-        <w:t>In addition, the definition of "population coding dimensions" should be clarified. For example, are these dimensions intended to represent coordinates or axes defining a subspace of high-dimensional neural activity?</w:t>
-      </w:r>
-      <w:r>
-        <w:t xml:space="preserve"> Providing a more explicit description of how these dimensions were constructed and how they should be interpreted would make the neural population analyses and the corresponding figures much easier to evaluate.</w:t>
-      </w:r>
-    </w:p>
-    <w:p>
-      <w:pPr>
-        <w:spacing w:after="160"/>
-        <w:rPr>
-          <w:color w:val="EE0000"/>
-        </w:rPr>
-      </w:pPr>
-      <w:r>
-        <w:rPr>
-          <w:color w:val="EE0000"/>
-        </w:rPr>
-        <w:t xml:space="preserve">This comment is related somehow to the comment above. </w:t>
-      </w:r>
-    </w:p>
-    <w:p>
-      <w:pPr>
-        <w:spacing w:after="160"/>
-        <w:rPr>
-          <w:color w:val="EE0000"/>
-        </w:rPr>
-      </w:pPr>
-      <w:r>
-        <w:rPr>
-          <w:color w:val="EE0000"/>
-        </w:rPr>
-        <w:t xml:space="preserve">It is a </w:t>
-      </w:r>
-      <w:r>
-        <w:rPr>
-          <w:b/>
-          <w:bCs/>
-          <w:color w:val="EE0000"/>
-        </w:rPr>
-        <w:t>coordinate axis / vector in neural state space</w:t>
-      </w:r>
-      <w:r>
-        <w:rPr>
-          <w:color w:val="EE0000"/>
-        </w:rPr>
-        <w:t xml:space="preserve"> in our case, correct, Siyu?</w:t>
-      </w:r>
-    </w:p>
-    <w:p>
-      <w:pPr>
-        <w:spacing w:after="160"/>
-        <w:rPr>
-          <w:color w:val="EE0000"/>
-        </w:rPr>
-      </w:pPr>
-      <w:r>
-        <w:rPr>
-          <w:color w:val="EE0000"/>
-        </w:rPr>
-        <w:t xml:space="preserve">We can modify the paragraph in the methods accordingly.  </w:t>
-      </w:r>
-    </w:p>
-    <w:p>
-      <w:pPr>
-        <w:spacing w:after="160"/>
-        <w:rPr>
-          <w:color w:val="EE0000"/>
-        </w:rPr>
-      </w:pPr>
-      <w:r>
-        <w:rPr>
-          <w:color w:val="EE0000"/>
-        </w:rPr>
-        <w:br/>
-      </w:r>
-      <w:r>
-        <w:rPr>
-          <w:color w:val="EE0000"/>
-        </w:rPr>
-        <w:t>We quantified alignment between the drop and delay population encoding axes using their cosine similarity, without mean-centering the coefficient vectors. Thus, the measure reflects the geometric angle between the regression-derived axes in neural population space. Statistical significance was assessed by permuting the correspondence of neuronal weights between the two axes.</w:t>
-      </w:r>
-      <w:r>
-        <w:rPr>
-          <w:color w:val="EE0000"/>
-        </w:rPr>
-        <w:br/>
-      </w:r>
-    </w:p>
-    <w:p>
-      <w:pPr>
-        <w:spacing w:after="160"/>
-      </w:pPr>
-      <w:r>
-        <w:rPr>
-          <w:color w:val="EE0000"/>
-        </w:rPr>
-        <w:t xml:space="preserve"> </w:t>
-      </w:r>
-      <w:r>
-        <w:t>3. Clarification of the analysis relating go-signal modulation to recalculated discounted value</w:t>
-      </w:r>
-      <w:r>
-        <w:br/>
-        <w:t xml:space="preserve"> To test whether dlPFC neurons represent a recalculated discounted value at the time of the go signal, the authors examine whether neural activity is modulated by the yellow versus purple go signal in a manner similar to its modulation by reward and/or delay, which are integrated into </w:t>
-      </w:r>
-      <w:r>
-        <w:lastRenderedPageBreak/>
-        <w:t>discounted value. This is an interesting analysis, but several aspects would benefit from further clarification.</w:t>
-      </w:r>
-      <w:r>
-        <w:br/>
-        <w:t>First, in the figure corresponding to this analysis, the authors correlate "inferred time" with reward and delay modulation.</w:t>
-      </w:r>
-    </w:p>
-    <w:p>
-      <w:pPr>
-        <w:spacing w:after="160"/>
-      </w:pPr>
-      <w:r>
-        <w:t>However, the manuscript does not clearly describe what "</w:t>
-      </w:r>
-      <w:r>
-        <w:rPr>
-          <w:color w:val="EE0000"/>
-        </w:rPr>
-        <w:t>inferred time</w:t>
-      </w:r>
-      <w:r>
-        <w:t>" measures or how it was estimated. Providing a more explicit definition of this variable would help readers interpret the analysis.</w:t>
-      </w:r>
-    </w:p>
-    <w:p>
-      <w:pPr>
-        <w:spacing w:after="160"/>
-        <w:rPr>
-          <w:b/>
-          <w:bCs/>
-          <w:color w:val="FF0000"/>
-        </w:rPr>
-      </w:pPr>
-      <w:r>
-        <w:rPr>
-          <w:b/>
-          <w:bCs/>
-          <w:color w:val="FF0000"/>
-        </w:rPr>
-        <w:t xml:space="preserve">The figure may be incorrect, may be from previous versions. </w:t>
-      </w:r>
-    </w:p>
-    <w:p>
-      <w:pPr>
-        <w:spacing w:after="160"/>
-        <w:rPr>
-          <w:b/>
-          <w:bCs/>
-          <w:color w:val="FF0000"/>
-        </w:rPr>
-      </w:pPr>
-      <w:r>
-        <w:rPr>
-          <w:b/>
-          <w:bCs/>
-          <w:color w:val="FF0000"/>
-        </w:rPr>
-        <w:t xml:space="preserve">We need to change it accordingly. </w:t>
-      </w:r>
-    </w:p>
-    <w:p>
-      <w:pPr>
-        <w:spacing w:after="160"/>
-        <w:rPr>
-          <w:b/>
-          <w:bCs/>
-        </w:rPr>
-      </w:pPr>
-      <w:r>
-        <w:rPr>
-          <w:b/>
-          <w:bCs/>
-        </w:rPr>
-        <w:t>Second, it is unclear how neural modulation by the go signal was measured independently of modulation by offer value. The authors present neural activity during the cue period, but not during the period when the go signal was presented, when the potential recalculation of discounted value would presumably occur.</w:t>
-      </w:r>
-    </w:p>
-    <w:p>
-      <w:pPr>
-        <w:spacing w:after="160"/>
-        <w:rPr>
-          <w:b/>
-          <w:bCs/>
-        </w:rPr>
-      </w:pPr>
-    </w:p>
-    <w:p>
-      <w:pPr>
-        <w:spacing w:after="160"/>
-        <w:rPr>
-          <w:b/>
-          <w:bCs/>
+          <w:color w:val="0070C0"/>
         </w:rPr>
       </w:pPr>
       <m:oMathPara>
         <m:oMath>
+          <m:r>
+            <w:rPr>
+              <w:rFonts w:ascii="Cambria Math" w:eastAsia="Times New Roman" w:hAnsi="Cambria Math" w:cs="Times New Roman"/>
+              <w:color w:val="0070C0"/>
+              <w:sz w:val="24"/>
+              <w:szCs w:val="24"/>
+            </w:rPr>
+            <m:t>C</m:t>
+          </m:r>
+          <m:sSub>
+            <m:sSubPr>
+              <m:ctrlPr>
+                <w:rPr>
+                  <w:rFonts w:ascii="Cambria Math" w:eastAsia="Times New Roman" w:hAnsi="Cambria Math" w:cs="Times New Roman"/>
+                  <w:i/>
+                  <w:color w:val="0070C0"/>
+                  <w:sz w:val="24"/>
+                  <w:szCs w:val="24"/>
+                </w:rPr>
+              </m:ctrlPr>
+            </m:sSubPr>
+            <m:e>
+              <m:r>
+                <w:rPr>
+                  <w:rFonts w:ascii="Cambria Math" w:eastAsia="Times New Roman" w:hAnsi="Cambria Math" w:cs="Times New Roman"/>
+                  <w:color w:val="0070C0"/>
+                  <w:sz w:val="24"/>
+                  <w:szCs w:val="24"/>
+                </w:rPr>
+                <m:t>S</m:t>
+              </m:r>
+            </m:e>
+            <m:sub>
+              <m:r>
+                <m:rPr>
+                  <m:nor/>
+                </m:rPr>
+                <w:rPr>
+                  <w:rFonts w:ascii="Cambria Math" w:eastAsia="Times New Roman" w:hAnsi="Cambria Math" w:cs="Times New Roman"/>
+                  <w:color w:val="0070C0"/>
+                  <w:sz w:val="24"/>
+                  <w:szCs w:val="24"/>
+                </w:rPr>
+                <m:t>cross-validated</m:t>
+              </m:r>
+            </m:sub>
+          </m:sSub>
+          <m:r>
+            <w:rPr>
+              <w:rFonts w:ascii="Cambria Math" w:eastAsia="Times New Roman" w:hAnsi="Cambria Math" w:cs="Times New Roman"/>
+              <w:color w:val="0070C0"/>
+              <w:sz w:val="24"/>
+              <w:szCs w:val="24"/>
+            </w:rPr>
+            <m:t>=</m:t>
+          </m:r>
           <m:f>
             <m:fPr>
               <m:ctrlPr>
                 <w:rPr>
                   <w:rFonts w:ascii="Cambria Math" w:hAnsi="Cambria Math"/>
-                  <w:color w:val="666666"/>
+                  <w:color w:val="0070C0"/>
                 </w:rPr>
               </m:ctrlPr>
             </m:fPr>
@@ -5105,7 +8410,7 @@
               <m:r>
                 <w:rPr>
                   <w:rFonts w:ascii="Cambria Math" w:hAnsi="Cambria Math"/>
-                  <w:color w:val="666666"/>
+                  <w:color w:val="0070C0"/>
                 </w:rPr>
                 <m:t>1</m:t>
               </m:r>
@@ -5114,7 +8419,7 @@
               <m:r>
                 <w:rPr>
                   <w:rFonts w:ascii="Cambria Math" w:hAnsi="Cambria Math"/>
-                  <w:color w:val="666666"/>
+                  <w:color w:val="0070C0"/>
                 </w:rPr>
                 <m:t>2</m:t>
               </m:r>
@@ -5127,27 +8432,26 @@
               <m:ctrlPr>
                 <w:rPr>
                   <w:rFonts w:ascii="Cambria Math" w:hAnsi="Cambria Math"/>
-                  <w:color w:val="666666"/>
+                  <w:color w:val="0070C0"/>
                 </w:rPr>
               </m:ctrlPr>
             </m:dPr>
             <m:e>
               <m:r>
-                <m:rPr>
-                  <m:sty m:val="p"/>
-                </m:rPr>
-                <w:rPr>
-                  <w:rFonts w:ascii="Cambria Math" w:hAnsi="Cambria Math"/>
-                  <w:color w:val="666666"/>
-                </w:rPr>
-                <m:t>corr</m:t>
+                <w:rPr>
+                  <w:rFonts w:ascii="Cambria Math" w:eastAsia="Times New Roman" w:hAnsi="Cambria Math" w:cs="Times New Roman"/>
+                  <w:color w:val="0070C0"/>
+                  <w:sz w:val="24"/>
+                  <w:szCs w:val="24"/>
+                </w:rPr>
+                <m:t>CS</m:t>
               </m:r>
               <m:d>
                 <m:dPr>
                   <m:ctrlPr>
                     <w:rPr>
                       <w:rFonts w:ascii="Cambria Math" w:hAnsi="Cambria Math"/>
-                      <w:color w:val="666666"/>
+                      <w:color w:val="0070C0"/>
                     </w:rPr>
                   </m:ctrlPr>
                 </m:dPr>
@@ -5156,61 +8460,68 @@
                     <m:sSubSupPr>
                       <m:ctrlPr>
                         <w:rPr>
-                          <w:rFonts w:ascii="Cambria Math" w:hAnsi="Cambria Math"/>
-                          <w:color w:val="666666"/>
+                          <w:rFonts w:ascii="Cambria Math" w:eastAsia="Times New Roman" w:hAnsi="Cambria Math" w:cs="Times New Roman"/>
+                          <w:b/>
+                          <w:bCs/>
+                          <w:i/>
+                          <w:color w:val="0070C0"/>
+                          <w:sz w:val="24"/>
+                          <w:szCs w:val="24"/>
                         </w:rPr>
                       </m:ctrlPr>
                     </m:sSubSupPr>
                     <m:e>
                       <m:r>
                         <m:rPr>
-                          <m:sty m:val="b"/>
+                          <m:sty m:val="bi"/>
                         </m:rPr>
                         <w:rPr>
-                          <w:rFonts w:ascii="Cambria Math" w:hAnsi="Cambria Math"/>
-                          <w:color w:val="666666"/>
+                          <w:rFonts w:ascii="Cambria Math" w:eastAsia="Times New Roman" w:hAnsi="Cambria Math" w:cs="Times New Roman"/>
+                          <w:color w:val="0070C0"/>
+                          <w:sz w:val="24"/>
+                          <w:szCs w:val="24"/>
                         </w:rPr>
                         <m:t>w</m:t>
                       </m:r>
                     </m:e>
                     <m:sub>
                       <m:r>
+                        <w:rPr>
+                          <w:rFonts w:ascii="Cambria Math" w:eastAsia="Times New Roman" w:hAnsi="Cambria Math" w:cs="Times New Roman"/>
+                          <w:color w:val="0070C0"/>
+                          <w:sz w:val="24"/>
+                          <w:szCs w:val="24"/>
+                        </w:rPr>
+                        <m:t>(1)</m:t>
+                      </m:r>
+                    </m:sub>
+                    <m:sup>
+                      <m:r>
                         <m:rPr>
                           <m:nor/>
                         </m:rPr>
                         <w:rPr>
-                          <w:rFonts w:ascii="Cambria Math" w:hAnsi="Cambria Math"/>
-                          <w:color w:val="666666"/>
+                          <w:rFonts w:ascii="Cambria Math" w:eastAsia="Times New Roman" w:hAnsi="Cambria Math" w:cs="Times New Roman"/>
+                          <w:color w:val="0070C0"/>
+                          <w:sz w:val="24"/>
+                          <w:szCs w:val="24"/>
                         </w:rPr>
                         <m:t>drop</m:t>
                       </m:r>
-                    </m:sub>
-                    <m:sup>
-                      <m:d>
-                        <m:dPr>
-                          <m:ctrlPr>
-                            <w:rPr>
-                              <w:rFonts w:ascii="Cambria Math" w:hAnsi="Cambria Math"/>
-                              <w:color w:val="666666"/>
-                            </w:rPr>
-                          </m:ctrlPr>
-                        </m:dPr>
-                        <m:e>
-                          <m:r>
-                            <w:rPr>
-                              <w:rFonts w:ascii="Cambria Math" w:hAnsi="Cambria Math"/>
-                              <w:color w:val="666666"/>
-                            </w:rPr>
-                            <m:t>1</m:t>
-                          </m:r>
-                        </m:e>
-                      </m:d>
+                      <m:ctrlPr>
+                        <w:rPr>
+                          <w:rFonts w:ascii="Cambria Math" w:eastAsia="Times New Roman" w:hAnsi="Cambria Math" w:cs="Times New Roman"/>
+                          <w:color w:val="0070C0"/>
+                          <w:sz w:val="24"/>
+                          <w:szCs w:val="24"/>
+                        </w:rPr>
+                      </m:ctrlPr>
                     </m:sup>
                   </m:sSubSup>
                   <m:r>
                     <w:rPr>
                       <w:rFonts w:ascii="Cambria Math" w:hAnsi="Cambria Math"/>
-                      <w:color w:val="666666"/>
+                      <w:color w:val="0070C0"/>
                     </w:rPr>
                     <m:t>,</m:t>
                   </m:r>
@@ -5218,55 +8529,62 @@
                     <m:sSubSupPr>
                       <m:ctrlPr>
                         <w:rPr>
-                          <w:rFonts w:ascii="Cambria Math" w:hAnsi="Cambria Math"/>
-                          <w:color w:val="666666"/>
+                          <w:rFonts w:ascii="Cambria Math" w:eastAsia="Times New Roman" w:hAnsi="Cambria Math" w:cs="Times New Roman"/>
+                          <w:b/>
+                          <w:bCs/>
+                          <w:i/>
+                          <w:color w:val="0070C0"/>
+                          <w:sz w:val="24"/>
+                          <w:szCs w:val="24"/>
                         </w:rPr>
                       </m:ctrlPr>
                     </m:sSubSupPr>
                     <m:e>
                       <m:r>
                         <m:rPr>
-                          <m:sty m:val="b"/>
+                          <m:sty m:val="bi"/>
                         </m:rPr>
                         <w:rPr>
-                          <w:rFonts w:ascii="Cambria Math" w:hAnsi="Cambria Math"/>
-                          <w:color w:val="666666"/>
+                          <w:rFonts w:ascii="Cambria Math" w:eastAsia="Times New Roman" w:hAnsi="Cambria Math" w:cs="Times New Roman"/>
+                          <w:color w:val="0070C0"/>
+                          <w:sz w:val="24"/>
+                          <w:szCs w:val="24"/>
                         </w:rPr>
                         <m:t>w</m:t>
                       </m:r>
                     </m:e>
                     <m:sub>
                       <m:r>
+                        <w:rPr>
+                          <w:rFonts w:ascii="Cambria Math" w:eastAsia="Times New Roman" w:hAnsi="Cambria Math" w:cs="Times New Roman"/>
+                          <w:color w:val="0070C0"/>
+                          <w:sz w:val="24"/>
+                          <w:szCs w:val="24"/>
+                        </w:rPr>
+                        <m:t>(2)</m:t>
+                      </m:r>
+                    </m:sub>
+                    <m:sup>
+                      <m:r>
                         <m:rPr>
                           <m:nor/>
                         </m:rPr>
                         <w:rPr>
-                          <w:rFonts w:ascii="Cambria Math" w:hAnsi="Cambria Math"/>
-                          <w:color w:val="666666"/>
+                          <w:rFonts w:ascii="Cambria Math" w:eastAsia="Times New Roman" w:hAnsi="Cambria Math" w:cs="Times New Roman"/>
+                          <w:color w:val="0070C0"/>
+                          <w:sz w:val="24"/>
+                          <w:szCs w:val="24"/>
                         </w:rPr>
                         <m:t>delay</m:t>
                       </m:r>
-                    </m:sub>
-                    <m:sup>
-                      <m:d>
-                        <m:dPr>
-                          <m:ctrlPr>
-                            <w:rPr>
-                              <w:rFonts w:ascii="Cambria Math" w:hAnsi="Cambria Math"/>
-                              <w:color w:val="666666"/>
-                            </w:rPr>
-                          </m:ctrlPr>
-                        </m:dPr>
-                        <m:e>
-                          <m:r>
-                            <w:rPr>
-                              <w:rFonts w:ascii="Cambria Math" w:hAnsi="Cambria Math"/>
-                              <w:color w:val="666666"/>
-                            </w:rPr>
-                            <m:t>2</m:t>
-                          </m:r>
-                        </m:e>
-                      </m:d>
+                      <m:ctrlPr>
+                        <w:rPr>
+                          <w:rFonts w:ascii="Cambria Math" w:eastAsia="Times New Roman" w:hAnsi="Cambria Math" w:cs="Times New Roman"/>
+                          <w:color w:val="0070C0"/>
+                          <w:sz w:val="24"/>
+                          <w:szCs w:val="24"/>
+                        </w:rPr>
+                      </m:ctrlPr>
                     </m:sup>
                   </m:sSubSup>
                 </m:e>
@@ -5274,26 +8592,25 @@
               <m:r>
                 <w:rPr>
                   <w:rFonts w:ascii="Cambria Math" w:hAnsi="Cambria Math"/>
-                  <w:color w:val="666666"/>
+                  <w:color w:val="0070C0"/>
                 </w:rPr>
                 <m:t>+</m:t>
               </m:r>
               <m:r>
-                <m:rPr>
-                  <m:sty m:val="p"/>
-                </m:rPr>
-                <w:rPr>
-                  <w:rFonts w:ascii="Cambria Math" w:hAnsi="Cambria Math"/>
-                  <w:color w:val="666666"/>
-                </w:rPr>
-                <m:t>corr</m:t>
+                <w:rPr>
+                  <w:rFonts w:ascii="Cambria Math" w:eastAsia="Times New Roman" w:hAnsi="Cambria Math" w:cs="Times New Roman"/>
+                  <w:color w:val="0070C0"/>
+                  <w:sz w:val="24"/>
+                  <w:szCs w:val="24"/>
+                </w:rPr>
+                <m:t>CS</m:t>
               </m:r>
               <m:d>
                 <m:dPr>
                   <m:ctrlPr>
                     <w:rPr>
                       <w:rFonts w:ascii="Cambria Math" w:hAnsi="Cambria Math"/>
-                      <w:color w:val="666666"/>
+                      <w:color w:val="0070C0"/>
                     </w:rPr>
                   </m:ctrlPr>
                 </m:dPr>
@@ -5302,61 +8619,68 @@
                     <m:sSubSupPr>
                       <m:ctrlPr>
                         <w:rPr>
-                          <w:rFonts w:ascii="Cambria Math" w:hAnsi="Cambria Math"/>
-                          <w:color w:val="666666"/>
+                          <w:rFonts w:ascii="Cambria Math" w:eastAsia="Times New Roman" w:hAnsi="Cambria Math" w:cs="Times New Roman"/>
+                          <w:b/>
+                          <w:bCs/>
+                          <w:i/>
+                          <w:color w:val="0070C0"/>
+                          <w:sz w:val="24"/>
+                          <w:szCs w:val="24"/>
                         </w:rPr>
                       </m:ctrlPr>
                     </m:sSubSupPr>
                     <m:e>
                       <m:r>
                         <m:rPr>
-                          <m:sty m:val="b"/>
+                          <m:sty m:val="bi"/>
                         </m:rPr>
                         <w:rPr>
-                          <w:rFonts w:ascii="Cambria Math" w:hAnsi="Cambria Math"/>
-                          <w:color w:val="666666"/>
+                          <w:rFonts w:ascii="Cambria Math" w:eastAsia="Times New Roman" w:hAnsi="Cambria Math" w:cs="Times New Roman"/>
+                          <w:color w:val="0070C0"/>
+                          <w:sz w:val="24"/>
+                          <w:szCs w:val="24"/>
                         </w:rPr>
                         <m:t>w</m:t>
                       </m:r>
                     </m:e>
                     <m:sub>
                       <m:r>
+                        <w:rPr>
+                          <w:rFonts w:ascii="Cambria Math" w:eastAsia="Times New Roman" w:hAnsi="Cambria Math" w:cs="Times New Roman"/>
+                          <w:color w:val="0070C0"/>
+                          <w:sz w:val="24"/>
+                          <w:szCs w:val="24"/>
+                        </w:rPr>
+                        <m:t>(1)</m:t>
+                      </m:r>
+                    </m:sub>
+                    <m:sup>
+                      <m:r>
                         <m:rPr>
                           <m:nor/>
                         </m:rPr>
                         <w:rPr>
-                          <w:rFonts w:ascii="Cambria Math" w:hAnsi="Cambria Math"/>
-                          <w:color w:val="666666"/>
+                          <w:rFonts w:ascii="Cambria Math" w:eastAsia="Times New Roman" w:hAnsi="Cambria Math" w:cs="Times New Roman"/>
+                          <w:color w:val="0070C0"/>
+                          <w:sz w:val="24"/>
+                          <w:szCs w:val="24"/>
                         </w:rPr>
-                        <m:t>drop</m:t>
+                        <m:t>delay</m:t>
                       </m:r>
-                    </m:sub>
-                    <m:sup>
-                      <m:d>
-                        <m:dPr>
-                          <m:ctrlPr>
-                            <w:rPr>
-                              <w:rFonts w:ascii="Cambria Math" w:hAnsi="Cambria Math"/>
-                              <w:color w:val="666666"/>
-                            </w:rPr>
-                          </m:ctrlPr>
-                        </m:dPr>
-                        <m:e>
-                          <m:r>
-                            <w:rPr>
-                              <w:rFonts w:ascii="Cambria Math" w:hAnsi="Cambria Math"/>
-                              <w:color w:val="666666"/>
-                            </w:rPr>
-                            <m:t>2</m:t>
-                          </m:r>
-                        </m:e>
-                      </m:d>
+                      <m:ctrlPr>
+                        <w:rPr>
+                          <w:rFonts w:ascii="Cambria Math" w:eastAsia="Times New Roman" w:hAnsi="Cambria Math" w:cs="Times New Roman"/>
+                          <w:color w:val="0070C0"/>
+                          <w:sz w:val="24"/>
+                          <w:szCs w:val="24"/>
+                        </w:rPr>
+                      </m:ctrlPr>
                     </m:sup>
                   </m:sSubSup>
                   <m:r>
                     <w:rPr>
                       <w:rFonts w:ascii="Cambria Math" w:hAnsi="Cambria Math"/>
-                      <w:color w:val="666666"/>
+                      <w:color w:val="0070C0"/>
                     </w:rPr>
                     <m:t>,</m:t>
                   </m:r>
@@ -5364,75 +8688,856 @@
                     <m:sSubSupPr>
                       <m:ctrlPr>
                         <w:rPr>
-                          <w:rFonts w:ascii="Cambria Math" w:hAnsi="Cambria Math"/>
-                          <w:color w:val="666666"/>
+                          <w:rFonts w:ascii="Cambria Math" w:eastAsia="Times New Roman" w:hAnsi="Cambria Math" w:cs="Times New Roman"/>
+                          <w:b/>
+                          <w:bCs/>
+                          <w:i/>
+                          <w:color w:val="0070C0"/>
+                          <w:sz w:val="24"/>
+                          <w:szCs w:val="24"/>
                         </w:rPr>
                       </m:ctrlPr>
                     </m:sSubSupPr>
                     <m:e>
                       <m:r>
                         <m:rPr>
-                          <m:sty m:val="b"/>
+                          <m:sty m:val="bi"/>
                         </m:rPr>
                         <w:rPr>
-                          <w:rFonts w:ascii="Cambria Math" w:hAnsi="Cambria Math"/>
-                          <w:color w:val="666666"/>
+                          <w:rFonts w:ascii="Cambria Math" w:eastAsia="Times New Roman" w:hAnsi="Cambria Math" w:cs="Times New Roman"/>
+                          <w:color w:val="0070C0"/>
+                          <w:sz w:val="24"/>
+                          <w:szCs w:val="24"/>
                         </w:rPr>
                         <m:t>w</m:t>
                       </m:r>
                     </m:e>
                     <m:sub>
                       <m:r>
+                        <w:rPr>
+                          <w:rFonts w:ascii="Cambria Math" w:eastAsia="Times New Roman" w:hAnsi="Cambria Math" w:cs="Times New Roman"/>
+                          <w:color w:val="0070C0"/>
+                          <w:sz w:val="24"/>
+                          <w:szCs w:val="24"/>
+                        </w:rPr>
+                        <m:t>(2)</m:t>
+                      </m:r>
+                    </m:sub>
+                    <m:sup>
+                      <m:r>
                         <m:rPr>
                           <m:nor/>
                         </m:rPr>
                         <w:rPr>
-                          <w:rFonts w:ascii="Cambria Math" w:hAnsi="Cambria Math"/>
-                          <w:color w:val="666666"/>
+                          <w:rFonts w:ascii="Cambria Math" w:eastAsia="Times New Roman" w:hAnsi="Cambria Math" w:cs="Times New Roman"/>
+                          <w:color w:val="0070C0"/>
+                          <w:sz w:val="24"/>
+                          <w:szCs w:val="24"/>
                         </w:rPr>
-                        <m:t>delay</m:t>
+                        <m:t>drop</m:t>
                       </m:r>
-                    </m:sub>
-                    <m:sup>
-                      <m:d>
-                        <m:dPr>
-                          <m:ctrlPr>
-                            <w:rPr>
-                              <w:rFonts w:ascii="Cambria Math" w:hAnsi="Cambria Math"/>
-                              <w:color w:val="666666"/>
-                            </w:rPr>
-                          </m:ctrlPr>
-                        </m:dPr>
-                        <m:e>
-                          <m:r>
-                            <w:rPr>
-                              <w:rFonts w:ascii="Cambria Math" w:hAnsi="Cambria Math"/>
-                              <w:color w:val="666666"/>
-                            </w:rPr>
-                            <m:t>1</m:t>
-                          </m:r>
-                        </m:e>
-                      </m:d>
+                      <m:ctrlPr>
+                        <w:rPr>
+                          <w:rFonts w:ascii="Cambria Math" w:eastAsia="Times New Roman" w:hAnsi="Cambria Math" w:cs="Times New Roman"/>
+                          <w:color w:val="0070C0"/>
+                          <w:sz w:val="24"/>
+                          <w:szCs w:val="24"/>
+                        </w:rPr>
+                      </m:ctrlPr>
                     </m:sup>
                   </m:sSubSup>
                 </m:e>
               </m:d>
             </m:e>
           </m:d>
+        </m:oMath>
+      </m:oMathPara>
+    </w:p>
+    <w:p>
+      <w:pPr>
+        <w:spacing w:after="160"/>
+        <w:rPr>
+          <w:rFonts w:ascii="Times New Roman" w:eastAsia="Times New Roman" w:hAnsi="Times New Roman" w:cs="Times New Roman"/>
+          <w:color w:val="0070C0"/>
+          <w:sz w:val="24"/>
+          <w:szCs w:val="24"/>
+        </w:rPr>
+      </w:pPr>
+      <w:r>
+        <w:rPr>
+          <w:rFonts w:ascii="Times New Roman" w:eastAsia="Times New Roman" w:hAnsi="Times New Roman" w:cs="Times New Roman"/>
+          <w:color w:val="0070C0"/>
+          <w:sz w:val="24"/>
+          <w:szCs w:val="24"/>
+        </w:rPr>
+        <w:t xml:space="preserve">A permutation test was adopted to assess statistical significance of the similarity. Specifically, we shuffle the weights across neurons for delay and compute a null distribution of </w:t>
+      </w:r>
+      <m:oMath>
+        <m:r>
+          <w:rPr>
+            <w:rFonts w:ascii="Cambria Math" w:eastAsia="Times New Roman" w:hAnsi="Cambria Math" w:cs="Times New Roman"/>
+            <w:color w:val="0070C0"/>
+            <w:sz w:val="24"/>
+            <w:szCs w:val="24"/>
+          </w:rPr>
+          <m:t>C</m:t>
+        </m:r>
+        <m:sSub>
+          <m:sSubPr>
+            <m:ctrlPr>
+              <w:rPr>
+                <w:rFonts w:ascii="Cambria Math" w:eastAsia="Times New Roman" w:hAnsi="Cambria Math" w:cs="Times New Roman"/>
+                <w:i/>
+                <w:color w:val="0070C0"/>
+                <w:sz w:val="24"/>
+                <w:szCs w:val="24"/>
+              </w:rPr>
+            </m:ctrlPr>
+          </m:sSubPr>
+          <m:e>
+            <m:r>
+              <w:rPr>
+                <w:rFonts w:ascii="Cambria Math" w:eastAsia="Times New Roman" w:hAnsi="Cambria Math" w:cs="Times New Roman"/>
+                <w:color w:val="0070C0"/>
+                <w:sz w:val="24"/>
+                <w:szCs w:val="24"/>
+              </w:rPr>
+              <m:t>S</m:t>
+            </m:r>
+          </m:e>
+          <m:sub>
+            <m:r>
+              <m:rPr>
+                <m:nor/>
+              </m:rPr>
+              <w:rPr>
+                <w:rFonts w:ascii="Cambria Math" w:eastAsia="Times New Roman" w:hAnsi="Cambria Math" w:cs="Times New Roman"/>
+                <w:color w:val="0070C0"/>
+                <w:sz w:val="24"/>
+                <w:szCs w:val="24"/>
+              </w:rPr>
+              <m:t>cross-validated</m:t>
+            </m:r>
+          </m:sub>
+        </m:sSub>
+      </m:oMath>
+      <w:r>
+        <w:rPr>
+          <w:rFonts w:ascii="Times New Roman" w:eastAsia="Times New Roman" w:hAnsi="Times New Roman" w:cs="Times New Roman"/>
+          <w:color w:val="0070C0"/>
+          <w:sz w:val="24"/>
+          <w:szCs w:val="24"/>
+        </w:rPr>
+        <w:t xml:space="preserve"> by repeating the shuffling 10000 times and computing </w:t>
+      </w:r>
+      <m:oMath>
+        <m:r>
+          <w:rPr>
+            <w:rFonts w:ascii="Cambria Math" w:eastAsia="Times New Roman" w:hAnsi="Cambria Math" w:cs="Times New Roman"/>
+            <w:color w:val="0070C0"/>
+            <w:sz w:val="24"/>
+            <w:szCs w:val="24"/>
+          </w:rPr>
+          <m:t>C</m:t>
+        </m:r>
+        <m:sSub>
+          <m:sSubPr>
+            <m:ctrlPr>
+              <w:rPr>
+                <w:rFonts w:ascii="Cambria Math" w:eastAsia="Times New Roman" w:hAnsi="Cambria Math" w:cs="Times New Roman"/>
+                <w:i/>
+                <w:color w:val="0070C0"/>
+                <w:sz w:val="24"/>
+                <w:szCs w:val="24"/>
+              </w:rPr>
+            </m:ctrlPr>
+          </m:sSubPr>
+          <m:e>
+            <m:r>
+              <w:rPr>
+                <w:rFonts w:ascii="Cambria Math" w:eastAsia="Times New Roman" w:hAnsi="Cambria Math" w:cs="Times New Roman"/>
+                <w:color w:val="0070C0"/>
+                <w:sz w:val="24"/>
+                <w:szCs w:val="24"/>
+              </w:rPr>
+              <m:t>S</m:t>
+            </m:r>
+          </m:e>
+          <m:sub>
+            <m:r>
+              <m:rPr>
+                <m:nor/>
+              </m:rPr>
+              <w:rPr>
+                <w:rFonts w:ascii="Cambria Math" w:eastAsia="Times New Roman" w:hAnsi="Cambria Math" w:cs="Times New Roman"/>
+                <w:color w:val="0070C0"/>
+                <w:sz w:val="24"/>
+                <w:szCs w:val="24"/>
+              </w:rPr>
+              <m:t>cross-validated</m:t>
+            </m:r>
+          </m:sub>
+        </m:sSub>
+      </m:oMath>
+      <w:r>
+        <w:rPr>
+          <w:rFonts w:ascii="Times New Roman" w:eastAsia="Times New Roman" w:hAnsi="Times New Roman" w:cs="Times New Roman"/>
+          <w:color w:val="0070C0"/>
+          <w:sz w:val="24"/>
+          <w:szCs w:val="24"/>
+        </w:rPr>
+        <w:t xml:space="preserve"> for the shuffled data. </w:t>
+      </w:r>
+    </w:p>
+    <w:p>
+      <w:pPr>
+        <w:spacing w:after="160"/>
+        <w:rPr>
+          <w:rFonts w:ascii="Times New Roman" w:eastAsia="Times New Roman" w:hAnsi="Times New Roman" w:cs="Times New Roman"/>
+          <w:color w:val="0070C0"/>
+          <w:sz w:val="24"/>
+          <w:szCs w:val="24"/>
+        </w:rPr>
+      </w:pPr>
+    </w:p>
+    <w:p>
+      <w:pPr>
+        <w:spacing w:after="160"/>
+        <w:rPr>
+          <w:rFonts w:ascii="Times New Roman" w:eastAsia="Times New Roman" w:hAnsi="Times New Roman" w:cs="Times New Roman"/>
+          <w:color w:val="0070C0"/>
+          <w:sz w:val="24"/>
+          <w:szCs w:val="24"/>
+          <w:lang w:val="en-US"/>
+        </w:rPr>
+      </w:pPr>
+      <w:r>
+        <w:rPr>
+          <w:rFonts w:ascii="Times New Roman" w:eastAsia="Times New Roman" w:hAnsi="Times New Roman" w:cs="Times New Roman"/>
+          <w:color w:val="0070C0"/>
+          <w:sz w:val="24"/>
+          <w:szCs w:val="24"/>
+        </w:rPr>
+        <w:t xml:space="preserve">We used a similar approach for defining the population coding dimension for discounted value. </w:t>
+      </w:r>
+      <w:r>
+        <w:rPr>
+          <w:rFonts w:ascii="Times New Roman" w:eastAsia="Times New Roman" w:hAnsi="Times New Roman" w:cs="Times New Roman"/>
+          <w:color w:val="0070C0"/>
+          <w:sz w:val="24"/>
+          <w:szCs w:val="24"/>
+          <w:lang w:val="en-US"/>
+        </w:rPr>
+        <w:t xml:space="preserve">A separate regression was carried out with DV as the predictor. </w:t>
+      </w:r>
+    </w:p>
+    <w:p>
+      <w:pPr>
+        <w:spacing w:after="160"/>
+        <w:jc w:val="center"/>
+        <w:rPr>
+          <w:rFonts w:ascii="Times New Roman" w:eastAsia="Times New Roman" w:hAnsi="Times New Roman" w:cs="Times New Roman"/>
+          <w:color w:val="0070C0"/>
+          <w:sz w:val="24"/>
+          <w:szCs w:val="24"/>
+        </w:rPr>
+      </w:pPr>
+      <m:oMathPara>
+        <m:oMath>
+          <m:sSub>
+            <m:sSubPr>
+              <m:ctrlPr>
+                <w:rPr>
+                  <w:rFonts w:ascii="Cambria Math" w:hAnsi="Cambria Math"/>
+                  <w:color w:val="0070C0"/>
+                </w:rPr>
+              </m:ctrlPr>
+            </m:sSubPr>
+            <m:e>
+              <m:r>
+                <w:rPr>
+                  <w:rFonts w:ascii="Cambria Math" w:hAnsi="Cambria Math"/>
+                  <w:color w:val="0070C0"/>
+                </w:rPr>
+                <m:t>r</m:t>
+              </m:r>
+            </m:e>
+            <m:sub>
+              <m:r>
+                <w:rPr>
+                  <w:rFonts w:ascii="Cambria Math" w:hAnsi="Cambria Math"/>
+                  <w:color w:val="0070C0"/>
+                </w:rPr>
+                <m:t>i</m:t>
+              </m:r>
+            </m:sub>
+          </m:sSub>
           <m:r>
             <w:rPr>
               <w:rFonts w:ascii="Cambria Math" w:hAnsi="Cambria Math"/>
-              <w:color w:val="666666"/>
+              <w:color w:val="0070C0"/>
             </w:rPr>
-            <m:t>,</m:t>
+            <m:t>=</m:t>
           </m:r>
+          <m:sSubSup>
+            <m:sSubSupPr>
+              <m:ctrlPr>
+                <w:rPr>
+                  <w:rFonts w:ascii="Cambria Math" w:hAnsi="Cambria Math"/>
+                  <w:i/>
+                  <w:color w:val="0070C0"/>
+                </w:rPr>
+              </m:ctrlPr>
+            </m:sSubSupPr>
+            <m:e>
+              <m:r>
+                <w:rPr>
+                  <w:rFonts w:ascii="Cambria Math" w:hAnsi="Cambria Math"/>
+                  <w:color w:val="0070C0"/>
+                </w:rPr>
+                <m:t>β</m:t>
+              </m:r>
+            </m:e>
+            <m:sub>
+              <m:r>
+                <w:rPr>
+                  <w:rFonts w:ascii="Cambria Math" w:hAnsi="Cambria Math"/>
+                  <w:color w:val="0070C0"/>
+                </w:rPr>
+                <m:t>i</m:t>
+              </m:r>
+            </m:sub>
+            <m:sup>
+              <m:r>
+                <w:rPr>
+                  <w:rFonts w:ascii="Cambria Math" w:hAnsi="Cambria Math"/>
+                  <w:color w:val="0070C0"/>
+                </w:rPr>
+                <m:t>0</m:t>
+              </m:r>
+            </m:sup>
+          </m:sSubSup>
+          <m:r>
+            <w:rPr>
+              <w:rFonts w:ascii="Cambria Math" w:hAnsi="Cambria Math"/>
+              <w:color w:val="0070C0"/>
+            </w:rPr>
+            <m:t>+</m:t>
+          </m:r>
+          <m:sSubSup>
+            <m:sSubSupPr>
+              <m:ctrlPr>
+                <w:rPr>
+                  <w:rFonts w:ascii="Cambria Math" w:hAnsi="Cambria Math"/>
+                  <w:i/>
+                  <w:color w:val="0070C0"/>
+                </w:rPr>
+              </m:ctrlPr>
+            </m:sSubSupPr>
+            <m:e>
+              <m:r>
+                <w:rPr>
+                  <w:rFonts w:ascii="Cambria Math" w:hAnsi="Cambria Math"/>
+                  <w:color w:val="0070C0"/>
+                </w:rPr>
+                <m:t>β</m:t>
+              </m:r>
+            </m:e>
+            <m:sub>
+              <m:r>
+                <w:rPr>
+                  <w:rFonts w:ascii="Cambria Math" w:hAnsi="Cambria Math"/>
+                  <w:color w:val="0070C0"/>
+                </w:rPr>
+                <m:t>i</m:t>
+              </m:r>
+            </m:sub>
+            <m:sup>
+              <m:r>
+                <m:rPr>
+                  <m:nor/>
+                </m:rPr>
+                <w:rPr>
+                  <w:rFonts w:ascii="Cambria Math" w:hAnsi="Cambria Math"/>
+                  <w:color w:val="0070C0"/>
+                </w:rPr>
+                <m:t>value</m:t>
+              </m:r>
+            </m:sup>
+          </m:sSubSup>
+          <m:r>
+            <w:rPr>
+              <w:rFonts w:ascii="Cambria Math" w:hAnsi="Cambria Math"/>
+              <w:color w:val="0070C0"/>
+            </w:rPr>
+            <m:t>⋅DV+</m:t>
+          </m:r>
+          <m:sSub>
+            <m:sSubPr>
+              <m:ctrlPr>
+                <w:rPr>
+                  <w:rFonts w:ascii="Cambria Math" w:hAnsi="Cambria Math"/>
+                  <w:color w:val="0070C0"/>
+                </w:rPr>
+              </m:ctrlPr>
+            </m:sSubPr>
+            <m:e>
+              <m:r>
+                <w:rPr>
+                  <w:rFonts w:ascii="Cambria Math" w:hAnsi="Cambria Math"/>
+                  <w:color w:val="0070C0"/>
+                </w:rPr>
+                <m:t>ε</m:t>
+              </m:r>
+            </m:e>
+            <m:sub>
+              <m:r>
+                <w:rPr>
+                  <w:rFonts w:ascii="Cambria Math" w:hAnsi="Cambria Math"/>
+                  <w:color w:val="0070C0"/>
+                </w:rPr>
+                <m:t>i</m:t>
+              </m:r>
+            </m:sub>
+          </m:sSub>
         </m:oMath>
       </m:oMathPara>
     </w:p>
     <w:p>
       <w:pPr>
         <w:spacing w:after="160"/>
-      </w:pPr>
+        <w:rPr>
+          <w:rFonts w:ascii="Times New Roman" w:eastAsia="Times New Roman" w:hAnsi="Times New Roman" w:cs="Times New Roman"/>
+          <w:color w:val="0070C0"/>
+          <w:sz w:val="24"/>
+          <w:szCs w:val="24"/>
+        </w:rPr>
+      </w:pPr>
+      <w:r>
+        <w:rPr>
+          <w:rFonts w:ascii="Times New Roman" w:eastAsia="Times New Roman" w:hAnsi="Times New Roman" w:cs="Times New Roman"/>
+          <w:color w:val="0070C0"/>
+          <w:sz w:val="24"/>
+          <w:szCs w:val="24"/>
+        </w:rPr>
+        <w:t xml:space="preserve">Population coding dimensions for drop and delay were computed for [-250 0], [0 250], [250 500], [500 750], [750 1000] ms time windows, relative to the offer onset. We also computed it for [-250 0] ms before the go signal. Population coding dimension for value was computed at [-250 0] ms before the go signal. </w:t>
+      </w:r>
+    </w:p>
+    <w:p>
+      <w:r>
+        <w:rPr>
+          <w:color w:val="0070C0"/>
+        </w:rPr>
+        <w:t>”</w:t>
+      </w:r>
+      <w:r>
+        <w:br/>
+      </w:r>
+      <w:r>
+        <w:br/>
+        <w:t>3. Clarification of the analysis relating go-signal modulation to recalculated discounted value</w:t>
+      </w:r>
+      <w:r>
+        <w:br/>
+        <w:t>To test whether dlPFC neurons represent a recalculated discounted value at the time of the go signal, the authors examine whether neural activity is modulated by the yellow versus purple go signal in a manner similar to its modulation by reward and/or delay, which are integrated into discounted value. This is an interesting analysis, but several aspects would benefit from further clarification.</w:t>
+      </w:r>
+      <w:r>
+        <w:br/>
+        <w:t>First, in the figure corresponding to this analysis, the authors correlate "inferred time" with reward and delay modulation. However, the manuscript does not clearly describe what "inferred time" measures or how it was estimated. Providing a more explicit definition of this variable would help readers interpret the analysis.</w:t>
+      </w:r>
+    </w:p>
+    <w:p>
+      <w:pPr>
+        <w:rPr>
+          <w:color w:val="0070C0"/>
+        </w:rPr>
+      </w:pPr>
+    </w:p>
+    <w:p>
+      <w:pPr>
+        <w:rPr>
+          <w:color w:val="0070C0"/>
+        </w:rPr>
+      </w:pPr>
+      <w:r>
+        <w:rPr>
+          <w:color w:val="0070C0"/>
+        </w:rPr>
+        <w:lastRenderedPageBreak/>
+        <w:t xml:space="preserve">Response </w:t>
+      </w:r>
+      <w:r>
+        <w:rPr>
+          <w:color w:val="0070C0"/>
+        </w:rPr>
+        <w:t>R2-3.1</w:t>
+      </w:r>
+      <w:r>
+        <w:rPr>
+          <w:color w:val="0070C0"/>
+        </w:rPr>
+        <w:t>:</w:t>
+      </w:r>
+      <w:r>
+        <w:rPr>
+          <w:color w:val="0070C0"/>
+        </w:rPr>
+        <w:t xml:space="preserve"> </w:t>
+      </w:r>
+      <w:r>
+        <w:rPr>
+          <w:color w:val="0070C0"/>
+        </w:rPr>
+        <w:t xml:space="preserve">First, we actually abandoned this analysis and adopted a simpler and better analysis, following the reviewer’s suggestion, in Response R2-3.2. This figure has been removed from the paper and replaced by the figure in Response R2-3.2. </w:t>
+      </w:r>
+    </w:p>
+    <w:p>
+      <w:pPr>
+        <w:rPr>
+          <w:color w:val="0070C0"/>
+        </w:rPr>
+      </w:pPr>
+    </w:p>
+    <w:p>
+      <w:r>
+        <w:rPr>
+          <w:color w:val="0070C0"/>
+        </w:rPr>
+        <w:t xml:space="preserve">We apologize for the confusion. </w:t>
+      </w:r>
+      <w:r>
+        <w:rPr>
+          <w:color w:val="0070C0"/>
+        </w:rPr>
+        <w:t>It was actually a mistake on our end, and t</w:t>
+      </w:r>
+      <w:r>
+        <w:rPr>
+          <w:color w:val="0070C0"/>
+        </w:rPr>
+        <w:t xml:space="preserve">he “inferred time” was an incorrect label. The correct label should be “Y/P coding dimension”. </w:t>
+      </w:r>
+      <w:r>
+        <w:rPr>
+          <w:color w:val="0070C0"/>
+        </w:rPr>
+        <w:t>We performed a separate regression analysis, and extracted the coding dimension for the go signal (yellow versus purple). T</w:t>
+      </w:r>
+      <w:r>
+        <w:rPr>
+          <w:color w:val="0070C0"/>
+        </w:rPr>
+        <w:t>he intention of the figure was to show that in Monkey S (and not Monkey T), the coding dimension for yellow vs purple aligns with the drop/delay coding dimension, at 0-250ms after the go signal.</w:t>
+      </w:r>
+      <w:r>
+        <w:rPr>
+          <w:color w:val="0070C0"/>
+        </w:rPr>
+        <w:t xml:space="preserve"> </w:t>
+      </w:r>
+      <w:r>
+        <w:rPr>
+          <w:color w:val="0070C0"/>
+        </w:rPr>
+        <w:t xml:space="preserve">However, as the reviewer pointed out, this analysis was indirect. </w:t>
+      </w:r>
+      <w:r>
+        <w:rPr>
+          <w:color w:val="0070C0"/>
+        </w:rPr>
+        <w:t xml:space="preserve">Now, </w:t>
+      </w:r>
+      <w:r>
+        <w:rPr>
+          <w:color w:val="0070C0"/>
+        </w:rPr>
+        <w:t xml:space="preserve">we adopt a simpler and more direct analysis, to assess how the go signal modifies population encoding of value, by directly plotting the </w:t>
+      </w:r>
+      <w:r>
+        <w:rPr>
+          <w:color w:val="0070C0"/>
+        </w:rPr>
+        <w:t xml:space="preserve">population activity </w:t>
+      </w:r>
+      <w:r>
+        <w:rPr>
+          <w:color w:val="0070C0"/>
+        </w:rPr>
+        <w:t xml:space="preserve">changes </w:t>
+      </w:r>
+      <w:r>
+        <w:rPr>
+          <w:color w:val="0070C0"/>
+        </w:rPr>
+        <w:t xml:space="preserve">along the value dimension </w:t>
+      </w:r>
+      <w:r>
+        <w:rPr>
+          <w:color w:val="0070C0"/>
+        </w:rPr>
+        <w:t>before and after the go signal</w:t>
+      </w:r>
+      <w:r>
+        <w:rPr>
+          <w:color w:val="0070C0"/>
+        </w:rPr>
+        <w:t xml:space="preserve">. </w:t>
+      </w:r>
+    </w:p>
+    <w:p>
+      <w:r>
+        <w:br/>
+        <w:t>Second, it is unclear how neural modulation by the go signal was measured independently of modulation by offer value. The authors present neural activity during the cue period, but not during the period when the go signal was presented, when the potential recalculation of discounted value would presumably occur. In addition, Figures S1 and S2 appear to show that dlPFC neurons exhibit little modulation by the go signal itself. Given this, it is difficult to understand how go-signal-related neural modulation was analyzed in relation to the proposed recalculated discounted value.</w:t>
+      </w:r>
+      <w:r>
+        <w:br/>
+        <w:t>If the authors' interpretation is that dlPFC neurons encode an adjustment of discounted value after the go signal, it would be helpful to show this more directly. For example, the analysis would be more compelling if it demonstrated how neural activity changes from the pre-go-signal to post-go-signal period in a way that reflects the proposed value adjustment.</w:t>
+      </w:r>
+    </w:p>
+    <w:p/>
+    <w:p>
+      <w:pPr>
+        <w:rPr>
+          <w:color w:val="0070C0"/>
+        </w:rPr>
+      </w:pPr>
+      <w:r>
+        <w:rPr>
+          <w:color w:val="0070C0"/>
+        </w:rPr>
+        <w:t xml:space="preserve">Response </w:t>
+      </w:r>
+      <w:r>
+        <w:rPr>
+          <w:color w:val="0070C0"/>
+        </w:rPr>
+        <w:t>R2-3.2</w:t>
+      </w:r>
+      <w:r>
+        <w:rPr>
+          <w:color w:val="0070C0"/>
+        </w:rPr>
+        <w:t>:</w:t>
+      </w:r>
+      <w:r>
+        <w:rPr>
+          <w:color w:val="0070C0"/>
+        </w:rPr>
+        <w:t xml:space="preserve"> We thank the reviewer for the great suggestion. </w:t>
+      </w:r>
+    </w:p>
+    <w:p>
+      <w:pPr>
+        <w:rPr>
+          <w:color w:val="0070C0"/>
+        </w:rPr>
+      </w:pPr>
+    </w:p>
+    <w:p>
+      <w:pPr>
+        <w:rPr>
+          <w:color w:val="0070C0"/>
+        </w:rPr>
+      </w:pPr>
+      <w:r>
+        <w:rPr>
+          <w:color w:val="0070C0"/>
+        </w:rPr>
+        <w:t>Before we dive into the new analysis, we want to briefly clarify Figures S1 and S2. The ANOVA in Figure S1/S2 were carried out at</w:t>
+      </w:r>
+      <w:r>
+        <w:rPr>
+          <w:color w:val="0070C0"/>
+        </w:rPr>
+        <w:t xml:space="preserve"> [-500 1000]ms around</w:t>
+      </w:r>
+      <w:r>
+        <w:rPr>
+          <w:color w:val="0070C0"/>
+        </w:rPr>
+        <w:t xml:space="preserve"> the offer onset, and not around the go signal. So those figures did not </w:t>
+      </w:r>
+      <w:r>
+        <w:rPr>
+          <w:color w:val="0070C0"/>
+        </w:rPr>
+        <w:t>provide information on</w:t>
+      </w:r>
+      <w:r>
+        <w:rPr>
+          <w:color w:val="0070C0"/>
+        </w:rPr>
+        <w:t xml:space="preserve"> whether dlPFC neurons are modulated by the go signal itself. </w:t>
+      </w:r>
+    </w:p>
+    <w:p>
+      <w:pPr>
+        <w:rPr>
+          <w:color w:val="0070C0"/>
+        </w:rPr>
+      </w:pPr>
+    </w:p>
+    <w:p>
+      <w:pPr>
+        <w:rPr>
+          <w:color w:val="0070C0"/>
+        </w:rPr>
+      </w:pPr>
+      <w:r>
+        <w:rPr>
+          <w:color w:val="0070C0"/>
+        </w:rPr>
+        <w:t>To assess the effect of the go signal on dlPFC neural activity, w</w:t>
+      </w:r>
+      <w:r>
+        <w:rPr>
+          <w:color w:val="0070C0"/>
+        </w:rPr>
+        <w:t xml:space="preserve">e computed the population coding dimension of value </w:t>
+      </w:r>
+      <w:r>
+        <w:rPr>
+          <w:color w:val="0070C0"/>
+        </w:rPr>
+        <w:t>based on the -250 to 0ms time window</w:t>
+      </w:r>
+      <w:r>
+        <w:rPr>
+          <w:color w:val="0070C0"/>
+        </w:rPr>
+        <w:t xml:space="preserve"> before the go signal</w:t>
+      </w:r>
+      <w:r>
+        <w:rPr>
+          <w:color w:val="0070C0"/>
+        </w:rPr>
+        <w:t xml:space="preserve">, projected the population activity from a pseudo population onto the value dimension, and </w:t>
+      </w:r>
+      <w:r>
+        <w:rPr>
+          <w:color w:val="0070C0"/>
+        </w:rPr>
+        <w:t>asked</w:t>
+      </w:r>
+      <w:r>
+        <w:rPr>
+          <w:color w:val="0070C0"/>
+        </w:rPr>
+        <w:t xml:space="preserve"> how the population activity evolves on the value dimension </w:t>
+      </w:r>
+      <w:r>
+        <w:rPr>
+          <w:color w:val="0070C0"/>
+        </w:rPr>
+        <w:t>from the pre-go-signal to post-go-signal period.</w:t>
+      </w:r>
+      <w:r>
+        <w:rPr>
+          <w:color w:val="0070C0"/>
+        </w:rPr>
+        <w:t xml:space="preserve"> </w:t>
+      </w:r>
+    </w:p>
+    <w:p>
+      <w:pPr>
+        <w:rPr>
+          <w:color w:val="0070C0"/>
+        </w:rPr>
+      </w:pPr>
+    </w:p>
+    <w:p>
+      <w:pPr>
+        <w:rPr>
+          <w:color w:val="0070C0"/>
+        </w:rPr>
+      </w:pPr>
+    </w:p>
+    <w:p>
+      <w:pPr>
+        <w:rPr>
+          <w:color w:val="0070C0"/>
+        </w:rPr>
+      </w:pPr>
+    </w:p>
+    <w:p/>
+    <w:p>
+      <w:r>
+        <w:br/>
+      </w:r>
+      <w:r>
+        <w:br/>
+      </w:r>
+      <w:r>
+        <w:lastRenderedPageBreak/>
+        <w:t>4. Relating individual differences in neural modulation to behavioral strategy</w:t>
+      </w:r>
+      <w:r>
+        <w:br/>
+        <w:t>The authors report that the two monkeys may have used different behavioral strategies and also describe individual differences in several aspects of neural modulation. It would be helpful if the authors could further discuss how these individual differences in neural activity might relate to the observed differences in decision strategy. For example, do the monkey-specific patterns of neural modulation provide a possible mechanistic explanation for differences in how each animal evaluated or responded to the offers? Clarifying this relationship would help strengthen the link between the neural findings and the behavioral interpretation.</w:t>
+      </w:r>
+    </w:p>
+    <w:p>
+      <w:pPr>
+        <w:rPr>
+          <w:color w:val="0070C0"/>
+        </w:rPr>
+      </w:pPr>
+    </w:p>
+    <w:p>
+      <w:pPr>
+        <w:rPr>
+          <w:color w:val="0070C0"/>
+        </w:rPr>
+      </w:pPr>
+      <w:r>
+        <w:rPr>
+          <w:color w:val="0070C0"/>
+        </w:rPr>
+        <w:t>Response R2-4:</w:t>
+      </w:r>
+    </w:p>
+    <w:p>
+      <w:pPr>
+        <w:rPr>
+          <w:color w:val="0070C0"/>
+        </w:rPr>
+      </w:pPr>
+      <w:r>
+        <w:rPr>
+          <w:color w:val="0070C0"/>
+        </w:rPr>
+        <w:t>We thank the reviewer for carefully reviewing our manuscript.</w:t>
+      </w:r>
+      <w:r>
+        <w:rPr>
+          <w:color w:val="0070C0"/>
+        </w:rPr>
+        <w:t xml:space="preserve"> We have substantially modified the methods section of the paper, to improve clarity in both the behavioral modeling, and population-based neural analysis. </w:t>
+      </w:r>
+    </w:p>
+    <w:p>
+      <w:pPr>
+        <w:rPr>
+          <w:color w:val="0070C0"/>
+        </w:rPr>
+      </w:pPr>
+      <w:r>
+        <w:br/>
+      </w:r>
+    </w:p>
+    <w:p>
+      <w:pPr>
+        <w:spacing w:after="160"/>
+        <w:rPr>
+          <w:color w:val="EE0000"/>
+        </w:rPr>
+      </w:pPr>
+      <w:r>
+        <w:rPr>
+          <w:color w:val="EE0000"/>
+        </w:rPr>
+        <w:br/>
+      </w:r>
     </w:p>
     <w:p>
       <w:pPr>
@@ -5442,33 +9547,53 @@
           <w:bCs/>
         </w:rPr>
       </w:pPr>
-      <w:r>
-        <w:t>In addition, Figures S1 and S2 appear to show that dlPFC neurons exhibit little modulation by the go signal itself. Given this, it is difficult to understand how go-signal-related neural modulation was analyzed in relation to the proposed recalculated discounted value.</w:t>
-      </w:r>
-      <w:r>
-        <w:br/>
-        <w:t xml:space="preserve"> If the authors' interpretation is that dlPFC neurons encode an adjustment of discounted value after the go signal</w:t>
-      </w:r>
-      <w:r>
+    </w:p>
+    <w:p>
+      <w:pPr>
+        <w:spacing w:after="160"/>
+      </w:pPr>
+    </w:p>
+    <w:p>
+      <w:pPr>
+        <w:spacing w:after="160"/>
+        <w:rPr>
+          <w:color w:val="0070C0"/>
+        </w:rPr>
+      </w:pPr>
+    </w:p>
+    <w:p>
+      <w:pPr>
+        <w:spacing w:after="160"/>
+        <w:rPr>
+          <w:color w:val="0070C0"/>
+        </w:rPr>
+      </w:pPr>
+      <w:r>
+        <w:rPr>
+          <w:color w:val="0070C0"/>
+        </w:rPr>
+        <w:t>% Monkey T purple bias</w:t>
+      </w:r>
+    </w:p>
+    <w:p>
+      <w:pPr>
+        <w:spacing w:after="160"/>
         <w:rPr>
           <w:b/>
           <w:bCs/>
         </w:rPr>
-        <w:t>, it would be helpful to show this more directly. For example, the analysis would be more compelling if it demonstrated how neural activity changes from the pre-go-signal to post-go-signal period in a way that reflects the proposed value adjustment.</w:t>
-      </w:r>
-    </w:p>
-    <w:p>
-      <w:pPr>
-        <w:spacing w:after="160"/>
-        <w:rPr>
-          <w:color w:val="FF0000"/>
-        </w:rPr>
-      </w:pPr>
-      <w:r>
-        <w:rPr>
-          <w:color w:val="FF0000"/>
-        </w:rPr>
-        <w:t xml:space="preserve">No, figure S1 and S2 show that there is no choice effect. Choice is the real choice the animal made. </w:t>
+      </w:pPr>
+      <w:r>
+        <w:rPr>
+          <w:color w:val="0070C0"/>
+        </w:rPr>
+        <w:t>% rotating axis causes yellow/purple to evolve together</w:t>
+      </w:r>
+      <w:r>
+        <w:rPr>
+          <w:color w:val="0070C0"/>
+        </w:rPr>
+        <w:br/>
       </w:r>
     </w:p>
     <w:p>
@@ -5477,6 +9602,7 @@
         <w:rPr>
           <w:b/>
           <w:bCs/>
+          <w:color w:val="0070C0"/>
         </w:rPr>
       </w:pPr>
       <w:r>
@@ -5485,58 +9611,6 @@
           <w:bCs/>
           <w:color w:val="0070C0"/>
         </w:rPr>
-        <w:t xml:space="preserve">Siyu Analysis: </w:t>
-      </w:r>
-      <w:r>
-        <w:rPr>
-          <w:color w:val="0070C0"/>
-        </w:rPr>
-        <w:t>Contrast activity between [-200 0 ] vs [0 200] around GO cue.</w:t>
-      </w:r>
-      <w:r>
-        <w:rPr>
-          <w:color w:val="0070C0"/>
-        </w:rPr>
-        <w:br/>
-      </w:r>
-      <w:r>
-        <w:rPr>
-          <w:color w:val="0070C0"/>
-        </w:rPr>
-        <w:br/>
-        <w:t xml:space="preserve"> </w:t>
-      </w:r>
-      <w:r>
-        <w:t>4. Relating individual differences in neural modulation to behavioral strategy</w:t>
-      </w:r>
-      <w:r>
-        <w:br/>
-        <w:t xml:space="preserve"> The authors report that the two monkeys may have used different behavioral strategies and also describe individual differences in several aspects of neural modulation. It would be helpful if the authors could further discuss how these individual differences in neural activity might relate to the observed differences in decision strategy. </w:t>
-      </w:r>
-      <w:r>
-        <w:rPr>
-          <w:b/>
-          <w:bCs/>
-        </w:rPr>
-        <w:t>For example, do the monkey-specific patterns of neural modulation provide a possible mechanistic explanation for differences in how each animal evaluated or responded to the offers? Clarifying this relationship would help strengthen the link between the neural findings and the behavioral interpretation.</w:t>
-      </w:r>
-    </w:p>
-    <w:p>
-      <w:pPr>
-        <w:spacing w:after="160"/>
-        <w:rPr>
-          <w:b/>
-          <w:bCs/>
-          <w:color w:val="0070C0"/>
-        </w:rPr>
-      </w:pPr>
-      <w:r>
-        <w:rPr>
-          <w:b/>
-          <w:bCs/>
-          <w:color w:val="0070C0"/>
-        </w:rPr>
-        <w:lastRenderedPageBreak/>
         <w:t>Explain the link between Model 3 and neural result Fig 6 for Monkey S and not monkey T.</w:t>
       </w:r>
     </w:p>
@@ -5566,7 +9640,7 @@
 </file>
 
 <file path=word/comments.xml><?xml version="1.0" encoding="utf-8"?>
-<w:comments xmlns:wpc="http://schemas.microsoft.com/office/word/2010/wordprocessingCanvas" xmlns:cx="http://schemas.microsoft.com/office/drawing/2014/chartex" xmlns:cx1="http://schemas.microsoft.com/office/drawing/2015/9/8/chartex" xmlns:cx2="http://schemas.microsoft.com/office/drawing/2015/10/21/chartex" xmlns:cx3="http://schemas.microsoft.com/office/drawing/2016/5/9/chartex" xmlns:cx4="http://schemas.microsoft.com/office/drawing/2016/5/10/chartex" xmlns:cx5="http://schemas.microsoft.com/office/drawing/2016/5/11/chartex" xmlns:cx6="http://schemas.microsoft.com/office/drawing/2016/5/12/chartex" xmlns:cx7="http://schemas.microsoft.com/office/drawing/2016/5/13/chartex" xmlns:cx8="http://schemas.microsoft.com/office/drawing/2016/5/14/chartex" xmlns:mc="http://schemas.openxmlformats.org/markup-compatibility/2006" xmlns:aink="http://schemas.microsoft.com/office/drawing/2016/ink" xmlns:am3d="http://schemas.microsoft.com/office/drawing/2017/model3d" xmlns:o="urn:schemas-microsoft-com:office:office" xmlns:oel="http://schemas.microsoft.com/office/2019/extlst" xmlns:r="http://schemas.openxmlformats.org/officeDocument/2006/relationships" xmlns:m="http://schemas.openxmlformats.org/officeDocument/2006/math" xmlns:v="urn:schemas-microsoft-com:vml" xmlns:wp14="http://schemas.microsoft.com/office/word/2010/wordprocessingDrawing" xmlns:wp="http://schemas.openxmlformats.org/drawingml/2006/wordprocessingDrawing" xmlns:w10="urn:schemas-microsoft-com:office:word" xmlns:w="http://schemas.openxmlformats.org/wordprocessingml/2006/main" xmlns:w14="http://schemas.microsoft.com/office/word/2010/wordml" xmlns:w15="http://schemas.microsoft.com/office/word/2012/wordml" xmlns:w16cex="http://schemas.microsoft.com/office/word/2018/wordml/cex" xmlns:w16cid="http://schemas.microsoft.com/office/word/2016/wordml/cid" xmlns:w16="http://schemas.microsoft.com/office/word/2018/wordml" xmlns:w16du="http://schemas.microsoft.com/office/word/2023/wordml/word16du" xmlns:w16sdtdh="http://schemas.microsoft.com/office/word/2020/wordml/sdtdatahash" xmlns:w16sdtfl="http://schemas.microsoft.com/office/word/2024/wordml/sdtformatlock" xmlns:w16se="http://schemas.microsoft.com/office/word/2015/wordml/symex" xmlns:wpg="http://schemas.microsoft.com/office/word/2010/wordprocessingGroup" xmlns:wpi="http://schemas.microsoft.com/office/word/2010/wordprocessingInk" xmlns:wne="http://schemas.microsoft.com/office/word/2006/wordml" xmlns:wps="http://schemas.microsoft.com/office/word/2010/wordprocessingShape" mc:Ignorable="w14 w15 w16se w16cid w16 w16cex w16sdtdh w16sdtfl w16du wp14">
+<w:comments xmlns:wpc="http://schemas.microsoft.com/office/word/2010/wordprocessingCanvas" xmlns:cx="http://schemas.microsoft.com/office/drawing/2014/chartex" xmlns:cx1="http://schemas.microsoft.com/office/drawing/2015/9/8/chartex" xmlns:cx2="http://schemas.microsoft.com/office/drawing/2015/10/21/chartex" xmlns:cx3="http://schemas.microsoft.com/office/drawing/2016/5/9/chartex" xmlns:cx4="http://schemas.microsoft.com/office/drawing/2016/5/10/chartex" xmlns:cx5="http://schemas.microsoft.com/office/drawing/2016/5/11/chartex" xmlns:cx6="http://schemas.microsoft.com/office/drawing/2016/5/12/chartex" xmlns:cx7="http://schemas.microsoft.com/office/drawing/2016/5/13/chartex" xmlns:cx8="http://schemas.microsoft.com/office/drawing/2016/5/14/chartex" xmlns:mc="http://schemas.openxmlformats.org/markup-compatibility/2006" xmlns:aink="http://schemas.microsoft.com/office/drawing/2016/ink" xmlns:am3d="http://schemas.microsoft.com/office/drawing/2017/model3d" xmlns:o="urn:schemas-microsoft-com:office:office" xmlns:oel="http://schemas.microsoft.com/office/2019/extlst" xmlns:r="http://schemas.openxmlformats.org/officeDocument/2006/relationships" xmlns:m="http://schemas.openxmlformats.org/officeDocument/2006/math" xmlns:v="urn:schemas-microsoft-com:vml" xmlns:wp14="http://schemas.microsoft.com/office/word/2010/wordprocessingDrawing" xmlns:wp="http://schemas.openxmlformats.org/drawingml/2006/wordprocessingDrawing" xmlns:w10="urn:schemas-microsoft-com:office:word" xmlns:w="http://schemas.openxmlformats.org/wordprocessingml/2006/main" xmlns:w14="http://schemas.microsoft.com/office/word/2010/wordml" xmlns:w15="http://schemas.microsoft.com/office/word/2012/wordml" xmlns:w16cei="http://schemas.microsoft.com/office/word/2026/wordml/cei" xmlns:w16cex="http://schemas.microsoft.com/office/word/2018/wordml/cex" xmlns:w16cid="http://schemas.microsoft.com/office/word/2016/wordml/cid" xmlns:w16="http://schemas.microsoft.com/office/word/2018/wordml" xmlns:w16du="http://schemas.microsoft.com/office/word/2023/wordml/word16du" xmlns:w16sdtdh="http://schemas.microsoft.com/office/word/2020/wordml/sdtdatahash" xmlns:w16sdtfl="http://schemas.microsoft.com/office/word/2024/wordml/sdtformatlock" xmlns:w16se="http://schemas.microsoft.com/office/word/2015/wordml/symex" xmlns:wpg="http://schemas.microsoft.com/office/word/2010/wordprocessingGroup" xmlns:wpi="http://schemas.microsoft.com/office/word/2010/wordprocessingInk" xmlns:wne="http://schemas.microsoft.com/office/word/2006/wordml" xmlns:wps="http://schemas.microsoft.com/office/word/2010/wordprocessingShape" mc:Ignorable="w14 w15 w16se w16cid w16 w16cex w16sdtdh w16sdtfl w16du wp14">
   <w:comment w:id="0" w:author="ROSSELLA FALCONE" w:date="2026-07-15T17:13:00Z" w:initials="">
     <w:p>
       <w:pPr>
@@ -5617,27 +9691,27 @@
 </file>
 
 <file path=word/commentsExtended.xml><?xml version="1.0" encoding="utf-8"?>
-<w15:commentsEx xmlns:wpc="http://schemas.microsoft.com/office/word/2010/wordprocessingCanvas" xmlns:cx="http://schemas.microsoft.com/office/drawing/2014/chartex" xmlns:cx1="http://schemas.microsoft.com/office/drawing/2015/9/8/chartex" xmlns:cx2="http://schemas.microsoft.com/office/drawing/2015/10/21/chartex" xmlns:cx3="http://schemas.microsoft.com/office/drawing/2016/5/9/chartex" xmlns:cx4="http://schemas.microsoft.com/office/drawing/2016/5/10/chartex" xmlns:cx5="http://schemas.microsoft.com/office/drawing/2016/5/11/chartex" xmlns:cx6="http://schemas.microsoft.com/office/drawing/2016/5/12/chartex" xmlns:cx7="http://schemas.microsoft.com/office/drawing/2016/5/13/chartex" xmlns:cx8="http://schemas.microsoft.com/office/drawing/2016/5/14/chartex" xmlns:mc="http://schemas.openxmlformats.org/markup-compatibility/2006" xmlns:aink="http://schemas.microsoft.com/office/drawing/2016/ink" xmlns:am3d="http://schemas.microsoft.com/office/drawing/2017/model3d" xmlns:o="urn:schemas-microsoft-com:office:office" xmlns:oel="http://schemas.microsoft.com/office/2019/extlst" xmlns:r="http://schemas.openxmlformats.org/officeDocument/2006/relationships" xmlns:m="http://schemas.openxmlformats.org/officeDocument/2006/math" xmlns:v="urn:schemas-microsoft-com:vml" xmlns:wp14="http://schemas.microsoft.com/office/word/2010/wordprocessingDrawing" xmlns:wp="http://schemas.openxmlformats.org/drawingml/2006/wordprocessingDrawing" xmlns:w10="urn:schemas-microsoft-com:office:word" xmlns:w="http://schemas.openxmlformats.org/wordprocessingml/2006/main" xmlns:w14="http://schemas.microsoft.com/office/word/2010/wordml" xmlns:w15="http://schemas.microsoft.com/office/word/2012/wordml" xmlns:w16cex="http://schemas.microsoft.com/office/word/2018/wordml/cex" xmlns:w16cid="http://schemas.microsoft.com/office/word/2016/wordml/cid" xmlns:w16="http://schemas.microsoft.com/office/word/2018/wordml" xmlns:w16du="http://schemas.microsoft.com/office/word/2023/wordml/word16du" xmlns:w16sdtdh="http://schemas.microsoft.com/office/word/2020/wordml/sdtdatahash" xmlns:w16sdtfl="http://schemas.microsoft.com/office/word/2024/wordml/sdtformatlock" xmlns:w16se="http://schemas.microsoft.com/office/word/2015/wordml/symex" xmlns:wpg="http://schemas.microsoft.com/office/word/2010/wordprocessingGroup" xmlns:wpi="http://schemas.microsoft.com/office/word/2010/wordprocessingInk" xmlns:wne="http://schemas.microsoft.com/office/word/2006/wordml" xmlns:wps="http://schemas.microsoft.com/office/word/2010/wordprocessingShape" mc:Ignorable="w14 w15 w16se w16cid w16 w16cex w16sdtdh w16sdtfl w16du wp14">
+<w15:commentsEx xmlns:wpc="http://schemas.microsoft.com/office/word/2010/wordprocessingCanvas" xmlns:cx="http://schemas.microsoft.com/office/drawing/2014/chartex" xmlns:cx1="http://schemas.microsoft.com/office/drawing/2015/9/8/chartex" xmlns:cx2="http://schemas.microsoft.com/office/drawing/2015/10/21/chartex" xmlns:cx3="http://schemas.microsoft.com/office/drawing/2016/5/9/chartex" xmlns:cx4="http://schemas.microsoft.com/office/drawing/2016/5/10/chartex" xmlns:cx5="http://schemas.microsoft.com/office/drawing/2016/5/11/chartex" xmlns:cx6="http://schemas.microsoft.com/office/drawing/2016/5/12/chartex" xmlns:cx7="http://schemas.microsoft.com/office/drawing/2016/5/13/chartex" xmlns:cx8="http://schemas.microsoft.com/office/drawing/2016/5/14/chartex" xmlns:mc="http://schemas.openxmlformats.org/markup-compatibility/2006" xmlns:aink="http://schemas.microsoft.com/office/drawing/2016/ink" xmlns:am3d="http://schemas.microsoft.com/office/drawing/2017/model3d" xmlns:o="urn:schemas-microsoft-com:office:office" xmlns:oel="http://schemas.microsoft.com/office/2019/extlst" xmlns:r="http://schemas.openxmlformats.org/officeDocument/2006/relationships" xmlns:m="http://schemas.openxmlformats.org/officeDocument/2006/math" xmlns:v="urn:schemas-microsoft-com:vml" xmlns:wp14="http://schemas.microsoft.com/office/word/2010/wordprocessingDrawing" xmlns:wp="http://schemas.openxmlformats.org/drawingml/2006/wordprocessingDrawing" xmlns:w10="urn:schemas-microsoft-com:office:word" xmlns:w="http://schemas.openxmlformats.org/wordprocessingml/2006/main" xmlns:w14="http://schemas.microsoft.com/office/word/2010/wordml" xmlns:w15="http://schemas.microsoft.com/office/word/2012/wordml" xmlns:w16cei="http://schemas.microsoft.com/office/word/2026/wordml/cei" xmlns:w16cex="http://schemas.microsoft.com/office/word/2018/wordml/cex" xmlns:w16cid="http://schemas.microsoft.com/office/word/2016/wordml/cid" xmlns:w16="http://schemas.microsoft.com/office/word/2018/wordml" xmlns:w16du="http://schemas.microsoft.com/office/word/2023/wordml/word16du" xmlns:w16sdtdh="http://schemas.microsoft.com/office/word/2020/wordml/sdtdatahash" xmlns:w16sdtfl="http://schemas.microsoft.com/office/word/2024/wordml/sdtformatlock" xmlns:w16se="http://schemas.microsoft.com/office/word/2015/wordml/symex" xmlns:wpg="http://schemas.microsoft.com/office/word/2010/wordprocessingGroup" xmlns:wpi="http://schemas.microsoft.com/office/word/2010/wordprocessingInk" xmlns:wne="http://schemas.microsoft.com/office/word/2006/wordml" xmlns:wps="http://schemas.microsoft.com/office/word/2010/wordprocessingShape" mc:Ignorable="w14 w15 w16se w16cid w16 w16cex w16sdtdh w16sdtfl w16du wp14">
   <w15:commentEx w15:paraId="00000047" w15:done="0"/>
   <w15:commentEx w15:paraId="4889BF48" w15:paraIdParent="00000047" w15:done="0"/>
 </w15:commentsEx>
 </file>
 
 <file path=word/commentsExtensible.xml><?xml version="1.0" encoding="utf-8"?>
-<w16cex:commentsExtensible xmlns:wpc="http://schemas.microsoft.com/office/word/2010/wordprocessingCanvas" xmlns:cx="http://schemas.microsoft.com/office/drawing/2014/chartex" xmlns:cx1="http://schemas.microsoft.com/office/drawing/2015/9/8/chartex" xmlns:cx2="http://schemas.microsoft.com/office/drawing/2015/10/21/chartex" xmlns:cx3="http://schemas.microsoft.com/office/drawing/2016/5/9/chartex" xmlns:cx4="http://schemas.microsoft.com/office/drawing/2016/5/10/chartex" xmlns:cx5="http://schemas.microsoft.com/office/drawing/2016/5/11/chartex" xmlns:cx6="http://schemas.microsoft.com/office/drawing/2016/5/12/chartex" xmlns:cx7="http://schemas.microsoft.com/office/drawing/2016/5/13/chartex" xmlns:cx8="http://schemas.microsoft.com/office/drawing/2016/5/14/chartex" xmlns:cr="http://schemas.microsoft.com/office/comments/2020/reactions" xmlns:mc="http://schemas.openxmlformats.org/markup-compatibility/2006" xmlns:aink="http://schemas.microsoft.com/office/drawing/2016/ink" xmlns:am3d="http://schemas.microsoft.com/office/drawing/2017/model3d" xmlns:o="urn:schemas-microsoft-com:office:office" xmlns:oel="http://schemas.microsoft.com/office/2019/extlst" xmlns:r="http://schemas.openxmlformats.org/officeDocument/2006/relationships" xmlns:m="http://schemas.openxmlformats.org/officeDocument/2006/math" xmlns:v="urn:schemas-microsoft-com:vml" xmlns:wp14="http://schemas.microsoft.com/office/word/2010/wordprocessingDrawing" xmlns:wp="http://schemas.openxmlformats.org/drawingml/2006/wordprocessingDrawing" xmlns:w10="urn:schemas-microsoft-com:office:word" xmlns:w="http://schemas.openxmlformats.org/wordprocessingml/2006/main" xmlns:w14="http://schemas.microsoft.com/office/word/2010/wordml" xmlns:w15="http://schemas.microsoft.com/office/word/2012/wordml" xmlns:w16cex="http://schemas.microsoft.com/office/word/2018/wordml/cex" xmlns:w16cid="http://schemas.microsoft.com/office/word/2016/wordml/cid" xmlns:w16="http://schemas.microsoft.com/office/word/2018/wordml" xmlns:w16du="http://schemas.microsoft.com/office/word/2023/wordml/word16du" xmlns:w16sdtdh="http://schemas.microsoft.com/office/word/2020/wordml/sdtdatahash" xmlns:w16sdtfl="http://schemas.microsoft.com/office/word/2024/wordml/sdtformatlock" xmlns:w16se="http://schemas.microsoft.com/office/word/2015/wordml/symex" xmlns:wpg="http://schemas.microsoft.com/office/word/2010/wordprocessingGroup" xmlns:wpi="http://schemas.microsoft.com/office/word/2010/wordprocessingInk" xmlns:wne="http://schemas.microsoft.com/office/word/2006/wordml" xmlns:wps="http://schemas.microsoft.com/office/word/2010/wordprocessingShape" mc:Ignorable="w14 w15 w16se w16cid w16 w16cex w16sdtdh w16sdtfl cr w16du wp14">
+<w16cex:commentsExtensible xmlns:wpc="http://schemas.microsoft.com/office/word/2010/wordprocessingCanvas" xmlns:cx="http://schemas.microsoft.com/office/drawing/2014/chartex" xmlns:cx1="http://schemas.microsoft.com/office/drawing/2015/9/8/chartex" xmlns:cx2="http://schemas.microsoft.com/office/drawing/2015/10/21/chartex" xmlns:cx3="http://schemas.microsoft.com/office/drawing/2016/5/9/chartex" xmlns:cx4="http://schemas.microsoft.com/office/drawing/2016/5/10/chartex" xmlns:cx5="http://schemas.microsoft.com/office/drawing/2016/5/11/chartex" xmlns:cx6="http://schemas.microsoft.com/office/drawing/2016/5/12/chartex" xmlns:cx7="http://schemas.microsoft.com/office/drawing/2016/5/13/chartex" xmlns:cx8="http://schemas.microsoft.com/office/drawing/2016/5/14/chartex" xmlns:cr="http://schemas.microsoft.com/office/comments/2020/reactions" xmlns:mc="http://schemas.openxmlformats.org/markup-compatibility/2006" xmlns:aink="http://schemas.microsoft.com/office/drawing/2016/ink" xmlns:am3d="http://schemas.microsoft.com/office/drawing/2017/model3d" xmlns:o="urn:schemas-microsoft-com:office:office" xmlns:oel="http://schemas.microsoft.com/office/2019/extlst" xmlns:r="http://schemas.openxmlformats.org/officeDocument/2006/relationships" xmlns:m="http://schemas.openxmlformats.org/officeDocument/2006/math" xmlns:v="urn:schemas-microsoft-com:vml" xmlns:wp14="http://schemas.microsoft.com/office/word/2010/wordprocessingDrawing" xmlns:wp="http://schemas.openxmlformats.org/drawingml/2006/wordprocessingDrawing" xmlns:w10="urn:schemas-microsoft-com:office:word" xmlns:w="http://schemas.openxmlformats.org/wordprocessingml/2006/main" xmlns:w14="http://schemas.microsoft.com/office/word/2010/wordml" xmlns:w15="http://schemas.microsoft.com/office/word/2012/wordml" xmlns:w16cei="http://schemas.microsoft.com/office/word/2026/wordml/cei" xmlns:w16cex="http://schemas.microsoft.com/office/word/2018/wordml/cex" xmlns:w16cid="http://schemas.microsoft.com/office/word/2016/wordml/cid" xmlns:w16="http://schemas.microsoft.com/office/word/2018/wordml" xmlns:w16du="http://schemas.microsoft.com/office/word/2023/wordml/word16du" xmlns:w16sdtdh="http://schemas.microsoft.com/office/word/2020/wordml/sdtdatahash" xmlns:w16sdtfl="http://schemas.microsoft.com/office/word/2024/wordml/sdtformatlock" xmlns:w16se="http://schemas.microsoft.com/office/word/2015/wordml/symex" xmlns:wpg="http://schemas.microsoft.com/office/word/2010/wordprocessingGroup" xmlns:wpi="http://schemas.microsoft.com/office/word/2010/wordprocessingInk" xmlns:wne="http://schemas.microsoft.com/office/word/2006/wordml" xmlns:wps="http://schemas.microsoft.com/office/word/2010/wordprocessingShape" mc:Ignorable="w14 w15 w16se w16cid w16 w16cex w16sdtdh w16sdtfl cr w16du wp14">
   <w16cex:commentExtensible w16cex:durableId="7428BFB7" w16cex:dateUtc="2026-07-24T15:15:00Z"/>
 </w16cex:commentsExtensible>
 </file>
 
 <file path=word/commentsIds.xml><?xml version="1.0" encoding="utf-8"?>
-<w16cid:commentsIds xmlns:wpc="http://schemas.microsoft.com/office/word/2010/wordprocessingCanvas" xmlns:cx="http://schemas.microsoft.com/office/drawing/2014/chartex" xmlns:cx1="http://schemas.microsoft.com/office/drawing/2015/9/8/chartex" xmlns:cx2="http://schemas.microsoft.com/office/drawing/2015/10/21/chartex" xmlns:cx3="http://schemas.microsoft.com/office/drawing/2016/5/9/chartex" xmlns:cx4="http://schemas.microsoft.com/office/drawing/2016/5/10/chartex" xmlns:cx5="http://schemas.microsoft.com/office/drawing/2016/5/11/chartex" xmlns:cx6="http://schemas.microsoft.com/office/drawing/2016/5/12/chartex" xmlns:cx7="http://schemas.microsoft.com/office/drawing/2016/5/13/chartex" xmlns:cx8="http://schemas.microsoft.com/office/drawing/2016/5/14/chartex" xmlns:mc="http://schemas.openxmlformats.org/markup-compatibility/2006" xmlns:aink="http://schemas.microsoft.com/office/drawing/2016/ink" xmlns:am3d="http://schemas.microsoft.com/office/drawing/2017/model3d" xmlns:o="urn:schemas-microsoft-com:office:office" xmlns:oel="http://schemas.microsoft.com/office/2019/extlst" xmlns:r="http://schemas.openxmlformats.org/officeDocument/2006/relationships" xmlns:m="http://schemas.openxmlformats.org/officeDocument/2006/math" xmlns:v="urn:schemas-microsoft-com:vml" xmlns:wp14="http://schemas.microsoft.com/office/word/2010/wordprocessingDrawing" xmlns:wp="http://schemas.openxmlformats.org/drawingml/2006/wordprocessingDrawing" xmlns:w10="urn:schemas-microsoft-com:office:word" xmlns:w="http://schemas.openxmlformats.org/wordprocessingml/2006/main" xmlns:w14="http://schemas.microsoft.com/office/word/2010/wordml" xmlns:w15="http://schemas.microsoft.com/office/word/2012/wordml" xmlns:w16cex="http://schemas.microsoft.com/office/word/2018/wordml/cex" xmlns:w16cid="http://schemas.microsoft.com/office/word/2016/wordml/cid" xmlns:w16="http://schemas.microsoft.com/office/word/2018/wordml" xmlns:w16du="http://schemas.microsoft.com/office/word/2023/wordml/word16du" xmlns:w16sdtdh="http://schemas.microsoft.com/office/word/2020/wordml/sdtdatahash" xmlns:w16sdtfl="http://schemas.microsoft.com/office/word/2024/wordml/sdtformatlock" xmlns:w16se="http://schemas.microsoft.com/office/word/2015/wordml/symex" xmlns:wpg="http://schemas.microsoft.com/office/word/2010/wordprocessingGroup" xmlns:wpi="http://schemas.microsoft.com/office/word/2010/wordprocessingInk" xmlns:wne="http://schemas.microsoft.com/office/word/2006/wordml" xmlns:wps="http://schemas.microsoft.com/office/word/2010/wordprocessingShape" mc:Ignorable="w14 w15 w16se w16cid w16 w16cex w16sdtdh w16sdtfl w16du wp14">
+<w16cid:commentsIds xmlns:wpc="http://schemas.microsoft.com/office/word/2010/wordprocessingCanvas" xmlns:cx="http://schemas.microsoft.com/office/drawing/2014/chartex" xmlns:cx1="http://schemas.microsoft.com/office/drawing/2015/9/8/chartex" xmlns:cx2="http://schemas.microsoft.com/office/drawing/2015/10/21/chartex" xmlns:cx3="http://schemas.microsoft.com/office/drawing/2016/5/9/chartex" xmlns:cx4="http://schemas.microsoft.com/office/drawing/2016/5/10/chartex" xmlns:cx5="http://schemas.microsoft.com/office/drawing/2016/5/11/chartex" xmlns:cx6="http://schemas.microsoft.com/office/drawing/2016/5/12/chartex" xmlns:cx7="http://schemas.microsoft.com/office/drawing/2016/5/13/chartex" xmlns:cx8="http://schemas.microsoft.com/office/drawing/2016/5/14/chartex" xmlns:mc="http://schemas.openxmlformats.org/markup-compatibility/2006" xmlns:aink="http://schemas.microsoft.com/office/drawing/2016/ink" xmlns:am3d="http://schemas.microsoft.com/office/drawing/2017/model3d" xmlns:o="urn:schemas-microsoft-com:office:office" xmlns:oel="http://schemas.microsoft.com/office/2019/extlst" xmlns:r="http://schemas.openxmlformats.org/officeDocument/2006/relationships" xmlns:m="http://schemas.openxmlformats.org/officeDocument/2006/math" xmlns:v="urn:schemas-microsoft-com:vml" xmlns:wp14="http://schemas.microsoft.com/office/word/2010/wordprocessingDrawing" xmlns:wp="http://schemas.openxmlformats.org/drawingml/2006/wordprocessingDrawing" xmlns:w10="urn:schemas-microsoft-com:office:word" xmlns:w="http://schemas.openxmlformats.org/wordprocessingml/2006/main" xmlns:w14="http://schemas.microsoft.com/office/word/2010/wordml" xmlns:w15="http://schemas.microsoft.com/office/word/2012/wordml" xmlns:w16cei="http://schemas.microsoft.com/office/word/2026/wordml/cei" xmlns:w16cex="http://schemas.microsoft.com/office/word/2018/wordml/cex" xmlns:w16cid="http://schemas.microsoft.com/office/word/2016/wordml/cid" xmlns:w16="http://schemas.microsoft.com/office/word/2018/wordml" xmlns:w16du="http://schemas.microsoft.com/office/word/2023/wordml/word16du" xmlns:w16sdtdh="http://schemas.microsoft.com/office/word/2020/wordml/sdtdatahash" xmlns:w16sdtfl="http://schemas.microsoft.com/office/word/2024/wordml/sdtformatlock" xmlns:w16se="http://schemas.microsoft.com/office/word/2015/wordml/symex" xmlns:wpg="http://schemas.microsoft.com/office/word/2010/wordprocessingGroup" xmlns:wpi="http://schemas.microsoft.com/office/word/2010/wordprocessingInk" xmlns:wne="http://schemas.microsoft.com/office/word/2006/wordml" xmlns:wps="http://schemas.microsoft.com/office/word/2010/wordprocessingShape" mc:Ignorable="w14 w15 w16se w16cid w16 w16cex w16sdtdh w16sdtfl w16du wp14">
   <w16cid:commentId w16cid:paraId="00000047" w16cid:durableId="00000047"/>
   <w16cid:commentId w16cid:paraId="4889BF48" w16cid:durableId="7428BFB7"/>
 </w16cid:commentsIds>
 </file>
 
 <file path=word/numbering.xml><?xml version="1.0" encoding="utf-8"?>
-<w:numbering xmlns:wpc="http://schemas.microsoft.com/office/word/2010/wordprocessingCanvas" xmlns:cx="http://schemas.microsoft.com/office/drawing/2014/chartex" xmlns:cx1="http://schemas.microsoft.com/office/drawing/2015/9/8/chartex" xmlns:cx2="http://schemas.microsoft.com/office/drawing/2015/10/21/chartex" xmlns:cx3="http://schemas.microsoft.com/office/drawing/2016/5/9/chartex" xmlns:cx4="http://schemas.microsoft.com/office/drawing/2016/5/10/chartex" xmlns:cx5="http://schemas.microsoft.com/office/drawing/2016/5/11/chartex" xmlns:cx6="http://schemas.microsoft.com/office/drawing/2016/5/12/chartex" xmlns:cx7="http://schemas.microsoft.com/office/drawing/2016/5/13/chartex" xmlns:cx8="http://schemas.microsoft.com/office/drawing/2016/5/14/chartex" xmlns:mc="http://schemas.openxmlformats.org/markup-compatibility/2006" xmlns:aink="http://schemas.microsoft.com/office/drawing/2016/ink" xmlns:am3d="http://schemas.microsoft.com/office/drawing/2017/model3d" xmlns:o="urn:schemas-microsoft-com:office:office" xmlns:oel="http://schemas.microsoft.com/office/2019/extlst" xmlns:r="http://schemas.openxmlformats.org/officeDocument/2006/relationships" xmlns:m="http://schemas.openxmlformats.org/officeDocument/2006/math" xmlns:v="urn:schemas-microsoft-com:vml" xmlns:wp14="http://schemas.microsoft.com/office/word/2010/wordprocessingDrawing" xmlns:wp="http://schemas.openxmlformats.org/drawingml/2006/wordprocessingDrawing" xmlns:w10="urn:schemas-microsoft-com:office:word" xmlns:w="http://schemas.openxmlformats.org/wordprocessingml/2006/main" xmlns:w14="http://schemas.microsoft.com/office/word/2010/wordml" xmlns:w15="http://schemas.microsoft.com/office/word/2012/wordml" xmlns:w16cex="http://schemas.microsoft.com/office/word/2018/wordml/cex" xmlns:w16cid="http://schemas.microsoft.com/office/word/2016/wordml/cid" xmlns:w16="http://schemas.microsoft.com/office/word/2018/wordml" xmlns:w16du="http://schemas.microsoft.com/office/word/2023/wordml/word16du" xmlns:w16sdtdh="http://schemas.microsoft.com/office/word/2020/wordml/sdtdatahash" xmlns:w16sdtfl="http://schemas.microsoft.com/office/word/2024/wordml/sdtformatlock" xmlns:w16se="http://schemas.microsoft.com/office/word/2015/wordml/symex" xmlns:wpg="http://schemas.microsoft.com/office/word/2010/wordprocessingGroup" xmlns:wpi="http://schemas.microsoft.com/office/word/2010/wordprocessingInk" xmlns:wne="http://schemas.microsoft.com/office/word/2006/wordml" xmlns:wps="http://schemas.microsoft.com/office/word/2010/wordprocessingShape" mc:Ignorable="w14 w15 w16se w16cid w16 w16cex w16sdtdh w16sdtfl w16du wp14">
+<w:numbering xmlns:wpc="http://schemas.microsoft.com/office/word/2010/wordprocessingCanvas" xmlns:cx="http://schemas.microsoft.com/office/drawing/2014/chartex" xmlns:cx1="http://schemas.microsoft.com/office/drawing/2015/9/8/chartex" xmlns:cx2="http://schemas.microsoft.com/office/drawing/2015/10/21/chartex" xmlns:cx3="http://schemas.microsoft.com/office/drawing/2016/5/9/chartex" xmlns:cx4="http://schemas.microsoft.com/office/drawing/2016/5/10/chartex" xmlns:cx5="http://schemas.microsoft.com/office/drawing/2016/5/11/chartex" xmlns:cx6="http://schemas.microsoft.com/office/drawing/2016/5/12/chartex" xmlns:cx7="http://schemas.microsoft.com/office/drawing/2016/5/13/chartex" xmlns:cx8="http://schemas.microsoft.com/office/drawing/2016/5/14/chartex" xmlns:mc="http://schemas.openxmlformats.org/markup-compatibility/2006" xmlns:aink="http://schemas.microsoft.com/office/drawing/2016/ink" xmlns:am3d="http://schemas.microsoft.com/office/drawing/2017/model3d" xmlns:o="urn:schemas-microsoft-com:office:office" xmlns:oel="http://schemas.microsoft.com/office/2019/extlst" xmlns:r="http://schemas.openxmlformats.org/officeDocument/2006/relationships" xmlns:m="http://schemas.openxmlformats.org/officeDocument/2006/math" xmlns:v="urn:schemas-microsoft-com:vml" xmlns:wp14="http://schemas.microsoft.com/office/word/2010/wordprocessingDrawing" xmlns:wp="http://schemas.openxmlformats.org/drawingml/2006/wordprocessingDrawing" xmlns:w10="urn:schemas-microsoft-com:office:word" xmlns:w="http://schemas.openxmlformats.org/wordprocessingml/2006/main" xmlns:w14="http://schemas.microsoft.com/office/word/2010/wordml" xmlns:w15="http://schemas.microsoft.com/office/word/2012/wordml" xmlns:w16cei="http://schemas.microsoft.com/office/word/2026/wordml/cei" xmlns:w16cex="http://schemas.microsoft.com/office/word/2018/wordml/cex" xmlns:w16cid="http://schemas.microsoft.com/office/word/2016/wordml/cid" xmlns:w16="http://schemas.microsoft.com/office/word/2018/wordml" xmlns:w16du="http://schemas.microsoft.com/office/word/2023/wordml/word16du" xmlns:w16sdtdh="http://schemas.microsoft.com/office/word/2020/wordml/sdtdatahash" xmlns:w16sdtfl="http://schemas.microsoft.com/office/word/2024/wordml/sdtformatlock" xmlns:w16se="http://schemas.microsoft.com/office/word/2015/wordml/symex" xmlns:wpg="http://schemas.microsoft.com/office/word/2010/wordprocessingGroup" xmlns:wpi="http://schemas.microsoft.com/office/word/2010/wordprocessingInk" xmlns:wne="http://schemas.microsoft.com/office/word/2006/wordml" xmlns:wps="http://schemas.microsoft.com/office/word/2010/wordprocessingShape" mc:Ignorable="w14 w15 w16se w16cid w16 w16cex w16sdtdh w16sdtfl w16du wp14">
   <w:abstractNum w:abstractNumId="0" w15:restartNumberingAfterBreak="0">
     <w:nsid w:val="424B6EBA"/>
     <w:multiLevelType w:val="multilevel"/>
@@ -5909,7 +9983,7 @@
 </file>
 
 <file path=word/people.xml><?xml version="1.0" encoding="utf-8"?>
-<w15:people xmlns:wpc="http://schemas.microsoft.com/office/word/2010/wordprocessingCanvas" xmlns:cx="http://schemas.microsoft.com/office/drawing/2014/chartex" xmlns:cx1="http://schemas.microsoft.com/office/drawing/2015/9/8/chartex" xmlns:cx2="http://schemas.microsoft.com/office/drawing/2015/10/21/chartex" xmlns:cx3="http://schemas.microsoft.com/office/drawing/2016/5/9/chartex" xmlns:cx4="http://schemas.microsoft.com/office/drawing/2016/5/10/chartex" xmlns:cx5="http://schemas.microsoft.com/office/drawing/2016/5/11/chartex" xmlns:cx6="http://schemas.microsoft.com/office/drawing/2016/5/12/chartex" xmlns:cx7="http://schemas.microsoft.com/office/drawing/2016/5/13/chartex" xmlns:cx8="http://schemas.microsoft.com/office/drawing/2016/5/14/chartex" xmlns:mc="http://schemas.openxmlformats.org/markup-compatibility/2006" xmlns:aink="http://schemas.microsoft.com/office/drawing/2016/ink" xmlns:am3d="http://schemas.microsoft.com/office/drawing/2017/model3d" xmlns:o="urn:schemas-microsoft-com:office:office" xmlns:oel="http://schemas.microsoft.com/office/2019/extlst" xmlns:r="http://schemas.openxmlformats.org/officeDocument/2006/relationships" xmlns:m="http://schemas.openxmlformats.org/officeDocument/2006/math" xmlns:v="urn:schemas-microsoft-com:vml" xmlns:wp14="http://schemas.microsoft.com/office/word/2010/wordprocessingDrawing" xmlns:wp="http://schemas.openxmlformats.org/drawingml/2006/wordprocessingDrawing" xmlns:w10="urn:schemas-microsoft-com:office:word" xmlns:w="http://schemas.openxmlformats.org/wordprocessingml/2006/main" xmlns:w14="http://schemas.microsoft.com/office/word/2010/wordml" xmlns:w15="http://schemas.microsoft.com/office/word/2012/wordml" xmlns:w16cex="http://schemas.microsoft.com/office/word/2018/wordml/cex" xmlns:w16cid="http://schemas.microsoft.com/office/word/2016/wordml/cid" xmlns:w16="http://schemas.microsoft.com/office/word/2018/wordml" xmlns:w16du="http://schemas.microsoft.com/office/word/2023/wordml/word16du" xmlns:w16sdtdh="http://schemas.microsoft.com/office/word/2020/wordml/sdtdatahash" xmlns:w16sdtfl="http://schemas.microsoft.com/office/word/2024/wordml/sdtformatlock" xmlns:w16se="http://schemas.microsoft.com/office/word/2015/wordml/symex" xmlns:wpg="http://schemas.microsoft.com/office/word/2010/wordprocessingGroup" xmlns:wpi="http://schemas.microsoft.com/office/word/2010/wordprocessingInk" xmlns:wne="http://schemas.microsoft.com/office/word/2006/wordml" xmlns:wps="http://schemas.microsoft.com/office/word/2010/wordprocessingShape" mc:Ignorable="w14 w15 w16se w16cid w16 w16cex w16sdtdh w16sdtfl w16du wp14">
+<w15:people xmlns:wpc="http://schemas.microsoft.com/office/word/2010/wordprocessingCanvas" xmlns:cx="http://schemas.microsoft.com/office/drawing/2014/chartex" xmlns:cx1="http://schemas.microsoft.com/office/drawing/2015/9/8/chartex" xmlns:cx2="http://schemas.microsoft.com/office/drawing/2015/10/21/chartex" xmlns:cx3="http://schemas.microsoft.com/office/drawing/2016/5/9/chartex" xmlns:cx4="http://schemas.microsoft.com/office/drawing/2016/5/10/chartex" xmlns:cx5="http://schemas.microsoft.com/office/drawing/2016/5/11/chartex" xmlns:cx6="http://schemas.microsoft.com/office/drawing/2016/5/12/chartex" xmlns:cx7="http://schemas.microsoft.com/office/drawing/2016/5/13/chartex" xmlns:cx8="http://schemas.microsoft.com/office/drawing/2016/5/14/chartex" xmlns:mc="http://schemas.openxmlformats.org/markup-compatibility/2006" xmlns:aink="http://schemas.microsoft.com/office/drawing/2016/ink" xmlns:am3d="http://schemas.microsoft.com/office/drawing/2017/model3d" xmlns:o="urn:schemas-microsoft-com:office:office" xmlns:oel="http://schemas.microsoft.com/office/2019/extlst" xmlns:r="http://schemas.openxmlformats.org/officeDocument/2006/relationships" xmlns:m="http://schemas.openxmlformats.org/officeDocument/2006/math" xmlns:v="urn:schemas-microsoft-com:vml" xmlns:wp14="http://schemas.microsoft.com/office/word/2010/wordprocessingDrawing" xmlns:wp="http://schemas.openxmlformats.org/drawingml/2006/wordprocessingDrawing" xmlns:w10="urn:schemas-microsoft-com:office:word" xmlns:w="http://schemas.openxmlformats.org/wordprocessingml/2006/main" xmlns:w14="http://schemas.microsoft.com/office/word/2010/wordml" xmlns:w15="http://schemas.microsoft.com/office/word/2012/wordml" xmlns:w16cei="http://schemas.microsoft.com/office/word/2026/wordml/cei" xmlns:w16cex="http://schemas.microsoft.com/office/word/2018/wordml/cex" xmlns:w16cid="http://schemas.microsoft.com/office/word/2016/wordml/cid" xmlns:w16="http://schemas.microsoft.com/office/word/2018/wordml" xmlns:w16du="http://schemas.microsoft.com/office/word/2023/wordml/word16du" xmlns:w16sdtdh="http://schemas.microsoft.com/office/word/2020/wordml/sdtdatahash" xmlns:w16sdtfl="http://schemas.microsoft.com/office/word/2024/wordml/sdtformatlock" xmlns:w16se="http://schemas.microsoft.com/office/word/2015/wordml/symex" xmlns:wpg="http://schemas.microsoft.com/office/word/2010/wordprocessingGroup" xmlns:wpi="http://schemas.microsoft.com/office/word/2010/wordprocessingInk" xmlns:wne="http://schemas.microsoft.com/office/word/2006/wordml" xmlns:wps="http://schemas.microsoft.com/office/word/2010/wordprocessingShape" mc:Ignorable="w14 w15 w16se w16cid w16 w16cex w16sdtdh w16sdtfl w16du wp14">
   <w15:person w15:author="Siyu Wang">
     <w15:presenceInfo w15:providerId="Windows Live" w15:userId="3f00a5b4dc936d2d"/>
   </w15:person>
@@ -6432,6 +10506,7 @@
   <w:style w:type="character" w:default="1" w:styleId="DefaultParagraphFont">
     <w:name w:val="Default Paragraph Font"/>
     <w:uiPriority w:val="1"/>
+    <w:semiHidden/>
     <w:unhideWhenUsed/>
   </w:style>
   <w:style w:type="table" w:default="1" w:styleId="TableNormal">
